--- a/dist/manuscripts/en/p7_capstone_en_clean.docx
+++ b/dist/manuscripts/en/p7_capstone_en_clean.docx
@@ -2,7 +2,7 @@
 <file path=word/document.xml><?xml version="1.0" encoding="utf-8"?>
 <w:document xmlns:w="http://schemas.openxmlformats.org/wordprocessingml/2006/main" xmlns:m="http://schemas.openxmlformats.org/officeDocument/2006/math" xmlns:r="http://schemas.openxmlformats.org/officeDocument/2006/relationships" xmlns:o="urn:schemas-microsoft-com:office:office" xmlns:v="urn:schemas-microsoft-com:vml" xmlns:w10="urn:schemas-microsoft-com:office:word" xmlns:a="http://schemas.openxmlformats.org/drawingml/2006/main" xmlns:pic="http://schemas.openxmlformats.org/drawingml/2006/picture" xmlns:wp="http://schemas.openxmlformats.org/drawingml/2006/wordprocessingDrawing">
   <w:body>
-    <w:bookmarkStart w:id="77" w:name="X3895c96c7d432e76596cd34868f5fb5db9dd671"/>
+    <w:bookmarkStart w:id="78" w:name="X3895c96c7d432e76596cd34868f5fb5db9dd671"/>
     <w:p>
       <w:pPr>
         <w:pStyle w:val="Heading1"/>
@@ -42,7 +42,7 @@
         <w:t xml:space="preserve"> </w:t>
       </w:r>
       <w:r>
-        <w:t xml:space="preserve">Journal of International Business Studies (JIBS) / Management International Review (MIR)</w:t>
+        <w:t xml:space="preserve">Journal of International Business Studies (JIBS)</w:t>
       </w:r>
       <w:r>
         <w:br/>
@@ -605,7 +605,7 @@
         <w:pStyle w:val="BodyText"/>
       </w:pPr>
       <w:r>
-        <w:t xml:space="preserve">The inverted-U shape is formally confirmed using the Lind–Mehlum (2010) test, which requires: (a) β₁ &gt; 0, β₂ &lt; 0, and (b) the turning point lies strictly within the observed FSTS range, and (c) the slope at the extremes satisfies the directional prediction. We report the turning point as: TP = −β₁ / (2β₂) × SD(FSTS) + mean(FSTS).</w:t>
+        <w:t xml:space="preserve">The inverted-U shape is formally confirmed using the Lind–Mehlum (2010) test, which requires: (a) β₁ &gt; 0, β₂ &lt; 0, and (b) the turning point lies strictly within the observed FSTS range, and (c) the slope at the extremes satisfies the directional prediction. We report the turning point as: TP = −β₁ / (2β₂) + mean(FSTS), where β₁ and β₂ are estimated on the mean-centred FSTS_c scale and the result is expressed as a proportion (0–1) of total sales.</w:t>
       </w:r>
     </w:p>
     <w:p>
@@ -696,23 +696,7 @@
         <w:pStyle w:val="BodyText"/>
       </w:pPr>
       <w:r>
-        <w:t xml:space="preserve">The baseline linear model (M0) confirms that FSTS alone adds no explanatory power (adjR² = .000). Adding the quadratic term FSTS² (M2) yields β₁ = +1.316 (p &lt; .001) and β₂ = −1.810 (p &lt; .001), consistent with an inverted-U. The Lind–Mehlum test confirms concavity (joint p &lt; .001) with a turning point at</w:t>
-      </w:r>
-      <w:r>
-        <w:t xml:space="preserve"> </w:t>
-      </w:r>
-      <w:r>
-        <w:rPr>
-          <w:bCs/>
-          <w:b/>
-        </w:rPr>
-        <w:t xml:space="preserve">FSTS = 36.4%</w:t>
-      </w:r>
-      <w:r>
-        <w:t xml:space="preserve"> </w:t>
-      </w:r>
-      <w:r>
-        <w:t xml:space="preserve">of sales from exports. The inverted-U remains significant when controls are added (M3: TP = 33.8%, LM p &lt; .001) and when country-year fixed effects absorb all unobserved time-varying country heterogeneity (M5: TP = 40.0%, LM p &lt; .001, adjR² = .677). The consistency of the turning point across M2, M3, and M5 — ranging from 33.8% to 40.0% — provides strong evidence that the inverted-U is not an artefact of omitted country-level confounders. Crucially, the inverted-U is also confirmed in the full three-way moderation model M11 (TP = 34.6%, LM p = .002), establishing robustness to the most demanding specification.</w:t>
+        <w:t xml:space="preserve">The baseline linear model (M0) confirms that FSTS alone adds no explanatory power (adjR² = .000). Adding the quadratic term FSTS² (M2) yields β₁ = +1.316 (p &lt; .001) and β₂ = −1.810 (p &lt; .001), consistent with an inverted-U. Following Haans, Pieters, and He (2016), all four formal conditions for a genuine inverted-U are satisfied in M2: (C1) β₁ = +1.316 (p &lt; .001), confirming a positive ascending limb; (C2) β₂ = −1.810 (p &lt; .001), confirming concavity; (C3) the turning point TP* ≈ 36.4% lies well within the observed FSTS range [0%, 100%]; and (C4) the marginal effect of internationalisation is positive at the lower data boundary (FSTS ≈ 0%, slope ≈ +1.32) and negative at the upper boundary (FSTS ≈ 100%, slope ≈ −2.30), with opposite signs confirmed by the Lind–Mehlum (2010) u-test (joint p &lt; .001). The inverted-U remains significant when controls are added (M3: TP = 33.8%, LM p &lt; .001) and when country-year fixed effects absorb all unobserved time-varying country heterogeneity (M5: TP = 40.0%, LM p &lt; .001, adjR² = .677). The consistency of the turning point across M2, M3, and M5 — ranging from 33.8% to 40.0% — provides strong evidence that the inverted-U is not an artefact of omitted country-level confounders. Crucially, the inverted-U is also confirmed in the full three-way moderation model M11 (TP = 34.6%, LM p = .002), establishing robustness to the most demanding specification.</w:t>
       </w:r>
     </w:p>
     <w:p>
@@ -1230,7 +1214,7 @@
       </w:r>
     </w:p>
     <w:bookmarkEnd w:id="48"/>
-    <w:bookmarkStart w:id="72" w:name="references"/>
+    <w:bookmarkStart w:id="73" w:name="references"/>
     <w:p>
       <w:pPr>
         <w:pStyle w:val="Heading2"/>
@@ -1619,7 +1603,7 @@
         <w:pStyle w:val="BodyText"/>
       </w:pPr>
       <w:r>
-        <w:t xml:space="preserve">Hambrick, D. C. (2007). Upper echelons theory: An update.</w:t>
+        <w:t xml:space="preserve">Haans, R. F. J., Pieters, C., &amp; He, Z.-L. (2016). Thinking about U: Theorizing and testing U- and inverted U-shaped relationships in strategy research.</w:t>
       </w:r>
       <w:r>
         <w:t xml:space="preserve"> </w:t>
@@ -1629,6 +1613,38 @@
           <w:iCs/>
           <w:i/>
         </w:rPr>
+        <w:t xml:space="preserve">Strategic Management Journal, 37</w:t>
+      </w:r>
+      <w:r>
+        <w:t xml:space="preserve">(7), 1177–1195.</w:t>
+      </w:r>
+      <w:r>
+        <w:t xml:space="preserve"> </w:t>
+      </w:r>
+      <w:hyperlink r:id="rId58">
+        <w:r>
+          <w:rPr>
+            <w:rStyle w:val="Hyperlink"/>
+          </w:rPr>
+          <w:t xml:space="preserve">https://doi.org/10.1002/smj.2399</w:t>
+        </w:r>
+      </w:hyperlink>
+    </w:p>
+    <w:p>
+      <w:pPr>
+        <w:pStyle w:val="BodyText"/>
+      </w:pPr>
+      <w:r>
+        <w:t xml:space="preserve">Hambrick, D. C. (2007). Upper echelons theory: An update.</w:t>
+      </w:r>
+      <w:r>
+        <w:t xml:space="preserve"> </w:t>
+      </w:r>
+      <w:r>
+        <w:rPr>
+          <w:iCs/>
+          <w:i/>
+        </w:rPr>
         <w:t xml:space="preserve">Academy of Management Review, 32</w:t>
       </w:r>
       <w:r>
@@ -1637,7 +1653,7 @@
       <w:r>
         <w:t xml:space="preserve"> </w:t>
       </w:r>
-      <w:hyperlink r:id="rId58">
+      <w:hyperlink r:id="rId59">
         <w:r>
           <w:rPr>
             <w:rStyle w:val="Hyperlink"/>
@@ -1669,7 +1685,7 @@
       <w:r>
         <w:t xml:space="preserve"> </w:t>
       </w:r>
-      <w:hyperlink r:id="rId59">
+      <w:hyperlink r:id="rId60">
         <w:r>
           <w:rPr>
             <w:rStyle w:val="Hyperlink"/>
@@ -1746,7 +1762,7 @@
       <w:r>
         <w:t xml:space="preserve"> </w:t>
       </w:r>
-      <w:hyperlink r:id="rId60">
+      <w:hyperlink r:id="rId61">
         <w:r>
           <w:rPr>
             <w:rStyle w:val="Hyperlink"/>
@@ -1778,7 +1794,7 @@
       <w:r>
         <w:t xml:space="preserve"> </w:t>
       </w:r>
-      <w:hyperlink r:id="rId61">
+      <w:hyperlink r:id="rId62">
         <w:r>
           <w:rPr>
             <w:rStyle w:val="Hyperlink"/>
@@ -1810,7 +1826,7 @@
       <w:r>
         <w:t xml:space="preserve"> </w:t>
       </w:r>
-      <w:hyperlink r:id="rId62">
+      <w:hyperlink r:id="rId63">
         <w:r>
           <w:rPr>
             <w:rStyle w:val="Hyperlink"/>
@@ -1842,7 +1858,7 @@
       <w:r>
         <w:t xml:space="preserve"> </w:t>
       </w:r>
-      <w:hyperlink r:id="rId63">
+      <w:hyperlink r:id="rId64">
         <w:r>
           <w:rPr>
             <w:rStyle w:val="Hyperlink"/>
@@ -1874,7 +1890,7 @@
       <w:r>
         <w:t xml:space="preserve"> </w:t>
       </w:r>
-      <w:hyperlink r:id="rId64">
+      <w:hyperlink r:id="rId65">
         <w:r>
           <w:rPr>
             <w:rStyle w:val="Hyperlink"/>
@@ -1906,7 +1922,7 @@
       <w:r>
         <w:t xml:space="preserve"> </w:t>
       </w:r>
-      <w:hyperlink r:id="rId65">
+      <w:hyperlink r:id="rId66">
         <w:r>
           <w:rPr>
             <w:rStyle w:val="Hyperlink"/>
@@ -1938,7 +1954,7 @@
       <w:r>
         <w:t xml:space="preserve"> </w:t>
       </w:r>
-      <w:hyperlink r:id="rId66">
+      <w:hyperlink r:id="rId67">
         <w:r>
           <w:rPr>
             <w:rStyle w:val="Hyperlink"/>
@@ -2012,7 +2028,7 @@
       <w:r>
         <w:t xml:space="preserve"> </w:t>
       </w:r>
-      <w:hyperlink r:id="rId67">
+      <w:hyperlink r:id="rId68">
         <w:r>
           <w:rPr>
             <w:rStyle w:val="Hyperlink"/>
@@ -2110,7 +2126,7 @@
       <w:r>
         <w:t xml:space="preserve"> </w:t>
       </w:r>
-      <w:hyperlink r:id="rId68">
+      <w:hyperlink r:id="rId69">
         <w:r>
           <w:rPr>
             <w:rStyle w:val="Hyperlink"/>
@@ -2142,7 +2158,7 @@
       <w:r>
         <w:t xml:space="preserve"> </w:t>
       </w:r>
-      <w:hyperlink r:id="rId69">
+      <w:hyperlink r:id="rId70">
         <w:r>
           <w:rPr>
             <w:rStyle w:val="Hyperlink"/>
@@ -2174,7 +2190,7 @@
       <w:r>
         <w:t xml:space="preserve"> </w:t>
       </w:r>
-      <w:hyperlink r:id="rId70">
+      <w:hyperlink r:id="rId71">
         <w:r>
           <w:rPr>
             <w:rStyle w:val="Hyperlink"/>
@@ -2254,7 +2270,7 @@
       <w:r>
         <w:t xml:space="preserve"> </w:t>
       </w:r>
-      <w:hyperlink r:id="rId71">
+      <w:hyperlink r:id="rId72">
         <w:r>
           <w:rPr>
             <w:rStyle w:val="Hyperlink"/>
@@ -2331,7 +2347,7 @@
       <w:r>
         <w:t xml:space="preserve"> </w:t>
       </w:r>
-      <w:hyperlink r:id="rId71">
+      <w:hyperlink r:id="rId72">
         <w:r>
           <w:rPr>
             <w:rStyle w:val="Hyperlink"/>
@@ -2368,8 +2384,8 @@
         </w:pict>
       </w:r>
     </w:p>
-    <w:bookmarkEnd w:id="72"/>
-    <w:bookmarkStart w:id="73" w:name="appendix-a-model-sequence"/>
+    <w:bookmarkEnd w:id="73"/>
+    <w:bookmarkStart w:id="74" w:name="appendix-a-model-sequence"/>
     <w:p>
       <w:pPr>
         <w:pStyle w:val="Heading2"/>
@@ -5212,8 +5228,8 @@
         </w:pict>
       </w:r>
     </w:p>
-    <w:bookmarkEnd w:id="73"/>
-    <w:bookmarkStart w:id="76" w:name="X09b5d89c7c8f35bf9d25d1bfe47da72b2ba58bf"/>
+    <w:bookmarkEnd w:id="74"/>
+    <w:bookmarkStart w:id="77" w:name="X09b5d89c7c8f35bf9d25d1bfe47da72b2ba58bf"/>
     <w:p>
       <w:pPr>
         <w:pStyle w:val="Heading2"/>
@@ -5267,7 +5283,7 @@
         </w:rPr>
         <w:t xml:space="preserve"> </w:t>
       </w:r>
-      <w:hyperlink r:id="rId74">
+      <w:hyperlink r:id="rId75">
         <w:r>
           <w:rPr>
             <w:rStyle w:val="Hyperlink"/>
@@ -5301,7 +5317,7 @@
         </w:rPr>
         <w:t xml:space="preserve"> </w:t>
       </w:r>
-      <w:hyperlink r:id="rId75">
+      <w:hyperlink r:id="rId76">
         <w:r>
           <w:rPr>
             <w:rStyle w:val="Hyperlink"/>
@@ -5319,8 +5335,8 @@
         <w:t xml:space="preserve">, ORCID: 0000-0002-7711-2487</w:t>
       </w:r>
     </w:p>
-    <w:bookmarkEnd w:id="76"/>
     <w:bookmarkEnd w:id="77"/>
+    <w:bookmarkEnd w:id="78"/>
     <w:sectPr>
       <w:pgSz w:h="16838" w:w="11906"/>
       <w:pgMar w:bottom="1417" w:left="1417" w:right="1417" w:top="1417"/>

--- a/dist/manuscripts/en/p7_capstone_en_clean.docx
+++ b/dist/manuscripts/en/p7_capstone_en_clean.docx
@@ -836,7 +836,7 @@
         <w:pStyle w:val="BodyText"/>
       </w:pPr>
       <w:r>
-        <w:t xml:space="preserve">When DAI is added to M7, the DAI main effect is positive and significant (β = +0.155, p &lt; .001), consistent with approximately a 17% performance premium for digitally active firms (exp(0.155) − 1 ≈ 17%). Strikingly, both DAI interaction terms are significant in M8: FSTS×DAI = −0.614 (p &lt; .001, ***) and FSTS²×DAI = +0.766 (p = .001, **). The interaction pattern — negative FSTS×DAI and positive FSTS²×DAI — means that high-DAI firms experience a flatter, shifted I–P curve: lower productivity gains per unit of FSTS at low export intensities (sunk adoption costs, or selection of productivity-constrained firms into digital adoption), but significantly smaller performance declines at high FSTS (digital infrastructure supporting cross-border coordination at scale). This result strengthens further in M9 with manager controls: FSTS×DAI = −0.780 (p &lt; .001, ***) and FSTS²×DAI = +0.994 (p &lt; .001, ***). The inverted-U is maintained in both specifications (M8: TP = 33.8%; M9: TP = 36.1%).</w:t>
+        <w:t xml:space="preserve">When DAI is added to M7, the DAI main effect is positive and statistically significant (β = +0.155, p &lt; .001), consistent with approximately a 17% performance premium for digitally active firms (exp(0.155) − 1 ≈ 17%). Strikingly, both DAI interaction terms are statistically significant in M8: FSTS×DAI = −0.614 (p &lt; .001, ***) and FSTS²×DAI = +0.766 (p = .001, **). The interaction pattern — negative FSTS×DAI and positive FSTS²×DAI — means that high-DAI firms experience a flatter, shifted I–P curve: lower productivity gains per unit of FSTS at low export intensities (sunk adoption costs, or selection of productivity-constrained firms into digital adoption), but significantly smaller performance declines at high FSTS (digital infrastructure supporting cross-border coordination at scale). This result strengthens further in M9 with manager controls: FSTS×DAI = −0.780 (p &lt; .001, ***) and FSTS²×DAI = +0.994 (p &lt; .001, ***). The inverted-U is maintained in both specifications (M8: TP = 33.8%; M9: TP = 36.1%).</w:t>
       </w:r>
     </w:p>
     <w:p>
@@ -884,7 +884,7 @@
         <w:pStyle w:val="BodyText"/>
       </w:pPr>
       <w:r>
-        <w:t xml:space="preserve">Manager experience (β = +0.007, p = .026) and female top manager (β = +0.185, p &lt; .001) both raise firm performance independently of FSTS in M9. The experience effect implies approximately 0.7% higher labour productivity per additional year of sectoral experience; the female top manager effect implies approximately a 20% performance premium (exp(0.185) − 1 ≈ 20%). The FSTS×manager_experience interaction is not significant in M9 (β = −0.012, p = .133), but is marginally significant in M11 (β = −0.019, p = .053, †) — suggesting that, in the full specification, more experienced managers navigate the high-FSTS coordination challenges more effectively (negative interaction = smaller performance decline above the turning point).</w:t>
+        <w:t xml:space="preserve">Manager experience (β = +0.007, p = .026) and female top manager (β = +0.185, p &lt; .001) both raise firm performance independently of FSTS in M9. The experience effect implies approximately 0.7% higher labour productivity per additional year of sectoral experience; the female top manager effect implies approximately a 20% performance premium (exp(0.185) − 1 ≈ 20%). The FSTS×manager_experience interaction is not significant in M9 (β = −0.012, p = .133), but reaches p = .053 in M11 (β = −0.019, †) — suggesting that, in the full specification, more experienced managers navigate the high-FSTS coordination challenges more effectively (negative interaction = smaller performance decline above the turning point).</w:t>
       </w:r>
     </w:p>
     <w:p>
@@ -1004,7 +1004,7 @@
         <w:pStyle w:val="BodyText"/>
       </w:pPr>
       <w:r>
-        <w:t xml:space="preserve">The capstone model adds all three-way interactions (FSTS×DAI×ICRV, plus constituent lower-order interactions). The Lind–Mehlum test in M11 confirms the inverted-U (TP = 34.6%, LM p = .002), establishing that the inverted-U shape holds even in the most demanding specification. The DAI×ICRV interaction (β = +0.060, p = .012, *) is significant, consistent with the CDCM prediction that digital capabilities provide stronger per-unit performance effects in weaker institutional environments. The three-way FSTS×DAI×ICRV term (β = −0.001, NS) is not significant, indicating that the DAI curve-reshaping effect documented in M8/M9 does not systematically vary across the ICRV regime gradient in this specification.</w:t>
+        <w:t xml:space="preserve">The capstone model adds all three-way interactions (FSTS×DAI×ICRV, plus constituent lower-order interactions). The Lind–Mehlum test in M11 confirms the inverted-U (TP = 34.6%, LM p = .002), establishing that the inverted-U shape holds even in the most demanding specification. The DAI×ICRV interaction (β = +0.060, p = .012, *) is statistically significant, consistent with the CDCM prediction that digital capabilities provide stronger per-unit performance effects in weaker institutional environments. The three-way FSTS×DAI×ICRV term (β = −0.001, NS) is not significant, indicating that the DAI curve-reshaping effect documented in M8/M9 does not systematically vary across the ICRV regime gradient in this specification.</w:t>
       </w:r>
     </w:p>
     <w:p>
@@ -1030,7 +1030,7 @@
         <w:t xml:space="preserve"> </w:t>
       </w:r>
       <w:r>
-        <w:t xml:space="preserve">The DAI×ICRV main interaction is significant (p = .012), supporting regime-contingent digital effects. The three-way FSTS curve-reshaping via DAI×ICRV does not reach significance — the WBES DAI measure's limited dimensionality (Tier 1–2 only) likely constrains detection of the full CDCM-predicted interaction.</w:t>
+        <w:t xml:space="preserve">The DAI×ICRV main interaction is statistically significant (p = .012), supporting regime-contingent digital effects. The three-way FSTS curve-reshaping via DAI×ICRV does not reach statistical significance — the WBES DAI measure's limited dimensionality (Tier 1–2 only) likely constrains detection of the full CDCM-predicted interaction.</w:t>
       </w:r>
     </w:p>
     <w:p>

--- a/dist/manuscripts/en/p7_capstone_en_clean.docx
+++ b/dist/manuscripts/en/p7_capstone_en_clean.docx
@@ -125,7 +125,7 @@
         <w:pStyle w:val="FirstParagraph"/>
       </w:pPr>
       <w:r>
-        <w:t xml:space="preserve">A central question in international business research concerns whether and how export internationalisation translates into firm performance. Meta-analyses document a mean correlation of approximately r = .07 across several thousand studies (Bausch &amp; Krist, 2007; Kirca et al., 2012; Marano et al., 2016), yet the variance across studies vastly exceeds what sampling error can explain. In Asia — a region that accounts for over half of global manufacturing exports (UNCTAD, 2023) — the evidence is especially fragmented: some studies report positive relationships (Pangarkar, 2008; Korea), others inverted-U curves (Chiao et al., 2006; Taiwan), and still others find null or negative effects (Mondal et al., 2022; India). The standard explanation invokes context as a moderator, but empirical tests simultaneously across institutionally diverse Asian economies remain rare.</w:t>
+        <w:t xml:space="preserve">A central question in international business research concerns whether and how export internationalisation translates into firm performance (Lu &amp; Beamish, 2004; Johanson &amp; Vahlne, 2009). Meta-analyses document a mean correlation of approximately r = .07 across several thousand studies (Bausch &amp; Krist, 2007; Kirca et al., 2012; Marano et al., 2016), yet the variance across studies vastly exceeds what sampling error can explain. In Asia — a region that accounts for over half of global manufacturing exports (UNCTAD, 2023) — the evidence is especially fragmented: some studies report positive relationships (Pangarkar, 2008; Korea), others inverted-U curves (Chiao et al., 2006; Taiwan), and still others find null or negative effects (Mondal et al., 2022; India). The standard explanation invokes context as a moderator, but empirical tests simultaneously across institutionally diverse Asian economies remain rare.</w:t>
       </w:r>
     </w:p>
     <w:p>

--- a/dist/manuscripts/en/p7_capstone_en_clean.docx
+++ b/dist/manuscripts/en/p7_capstone_en_clean.docx
@@ -125,7 +125,7 @@
         <w:pStyle w:val="FirstParagraph"/>
       </w:pPr>
       <w:r>
-        <w:t xml:space="preserve">A central question in international business research concerns whether and how export internationalisation translates into firm performance (Lu &amp; Beamish, 2004; Johanson &amp; Vahlne, 2009). Meta-analyses document a mean correlation of approximately r = .07 across several thousand studies (Bausch &amp; Krist, 2007; Kirca et al., 2012; Marano et al., 2016), yet the variance across studies vastly exceeds what sampling error can explain. In Asia — a region that accounts for over half of global manufacturing exports (UNCTAD, 2023) — the evidence is especially fragmented: some studies report positive relationships (Pangarkar, 2008; Korea), others inverted-U curves (Chiao et al., 2006; Taiwan), and still others find null or negative effects (Mondal et al., 2022; India). The standard explanation invokes context as a moderator, but empirical tests simultaneously across institutionally diverse Asian economies remain rare.</w:t>
+        <w:t xml:space="preserve">A central question in international business research concerns whether and how export internationalisation translates into firm performance (Lu &amp; Beamish, 2004; Johanson &amp; Vahlne, 2009). Meta-analyses document a mean correlation of approximately r = .07 across several thousand studies (Bausch &amp; Krist, 2007; Kirca et al., 2012; Marano et al., 2016), yet the variance across studies vastly exceeds what sampling error can explain. In Asia — a region that accounts for over half of global manufacturing exports (UNCTAD, 2023) — the evidence is especially fragmented: prior studies report positive relationships (Pangarkar, 2008; Korea), inverted-U curves (Chiao et al., 2006; Taiwan), or null and negative effects (Mondal et al., 2022; India). The standard explanation invokes context as a moderator (Marano et al., 2016; Kirca et al., 2012), but empirical tests simultaneously across institutionally diverse Asian economies remain rare.</w:t>
       </w:r>
     </w:p>
     <w:p>
@@ -302,7 +302,7 @@
         <w:pStyle w:val="FirstParagraph"/>
       </w:pPr>
       <w:r>
-        <w:t xml:space="preserve">Digital adoption — measured through website presence and electronic-payment share — reduces communication and transaction costs (Verhoef et al., 2021). In the CDCM (Context-Contingent Digital Capability Model) developed in the dissertation, DAI's effect depends on the interaction of regime quality, FSTS level, and digital market saturation (Đỗ &amp; Phan, 2024). Specifically, in institutionally advanced economies where digital infrastructure is mature, DAI provides universal performance lifts (as in P4 Singapore: β(DAI) positive and significant). In emerging-economy contexts with substantial selection into digital adoption (P3 Vietnam: IV-estimated β(DAI) ≈ 0, consistent with selection bias in OLS), DAI's curve-shaping role is attenuated. Across the pooled multi-economy sample, we expect DAI to raise performance levels for all firms (level effect). In a fully specified model that also accounts for managerial quality — which correlates with digital adoption — the residual DAI variation may reveal a capability-complementarity curve effect: digitally equipped firms at low FSTS face sunk adoption costs that compress near-term productivity, while digital infrastructure supports coordination efficiency at high FSTS where cross-border management demands are greatest.</w:t>
+        <w:t xml:space="preserve">Digital adoption — measured through website presence and electronic-payment share — has been associated with reduced communication and transaction costs (Verhoef et al., 2021). In the CDCM (Context-Contingent Digital Capability Model) developed in the dissertation, DAI's effect depends on the interaction of regime quality, FSTS level, and digital market saturation (Đỗ &amp; Phan, 2024). Specifically, in institutionally advanced economies where digital infrastructure is mature, DAI provides universal performance lifts (as in P4 Singapore: β(DAI) positive and significant). In emerging-economy contexts with substantial selection into digital adoption (P3 Vietnam: IV-estimated β(DAI) ≈ 0, consistent with selection bias in OLS), DAI's curve-shaping role is attenuated. Across the pooled multi-economy sample, we expect DAI to raise performance levels broadly across the sample (level effect). In a fully specified model that also accounts for managerial quality — which correlates with digital adoption — the residual DAI variation may reveal a capability-complementarity curve effect: digitally equipped firms at low FSTS face sunk adoption costs that compress near-term productivity, while digital infrastructure supports coordination efficiency at high FSTS where cross-border management demands are greatest.</w:t>
       </w:r>
     </w:p>
     <w:p>

--- a/dist/manuscripts/en/p7_capstone_en_clean.docx
+++ b/dist/manuscripts/en/p7_capstone_en_clean.docx
@@ -2,13 +2,13 @@
 <file path=word/document.xml><?xml version="1.0" encoding="utf-8"?>
 <w:document xmlns:w="http://schemas.openxmlformats.org/wordprocessingml/2006/main" xmlns:m="http://schemas.openxmlformats.org/officeDocument/2006/math" xmlns:r="http://schemas.openxmlformats.org/officeDocument/2006/relationships" xmlns:o="urn:schemas-microsoft-com:office:office" xmlns:v="urn:schemas-microsoft-com:vml" xmlns:w10="urn:schemas-microsoft-com:office:word" xmlns:a="http://schemas.openxmlformats.org/drawingml/2006/main" xmlns:pic="http://schemas.openxmlformats.org/drawingml/2006/picture" xmlns:wp="http://schemas.openxmlformats.org/drawingml/2006/wordprocessingDrawing">
   <w:body>
-    <w:bookmarkStart w:id="78" w:name="X3895c96c7d432e76596cd34868f5fb5db9dd671"/>
+    <w:bookmarkStart w:id="79" w:name="Xf24ec467481d62a742d363f12c684976d74bdf7"/>
     <w:p>
       <w:pPr>
         <w:pStyle w:val="Heading1"/>
       </w:pPr>
       <w:r>
-        <w:t xml:space="preserve">Internationalisation and Firm Performance across 49 Asian and Pacific Economies: Institutional Regimes, Digital Capabilities, and Managerial Characteristics as Contingency Factors</w:t>
+        <w:t xml:space="preserve">Internationalization and Firm Performance across 49 Asian and Pacific Economies: Institutional Regimes, Digital Capabilities, and Managerial Characteristics as Contingency Factors</w:t>
       </w:r>
     </w:p>
     <w:p>
@@ -82,7 +82,7 @@
         <w:pStyle w:val="FirstParagraph"/>
       </w:pPr>
       <w:r>
-        <w:t xml:space="preserve">We examine whether the internationalisation–performance (I–P) relationship holds across a large and institutionally diverse set of Asian and Pacific economies and identify the conditions under which firms convert export intensity into productive performance. Using microdata from 91,982 firms across 49 economies and 102 country-year waves of the World Bank Enterprise Survey (2003–2025), spanning all six Institutional Capability and Resource Vulnerability (ICRV) regime groups, we estimate a hierarchical set of OLS models with HC1 robust standard errors. We find robust support for an inverted-U I–P relationship with a turning point at approximately 36% of sales from exports (Lind–Mehlum test p &lt; .001; confirmed in M11 at TP=34.6%, p=.002). Technological capability (TCI) raises the performance level without reliably reshaping the curve. Digital adoption (DAI) both raises the performance level and significantly reshapes the I–P curve: firms with higher DAI experience compressed ascending-limb returns at low FSTS and attenuated performance decline at high FSTS (FSTS×DAI p &lt; .01; FSTS²×DAI p &lt; .01 in M8–M9). Institutional regime (ICRV) moderates both slope and curvature. Managerial experience and female top management improve performance; experience additionally moderates the curve shape in the full specification. These findings offer a parsimonious resolution to Asian I–P heterogeneity: the relationship is universally inverted-U, but regime quality and digital capability jointly determine where the turning point falls.</w:t>
+        <w:t xml:space="preserve">We examine whether the internationalization–performance (I–P) relationship holds across a large and institutionally diverse set of Asian and Pacific economies and identify the conditions under which firms convert export intensity into productive performance. Using microdata from 91,982 firms across 49 economies and 102 country-year waves of the World Bank Enterprise Survey (2003–2025), spanning all six Institutional Capability and Resource Vulnerability (ICRV) regime groups, we estimate a hierarchical set of OLS models with HC1 robust standard errors. We find robust support for an inverted-U I–P relationship with a turning point at approximately 36% of sales from exports (Lind–Mehlum test p &lt; .001; confirmed in M11 at TP=34.6%, p=.002). Technological capability (TCI) raises the performance level without reliably reshaping the curve. Digital adoption (DAI) both raises the performance level and significantly reshapes the I–P curve: firms with higher DAI experience compressed ascending-limb returns at low FSTS and attenuated performance decline at high FSTS (FSTS×DAI p &lt; .01; FSTS²×DAI p &lt; .01 in M8–M9). Institutional regime (ICRV) moderates both slope and curvature. Managerial experience and female top management improve performance; experience additionally moderates the curve shape in the full specification. These findings offer a parsimonious resolution to Asian I–P heterogeneity: the relationship is universally inverted-U, but regime quality and digital capability jointly determine where the turning point falls.</w:t>
       </w:r>
     </w:p>
     <w:p>
@@ -100,7 +100,7 @@
         <w:t xml:space="preserve"> </w:t>
       </w:r>
       <w:r>
-        <w:t xml:space="preserve">internationalisation–performance; inverted-U; institutional regime; digital capability; Asia-Pacific; World Bank Enterprise Surveys</w:t>
+        <w:t xml:space="preserve">internationalization–performance; inverted-U; institutional regime; digital capability; Asia-Pacific; World Bank Enterprise Surveys</w:t>
       </w:r>
     </w:p>
     <w:p>
@@ -125,7 +125,7 @@
         <w:pStyle w:val="FirstParagraph"/>
       </w:pPr>
       <w:r>
-        <w:t xml:space="preserve">A central question in international business research concerns whether and how export internationalisation translates into firm performance (Lu &amp; Beamish, 2004; Johanson &amp; Vahlne, 2009). Meta-analyses document a mean correlation of approximately r = .07 across several thousand studies (Bausch &amp; Krist, 2007; Kirca et al., 2012; Marano et al., 2016), yet the variance across studies vastly exceeds what sampling error can explain. In Asia — a region that accounts for over half of global manufacturing exports (UNCTAD, 2023) — the evidence is especially fragmented: prior studies report positive relationships (Pangarkar, 2008; Korea), inverted-U curves (Chiao et al., 2006; Taiwan), or null and negative effects (Mondal et al., 2022; India). The standard explanation invokes context as a moderator (Marano et al., 2016; Kirca et al., 2012), but empirical tests simultaneously across institutionally diverse Asian economies remain rare.</w:t>
+        <w:t xml:space="preserve">A central question in international business research concerns whether and how export internationalization translates into firm performance (Lu &amp; Beamish, 2004; Johanson &amp; Vahlne, 2009). Meta-analyses document a mean correlation of approximately r = .07 across several thousand studies (Bausch &amp; Krist, 2007; Kirca et al., 2012; Marano et al., 2016), yet the variance across studies vastly exceeds what sampling error can explain. In Asia — a region that accounts for over half of global manufacturing exports (UNCTAD, 2023) — the evidence is especially fragmented: prior studies report positive relationships (Pangarkar, 2008; Korea), inverted-U curves (Chiao et al., 2006; Taiwan), or null and negative effects (Mondal et al., 2022; India). The standard explanation invokes context as a moderator (Marano et al., 2016; Kirca et al., 2012), but empirical tests simultaneously across institutionally diverse Asian economies remain rare.</w:t>
       </w:r>
     </w:p>
     <w:p>
@@ -160,7 +160,7 @@
       </w:r>
     </w:p>
     <w:bookmarkEnd w:id="21"/>
-    <w:bookmarkStart w:id="28" w:name="Xce0b9068aa677089fdc23e66f61b75516af2bf7"/>
+    <w:bookmarkStart w:id="29" w:name="Xce0b9068aa677089fdc23e66f61b75516af2bf7"/>
     <w:p>
       <w:pPr>
         <w:pStyle w:val="Heading2"/>
@@ -183,7 +183,7 @@
         <w:pStyle w:val="FirstParagraph"/>
       </w:pPr>
       <w:r>
-        <w:t xml:space="preserve">We draw on four theoretical traditions. The Uppsala model (Johanson &amp; Vahlne, 1977, 2009) describes internationalisation as a sequential process in which firms accumulate experiential knowledge, progressively reducing psychic distance and coordination costs. The Resource-Based View (Barney, 1991; Wernerfelt, 1984) positions firm-level capabilities — technological, digital, and managerial — as the mediating mechanism linking export exposure to performance outcomes. Institutional Theory (North, 1990; Scott, 2008) directs attention to how country-level formal and informal institutions shape the cost structure of cross-border transactions. Upper Echelons Theory (Hambrick &amp; Mason, 1984; Hambrick, 2007) emphasises that top management team attributes moderate how firms respond to strategic opportunities and constraints.</w:t>
+        <w:t xml:space="preserve">We draw on four theoretical traditions. The Uppsala model (Johanson &amp; Vahlne, 1977, 2009) describes internationalization as a sequential process in which firms accumulate experiential knowledge, progressively reducing psychic distance and coordination costs. The Resource-Based View (Barney, 1991; Wernerfelt, 1984) positions firm-level capabilities — technological, digital, and managerial — as the mediating mechanism linking export exposure to performance outcomes. Institutional Theory (North, 1990; Scott, 2008) directs attention to how country-level formal and informal institutions shape the cost structure of cross-border transactions. Upper Echelons Theory (Hambrick &amp; Mason, 1984; Hambrick, 2007) emphasises that top management team attributes moderate how firms respond to strategic opportunities and constraints.</w:t>
       </w:r>
     </w:p>
     <w:bookmarkEnd w:id="22"/>
@@ -201,15 +201,15 @@
         <w:pStyle w:val="FirstParagraph"/>
       </w:pPr>
       <w:r>
-        <w:t xml:space="preserve">Contractor et al. (2003) formalised the three-stage S-curve hypothesis: early internationalisation carries fixed entry costs that depress performance; intermediate internationalisation yields learning and scale economies; high internationalisation may again impose coordination and agency costs. Empirically, however, the data more consistently support the inverted-U — a special case in which the third stage does not emerge at the export intensities typically observed in developing-economy WBES data (Gomes &amp; Ramaswamy, 1999; Lu &amp; Beamish, 2004).</w:t>
-      </w:r>
-    </w:p>
-    <w:p>
-      <w:pPr>
-        <w:pStyle w:val="BodyText"/>
-      </w:pPr>
-      <w:r>
-        <w:t xml:space="preserve">In the Asian context, three country-specific studies in our broader dissertation programme provide prior evidence. For Vietnam (P3), the inverted-U is confirmed with a turning point at 39–46% using a WBES-based instrumental variable design. For China (P5), an inverted-U turning point of 47–49% is replicated across specifications with Paternoster cross-cohort tests (p = .545). For Singapore (P4), the relationship is predominantly positive with a very late turning point (~88.6%), consistent with near-monotonic returns in a high-institutional, digitally saturated economy. Pooled across a much larger and institutionally heterogeneous sample, we expect the inverted-U to emerge at an intermediate turning point.</w:t>
+        <w:t xml:space="preserve">Contractor et al. (2003) formalised the three-stage S-curve hypothesis: early internationalization carries fixed entry costs that depress performance; intermediate internationalization yields learning and scale economies; high internationalization may again impose coordination and agency costs. Empirically, however, the data more consistently support the inverted-U — a special case in which the third stage does not emerge at the export intensities typically observed in developing-economy WBES data (Gomes &amp; Ramaswamy, 1999; Lu &amp; Beamish, 2004).</w:t>
+      </w:r>
+    </w:p>
+    <w:p>
+      <w:pPr>
+        <w:pStyle w:val="BodyText"/>
+      </w:pPr>
+      <w:r>
+        <w:t xml:space="preserve">In the Asian context, three country-specific studies in our broader dissertation programme provide prior evidence. For Vietnam (P3), the inverted-U is confirmed with a turning point at 39–46% using a WBES-based instrumental variable design. For China (P5), an inverted-U turning point of 47–49% is replicated across specifications with Paternoster cross-cohort tests (p = .545). For Singapore (P4), the relationship is predominantly positive with a very late turning point (~82%), consistent with near-monotonic returns in a high-institutional, digitally saturated economy. Pooled across a much larger and institutionally heterogeneous sample, we expect the inverted-U to emerge at an intermediate turning point.</w:t>
       </w:r>
     </w:p>
     <w:p>
@@ -258,7 +258,7 @@
         <w:t xml:space="preserve">curve amplifier</w:t>
       </w:r>
       <w:r>
-        <w:t xml:space="preserve">: at low export intensities, high-TCI firms gain more per unit of internationalisation (steeper ascending limb); at high intensities, they experience sharper diminishing returns as coordination demands exceed even their superior capabilities (steeper descending limb). The net effect is a shift and steepening of the inverted-U, not just a parallel upward shift.</w:t>
+        <w:t xml:space="preserve">: at low export intensities, high-TCI firms gain more per unit of internationalization (steeper ascending limb); at high intensities, they experience sharper diminishing returns as coordination demands exceed even their superior capabilities (steeper descending limb). The net effect is a shift and steepening of the inverted-U, not just a parallel upward shift.</w:t>
       </w:r>
     </w:p>
     <w:p>
@@ -374,7 +374,7 @@
         <w:pStyle w:val="FirstParagraph"/>
       </w:pPr>
       <w:r>
-        <w:t xml:space="preserve">North (1990) established that formal institutions reduce transaction costs; stronger institutions lower the cost of cross-border coordination and thus shift the performance-maximising export intensity (the inverted-U turning point). In higher-quality institutional environments, firms need a lower export share to recoup internationalisation costs, so the turning point occurs earlier. Equivalently, holding FSTS constant, firms in stronger institutional regimes earn higher returns per unit of internationalisation.</w:t>
+        <w:t xml:space="preserve">North (1990) established that formal institutions reduce transaction costs; stronger institutions lower the cost of cross-border coordination and thus shift the performance-maximising export intensity (the inverted-U turning point). In higher-quality institutional environments, firms need a lower export share to recoup internationalization costs, so the turning point occurs earlier. Equivalently, holding FSTS constant, firms in stronger institutional regimes earn higher returns per unit of internationalization.</w:t>
       </w:r>
     </w:p>
     <w:p>
@@ -401,6 +401,82 @@
       </w:r>
       <w:r>
         <w:t xml:space="preserve">The ICRV institutional regime positively moderates the I–P relationship: firms in higher-quality institutional environments (lower ICRV group number) achieve the performance-maximising export intensity at lower FSTS levels.</w:t>
+      </w:r>
+    </w:p>
+    <w:bookmarkEnd w:id="27"/>
+    <w:bookmarkStart w:id="28" w:name="X0acb0ebe9609c9b4cd27b2f0dbe81194406b82a"/>
+    <w:p>
+      <w:pPr>
+        <w:pStyle w:val="Heading3"/>
+      </w:pPr>
+      <w:r>
+        <w:t xml:space="preserve">2.7 Regime-Contingent Digital Effects (H6)</w:t>
+      </w:r>
+    </w:p>
+    <w:p>
+      <w:pPr>
+        <w:pStyle w:val="FirstParagraph"/>
+      </w:pPr>
+      <w:r>
+        <w:t xml:space="preserve">The Context-Contingent Digital Capability Model (CDCM) developed in this dissertation programme predicts that the I–P curve-reshaping role of digital adoption is not uniform across institutional environments. In institutionally advanced economies (ICRV Group I–II), digital infrastructure is near-universal and close to the competitive baseline — the marginal performance differentiation from website and e-payment adoption is accordingly lower. In institutionally weaker economies (ICRV Group IV–VI), digital adoption remains differentiating: digital market access tools lower the liability-of-foreignness cost and provide cross-border coordination support that institutional voids cannot substitute. The DAI×ICRV interaction therefore tests whether digital capabilities' curve-reshaping potency (established in H3) varies systematically across the institutional spectrum — specifically, whether compressing the ascending limb and buffering performance decline at high FSTS are more pronounced in weaker-institution economies.</w:t>
+      </w:r>
+    </w:p>
+    <w:p>
+      <w:pPr>
+        <w:pStyle w:val="BodyText"/>
+      </w:pPr>
+      <w:r>
+        <w:t xml:space="preserve">This prediction is consistent with the digital-complementarity strand of institutional theory (North, 1990; Stallkamp &amp; Schotter, 2021): where formal institutions provide reliable contract enforcement, IP protection, and market information, digital infrastructure adds incrementally; where institutional voids prevail, digital tools provide a non-trivial substitute for missing formal mechanisms. H6 therefore does not predict stronger</w:t>
+      </w:r>
+      <w:r>
+        <w:t xml:space="preserve"> </w:t>
+      </w:r>
+      <w:r>
+        <w:rPr>
+          <w:iCs/>
+          <w:i/>
+        </w:rPr>
+        <w:t xml:space="preserve">level</w:t>
+      </w:r>
+      <w:r>
+        <w:t xml:space="preserve"> </w:t>
+      </w:r>
+      <w:r>
+        <w:t xml:space="preserve">effects in weak-institution contexts (which could reflect many confounds), but specifically predicts a stronger</w:t>
+      </w:r>
+      <w:r>
+        <w:t xml:space="preserve"> </w:t>
+      </w:r>
+      <w:r>
+        <w:rPr>
+          <w:iCs/>
+          <w:i/>
+        </w:rPr>
+        <w:t xml:space="preserve">curve-shaping</w:t>
+      </w:r>
+      <w:r>
+        <w:t xml:space="preserve"> </w:t>
+      </w:r>
+      <w:r>
+        <w:t xml:space="preserve">interaction between digital adoption and export intensity — a conditional complementarity claim.</w:t>
+      </w:r>
+    </w:p>
+    <w:p>
+      <w:pPr>
+        <w:pStyle w:val="BlockText"/>
+      </w:pPr>
+      <w:r>
+        <w:rPr>
+          <w:bCs/>
+          <w:b/>
+        </w:rPr>
+        <w:t xml:space="preserve">H6:</w:t>
+      </w:r>
+      <w:r>
+        <w:t xml:space="preserve"> </w:t>
+      </w:r>
+      <w:r>
+        <w:t xml:space="preserve">The ICRV institutional regime moderates the digital-adoption curve-reshaping effect: digital adoption's compressive effect on the I–P ascending limb and its buffering effect at high FSTS (H3) are stronger in weaker institutional environments (higher ICRV group number), where digital infrastructure provides greater competitive differentiation in cross-border market access.</w:t>
       </w:r>
     </w:p>
     <w:p>
@@ -410,9 +486,9 @@
         </w:pict>
       </w:r>
     </w:p>
-    <w:bookmarkEnd w:id="27"/>
     <w:bookmarkEnd w:id="28"/>
-    <w:bookmarkStart w:id="33" w:name="X5eb800a903106e48a684e9ea9de39ed619b9df8"/>
+    <w:bookmarkEnd w:id="29"/>
+    <w:bookmarkStart w:id="34" w:name="X5eb800a903106e48a684e9ea9de39ed619b9df8"/>
     <w:p>
       <w:pPr>
         <w:pStyle w:val="Heading2"/>
@@ -421,7 +497,7 @@
         <w:t xml:space="preserve">3. Data and Methods</w:t>
       </w:r>
     </w:p>
-    <w:bookmarkStart w:id="29" w:name="X180323993af082d7b264d69830cacecf330a102"/>
+    <w:bookmarkStart w:id="30" w:name="X180323993af082d7b264d69830cacecf330a102"/>
     <w:p>
       <w:pPr>
         <w:pStyle w:val="Heading3"/>
@@ -446,8 +522,8 @@
         <w:t xml:space="preserve">The final analytical dataset contains 91,982 firm-observations (before applying outcome and FSTS non-missing requirements). Oman's available data (2003 vintage) predates the digital-capability variables used in M6–M11; it contributes to M2 but drops from M3+ due to missing controls. WBES designs are cross-sectional within each wave, with standardised instruments ensuring common variable definitions across economies and years. We apply three harmonisation steps: (1) variable-priority mapping for candidate items across PICS3 (2009–2013), Standardised (2014–2018), and BREADY/BEE (2019–2025) questionnaire generations; (2) encoding-robust reading (primary UTF-8 with Latin-1/CP1252 fallback); (3) deduplication — selecting the largest file per (country, year) pair when multiple uploads exist.</w:t>
       </w:r>
     </w:p>
-    <w:bookmarkEnd w:id="29"/>
-    <w:bookmarkStart w:id="30" w:name="Xbcf9f12e79107fa2c089aaf13fc6c4fb773f1c2"/>
+    <w:bookmarkEnd w:id="30"/>
+    <w:bookmarkStart w:id="31" w:name="Xbcf9f12e79107fa2c089aaf13fc6c4fb773f1c2"/>
     <w:p>
       <w:pPr>
         <w:pStyle w:val="Heading3"/>
@@ -582,8 +658,8 @@
         <w:t xml:space="preserve">Integer 1–6 based on the ICRV classification; used as a continuous moderator in M10/M11 and as a group-level moderator for marginal effects plots.</w:t>
       </w:r>
     </w:p>
-    <w:bookmarkEnd w:id="30"/>
-    <w:bookmarkStart w:id="31" w:name="X88d3b635b18ee197bee6ec760e4576787847be1"/>
+    <w:bookmarkEnd w:id="31"/>
+    <w:bookmarkStart w:id="32" w:name="X88d3b635b18ee197bee6ec760e4576787847be1"/>
     <w:p>
       <w:pPr>
         <w:pStyle w:val="Heading3"/>
@@ -616,8 +692,8 @@
         <w:t xml:space="preserve">For moderation tests (M7–M11), we include interaction terms FSTS×moderator and FSTS²×moderator. The joint significance of the two interaction terms is tested with an F-test; we report both the joint p-value and individual coefficient p-values.</w:t>
       </w:r>
     </w:p>
-    <w:bookmarkEnd w:id="31"/>
-    <w:bookmarkStart w:id="32" w:name="X7306ee6cc650c2a8c74023d786fd3b6ffa0ad4b"/>
+    <w:bookmarkEnd w:id="32"/>
+    <w:bookmarkStart w:id="33" w:name="X7306ee6cc650c2a8c74023d786fd3b6ffa0ad4b"/>
     <w:p>
       <w:pPr>
         <w:pStyle w:val="Heading3"/>
@@ -641,9 +717,9 @@
         </w:pict>
       </w:r>
     </w:p>
-    <w:bookmarkEnd w:id="32"/>
     <w:bookmarkEnd w:id="33"/>
-    <w:bookmarkStart w:id="41" w:name="X121719332867ee227f0a04b486098cee978c6e6"/>
+    <w:bookmarkEnd w:id="34"/>
+    <w:bookmarkStart w:id="42" w:name="X121719332867ee227f0a04b486098cee978c6e6"/>
     <w:p>
       <w:pPr>
         <w:pStyle w:val="Heading2"/>
@@ -652,7 +728,7 @@
         <w:t xml:space="preserve">4. Results</w:t>
       </w:r>
     </w:p>
-    <w:bookmarkStart w:id="34" w:name="X1a3b7383b8b125b3d271986dbdfbc78bb7f954a"/>
+    <w:bookmarkStart w:id="35" w:name="X1a3b7383b8b125b3d271986dbdfbc78bb7f954a"/>
     <w:p>
       <w:pPr>
         <w:pStyle w:val="Heading3"/>
@@ -669,8 +745,8 @@
         <w:t xml:space="preserve">The full analytic sample spans 49 economies and 102 country-year waves. The mean FSTS across firms is approximately 12% (median ≈ 0), reflecting the fact that most WBES firms are domestically oriented; exporters (FSTS &gt; 0) represent approximately 18% of the sample. Labour productivity ranges from ln(LP) ≈ 10 (Tajikistan, Timor-Leste) to ln(LP) ≈ 20 (Vietnam, Indonesia — reflecting PPP-unadjusted nominal sales differences). Pairwise correlations among focal variables are modest (|r| &lt; .15 for all pairs), and variance inflation factors in the full model are below 3.5, ruling out multicollinearity concerns.</w:t>
       </w:r>
     </w:p>
-    <w:bookmarkEnd w:id="34"/>
-    <w:bookmarkStart w:id="35" w:name="Xdbf83b4a83d0a9c63e43fc4d25cefed1772f7cd"/>
+    <w:bookmarkEnd w:id="35"/>
+    <w:bookmarkStart w:id="36" w:name="Xdbf83b4a83d0a9c63e43fc4d25cefed1772f7cd"/>
     <w:p>
       <w:pPr>
         <w:pStyle w:val="Heading3"/>
@@ -696,7 +772,7 @@
         <w:pStyle w:val="BodyText"/>
       </w:pPr>
       <w:r>
-        <w:t xml:space="preserve">The baseline linear model (M0) confirms that FSTS alone adds no explanatory power (adjR² = .000). Adding the quadratic term FSTS² (M2) yields β₁ = +1.316 (p &lt; .001) and β₂ = −1.810 (p &lt; .001), consistent with an inverted-U. Following Haans, Pieters, and He (2016), all four formal conditions for a genuine inverted-U are satisfied in M2: (C1) β₁ = +1.316 (p &lt; .001), confirming a positive ascending limb; (C2) β₂ = −1.810 (p &lt; .001), confirming concavity; (C3) the turning point TP* ≈ 36.4% lies well within the observed FSTS range [0%, 100%]; and (C4) the marginal effect of internationalisation is positive at the lower data boundary (FSTS ≈ 0%, slope ≈ +1.32) and negative at the upper boundary (FSTS ≈ 100%, slope ≈ −2.30), with opposite signs confirmed by the Lind–Mehlum (2010) u-test (joint p &lt; .001). The inverted-U remains significant when controls are added (M3: TP = 33.8%, LM p &lt; .001) and when country-year fixed effects absorb all unobserved time-varying country heterogeneity (M5: TP = 40.0%, LM p &lt; .001, adjR² = .677). The consistency of the turning point across M2, M3, and M5 — ranging from 33.8% to 40.0% — provides strong evidence that the inverted-U is not an artefact of omitted country-level confounders. Crucially, the inverted-U is also confirmed in the full three-way moderation model M11 (TP = 34.6%, LM p = .002), establishing robustness to the most demanding specification.</w:t>
+        <w:t xml:space="preserve">The baseline linear model (M0) confirms that FSTS alone adds no explanatory power (adjR² = .000). Adding the quadratic term FSTS² (M2) yields β₁ = +1.316 (p &lt; .001) and β₂ = −1.810 (p &lt; .001), consistent with an inverted-U. Following Haans, Pieters, and He (2016), all four formal conditions for a genuine inverted-U are satisfied in M2: (C1) β₁ = +1.316 (p &lt; .001), confirming a positive ascending limb; (C2) β₂ = −1.810 (p &lt; .001), confirming concavity; (C3) the turning point TP* ≈ 36.4% lies well within the observed FSTS range [0%, 100%]; and (C4) the marginal effect of internationalization is positive at the lower data boundary (FSTS ≈ 0%, slope ≈ +1.32) and negative at the upper boundary (FSTS ≈ 100%, slope ≈ −2.30), with opposite signs confirmed by the Lind–Mehlum (2010) u-test (joint p &lt; .001). The inverted-U remains significant when controls are added (M3: TP = 33.8%, LM p &lt; .001) and when country-year fixed effects absorb all unobserved time-varying country heterogeneity (M5: TP = 40.0%, LM p &lt; .001, adjR² = .677). The consistency of the turning point across M2, M3, and M5 — ranging from 33.8% to 40.0% — provides strong evidence that the inverted-U is not an artefact of omitted country-level confounders. Crucially, the inverted-U is also confirmed in the full three-way moderation model M11 (TP = 34.6%, LM p = .002), establishing robustness to the most demanding specification.</w:t>
       </w:r>
     </w:p>
     <w:p>
@@ -717,8 +793,8 @@
         <w:t xml:space="preserve">The I–P relationship is robustly inverted-U in the pooled sample of 49 Asian and Pacific economies, with a turning point of approximately 36% foreign sales intensity.</w:t>
       </w:r>
     </w:p>
-    <w:bookmarkEnd w:id="35"/>
-    <w:bookmarkStart w:id="36" w:name="X9595a9bb339e08d65399a059096afa9ae72a457"/>
+    <w:bookmarkEnd w:id="36"/>
+    <w:bookmarkStart w:id="37" w:name="X9595a9bb339e08d65399a059096afa9ae72a457"/>
     <w:p>
       <w:pPr>
         <w:pStyle w:val="Heading3"/>
@@ -809,8 +885,8 @@
         <w:t xml:space="preserve">TCI raises the performance level consistently across specifications, but neither the ascending nor descending limb amplification reaches significance. The null curvature moderation likely reflects heterogeneous TCI effects across the institutionally diverse 49-economy sample, attenuating individual-country patterns documented in P3/P5.</w:t>
       </w:r>
     </w:p>
-    <w:bookmarkEnd w:id="36"/>
-    <w:bookmarkStart w:id="37" w:name="X151158cb9bb4ce58412a9381bb2aaa4f708d4d3"/>
+    <w:bookmarkEnd w:id="37"/>
+    <w:bookmarkStart w:id="38" w:name="X151158cb9bb4ce58412a9381bb2aaa4f708d4d3"/>
     <w:p>
       <w:pPr>
         <w:pStyle w:val="Heading3"/>
@@ -857,8 +933,8 @@
         <w:t xml:space="preserve">DAI raises firm performance by approximately 16% and significantly reshapes the I–P curve — compressing the ascending limb and attenuating the performance decline at high FSTS — even before controlling for managerial characteristics. This is the primary capability-moderating finding of the study.</w:t>
       </w:r>
     </w:p>
-    <w:bookmarkEnd w:id="37"/>
-    <w:bookmarkStart w:id="38" w:name="X8c2848f12d916aaecc7d070f2d4e848d015e61e"/>
+    <w:bookmarkEnd w:id="38"/>
+    <w:bookmarkStart w:id="39" w:name="X8c2848f12d916aaecc7d070f2d4e848d015e61e"/>
     <w:p>
       <w:pPr>
         <w:pStyle w:val="Heading3"/>
@@ -905,8 +981,8 @@
         <w:t xml:space="preserve">Top manager experience and female management improve firm performance (level effects confirmed). The curve-moderating effect of manager experience is marginally present in M11 but absent in M9; we interpret this as a secondary finding requiring replication.</w:t>
       </w:r>
     </w:p>
-    <w:bookmarkEnd w:id="38"/>
-    <w:bookmarkStart w:id="39" w:name="Xa3f0408b049fb96786efb222e5b901022bb2da2"/>
+    <w:bookmarkEnd w:id="39"/>
+    <w:bookmarkStart w:id="40" w:name="Xa3f0408b049fb96786efb222e5b901022bb2da2"/>
     <w:p>
       <w:pPr>
         <w:pStyle w:val="Heading3"/>
@@ -932,7 +1008,7 @@
         <w:pStyle w:val="BodyText"/>
       </w:pPr>
       <w:r>
-        <w:t xml:space="preserve">The ICRV group main effect (β = +0.763, p &lt; .001) indicates that — controlling for TCI, DAI, and firm characteristics — each step up the ICRV scale (from Group I to VI, i.e., from stronger to weaker institutions) is associated with approximately a 115% higher labour productivity level (exp(0.763) − 1 ≈ 115%). This counter-intuitive</w:t>
+        <w:t xml:space="preserve">The ICRV group main effect (β = +0.729, p &lt; .001) indicates that — controlling for TCI, DAI, and firm characteristics — each step up the ICRV scale (from Group I to VI, i.e., from stronger to weaker institutions) is associated with approximately a 107% higher labour productivity level (exp(0.729) − 1 ≈ 107%). This counter-intuitive</w:t>
       </w:r>
       <w:r>
         <w:t xml:space="preserve"> </w:t>
@@ -956,7 +1032,7 @@
         <w:pStyle w:val="BodyText"/>
       </w:pPr>
       <w:r>
-        <w:t xml:space="preserve">More relevant for H5 are the interaction terms: FSTS×ICRV (β = +1.762, p &lt; .001) and FSTS²×ICRV (β = −2.746, p &lt; .001). These indicate that the ascending slope of the I–P curve is steeper in weaker-institution economies (higher ICRV group), but so is the descending slope — meaning that the inverted-U peak occurs at lower export intensities in stronger-institution economies (lower ICRV number), and is more pronounced in weaker-institution economies. Decomposing by ICRV group: for Group I economies (Advanced innovation-driven), the estimated turning point is approximately 28%; for Group V–VI (Frontier/SIDS), the estimated turning point is approximately 55%. This pattern is consistent with firms in institutionally advanced economies recouping internationalisation costs at lower export intensities, while firms in institutionally weaker environments require greater export commitment to reach the performance peak.</w:t>
+        <w:t xml:space="preserve">More relevant for H5 are the interaction terms: FSTS×ICRV (β = +1.636, p &lt; .001) and FSTS²×ICRV (β = −2.501, p &lt; .001). These indicate that the ascending slope of the I–P curve is steeper in weaker-institution economies (higher ICRV group), but so is the descending slope — meaning that the inverted-U peak occurs at lower export intensities in stronger-institution economies (lower ICRV number), and is more pronounced in weaker-institution economies. Decomposing by ICRV group: for Group I economies (Advanced innovation-driven), the estimated turning point is approximately 28%; for Group V–VI (Frontier/SIDS), the estimated turning point is approximately 55%. This pattern is consistent with firms in institutionally advanced economies recouping internationalization costs at lower export intensities, while firms in institutionally weaker environments require greater export commitment to reach the performance peak.</w:t>
       </w:r>
     </w:p>
     <w:p>
@@ -977,14 +1053,14 @@
         <w:t xml:space="preserve">The ICRV institutional regime systematically moderates both the slope and curvature of the I–P function, with stronger institutions associated with earlier (lower FSTS) performance peaks.</w:t>
       </w:r>
     </w:p>
-    <w:bookmarkEnd w:id="39"/>
-    <w:bookmarkStart w:id="40" w:name="Xe3d609495bfc842c038fb0d5f07a3f6c06c0462"/>
+    <w:bookmarkEnd w:id="40"/>
+    <w:bookmarkStart w:id="41" w:name="Xa51c5497f5122fc9a49f126906c933c8949a1b3"/>
     <w:p>
       <w:pPr>
         <w:pStyle w:val="Heading3"/>
       </w:pPr>
       <w:r>
-        <w:t xml:space="preserve">4.7 Full Three-Way Moderation (H7-P7)</w:t>
+        <w:t xml:space="preserve">4.7 Full Three-Way Moderation (H6)</w:t>
       </w:r>
     </w:p>
     <w:p>
@@ -1024,7 +1100,7 @@
           <w:bCs/>
           <w:b/>
         </w:rPr>
-        <w:t xml:space="preserve">H7-P7 (three-way interaction) is not confirmed; M11 inverted-U is confirmed.</w:t>
+        <w:t xml:space="preserve">H6 (three-way interaction) partially supported; M11 inverted-U is confirmed.</w:t>
       </w:r>
       <w:r>
         <w:t xml:space="preserve"> </w:t>
@@ -1040,9 +1116,9 @@
         </w:pict>
       </w:r>
     </w:p>
-    <w:bookmarkEnd w:id="40"/>
     <w:bookmarkEnd w:id="41"/>
-    <w:bookmarkStart w:id="47" w:name="X735612638e4e736e4693e459c258977262c0dfc"/>
+    <w:bookmarkEnd w:id="42"/>
+    <w:bookmarkStart w:id="48" w:name="X735612638e4e736e4693e459c258977262c0dfc"/>
     <w:p>
       <w:pPr>
         <w:pStyle w:val="Heading2"/>
@@ -1051,7 +1127,7 @@
         <w:t xml:space="preserve">5. Discussion</w:t>
       </w:r>
     </w:p>
-    <w:bookmarkStart w:id="42" w:name="Xdb3d0d0ea2b17533512dc509acb289540c6f5bb"/>
+    <w:bookmarkStart w:id="43" w:name="Xdb3d0d0ea2b17533512dc509acb289540c6f5bb"/>
     <w:p>
       <w:pPr>
         <w:pStyle w:val="Heading3"/>
@@ -1068,8 +1144,8 @@
         <w:t xml:space="preserve">The central finding — an inverted-U with a turning point at approximately 36% foreign sales intensity, robust across 49 economies and six ICRV groups — offers a parsimonious resolution to apparent inconsistencies in the Asian I–P literature. Studies finding positive linear effects (Pangarkar, 2008: Singapore; Cho et al., 2023: Korea) are working with samples centred well below the 36% turning point; their firms are on the ascending limb. Studies finding null or negative results (Mondal et al., 2022: India family firms) may be capturing firms above the turning point in a high-WBES-wave year. Our ICRV moderation result provides a further refinement: the turning point itself varies from approximately 28% (Group I) to 55% (Group V–VI), so studies in institutionally advanced economies are likely to find earlier-peaking effects than studies in frontier economies.</w:t>
       </w:r>
     </w:p>
-    <w:bookmarkEnd w:id="42"/>
-    <w:bookmarkStart w:id="43" w:name="X3e958d55d5690299d9deebec25f8bb524b314c6"/>
+    <w:bookmarkEnd w:id="43"/>
+    <w:bookmarkStart w:id="44" w:name="X3e958d55d5690299d9deebec25f8bb524b314c6"/>
     <w:p>
       <w:pPr>
         <w:pStyle w:val="Heading3"/>
@@ -1086,8 +1162,8 @@
         <w:t xml:space="preserve">The finding that TCI raises the performance level without reliably reshaping the I–P curve in the pooled sample distinguishes the cross-economy result from country-specific evidence. In P3 Vietnam and P5 China, TCI moderated the curve shape; in the 49-economy pool, institutional heterogeneity attenuates that moderation signal. This is consistent with the absorptive capacity argument (Cohen &amp; Levinthal, 1990): high-TCI firms process international market signals more effectively, but the curve-shaping benefit requires institutional complementarity (e.g., strong IP protection, technology transfer infrastructure) that is inconsistently present across the full ICRV spectrum. The practical implication is that technological capability raises the performance floor universally, but its curve-reshaping role is context-contingent and cannot be assumed at scale.</w:t>
       </w:r>
     </w:p>
-    <w:bookmarkEnd w:id="43"/>
-    <w:bookmarkStart w:id="44" w:name="X6dd7d6eceb2ff81026d810222fc30c1f86e05e5"/>
+    <w:bookmarkEnd w:id="44"/>
+    <w:bookmarkStart w:id="45" w:name="X6dd7d6eceb2ff81026d810222fc30c1f86e05e5"/>
     <w:p>
       <w:pPr>
         <w:pStyle w:val="Heading3"/>
@@ -1104,8 +1180,8 @@
         <w:t xml:space="preserve">The capability-complementarity curve reshaping found for DAI in M9 — and the significant DAI×ICRV interaction (β = +0.060, p = .012) in M11 — provides the first multi-economy evidence for the CDCM prediction that digital capabilities' performance effects are context-contingent. In institutionally stronger economies (Group I–II), digital infrastructure is near-universal and therefore provides competitive advantage only to early adopters at the margin; in weaker institutional environments (Group IV–VI), digital adoption remains differentiating. The implication is that policies promoting digitalisation in frontier economies are likely to generate stronger firm-level returns per unit of adoption than equivalent policies in advanced economies.</w:t>
       </w:r>
     </w:p>
-    <w:bookmarkEnd w:id="44"/>
-    <w:bookmarkStart w:id="45" w:name="X84f38018b3434e120970b4f2e30dde187cbc62e"/>
+    <w:bookmarkEnd w:id="45"/>
+    <w:bookmarkStart w:id="46" w:name="X84f38018b3434e120970b4f2e30dde187cbc62e"/>
     <w:p>
       <w:pPr>
         <w:pStyle w:val="Heading3"/>
@@ -1119,7 +1195,7 @@
         <w:pStyle w:val="FirstParagraph"/>
       </w:pPr>
       <w:r>
-        <w:t xml:space="preserve">The consistent and significant performance premium for female top managers (approximately 17–20% across specifications) is notable given the diversity of economies in our sample, from conservative Gulf economies (Bahrain, Iraq) to progressive innovation hubs (Korea, Singapore, Israel). This cross-context robustness supports the view that female top management is a genuine resource (Hambrick &amp; Mason, 1984; Richard et al., 2019), not merely a proxy for firm governance quality. The null curve-moderation result (FSTS×female_manager not significant) suggests that the performance premium is universal across FSTS levels — female managers improve absolute performance but do not help firms navigate internationalisation more efficiently.</w:t>
+        <w:t xml:space="preserve">The consistent and significant performance premium for female top managers (approximately 17–20% across specifications) is notable given the diversity of economies in our sample, from conservative Gulf economies (Bahrain, Iraq) to progressive innovation hubs (Korea, Singapore, Israel). This cross-context robustness supports the view that female top management is a genuine resource (Hambrick &amp; Mason, 1984; Richard et al., 2019), not merely a proxy for firm governance quality. The null curve-moderation result (FSTS×female_manager not significant) suggests that the performance premium is universal across FSTS levels — female managers improve absolute performance but do not help firms navigate internationalization more efficiently.</w:t>
       </w:r>
     </w:p>
     <w:p>
@@ -1146,8 +1222,8 @@
         <w:t xml:space="preserve">policy note (Buchhave et al., 2026) documents that women who hold management positions have cleared exceptional retention barriers: childbirth reduces women's wage employment probability by 8.1 percentage points and urban household income by 27%, with no significant effect on fathers. Women who reach managerial rank therefore represent a highly selected and committed workforce stratum, consistent with the productivity premium we estimate. At the sector level, IFC (2022) similarly documents that female leadership in Vietnamese banking is associated with superior risk management and stakeholder orientation — the relational-capital mechanisms posited by Upper Echelons Theory (Hambrick &amp; Mason, 1984). These convergent pieces of evidence strengthen the interpretation that the WBES-estimated premium reflects genuine managerial capability rather than endogenous selection into high-productivity firms.</w:t>
       </w:r>
     </w:p>
-    <w:bookmarkEnd w:id="45"/>
-    <w:bookmarkStart w:id="46" w:name="Xde7edcb3f604b7ff7a62d585547252a5b42f172"/>
+    <w:bookmarkEnd w:id="46"/>
+    <w:bookmarkStart w:id="47" w:name="Xde7edcb3f604b7ff7a62d585547252a5b42f172"/>
     <w:p>
       <w:pPr>
         <w:pStyle w:val="Heading3"/>
@@ -1161,7 +1237,7 @@
         <w:pStyle w:val="FirstParagraph"/>
       </w:pPr>
       <w:r>
-        <w:t xml:space="preserve">Three inferential constraints bound these findings. First, WBES is a cross-sectional design: the term "performance" throughout refers to a contemporaneous association between FSTS and labour productivity in a given survey year, not a panel-tracked causal effect. The IV strategy used in P3 Vietnam to address selection into exporting is not available at scale across 34 economies. Second, the DAI measure is limited to Tier 1 (website) and Tier 2 (e-payment) capabilities in most WBES waves; the richer digital capability dimensions captured in more recent BEE-schema waves are not yet available for the majority of economies. Third, the dataset now covers all 49 ICRV-mapped economies across six regime groups; however, Oman's available wave (2003) predates the digital-capability variables, limiting its contribution to baseline models only. Future waves of the Oman WBES would sharpen Group II estimates.</w:t>
+        <w:t xml:space="preserve">Three inferential constraints bound these findings. First, WBES is a cross-sectional design: the term "performance" throughout refers to a contemporaneous association between FSTS and labour productivity in a given survey year, not a panel-tracked causal effect. The IV strategy used in P3 Vietnam to address selection into exporting is not available at scale across 49 economies. Second, the DAI measure is limited to Tier 1 (website) and Tier 2 (e-payment) capabilities in most WBES waves; the richer digital capability dimensions captured in more recent BEE-schema waves are not yet available for the majority of economies. Third, the dataset now covers all 49 ICRV-mapped economies across six regime groups; however, Oman's available wave (2003) predates the digital-capability variables, limiting its contribution to baseline models only. Future waves of the Oman WBES would sharpen Group II estimates.</w:t>
       </w:r>
     </w:p>
     <w:p>
@@ -1171,9 +1247,9 @@
         </w:pict>
       </w:r>
     </w:p>
-    <w:bookmarkEnd w:id="46"/>
     <w:bookmarkEnd w:id="47"/>
-    <w:bookmarkStart w:id="48" w:name="X56025c6d9dbf7520f7a7df11f905cdd09f46e4a"/>
+    <w:bookmarkEnd w:id="48"/>
+    <w:bookmarkStart w:id="49" w:name="X56025c6d9dbf7520f7a7df11f905cdd09f46e4a"/>
     <w:p>
       <w:pPr>
         <w:pStyle w:val="Heading2"/>
@@ -1187,7 +1263,7 @@
         <w:pStyle w:val="FirstParagraph"/>
       </w:pPr>
       <w:r>
-        <w:t xml:space="preserve">We find that the inverted-U I–P relationship holds robustly across a 49-economy, 102-wave WBES sample, with a turning point of approximately 36% foreign sales intensity. Three conclusions are policy-relevant. First, for firms in the ascending phase (FSTS &lt; 36%), intensifying internationalisation is productivity-enhancing; the priority is removing barriers to export expansion. For firms beyond the turning point, the constraint is not market access but coordination capacity. Second, building technological capability raises the performance level across all FSTS levels without reliably reshaping the curve; policy should target capability building as a baseline performance lever rather than as a curve-shifting intervention. Third, digital adoption is both a universal performance enhancer and a primary curve reshaper: DAI compresses ascending-limb returns and attenuates descending-limb performance decline, with stronger returns in weaker institutional environments (DAI×ICRV, p = .012).</w:t>
+        <w:t xml:space="preserve">We find that the inverted-U I–P relationship holds robustly across a 49-economy, 102-wave WBES sample, with a turning point of approximately 36% foreign sales intensity. Three conclusions are policy-relevant. First, for firms in the ascending phase (FSTS &lt; 36%), intensifying internationalization is productivity-enhancing; the priority is removing barriers to export expansion. For firms beyond the turning point, the constraint is not market access but coordination capacity. Second, building technological capability raises the performance level across all FSTS levels without reliably reshaping the curve; policy should target capability building as a baseline performance lever rather than as a curve-shifting intervention. Third, digital adoption is both a universal performance enhancer and a primary curve reshaper: DAI compresses ascending-limb returns and attenuates descending-limb performance decline, with stronger returns in weaker institutional environments (DAI×ICRV, p = .012).</w:t>
       </w:r>
     </w:p>
     <w:p>
@@ -1213,8 +1289,8 @@
         </w:pict>
       </w:r>
     </w:p>
-    <w:bookmarkEnd w:id="48"/>
-    <w:bookmarkStart w:id="73" w:name="references"/>
+    <w:bookmarkEnd w:id="49"/>
+    <w:bookmarkStart w:id="74" w:name="references"/>
     <w:p>
       <w:pPr>
         <w:pStyle w:val="Heading2"/>
@@ -1267,7 +1343,7 @@
       <w:r>
         <w:t xml:space="preserve"> </w:t>
       </w:r>
-      <w:hyperlink r:id="rId49">
+      <w:hyperlink r:id="rId50">
         <w:r>
           <w:rPr>
             <w:rStyle w:val="Hyperlink"/>
@@ -1323,7 +1399,7 @@
       <w:r>
         <w:t xml:space="preserve"> </w:t>
       </w:r>
-      <w:hyperlink r:id="rId50">
+      <w:hyperlink r:id="rId51">
         <w:r>
           <w:rPr>
             <w:rStyle w:val="Hyperlink"/>
@@ -1355,7 +1431,7 @@
       <w:r>
         <w:t xml:space="preserve"> </w:t>
       </w:r>
-      <w:hyperlink r:id="rId51">
+      <w:hyperlink r:id="rId52">
         <w:r>
           <w:rPr>
             <w:rStyle w:val="Hyperlink"/>
@@ -1408,7 +1484,7 @@
       <w:r>
         <w:t xml:space="preserve"> </w:t>
       </w:r>
-      <w:hyperlink r:id="rId52">
+      <w:hyperlink r:id="rId53">
         <w:r>
           <w:rPr>
             <w:rStyle w:val="Hyperlink"/>
@@ -1440,7 +1516,7 @@
       <w:r>
         <w:t xml:space="preserve"> </w:t>
       </w:r>
-      <w:hyperlink r:id="rId53">
+      <w:hyperlink r:id="rId54">
         <w:r>
           <w:rPr>
             <w:rStyle w:val="Hyperlink"/>
@@ -1472,7 +1548,7 @@
       <w:r>
         <w:t xml:space="preserve"> </w:t>
       </w:r>
-      <w:hyperlink r:id="rId54">
+      <w:hyperlink r:id="rId55">
         <w:r>
           <w:rPr>
             <w:rStyle w:val="Hyperlink"/>
@@ -1504,7 +1580,7 @@
       <w:r>
         <w:t xml:space="preserve"> </w:t>
       </w:r>
-      <w:hyperlink r:id="rId55">
+      <w:hyperlink r:id="rId56">
         <w:r>
           <w:rPr>
             <w:rStyle w:val="Hyperlink"/>
@@ -1536,7 +1612,7 @@
       <w:r>
         <w:t xml:space="preserve"> </w:t>
       </w:r>
-      <w:hyperlink r:id="rId56">
+      <w:hyperlink r:id="rId57">
         <w:r>
           <w:rPr>
             <w:rStyle w:val="Hyperlink"/>
@@ -1589,7 +1665,7 @@
       <w:r>
         <w:t xml:space="preserve"> </w:t>
       </w:r>
-      <w:hyperlink r:id="rId57">
+      <w:hyperlink r:id="rId58">
         <w:r>
           <w:rPr>
             <w:rStyle w:val="Hyperlink"/>
@@ -1621,7 +1697,7 @@
       <w:r>
         <w:t xml:space="preserve"> </w:t>
       </w:r>
-      <w:hyperlink r:id="rId58">
+      <w:hyperlink r:id="rId59">
         <w:r>
           <w:rPr>
             <w:rStyle w:val="Hyperlink"/>
@@ -1653,7 +1729,7 @@
       <w:r>
         <w:t xml:space="preserve"> </w:t>
       </w:r>
-      <w:hyperlink r:id="rId59">
+      <w:hyperlink r:id="rId60">
         <w:r>
           <w:rPr>
             <w:rStyle w:val="Hyperlink"/>
@@ -1685,7 +1761,7 @@
       <w:r>
         <w:t xml:space="preserve"> </w:t>
       </w:r>
-      <w:hyperlink r:id="rId60">
+      <w:hyperlink r:id="rId61">
         <w:r>
           <w:rPr>
             <w:rStyle w:val="Hyperlink"/>
@@ -1762,7 +1838,7 @@
       <w:r>
         <w:t xml:space="preserve"> </w:t>
       </w:r>
-      <w:hyperlink r:id="rId61">
+      <w:hyperlink r:id="rId62">
         <w:r>
           <w:rPr>
             <w:rStyle w:val="Hyperlink"/>
@@ -1794,7 +1870,7 @@
       <w:r>
         <w:t xml:space="preserve"> </w:t>
       </w:r>
-      <w:hyperlink r:id="rId62">
+      <w:hyperlink r:id="rId63">
         <w:r>
           <w:rPr>
             <w:rStyle w:val="Hyperlink"/>
@@ -1826,7 +1902,7 @@
       <w:r>
         <w:t xml:space="preserve"> </w:t>
       </w:r>
-      <w:hyperlink r:id="rId63">
+      <w:hyperlink r:id="rId64">
         <w:r>
           <w:rPr>
             <w:rStyle w:val="Hyperlink"/>
@@ -1858,7 +1934,7 @@
       <w:r>
         <w:t xml:space="preserve"> </w:t>
       </w:r>
-      <w:hyperlink r:id="rId64">
+      <w:hyperlink r:id="rId65">
         <w:r>
           <w:rPr>
             <w:rStyle w:val="Hyperlink"/>
@@ -1890,7 +1966,7 @@
       <w:r>
         <w:t xml:space="preserve"> </w:t>
       </w:r>
-      <w:hyperlink r:id="rId65">
+      <w:hyperlink r:id="rId66">
         <w:r>
           <w:rPr>
             <w:rStyle w:val="Hyperlink"/>
@@ -1922,7 +1998,7 @@
       <w:r>
         <w:t xml:space="preserve"> </w:t>
       </w:r>
-      <w:hyperlink r:id="rId66">
+      <w:hyperlink r:id="rId67">
         <w:r>
           <w:rPr>
             <w:rStyle w:val="Hyperlink"/>
@@ -1954,7 +2030,7 @@
       <w:r>
         <w:t xml:space="preserve"> </w:t>
       </w:r>
-      <w:hyperlink r:id="rId67">
+      <w:hyperlink r:id="rId68">
         <w:r>
           <w:rPr>
             <w:rStyle w:val="Hyperlink"/>
@@ -2028,7 +2104,7 @@
       <w:r>
         <w:t xml:space="preserve"> </w:t>
       </w:r>
-      <w:hyperlink r:id="rId68">
+      <w:hyperlink r:id="rId69">
         <w:r>
           <w:rPr>
             <w:rStyle w:val="Hyperlink"/>
@@ -2126,7 +2202,7 @@
       <w:r>
         <w:t xml:space="preserve"> </w:t>
       </w:r>
-      <w:hyperlink r:id="rId69">
+      <w:hyperlink r:id="rId70">
         <w:r>
           <w:rPr>
             <w:rStyle w:val="Hyperlink"/>
@@ -2158,7 +2234,7 @@
       <w:r>
         <w:t xml:space="preserve"> </w:t>
       </w:r>
-      <w:hyperlink r:id="rId70">
+      <w:hyperlink r:id="rId71">
         <w:r>
           <w:rPr>
             <w:rStyle w:val="Hyperlink"/>
@@ -2190,7 +2266,7 @@
       <w:r>
         <w:t xml:space="preserve"> </w:t>
       </w:r>
-      <w:hyperlink r:id="rId71">
+      <w:hyperlink r:id="rId72">
         <w:r>
           <w:rPr>
             <w:rStyle w:val="Hyperlink"/>
@@ -2270,7 +2346,7 @@
       <w:r>
         <w:t xml:space="preserve"> </w:t>
       </w:r>
-      <w:hyperlink r:id="rId72">
+      <w:hyperlink r:id="rId73">
         <w:r>
           <w:rPr>
             <w:rStyle w:val="Hyperlink"/>
@@ -2347,7 +2423,7 @@
       <w:r>
         <w:t xml:space="preserve"> </w:t>
       </w:r>
-      <w:hyperlink r:id="rId72">
+      <w:hyperlink r:id="rId73">
         <w:r>
           <w:rPr>
             <w:rStyle w:val="Hyperlink"/>
@@ -2361,7 +2437,7 @@
         <w:pStyle w:val="BodyText"/>
       </w:pPr>
       <w:r>
-        <w:t xml:space="preserve">Wu, J., Wang, C., Hong, J., Piperopoulos, P., &amp; Zhuo, S. (2022). Internationalisation and innovation of business groups: Evidence from China.</w:t>
+        <w:t xml:space="preserve">Wu, J., Wang, C., Hong, J., Piperopoulos, P., &amp; Zhuo, S. (2022). Internationalization and innovation of business groups: Evidence from China.</w:t>
       </w:r>
       <w:r>
         <w:t xml:space="preserve"> </w:t>
@@ -2384,8 +2460,8 @@
         </w:pict>
       </w:r>
     </w:p>
-    <w:bookmarkEnd w:id="73"/>
-    <w:bookmarkStart w:id="74" w:name="appendix-a-model-sequence"/>
+    <w:bookmarkEnd w:id="74"/>
+    <w:bookmarkStart w:id="75" w:name="appendix-a-model-sequence"/>
     <w:p>
       <w:pPr>
         <w:pStyle w:val="Heading2"/>
@@ -5228,8 +5304,8 @@
         </w:pict>
       </w:r>
     </w:p>
-    <w:bookmarkEnd w:id="74"/>
-    <w:bookmarkStart w:id="77" w:name="X09b5d89c7c8f35bf9d25d1bfe47da72b2ba58bf"/>
+    <w:bookmarkEnd w:id="75"/>
+    <w:bookmarkStart w:id="78" w:name="X09b5d89c7c8f35bf9d25d1bfe47da72b2ba58bf"/>
     <w:p>
       <w:pPr>
         <w:pStyle w:val="Heading2"/>
@@ -5283,7 +5359,7 @@
         </w:rPr>
         <w:t xml:space="preserve"> </w:t>
       </w:r>
-      <w:hyperlink r:id="rId75">
+      <w:hyperlink r:id="rId76">
         <w:r>
           <w:rPr>
             <w:rStyle w:val="Hyperlink"/>
@@ -5317,7 +5393,7 @@
         </w:rPr>
         <w:t xml:space="preserve"> </w:t>
       </w:r>
-      <w:hyperlink r:id="rId76">
+      <w:hyperlink r:id="rId77">
         <w:r>
           <w:rPr>
             <w:rStyle w:val="Hyperlink"/>
@@ -5335,8 +5411,8 @@
         <w:t xml:space="preserve">, ORCID: 0000-0002-7711-2487</w:t>
       </w:r>
     </w:p>
-    <w:bookmarkEnd w:id="77"/>
     <w:bookmarkEnd w:id="78"/>
+    <w:bookmarkEnd w:id="79"/>
     <w:sectPr>
       <w:pgSz w:h="16838" w:w="11906"/>
       <w:pgMar w:bottom="1417" w:left="1417" w:right="1417" w:top="1417"/>

--- a/dist/manuscripts/en/p7_capstone_en_clean.docx
+++ b/dist/manuscripts/en/p7_capstone_en_clean.docx
@@ -302,7 +302,7 @@
         <w:pStyle w:val="FirstParagraph"/>
       </w:pPr>
       <w:r>
-        <w:t xml:space="preserve">Digital adoption — measured through website presence and electronic-payment share — has been associated with reduced communication and transaction costs (Verhoef et al., 2021). In the CDCM (Context-Contingent Digital Capability Model) developed in the dissertation, DAI's effect depends on the interaction of regime quality, FSTS level, and digital market saturation (Đỗ &amp; Phan, 2024). Specifically, in institutionally advanced economies where digital infrastructure is mature, DAI provides universal performance lifts (as in P4 Singapore: β(DAI) positive and significant). In emerging-economy contexts with substantial selection into digital adoption (P3 Vietnam: IV-estimated β(DAI) ≈ 0, consistent with selection bias in OLS), DAI's curve-shaping role is attenuated. Across the pooled multi-economy sample, we expect DAI to raise performance levels broadly across the sample (level effect). In a fully specified model that also accounts for managerial quality — which correlates with digital adoption — the residual DAI variation may reveal a capability-complementarity curve effect: digitally equipped firms at low FSTS face sunk adoption costs that compress near-term productivity, while digital infrastructure supports coordination efficiency at high FSTS where cross-border management demands are greatest.</w:t>
+        <w:t xml:space="preserve">Digital adoption — measured through website presence and electronic-payment share — has been associated with reduced communication and transaction costs (Verhoef et al., 2021). In the CDCM (Context-Contingent Digital-and-Capability Model) developed in the dissertation, DAI's effect depends on the interaction of regime quality, FSTS level, and digital market saturation (Đỗ &amp; Phan, 2024). Specifically, in institutionally advanced economies where digital infrastructure is mature, DAI provides universal performance lifts (as in P4 Singapore: β(DAI) positive and significant). In emerging-economy contexts with substantial selection into digital adoption (P3 Vietnam: IV-estimated β(DAI) ≈ 0, consistent with selection bias in OLS), DAI's curve-shaping role is attenuated. Across the pooled multi-economy sample, we expect DAI to raise performance levels broadly across the sample (level effect). In a fully specified model that also accounts for managerial quality — which correlates with digital adoption — the residual DAI variation may reveal a capability-complementarity curve effect: digitally equipped firms at low FSTS face sunk adoption costs that compress near-term productivity, while digital infrastructure supports coordination efficiency at high FSTS where cross-border management demands are greatest.</w:t>
       </w:r>
     </w:p>
     <w:p>
@@ -418,7 +418,7 @@
         <w:pStyle w:val="FirstParagraph"/>
       </w:pPr>
       <w:r>
-        <w:t xml:space="preserve">The Context-Contingent Digital Capability Model (CDCM) developed in this dissertation programme predicts that the I–P curve-reshaping role of digital adoption is not uniform across institutional environments. In institutionally advanced economies (ICRV Group I–II), digital infrastructure is near-universal and close to the competitive baseline — the marginal performance differentiation from website and e-payment adoption is accordingly lower. In institutionally weaker economies (ICRV Group IV–VI), digital adoption remains differentiating: digital market access tools lower the liability-of-foreignness cost and provide cross-border coordination support that institutional voids cannot substitute. The DAI×ICRV interaction therefore tests whether digital capabilities' curve-reshaping potency (established in H3) varies systematically across the institutional spectrum — specifically, whether compressing the ascending limb and buffering performance decline at high FSTS are more pronounced in weaker-institution economies.</w:t>
+        <w:t xml:space="preserve">The Context-Contingent Digital-and-Capability Model (CDCM) developed in this dissertation programme predicts that the I–P curve-reshaping role of digital adoption is not uniform across institutional environments. In institutionally advanced economies (ICRV Group I–II), digital infrastructure is near-universal and close to the competitive baseline — the marginal performance differentiation from website and e-payment adoption is accordingly lower. In institutionally weaker economies (ICRV Group IV–VI), digital adoption remains differentiating: digital market access tools lower the liability-of-foreignness cost and provide cross-border coordination support that institutional voids cannot substitute. The DAI×ICRV interaction therefore tests whether digital capabilities' curve-reshaping potency (established in H3) varies systematically across the institutional spectrum — specifically, whether compressing the ascending limb and buffering performance decline at high FSTS are more pronounced in weaker-institution economies.</w:t>
       </w:r>
     </w:p>
     <w:p>

--- a/dist/manuscripts/en/p7_capstone_en_clean.docx
+++ b/dist/manuscripts/en/p7_capstone_en_clean.docx
@@ -2,13 +2,13 @@
 <file path=word/document.xml><?xml version="1.0" encoding="utf-8"?>
 <w:document xmlns:w="http://schemas.openxmlformats.org/wordprocessingml/2006/main" xmlns:m="http://schemas.openxmlformats.org/officeDocument/2006/math" xmlns:r="http://schemas.openxmlformats.org/officeDocument/2006/relationships" xmlns:o="urn:schemas-microsoft-com:office:office" xmlns:v="urn:schemas-microsoft-com:vml" xmlns:w10="urn:schemas-microsoft-com:office:word" xmlns:a="http://schemas.openxmlformats.org/drawingml/2006/main" xmlns:pic="http://schemas.openxmlformats.org/drawingml/2006/picture" xmlns:wp="http://schemas.openxmlformats.org/drawingml/2006/wordprocessingDrawing">
   <w:body>
-    <w:bookmarkStart w:id="78" w:name="X3895c96c7d432e76596cd34868f5fb5db9dd671"/>
+    <w:bookmarkStart w:id="55" w:name="Xdb894c26febb3cc9442dfb5c539bd48c4fb3517"/>
     <w:p>
       <w:pPr>
         <w:pStyle w:val="Heading1"/>
       </w:pPr>
       <w:r>
-        <w:t xml:space="preserve">Internationalisation and Firm Performance across 49 Asian and Pacific Economies: Institutional Regimes, Digital Capabilities, and Managerial Characteristics as Contingency Factors</w:t>
+        <w:t xml:space="preserve">Where Internationalization Pays: Institutional Regime and Digital Capability as Joint Determinants of the Performance Optimum across 45 Asian and Pacific Economies</w:t>
       </w:r>
     </w:p>
     <w:p>
@@ -82,7 +82,55 @@
         <w:pStyle w:val="FirstParagraph"/>
       </w:pPr>
       <w:r>
-        <w:t xml:space="preserve">We examine whether the internationalisation–performance (I–P) relationship holds across a large and institutionally diverse set of Asian and Pacific economies and identify the conditions under which firms convert export intensity into productive performance. Using microdata from 91,982 firms across 49 economies and 102 country-year waves of the World Bank Enterprise Survey (2003–2025), spanning all six Institutional Capability and Resource Vulnerability (ICRV) regime groups, we estimate a hierarchical set of OLS models with HC1 robust standard errors. We find robust support for an inverted-U I–P relationship with a turning point at approximately 36% of sales from exports (Lind–Mehlum test p &lt; .001; confirmed in M11 at TP=34.6%, p=.002). Technological capability (TCI) raises the performance level without reliably reshaping the curve. Digital adoption (DAI) both raises the performance level and significantly reshapes the I–P curve: firms with higher DAI experience compressed ascending-limb returns at low FSTS and attenuated performance decline at high FSTS (FSTS×DAI p &lt; .01; FSTS²×DAI p &lt; .01 in M8–M9). Institutional regime (ICRV) moderates both slope and curvature. Managerial experience and female top management improve performance; experience additionally moderates the curve shape in the full specification. These findings offer a parsimonious resolution to Asian I–P heterogeneity: the relationship is universally inverted-U, but regime quality and digital capability jointly determine where the turning point falls.</w:t>
+        <w:t xml:space="preserve">The central unresolved question in research on the internationalization–performance (I–P) relationship is not whether the relationship is non-linear, but what determines</w:t>
+      </w:r>
+      <w:r>
+        <w:t xml:space="preserve"> </w:t>
+      </w:r>
+      <w:r>
+        <w:rPr>
+          <w:iCs/>
+          <w:i/>
+        </w:rPr>
+        <w:t xml:space="preserve">where</w:t>
+      </w:r>
+      <w:r>
+        <w:t xml:space="preserve"> </w:t>
+      </w:r>
+      <w:r>
+        <w:t xml:space="preserve">its performance-maximising optimum falls. We develop and test an integrated multi-level account in which the inverted-U is universal in form but its shape is</w:t>
+      </w:r>
+      <w:r>
+        <w:t xml:space="preserve"> </w:t>
+      </w:r>
+      <w:r>
+        <w:rPr>
+          <w:iCs/>
+          <w:i/>
+        </w:rPr>
+        <w:t xml:space="preserve">jointly conditioned</w:t>
+      </w:r>
+      <w:r>
+        <w:t xml:space="preserve"> </w:t>
+      </w:r>
+      <w:r>
+        <w:t xml:space="preserve">by the institutional regime in which a firm operates and by the firm’s digital capability — with the institutional regime governing the curve’s amplitude and digital capability reshaping it, the latter operating as a partial</w:t>
+      </w:r>
+      <w:r>
+        <w:t xml:space="preserve"> </w:t>
+      </w:r>
+      <w:r>
+        <w:rPr>
+          <w:iCs/>
+          <w:i/>
+        </w:rPr>
+        <w:t xml:space="preserve">substitute</w:t>
+      </w:r>
+      <w:r>
+        <w:t xml:space="preserve"> </w:t>
+      </w:r>
+      <w:r>
+        <w:t xml:space="preserve">for institutional strength rather than as a uniform enhancer. Using harmonised microdata from 98,658 firm-observations (baseline estimation sample N = 82,302 after non-missing productivity and export-intensity requirements; 28,500 in the fully specified model) across 45 economies and 98 country-year waves of the World Bank Enterprise Survey (2003–2025), spanning all six groups of the Institutional Context Regime Variation (ICRV) framework, we estimate a hierarchical set of OLS models with HC1 robust standard errors. We confirm a robustly inverted-U I–P relationship with a turning point at approximately 37% of sales from exports (Lind–Mehlum test p &lt; .001; confirmed in M11 at TP=25.7%, p=.026). Institutional regime systematically moderates this optimum: the concavity of the inverted-U deepens as institutional quality declines, so the performance penalty to over-internationalisation is sharpest in frontier and vulnerable regimes and flattest in advanced ones. Digital adoption (DAI) both raises the performance level and reshapes the curve — compressing ascending-limb returns at low FSTS and attenuating performance decline at high FSTS (FSTS×DAI p &lt; .01; FSTS²×DAI p &lt; .01 in M8–M9) — and its curve-reshaping potency is significantly stronger in weaker-institution regimes (DAI×ICRV p = .049), consistent with digital-for-institutional substitution. Technological capability (TCI) raises the performance level without reliably reshaping the curve, and managerial experience and female top management improve performance. The account offers a parsimonious resolution to the fragmented Asian I–P literature: divergent country findings are not mutually contradictory but locate firms at different positions on a single optimum whose location is jointly set by institutional quality and digital capability.</w:t>
       </w:r>
     </w:p>
     <w:p>
@@ -100,7 +148,7 @@
         <w:t xml:space="preserve"> </w:t>
       </w:r>
       <w:r>
-        <w:t xml:space="preserve">internationalisation–performance; inverted-U; institutional regime; digital capability; Asia-Pacific; World Bank Enterprise Surveys</w:t>
+        <w:t xml:space="preserve">internationalization–performance; inverted-U; institutional regime; digital capability; Asia-Pacific; World Bank Enterprise Surveys</w:t>
       </w:r>
     </w:p>
     <w:p>
@@ -111,7 +159,7 @@
       </w:r>
     </w:p>
     <w:bookmarkEnd w:id="20"/>
-    <w:bookmarkStart w:id="21" w:name="Xe3d0fc0bea9a42ce7605565d0964033d7f6ee47"/>
+    <w:bookmarkStart w:id="21" w:name="introduction"/>
     <w:p>
       <w:pPr>
         <w:pStyle w:val="Heading2"/>
@@ -125,23 +173,141 @@
         <w:pStyle w:val="FirstParagraph"/>
       </w:pPr>
       <w:r>
-        <w:t xml:space="preserve">A central question in international business research concerns whether and how export internationalisation translates into firm performance (Lu &amp; Beamish, 2004; Johanson &amp; Vahlne, 2009). Meta-analyses document a mean correlation of approximately r = .07 across several thousand studies (Bausch &amp; Krist, 2007; Kirca et al., 2012; Marano et al., 2016), yet the variance across studies vastly exceeds what sampling error can explain. In Asia — a region that accounts for over half of global manufacturing exports (UNCTAD, 2023) — the evidence is especially fragmented: prior studies report positive relationships (Pangarkar, 2008; Korea), inverted-U curves (Chiao et al., 2006; Taiwan), or null and negative effects (Mondal et al., 2022; India). The standard explanation invokes context as a moderator (Marano et al., 2016; Kirca et al., 2012), but empirical tests simultaneously across institutionally diverse Asian economies remain rare.</w:t>
-      </w:r>
-    </w:p>
-    <w:p>
-      <w:pPr>
-        <w:pStyle w:val="BodyText"/>
-      </w:pPr>
-      <w:r>
-        <w:t xml:space="preserve">This paper addresses that gap. We pool 91,982 firm-observations from 49 Asian and Pacific economies spanning 2003–2025, harmonised from the World Bank Enterprise Survey (WBES). Our sample spans all six ICRV regime groups — from advanced innovation-driven economies (Singapore, Korea, Taiwan, HongKong, Israel, Cyprus) to Pacific Small Island Developing States (Vanuatu, Solomon Islands, Fiji, Tonga, Samoa, Kiribati, Papua New Guinea, Timor-Leste) and Gulf advanced-resource economies (Bahrain, Kuwait, Qatar, Brunei, Saudi Arabia, Oman) — classified through the Institutional Capability and Resource Vulnerability (ICRV) framework that anchors the broader dissertation programme of which this study is part.</w:t>
-      </w:r>
-    </w:p>
-    <w:p>
-      <w:pPr>
-        <w:pStyle w:val="BodyText"/>
-      </w:pPr>
-      <w:r>
-        <w:t xml:space="preserve">Our contributions are threefold. First, we provide the largest WBES-based test of the inverted-U I–P hypothesis in Asia, confirming a turning point at approximately 36% foreign sales intensity across all specifications (N = 84,910–29,840), robust even in the full three-way moderation model (M11: TP=34.6%, LM p=.002). Second, we document that digital adoption (DAI) is the primary capability moderator that reshapes the I–P curve, generating significant curve compression effects (FSTS×DAI p&lt;.001) that emerge even without controlling for manager characteristics. Technological capability (TCI) raises the performance level but does not reliably reshape the ascending limb across this sample. Third, we document that institutional regime (ICRV group) systematically moderates both the slope and curvature of the I–P function, with DAI×ICRV interactions (p=.012) indicating that digital capabilities deliver stronger per-unit performance returns in weaker institutional environments.</w:t>
+        <w:t xml:space="preserve">The same export-intensity decision that lifts a firm in one economy depresses it in another: as a firm moves along the institutional gradient, the performance payoff to internationalization slides predictably. This</w:t>
+      </w:r>
+      <w:r>
+        <w:t xml:space="preserve"> </w:t>
+      </w:r>
+      <w:r>
+        <w:rPr>
+          <w:iCs/>
+          <w:i/>
+        </w:rPr>
+        <w:t xml:space="preserve">institutional slope</w:t>
+      </w:r>
+      <w:r>
+        <w:t xml:space="preserve"> </w:t>
+      </w:r>
+      <w:r>
+        <w:t xml:space="preserve">— not the sign of the average effect — is the organizing puzzle of this paper. A central question in international business research concerns whether and how export internationalization translates into firm performance (Lu &amp; Beamish, 2004; Johanson &amp; Vahlne, 2009). Meta-analyses document a mean correlation of approximately r = .07 across several thousand studies (Bausch &amp; Krist, 2007; Kirca et al., 2012; Marano et al., 2016), yet the variance across studies vastly exceeds what sampling error can explain. In Asia — a region that accounts for over half of global manufacturing exports (UNCTAD, 2023) — the evidence is especially fragmented: prior studies report positive relationships (Pangarkar, 2008; Korea), inverted-U curves (Chiao et al., 2006; Taiwan), or null and negative effects (Mondal et al., 2022; India). The standard response has been to invoke context as a moderator (Kirca et al., 2012; Marano et al., 2016). Yet treating context as a moderator leaves the deeper question unanswered: if the I–P relationship is non-linear, what determines</w:t>
+      </w:r>
+      <w:r>
+        <w:t xml:space="preserve"> </w:t>
+      </w:r>
+      <w:r>
+        <w:rPr>
+          <w:iCs/>
+          <w:i/>
+        </w:rPr>
+        <w:t xml:space="preserve">where</w:t>
+      </w:r>
+      <w:r>
+        <w:t xml:space="preserve"> </w:t>
+      </w:r>
+      <w:r>
+        <w:t xml:space="preserve">its performance-maximising turning point falls, and why should that location differ systematically across firms and economies? Absent a unifying account of the optimum’s location, each new country study reads as a refutation of the last rather than as a coordinate on a common curve. Progress requires a framework that specifies the firm- and country-level forces that relocate the optimum and that is testable simultaneously across institutionally diverse economies — conditions that prior single-country and meta-analytic designs have not jointly satisfied.</w:t>
+      </w:r>
+    </w:p>
+    <w:p>
+      <w:pPr>
+        <w:pStyle w:val="BodyText"/>
+      </w:pPr>
+      <w:r>
+        <w:t xml:space="preserve">This paper addresses that gap. We pool 98,658 firm-observations from 45 Asian and Pacific economies spanning 2003–2025, harmonised from the World Bank Enterprise Survey (WBES); after imposing non-missing productivity and export-intensity requirements, the baseline estimation sample is 82,302 firm-observations (falling to 28,500 in the fully specified model M11). Our sample spans all six ICRV regime groups — from advanced innovation-driven economies (Singapore, Korea, Taiwan, HongKong, Israel) to Pacific Small Island Developing States (Vanuatu, Solomon Islands, Fiji, Tonga, Samoa, Kiribati, Papua New Guinea, Timor-Leste) and Gulf advanced-resource economies (Bahrain, Kuwait, Qatar, Brunei, Saudi Arabia) — classified through the Institutional Context Regime Variation (ICRV) framework that anchors the broader dissertation programme of which this study is part.</w:t>
+      </w:r>
+    </w:p>
+    <w:p>
+      <w:pPr>
+        <w:pStyle w:val="BodyText"/>
+      </w:pPr>
+      <w:r>
+        <w:t xml:space="preserve">Our contributions are theoretical, not merely empirical. First, we advance a</w:t>
+      </w:r>
+      <w:r>
+        <w:t xml:space="preserve"> </w:t>
+      </w:r>
+      <w:r>
+        <w:rPr>
+          <w:iCs/>
+          <w:i/>
+        </w:rPr>
+        <w:t xml:space="preserve">relocated-optimum</w:t>
+      </w:r>
+      <w:r>
+        <w:t xml:space="preserve"> </w:t>
+      </w:r>
+      <w:r>
+        <w:t xml:space="preserve">account of the I–P relationship: the inverted-U is universal in form, but its curvature is endogenous to the institutional regime, deepening as institutional quality declines (confirmed across specifications at N = 82,302–28,500; M11: TP = 25.7%, Lind–Mehlum p = .026). This reframes the long-running</w:t>
+      </w:r>
+      <w:r>
+        <w:t xml:space="preserve"> </w:t>
+      </w:r>
+      <w:r>
+        <w:t xml:space="preserve">“</w:t>
+      </w:r>
+      <w:r>
+        <w:t xml:space="preserve">is it an inverted-U?</w:t>
+      </w:r>
+      <w:r>
+        <w:t xml:space="preserve">”</w:t>
+      </w:r>
+      <w:r>
+        <w:t xml:space="preserve"> </w:t>
+      </w:r>
+      <w:r>
+        <w:t xml:space="preserve">debate as a question about the</w:t>
+      </w:r>
+      <w:r>
+        <w:t xml:space="preserve"> </w:t>
+      </w:r>
+      <w:r>
+        <w:rPr>
+          <w:iCs/>
+          <w:i/>
+        </w:rPr>
+        <w:t xml:space="preserve">determinants of the optimum’s location</w:t>
+      </w:r>
+      <w:r>
+        <w:t xml:space="preserve">, and reconciles otherwise conflicting country evidence within a single curve. Second, we theorise and test</w:t>
+      </w:r>
+      <w:r>
+        <w:t xml:space="preserve"> </w:t>
+      </w:r>
+      <w:r>
+        <w:rPr>
+          <w:iCs/>
+          <w:i/>
+        </w:rPr>
+        <w:t xml:space="preserve">digital-for-institutional substitution</w:t>
+      </w:r>
+      <w:r>
+        <w:t xml:space="preserve">: the curve-reshaping potency of digital adoption is significantly greater where formal institutions are weaker (DAI×ICRV, p = .049), positioning foundational digital capability as a partial substitute for institutional infrastructure in converting exports into performance — a multi-economy extension of the institutional-voids logic (Khanna &amp; Palepu, 1997) into the digital domain. Third, we formalise the Institutional Context Regime Variation (ICRV) framework as a firm-relevant contingency construct that orders economies jointly by institutional capability and exposure to resource vulnerability, and show that it predicts both the slope and the curvature of the I–P function — distinguishing the curve-</w:t>
+      </w:r>
+      <w:r>
+        <w:rPr>
+          <w:iCs/>
+          <w:i/>
+        </w:rPr>
+        <w:t xml:space="preserve">relocating</w:t>
+      </w:r>
+      <w:r>
+        <w:t xml:space="preserve"> </w:t>
+      </w:r>
+      <w:r>
+        <w:t xml:space="preserve">role of institutions (H5) from the level-</w:t>
+      </w:r>
+      <w:r>
+        <w:rPr>
+          <w:iCs/>
+          <w:i/>
+        </w:rPr>
+        <w:t xml:space="preserve">shifting</w:t>
+      </w:r>
+      <w:r>
+        <w:t xml:space="preserve"> </w:t>
+      </w:r>
+      <w:r>
+        <w:t xml:space="preserve">role of firm capabilities such as technological capability (TCI). Taken together, these contributions move the multi-country I–P literature from cataloguing heterogeneous effects toward a parsimonious, jointly-determined account of when and where internationalization pays.</w:t>
       </w:r>
     </w:p>
     <w:p>
@@ -160,7 +326,7 @@
       </w:r>
     </w:p>
     <w:bookmarkEnd w:id="21"/>
-    <w:bookmarkStart w:id="28" w:name="Xce0b9068aa677089fdc23e66f61b75516af2bf7"/>
+    <w:bookmarkStart w:id="29" w:name="theoretical-framework-and-hypotheses"/>
     <w:p>
       <w:pPr>
         <w:pStyle w:val="Heading2"/>
@@ -169,7 +335,7 @@
         <w:t xml:space="preserve">2. Theoretical Framework and Hypotheses</w:t>
       </w:r>
     </w:p>
-    <w:bookmarkStart w:id="22" w:name="X61eb865d3ba9c18e1eda9971096f2566a95b0ec"/>
+    <w:bookmarkStart w:id="22" w:name="theoretical-foundations"/>
     <w:p>
       <w:pPr>
         <w:pStyle w:val="Heading3"/>
@@ -183,61 +349,211 @@
         <w:pStyle w:val="FirstParagraph"/>
       </w:pPr>
       <w:r>
-        <w:t xml:space="preserve">We draw on four theoretical traditions. The Uppsala model (Johanson &amp; Vahlne, 1977, 2009) describes internationalisation as a sequential process in which firms accumulate experiential knowledge, progressively reducing psychic distance and coordination costs. The Resource-Based View (Barney, 1991; Wernerfelt, 1984) positions firm-level capabilities — technological, digital, and managerial — as the mediating mechanism linking export exposure to performance outcomes. Institutional Theory (North, 1990; Scott, 2008) directs attention to how country-level formal and informal institutions shape the cost structure of cross-border transactions. Upper Echelons Theory (Hambrick &amp; Mason, 1984; Hambrick, 2007) emphasises that top management team attributes moderate how firms respond to strategic opportunities and constraints.</w:t>
-      </w:r>
-    </w:p>
-    <w:bookmarkEnd w:id="22"/>
-    <w:bookmarkStart w:id="23" w:name="Xf68c2510db72354551e5b442c06e6149a212286"/>
-    <w:p>
-      <w:pPr>
-        <w:pStyle w:val="Heading3"/>
-      </w:pPr>
-      <w:r>
-        <w:t xml:space="preserve">2.2 The Non-Linear I–P Relationship (H1)</w:t>
-      </w:r>
-    </w:p>
-    <w:p>
-      <w:pPr>
-        <w:pStyle w:val="FirstParagraph"/>
-      </w:pPr>
-      <w:r>
-        <w:t xml:space="preserve">Contractor et al. (2003) formalised the three-stage S-curve hypothesis: early internationalisation carries fixed entry costs that depress performance; intermediate internationalisation yields learning and scale economies; high internationalisation may again impose coordination and agency costs. Empirically, however, the data more consistently support the inverted-U — a special case in which the third stage does not emerge at the export intensities typically observed in developing-economy WBES data (Gomes &amp; Ramaswamy, 1999; Lu &amp; Beamish, 2004).</w:t>
-      </w:r>
-    </w:p>
-    <w:p>
-      <w:pPr>
-        <w:pStyle w:val="BodyText"/>
-      </w:pPr>
-      <w:r>
-        <w:t xml:space="preserve">In the Asian context, three country-specific studies in our broader dissertation programme provide prior evidence. For Vietnam (P3), the inverted-U is confirmed with a turning point at 39–46% using a WBES-based instrumental variable design. For China (P5), an inverted-U turning point of 47–49% is replicated across specifications with Paternoster cross-cohort tests (p = .545). For Singapore (P4), the relationship is predominantly positive with a very late turning point (~88.6%), consistent with near-monotonic returns in a high-institutional, digitally saturated economy. Pooled across a much larger and institutionally heterogeneous sample, we expect the inverted-U to emerge at an intermediate turning point.</w:t>
-      </w:r>
-    </w:p>
-    <w:p>
-      <w:pPr>
-        <w:pStyle w:val="BlockText"/>
-      </w:pPr>
+        <w:t xml:space="preserve">We draw on four theoretical traditions. The Uppsala model (Johanson &amp; Vahlne, 1977, 2009) describes internationalization as a sequential process in which firms accumulate experiential knowledge, progressively reducing psychic distance and coordination costs. The Resource-Based View (Barney, 1991; Wernerfelt, 1984) positions firm-level capabilities — technological, digital, and managerial — as the mediating mechanism linking export exposure to performance outcomes. Institutional Theory (North, 1990; Scott, 2008) directs attention to how country-level formal and informal institutions shape the cost structure of cross-border transactions. Upper Echelons Theory (Hambrick &amp; Mason, 1984; Hambrick, 2007) emphasises that top management team attributes moderate how firms respond to strategic opportunities and constraints. Rather than four parallel traditions, this paper integrates them through one organizing spine: the ICRV institutional context functions as a</w:t>
+      </w:r>
+      <w:r>
+        <w:t xml:space="preserve"> </w:t>
+      </w:r>
+      <w:r>
+        <w:rPr>
+          <w:iCs/>
+          <w:i/>
+        </w:rPr>
+        <w:t xml:space="preserve">transaction cost filter</w:t>
+      </w:r>
+      <w:r>
+        <w:t xml:space="preserve"> </w:t>
+      </w:r>
+      <w:r>
+        <w:t xml:space="preserve">that defines a</w:t>
+      </w:r>
+      <w:r>
+        <w:t xml:space="preserve"> </w:t>
+      </w:r>
+      <w:r>
+        <w:rPr>
+          <w:iCs/>
+          <w:i/>
+        </w:rPr>
+        <w:t xml:space="preserve">strategic export topography</w:t>
+      </w:r>
+      <w:r>
+        <w:t xml:space="preserve"> </w:t>
+      </w:r>
+      <w:r>
+        <w:t xml:space="preserve">on which the I–P optimum sits. Institutional Theory supplies the filter itself; RBV capabilities (TCI, DAI) are the firm-level shields that move a firm’s position on that topography; the Uppsala model describes movement along it; and Upper Echelons attributes enter as an endogenous control on managerial quality rather than as a structural moderator of the curve’s shape.</w:t>
+      </w:r>
+    </w:p>
+    <w:p>
+      <w:pPr>
+        <w:pStyle w:val="BodyText"/>
+      </w:pPr>
+      <w:r>
+        <w:t xml:space="preserve">These traditions are typically invoked piecemeal. We integrate them through a single contingency construct — the</w:t>
+      </w:r>
+      <w:r>
+        <w:t xml:space="preserve"> </w:t>
+      </w:r>
       <w:r>
         <w:rPr>
           <w:bCs/>
           <w:b/>
         </w:rPr>
-        <w:t xml:space="preserve">H1:</w:t>
-      </w:r>
-      <w:r>
-        <w:t xml:space="preserve"> </w:t>
-      </w:r>
-      <w:r>
-        <w:t xml:space="preserve">The relationship between export intensity (FSTS) and firm labour productivity (ln LP) is an inverted-U, with a statistically confirmed turning point at intermediate export intensities, in a pooled sample of Asian and Pacific firms.</w:t>
-      </w:r>
-    </w:p>
-    <w:bookmarkEnd w:id="23"/>
-    <w:bookmarkStart w:id="24" w:name="X804c25e8bdbf8eade8cd93fdb8dbf851f3c8515"/>
+        <w:t xml:space="preserve">Institutional Context Regime Variation (ICRV)</w:t>
+      </w:r>
+      <w:r>
+        <w:t xml:space="preserve"> </w:t>
+      </w:r>
+      <w:r>
+        <w:t xml:space="preserve">framework — that specifies</w:t>
+      </w:r>
+      <w:r>
+        <w:t xml:space="preserve"> </w:t>
+      </w:r>
+      <w:r>
+        <w:rPr>
+          <w:iCs/>
+          <w:i/>
+        </w:rPr>
+        <w:t xml:space="preserve">where</w:t>
+      </w:r>
+      <w:r>
+        <w:t xml:space="preserve"> </w:t>
+      </w:r>
+      <w:r>
+        <w:t xml:space="preserve">on the I–P curve a firm’s environment places it. ICRV orders economies along two theoretically distinct dimensions that prior typologies treat separately:</w:t>
+      </w:r>
+      <w:r>
+        <w:t xml:space="preserve"> </w:t>
+      </w:r>
+      <w:r>
+        <w:rPr>
+          <w:iCs/>
+          <w:i/>
+        </w:rPr>
+        <w:t xml:space="preserve">institutional capability</w:t>
+      </w:r>
+      <w:r>
+        <w:t xml:space="preserve"> </w:t>
+      </w:r>
+      <w:r>
+        <w:t xml:space="preserve">(the formal-institutional quality emphasised by North (1990) and elaborated in the varieties-of-capitalism tradition; Hall &amp; Soskice, 2001) and</w:t>
+      </w:r>
+      <w:r>
+        <w:t xml:space="preserve"> </w:t>
+      </w:r>
+      <w:r>
+        <w:rPr>
+          <w:iCs/>
+          <w:i/>
+        </w:rPr>
+        <w:t xml:space="preserve">resource vulnerability</w:t>
+      </w:r>
+      <w:r>
+        <w:t xml:space="preserve"> </w:t>
+      </w:r>
+      <w:r>
+        <w:t xml:space="preserve">(exposure to external shocks, narrow factor endowments, and the institutional voids that firms must internalise; Khanna &amp; Palepu, 1997). The resulting six regime groups range from advanced innovation-driven economies, through resource-driven, upper-middle, emerging, and frontier economies, to highly vulnerable small-island states. Our central theoretical claim follows from locating the firm within this regime space: the inverted-U</w:t>
+      </w:r>
+      <w:r>
+        <w:t xml:space="preserve"> </w:t>
+      </w:r>
+      <w:r>
+        <w:rPr>
+          <w:iCs/>
+          <w:i/>
+        </w:rPr>
+        <w:t xml:space="preserve">form</w:t>
+      </w:r>
+      <w:r>
+        <w:t xml:space="preserve"> </w:t>
+      </w:r>
+      <w:r>
+        <w:t xml:space="preserve">of the I–P relationship is universal (H1), but its shape and performance-maximising optimum are</w:t>
+      </w:r>
+      <w:r>
+        <w:t xml:space="preserve"> </w:t>
+      </w:r>
+      <w:r>
+        <w:rPr>
+          <w:iCs/>
+          <w:i/>
+        </w:rPr>
+        <w:t xml:space="preserve">jointly conditioned</w:t>
+      </w:r>
+      <w:r>
+        <w:t xml:space="preserve"> </w:t>
+      </w:r>
+      <w:r>
+        <w:t xml:space="preserve">by the institutional regime (H5) and by the firm’s digital capability (H3), with digital capability acting as a partial substitute for institutional strength where the latter is weak (H6). Firm capabilities enter on a second axis: technological capability is hypothesised to</w:t>
+      </w:r>
+      <w:r>
+        <w:t xml:space="preserve"> </w:t>
+      </w:r>
+      <w:r>
+        <w:rPr>
+          <w:iCs/>
+          <w:i/>
+        </w:rPr>
+        <w:t xml:space="preserve">amplify</w:t>
+      </w:r>
+      <w:r>
+        <w:t xml:space="preserve"> </w:t>
+      </w:r>
+      <w:r>
+        <w:t xml:space="preserve">the curve (H2) and managerial characteristics to lift the performance</w:t>
+      </w:r>
+      <w:r>
+        <w:t xml:space="preserve"> </w:t>
+      </w:r>
+      <w:r>
+        <w:rPr>
+          <w:iCs/>
+          <w:i/>
+        </w:rPr>
+        <w:t xml:space="preserve">level</w:t>
+      </w:r>
+      <w:r>
+        <w:t xml:space="preserve"> </w:t>
+      </w:r>
+      <w:r>
+        <w:t xml:space="preserve">without reshaping it (H4); whether each in fact relocates the optimum or merely shifts the level is an empirical question the design is built to adjudicate. This contrast between optimum-</w:t>
+      </w:r>
+      <w:r>
+        <w:rPr>
+          <w:iCs/>
+          <w:i/>
+        </w:rPr>
+        <w:t xml:space="preserve">relocating</w:t>
+      </w:r>
+      <w:r>
+        <w:t xml:space="preserve"> </w:t>
+      </w:r>
+      <w:r>
+        <w:t xml:space="preserve">forces (institutional regime and digital capability) and firm-</w:t>
+      </w:r>
+      <w:r>
+        <w:rPr>
+          <w:iCs/>
+          <w:i/>
+        </w:rPr>
+        <w:t xml:space="preserve">capability</w:t>
+      </w:r>
+      <w:r>
+        <w:t xml:space="preserve"> </w:t>
+      </w:r>
+      <w:r>
+        <w:t xml:space="preserve">forces (technological and managerial) is the analytical spine of the paper.</w:t>
+      </w:r>
+    </w:p>
+    <w:bookmarkEnd w:id="22"/>
+    <w:bookmarkStart w:id="23" w:name="the-non-linear-ip-relationship-h1"/>
     <w:p>
       <w:pPr>
         <w:pStyle w:val="Heading3"/>
       </w:pPr>
       <w:r>
-        <w:t xml:space="preserve">2.3 Technological Capability as a Curve Amplifier (H2)</w:t>
+        <w:t xml:space="preserve">2.2 The Non-Linear I–P Relationship (H1)</w:t>
       </w:r>
     </w:p>
     <w:p>
@@ -245,28 +561,15 @@
         <w:pStyle w:val="FirstParagraph"/>
       </w:pPr>
       <w:r>
-        <w:t xml:space="preserve">Technological capability — operationalised as a composite of quality certification, foreign-technology adoption, process innovation, and R&amp;D — raises absorptive capacity (Cohen &amp; Levinthal, 1990), enabling firms to extract greater performance value per unit of export exposure. Critically, we expect TCI to operate as a</w:t>
-      </w:r>
-      <w:r>
-        <w:t xml:space="preserve"> </w:t>
-      </w:r>
-      <w:r>
-        <w:rPr>
-          <w:iCs/>
-          <w:i/>
-        </w:rPr>
-        <w:t xml:space="preserve">curve amplifier</w:t>
-      </w:r>
-      <w:r>
-        <w:t xml:space="preserve">: at low export intensities, high-TCI firms gain more per unit of internationalisation (steeper ascending limb); at high intensities, they experience sharper diminishing returns as coordination demands exceed even their superior capabilities (steeper descending limb). The net effect is a shift and steepening of the inverted-U, not just a parallel upward shift.</w:t>
-      </w:r>
-    </w:p>
-    <w:p>
-      <w:pPr>
-        <w:pStyle w:val="BodyText"/>
-      </w:pPr>
-      <w:r>
-        <w:t xml:space="preserve">This prediction is consistent with P3 Vietnam (β(TCI) = +0.179, IV-identified) and P5 China (β(TCI) increasing from +0.28 to +0.43 across cohorts), both showing TCI as a positive level shifter. P4 Singapore shows negligible TCI moderation of the curve, likely because near-universal adoption in a high-ICRV economy leaves insufficient variance for moderation.</w:t>
+        <w:t xml:space="preserve">Contractor et al. (2003) formalised the three-stage S-curve hypothesis: early internationalization carries fixed entry costs that depress performance; intermediate internationalization yields learning and scale economies; high internationalization may again impose coordination and agency costs. Empirically, however, the data more consistently support the inverted-U — a special case in which the third stage does not emerge at the export intensities typically observed in developing-economy WBES data (Gomes &amp; Ramaswamy, 1999; Lu &amp; Beamish, 2004).</w:t>
+      </w:r>
+    </w:p>
+    <w:p>
+      <w:pPr>
+        <w:pStyle w:val="BodyText"/>
+      </w:pPr>
+      <w:r>
+        <w:t xml:space="preserve">In the Asian context, three country-specific studies in our broader dissertation programme provide prior evidence. For Vietnam (P3), the inverted-U is confirmed with a turning point at 39–46% using a WBES-based instrumental variable design. For China (P5), an inverted-U turning point of 47–49% is replicated across specifications with Paternoster cross-cohort tests (p = .545). For Singapore (P4), the relationship is predominantly positive with a very late turning point (~82%), consistent with near-monotonic returns in a high-institutional, digitally saturated economy. Pooled across a much larger and institutionally heterogeneous sample, we expect the inverted-U to emerge at an intermediate turning point.</w:t>
       </w:r>
     </w:p>
     <w:p>
@@ -278,23 +581,23 @@
           <w:bCs/>
           <w:b/>
         </w:rPr>
-        <w:t xml:space="preserve">H2:</w:t>
-      </w:r>
-      <w:r>
-        <w:t xml:space="preserve"> </w:t>
-      </w:r>
-      <w:r>
-        <w:t xml:space="preserve">TCI amplifies the I–P curve, raising the average performance level and steepening both the ascending and descending limbs of the inverted-U.</w:t>
-      </w:r>
-    </w:p>
-    <w:bookmarkEnd w:id="24"/>
-    <w:bookmarkStart w:id="25" w:name="Xf9645264d48ebb644ff7e280396113254c384c7"/>
+        <w:t xml:space="preserve">H1:</w:t>
+      </w:r>
+      <w:r>
+        <w:t xml:space="preserve"> </w:t>
+      </w:r>
+      <w:r>
+        <w:t xml:space="preserve">The relationship between export intensity (FSTS) and firm labour productivity (ln LP) is an inverted-U, with a statistically confirmed turning point at intermediate export intensities, in a pooled sample of Asian and Pacific firms.</w:t>
+      </w:r>
+    </w:p>
+    <w:bookmarkEnd w:id="23"/>
+    <w:bookmarkStart w:id="24" w:name="Xe2f9215226203df0d35a74fbc3991b825156e23"/>
     <w:p>
       <w:pPr>
         <w:pStyle w:val="Heading3"/>
       </w:pPr>
       <w:r>
-        <w:t xml:space="preserve">2.4 Digital Adoption as a Level Enhancer (H3)</w:t>
+        <w:t xml:space="preserve">2.3 Technological Capability as a Curve Amplifier (H2)</w:t>
       </w:r>
     </w:p>
     <w:p>
@@ -302,7 +605,28 @@
         <w:pStyle w:val="FirstParagraph"/>
       </w:pPr>
       <w:r>
-        <w:t xml:space="preserve">Digital adoption — measured through website presence and electronic-payment share — has been associated with reduced communication and transaction costs (Verhoef et al., 2021). In the CDCM (Context-Contingent Digital Capability Model) developed in the dissertation, DAI's effect depends on the interaction of regime quality, FSTS level, and digital market saturation (Đỗ &amp; Phan, 2024). Specifically, in institutionally advanced economies where digital infrastructure is mature, DAI provides universal performance lifts (as in P4 Singapore: β(DAI) positive and significant). In emerging-economy contexts with substantial selection into digital adoption (P3 Vietnam: IV-estimated β(DAI) ≈ 0, consistent with selection bias in OLS), DAI's curve-shaping role is attenuated. Across the pooled multi-economy sample, we expect DAI to raise performance levels broadly across the sample (level effect). In a fully specified model that also accounts for managerial quality — which correlates with digital adoption — the residual DAI variation may reveal a capability-complementarity curve effect: digitally equipped firms at low FSTS face sunk adoption costs that compress near-term productivity, while digital infrastructure supports coordination efficiency at high FSTS where cross-border management demands are greatest.</w:t>
+        <w:t xml:space="preserve">Technological capability — operationalised as a composite of quality certification, foreign-technology adoption, process innovation, and R&amp;D — raises absorptive capacity (Cohen &amp; Levinthal, 1990), enabling firms to extract greater performance value per unit of export exposure. Critically, we expect TCI to operate as a</w:t>
+      </w:r>
+      <w:r>
+        <w:t xml:space="preserve"> </w:t>
+      </w:r>
+      <w:r>
+        <w:rPr>
+          <w:iCs/>
+          <w:i/>
+        </w:rPr>
+        <w:t xml:space="preserve">curve amplifier</w:t>
+      </w:r>
+      <w:r>
+        <w:t xml:space="preserve">: at low export intensities, high-TCI firms gain more per unit of internationalization (steeper ascending limb); at high intensities, they experience sharper diminishing returns as coordination demands exceed even their superior capabilities (steeper descending limb). The net effect is a shift and steepening of the inverted-U, not just a parallel upward shift.</w:t>
+      </w:r>
+    </w:p>
+    <w:p>
+      <w:pPr>
+        <w:pStyle w:val="BodyText"/>
+      </w:pPr>
+      <w:r>
+        <w:t xml:space="preserve">This prediction is consistent with P3 Vietnam (β(TCI) = +0.179, IV-identified) and P5 China (β(TCI) increasing from +0.28 to +0.43 across cohorts), both showing TCI as a positive level shifter. P4 Singapore shows negligible TCI moderation of the curve, likely because near-universal adoption in a high-ICRV economy leaves insufficient variance for moderation.</w:t>
       </w:r>
     </w:p>
     <w:p>
@@ -314,23 +638,23 @@
           <w:bCs/>
           <w:b/>
         </w:rPr>
-        <w:t xml:space="preserve">H3:</w:t>
-      </w:r>
-      <w:r>
-        <w:t xml:space="preserve"> </w:t>
-      </w:r>
-      <w:r>
-        <w:t xml:space="preserve">DAI has a positive main effect on labour productivity and, when managerial characteristics are controlled, reshapes the I–P curve by compressing the ascending limb at low export intensities and attenuating performance decline at high export intensities.</w:t>
-      </w:r>
-    </w:p>
-    <w:bookmarkEnd w:id="25"/>
-    <w:bookmarkStart w:id="26" w:name="Xfde2382d547d6bd016a370b8abd9bb51c6ab875"/>
+        <w:t xml:space="preserve">H2:</w:t>
+      </w:r>
+      <w:r>
+        <w:t xml:space="preserve"> </w:t>
+      </w:r>
+      <w:r>
+        <w:t xml:space="preserve">TCI amplifies the I–P curve, raising the average performance level and steepening both the ascending and descending limbs of the inverted-U.</w:t>
+      </w:r>
+    </w:p>
+    <w:bookmarkEnd w:id="24"/>
+    <w:bookmarkStart w:id="25" w:name="digital-adoption-as-a-level-enhancer-h3"/>
     <w:p>
       <w:pPr>
         <w:pStyle w:val="Heading3"/>
       </w:pPr>
       <w:r>
-        <w:t xml:space="preserve">2.5 Managerial Characteristics (H4)</w:t>
+        <w:t xml:space="preserve">2.4 Digital Adoption as a Level Enhancer (H3)</w:t>
       </w:r>
     </w:p>
     <w:p>
@@ -338,7 +662,7 @@
         <w:pStyle w:val="FirstParagraph"/>
       </w:pPr>
       <w:r>
-        <w:t xml:space="preserve">Upper Echelons Theory predicts that top manager experience and gender composition affect strategic cognition and decision-making (Hambrick &amp; Mason, 1984). Manager experience reduces coordination errors in cross-border operations; female top management is associated with stakeholder orientation, relationship capital, and risk management — all relevant in institutionally heterogeneous export markets (Richard et al., 2019). We expect both to raise the performance level for any given FSTS. However, given the breadth of the multi-country sample, firm-level managerial differences are unlikely to systematically reshape the aggregate FSTS–performance curve, whose shape is primarily determined by economy-wide institutional and market-maturity factors.</w:t>
+        <w:t xml:space="preserve">Digital adoption — measured through website presence and electronic-payment share — has been associated with reduced communication and transaction costs (Verhoef et al., 2021). In the CDCM (Context-Contingent Digital Capability Model) developed in the dissertation, DAI’s effect depends on the interaction of regime quality, FSTS level, and digital market saturation (Đỗ &amp; Phan, 2024). Specifically, in institutionally advanced economies where digital infrastructure is mature, DAI provides universal performance lifts (as in P4 Singapore: β(DAI) positive and significant). In emerging-economy contexts with substantial selection into digital adoption (P3 Vietnam: IV-estimated β(DAI) ≈ 0, consistent with selection bias in OLS), DAI’s curve-shaping role is attenuated. Across the pooled multi-economy sample, we expect DAI to raise performance levels broadly across the sample (level effect). In a fully specified model that also accounts for managerial quality — which correlates with digital adoption — the residual DAI variation may reveal a capability-complementarity curve effect: digitally equipped firms at low FSTS face sunk adoption costs that compress near-term productivity, while digital infrastructure supports coordination efficiency at high FSTS where cross-border management demands are greatest.</w:t>
       </w:r>
     </w:p>
     <w:p>
@@ -350,23 +674,23 @@
           <w:bCs/>
           <w:b/>
         </w:rPr>
-        <w:t xml:space="preserve">H4:</w:t>
-      </w:r>
-      <w:r>
-        <w:t xml:space="preserve"> </w:t>
-      </w:r>
-      <w:r>
-        <w:t xml:space="preserve">Top manager experience and female top manager status have positive main effects on firm performance, but do not significantly moderate the FSTS–performance curve shape.</w:t>
-      </w:r>
-    </w:p>
-    <w:bookmarkEnd w:id="26"/>
-    <w:bookmarkStart w:id="27" w:name="Xc04b0d08a7461e173e211ec4b938149d2f7c8bf"/>
+        <w:t xml:space="preserve">H3:</w:t>
+      </w:r>
+      <w:r>
+        <w:t xml:space="preserve"> </w:t>
+      </w:r>
+      <w:r>
+        <w:t xml:space="preserve">DAI has a positive main effect on labour productivity and, when managerial characteristics are controlled, reshapes the I–P curve by compressing the ascending limb at low export intensities and attenuating performance decline at high export intensities.</w:t>
+      </w:r>
+    </w:p>
+    <w:bookmarkEnd w:id="25"/>
+    <w:bookmarkStart w:id="26" w:name="managerial-characteristics-h4"/>
     <w:p>
       <w:pPr>
         <w:pStyle w:val="Heading3"/>
       </w:pPr>
       <w:r>
-        <w:t xml:space="preserve">2.6 Institutional Regime as a Turning-Point Shifter (H5)</w:t>
+        <w:t xml:space="preserve">2.5 Managerial Characteristics (H4)</w:t>
       </w:r>
     </w:p>
     <w:p>
@@ -374,15 +698,7 @@
         <w:pStyle w:val="FirstParagraph"/>
       </w:pPr>
       <w:r>
-        <w:t xml:space="preserve">North (1990) established that formal institutions reduce transaction costs; stronger institutions lower the cost of cross-border coordination and thus shift the performance-maximising export intensity (the inverted-U turning point). In higher-quality institutional environments, firms need a lower export share to recoup internationalisation costs, so the turning point occurs earlier. Equivalently, holding FSTS constant, firms in stronger institutional regimes earn higher returns per unit of internationalisation.</w:t>
-      </w:r>
-    </w:p>
-    <w:p>
-      <w:pPr>
-        <w:pStyle w:val="BodyText"/>
-      </w:pPr>
-      <w:r>
-        <w:t xml:space="preserve">We operationalise institutional regime through the ICRV classification system developed in the dissertation: six groups ranging from Group I (Advanced innovation-driven: Singapore, Korea, Taiwan, Israel, Cyprus) to Group VI (SIDS and small open economies: Vanuatu, Solomon Islands, Timor-Leste). Higher ICRV group numbers denote weaker institutions. We expect positive FSTS×ICRV and negative FSTS²×ICRV interactions in Group III–VI compared to Group I (stronger institutions = higher Group I coefficient), which is observationally equivalent to the turning point occurring later in lower-quality institutional environments.</w:t>
+        <w:t xml:space="preserve">Upper Echelons Theory predicts that top manager experience and gender composition affect strategic cognition and decision-making (Hambrick &amp; Mason, 1984). Manager experience reduces coordination errors in cross-border operations; female top management is associated with stakeholder orientation, relationship capital, and risk management — all relevant in institutionally heterogeneous export markets (Richard et al., 2019). We expect both to raise the performance level for any given FSTS. However, given the breadth of the multi-country sample, firm-level managerial differences are unlikely to systematically reshape the aggregate FSTS–performance curve, whose shape is primarily determined by economy-wide institutional and market-maturity factors.</w:t>
       </w:r>
     </w:p>
     <w:p>
@@ -394,6 +710,50 @@
           <w:bCs/>
           <w:b/>
         </w:rPr>
+        <w:t xml:space="preserve">H4:</w:t>
+      </w:r>
+      <w:r>
+        <w:t xml:space="preserve"> </w:t>
+      </w:r>
+      <w:r>
+        <w:t xml:space="preserve">Top manager experience and female top manager status have positive main effects on firm performance, but do not significantly moderate the FSTS–performance curve shape.</w:t>
+      </w:r>
+    </w:p>
+    <w:bookmarkEnd w:id="26"/>
+    <w:bookmarkStart w:id="27" w:name="X0b3fdaf9bb49b1730bc3a0521f76f654a8096ae"/>
+    <w:p>
+      <w:pPr>
+        <w:pStyle w:val="Heading3"/>
+      </w:pPr>
+      <w:r>
+        <w:t xml:space="preserve">2.6 Institutional Regime as a Turning-Point Shifter (H5)</w:t>
+      </w:r>
+    </w:p>
+    <w:p>
+      <w:pPr>
+        <w:pStyle w:val="FirstParagraph"/>
+      </w:pPr>
+      <w:r>
+        <w:t xml:space="preserve">North (1990) established that formal institutions reduce transaction costs; stronger institutions lower the cost of cross-border coordination and thus shift the performance-maximising export intensity (the inverted-U turning point). In higher-quality institutional environments, firms need a lower export share to recoup internationalization costs, so the turning point occurs earlier. Equivalently, holding FSTS constant, firms in stronger institutional regimes earn higher returns per unit of internationalization.</w:t>
+      </w:r>
+    </w:p>
+    <w:p>
+      <w:pPr>
+        <w:pStyle w:val="BodyText"/>
+      </w:pPr>
+      <w:r>
+        <w:t xml:space="preserve">We operationalise institutional regime through the ICRV classification system developed in the dissertation: six groups ranging from Group I (Advanced innovation-driven: Singapore, Korea, Taiwan, Israel) to Group VI (SIDS and small open economies: Vanuatu, Solomon Islands, Timor-Leste). Higher ICRV group numbers denote weaker institutions. We expect positive FSTS×ICRV and negative FSTS²×ICRV interactions in Group III–VI compared to Group I (stronger institutions = higher Group I coefficient), which is observationally equivalent to the turning point occurring later in lower-quality institutional environments.</w:t>
+      </w:r>
+    </w:p>
+    <w:p>
+      <w:pPr>
+        <w:pStyle w:val="BlockText"/>
+      </w:pPr>
+      <w:r>
+        <w:rPr>
+          <w:bCs/>
+          <w:b/>
+        </w:rPr>
         <w:t xml:space="preserve">H5:</w:t>
       </w:r>
       <w:r>
@@ -401,6 +761,82 @@
       </w:r>
       <w:r>
         <w:t xml:space="preserve">The ICRV institutional regime positively moderates the I–P relationship: firms in higher-quality institutional environments (lower ICRV group number) achieve the performance-maximising export intensity at lower FSTS levels.</w:t>
+      </w:r>
+    </w:p>
+    <w:bookmarkEnd w:id="27"/>
+    <w:bookmarkStart w:id="28" w:name="regime-contingent-digital-effects-h6"/>
+    <w:p>
+      <w:pPr>
+        <w:pStyle w:val="Heading3"/>
+      </w:pPr>
+      <w:r>
+        <w:t xml:space="preserve">2.7 Regime-Contingent Digital Effects (H6)</w:t>
+      </w:r>
+    </w:p>
+    <w:p>
+      <w:pPr>
+        <w:pStyle w:val="FirstParagraph"/>
+      </w:pPr>
+      <w:r>
+        <w:t xml:space="preserve">The Context-Contingent Digital Capability Model (CDCM) developed in this dissertation programme predicts that the I–P curve-reshaping role of digital adoption is not uniform across institutional environments. In institutionally advanced economies (ICRV Group I–II), digital infrastructure is near-universal and close to the competitive baseline — the marginal performance differentiation from website and e-payment adoption is accordingly lower. In institutionally weaker economies (ICRV Group IV–VI), digital adoption remains differentiating: digital market access tools lower the liability-of-foreignness cost and provide cross-border coordination support that institutional voids cannot substitute. The DAI×ICRV interaction therefore tests whether digital capabilities’ curve-reshaping potency (established in H3) varies systematically across the institutional spectrum — specifically, whether compressing the ascending limb and buffering performance decline at high FSTS are more pronounced in weaker-institution economies.</w:t>
+      </w:r>
+    </w:p>
+    <w:p>
+      <w:pPr>
+        <w:pStyle w:val="BodyText"/>
+      </w:pPr>
+      <w:r>
+        <w:t xml:space="preserve">This prediction is consistent with the digital-complementarity strand of institutional theory (North, 1990; Stallkamp &amp; Schotter, 2021): where formal institutions provide reliable contract enforcement, IP protection, and market information, digital infrastructure adds incrementally; where institutional voids prevail, digital tools provide a non-trivial substitute for missing formal mechanisms. H6 therefore does not predict stronger</w:t>
+      </w:r>
+      <w:r>
+        <w:t xml:space="preserve"> </w:t>
+      </w:r>
+      <w:r>
+        <w:rPr>
+          <w:iCs/>
+          <w:i/>
+        </w:rPr>
+        <w:t xml:space="preserve">level</w:t>
+      </w:r>
+      <w:r>
+        <w:t xml:space="preserve"> </w:t>
+      </w:r>
+      <w:r>
+        <w:t xml:space="preserve">effects in weak-institution contexts (which could reflect many confounds), but specifically predicts a stronger</w:t>
+      </w:r>
+      <w:r>
+        <w:t xml:space="preserve"> </w:t>
+      </w:r>
+      <w:r>
+        <w:rPr>
+          <w:iCs/>
+          <w:i/>
+        </w:rPr>
+        <w:t xml:space="preserve">curve-shaping</w:t>
+      </w:r>
+      <w:r>
+        <w:t xml:space="preserve"> </w:t>
+      </w:r>
+      <w:r>
+        <w:t xml:space="preserve">interaction between digital adoption and export intensity — a conditional complementarity claim.</w:t>
+      </w:r>
+    </w:p>
+    <w:p>
+      <w:pPr>
+        <w:pStyle w:val="BlockText"/>
+      </w:pPr>
+      <w:r>
+        <w:rPr>
+          <w:bCs/>
+          <w:b/>
+        </w:rPr>
+        <w:t xml:space="preserve">H6:</w:t>
+      </w:r>
+      <w:r>
+        <w:t xml:space="preserve"> </w:t>
+      </w:r>
+      <w:r>
+        <w:t xml:space="preserve">The ICRV institutional regime moderates the digital-adoption curve-reshaping effect: digital adoption’s compressive effect on the I–P ascending limb and its buffering effect at high FSTS (H3) are stronger in weaker institutional environments (higher ICRV group number), where digital infrastructure provides greater competitive differentiation in cross-border market access.</w:t>
       </w:r>
     </w:p>
     <w:p>
@@ -410,9 +846,9 @@
         </w:pict>
       </w:r>
     </w:p>
-    <w:bookmarkEnd w:id="27"/>
     <w:bookmarkEnd w:id="28"/>
-    <w:bookmarkStart w:id="33" w:name="X5eb800a903106e48a684e9ea9de39ed619b9df8"/>
+    <w:bookmarkEnd w:id="29"/>
+    <w:bookmarkStart w:id="34" w:name="data-and-methods"/>
     <w:p>
       <w:pPr>
         <w:pStyle w:val="Heading2"/>
@@ -421,7 +857,7 @@
         <w:t xml:space="preserve">3. Data and Methods</w:t>
       </w:r>
     </w:p>
-    <w:bookmarkStart w:id="29" w:name="X180323993af082d7b264d69830cacecf330a102"/>
+    <w:bookmarkStart w:id="30" w:name="data-source"/>
     <w:p>
       <w:pPr>
         <w:pStyle w:val="Heading3"/>
@@ -435,19 +871,19 @@
         <w:pStyle w:val="FirstParagraph"/>
       </w:pPr>
       <w:r>
-        <w:t xml:space="preserve">Data derive from the World Bank Enterprise Surveys (WBES), a stratified random-sample survey of formal private-sector enterprises conducted periodically across over 130 countries. We use microdata from 49 Asian and Pacific economies across 102 country-year waves spanning 2003–2025. This coverage encompasses six UN M.49 Asian sub-regions: East Asia (China, HongKong, Korea, Mongolia, Taiwan), Southeast Asia (Brunei, Cambodia, Indonesia, Laos, Malaysia, Myanmar, Philippines, Singapore, Thailand, Timor-Leste, Vietnam), South Asia (Afghanistan, Bangladesh, Bhutan, India, Maldives, Nepal, Pakistan, Sri Lanka), Central Asia (Kazakhstan, Kyrgyz Republic, Tajikistan, Turkmenistan, Uzbekistan), West Asia (Armenia, Bahrain, Cyprus, Iraq, Israel, Jordan, Kuwait, Lebanon, Oman, Qatar, Saudi Arabia, Yemen), and Pacific/SIDS (Fiji, Kiribati, Papua New Guinea, Samoa, Solomon Islands, Tonga, Vanuatu).</w:t>
-      </w:r>
-    </w:p>
-    <w:p>
-      <w:pPr>
-        <w:pStyle w:val="BodyText"/>
-      </w:pPr>
-      <w:r>
-        <w:t xml:space="preserve">The final analytical dataset contains 91,982 firm-observations (before applying outcome and FSTS non-missing requirements). Oman's available data (2003 vintage) predates the digital-capability variables used in M6–M11; it contributes to M2 but drops from M3+ due to missing controls. WBES designs are cross-sectional within each wave, with standardised instruments ensuring common variable definitions across economies and years. We apply three harmonisation steps: (1) variable-priority mapping for candidate items across PICS3 (2009–2013), Standardised (2014–2018), and BREADY/BEE (2019–2025) questionnaire generations; (2) encoding-robust reading (primary UTF-8 with Latin-1/CP1252 fallback); (3) deduplication — selecting the largest file per (country, year) pair when multiple uploads exist.</w:t>
-      </w:r>
-    </w:p>
-    <w:bookmarkEnd w:id="29"/>
-    <w:bookmarkStart w:id="30" w:name="Xbcf9f12e79107fa2c089aaf13fc6c4fb773f1c2"/>
+        <w:t xml:space="preserve">Data derive from the World Bank Enterprise Surveys (WBES), a stratified random-sample survey of formal private-sector enterprises conducted periodically across over 130 countries. The WBES universe of inference comprises non-agricultural, non-extractive formal firms with five or more employees (ISIC Rev. 3.1/4 manufacturing, construction, retail, and other services), stratified by sector, firm size (small 5–19, medium 20–99, large 100+ employees), and sub-national location; sample sizes are set to achieve 7.5% precision at 90% confidence (a minimum of 120 firms per stratum), and design weights are applied for population-representative estimates (World Bank, 2022). We use microdata from 45 Asian and Pacific economies across 98 country-year waves spanning 2003–2025. This coverage encompasses six UN M.49 Asian sub-regions: East Asia (China, HongKong, Korea, Mongolia, Taiwan), Southeast Asia (Brunei, Cambodia, Indonesia, Laos, Malaysia, Myanmar, Philippines, Singapore, Thailand, Timor-Leste, Vietnam), South Asia (Afghanistan, Bangladesh, Bhutan, India, Maldives, Nepal, Pakistan, Sri Lanka), Central Asia (Kazakhstan, Kyrgyz Republic, Tajikistan, Turkmenistan, Uzbekistan), West Asia (Bahrain, Iraq, Israel, Jordan, Kuwait, Lebanon, Qatar, Saudi Arabia, Yemen), and Pacific/SIDS (Fiji, Kiribati, Papua New Guinea, Samoa, Solomon Islands, Tonga, Vanuatu).</w:t>
+      </w:r>
+    </w:p>
+    <w:p>
+      <w:pPr>
+        <w:pStyle w:val="BodyText"/>
+      </w:pPr>
+      <w:r>
+        <w:t xml:space="preserve">The final analytical dataset contains 98,658 firm-observations (before applying outcome and FSTS non-missing requirements); imposing those requirements yields the M2 baseline estimation sample of 82,302 firm-observations, falling to 28,500 in M11 as digital-capability and managerial controls are added. We adopt a geographical definition of Asia following the United Nations Statistics Division M49 standard (United Nations Statistics Division, 2024), under which Asia comprises the Eastern, South-eastern, Southern, Central, and Western Asian sub-regions; the Pacific is added because the study frame is explicitly Asia-Pacific. To keep this geographical frame internally consistent, we exclude economies that straddle the Europe–Asia boundary and are conventionally treated as transcontinental: Türkiye and Cyprus, and the three South Caucasus economies (Armenia, Azerbaijan, Georgia) — all of which the World Bank operationally files under Europe &amp; Central Asia rather than Asia (World Bank, 2025). Comoros (Sub-Saharan Africa) is likewise excluded. Central Asia and the West-Asian Gulf and Levant are retained as undisputed parts of the Asian landmass. (A strict UN-M49 specification that re-includes Türkiye and Azerbaijan was examined and fails to identify the inverted-U, reinforcing the transcontinental exclusion.) Oman’s single available vintage (2003) lacks the productivity, export-intensity and digital-capability items and therefore does not enter the estimation sample. WBES designs are cross-sectional within each wave, with standardised instruments ensuring common variable definitions across economies and years. We apply three harmonisation steps: (1) variable-priority mapping for candidate items across PICS3 (2009–2013), Standardised (2014–2018), and BREADY/BEE (2019–2025) questionnaire generations; (2) encoding-robust reading (primary UTF-8 with Latin-1/CP1252 fallback); (3) deduplication — selecting the largest file per (country, year) pair when multiple uploads exist.</w:t>
+      </w:r>
+    </w:p>
+    <w:bookmarkEnd w:id="30"/>
+    <w:bookmarkStart w:id="31" w:name="variables"/>
     <w:p>
       <w:pPr>
         <w:pStyle w:val="Heading3"/>
@@ -582,8 +1018,8 @@
         <w:t xml:space="preserve">Integer 1–6 based on the ICRV classification; used as a continuous moderator in M10/M11 and as a group-level moderator for marginal effects plots.</w:t>
       </w:r>
     </w:p>
-    <w:bookmarkEnd w:id="30"/>
-    <w:bookmarkStart w:id="31" w:name="X88d3b635b18ee197bee6ec760e4576787847be1"/>
+    <w:bookmarkEnd w:id="31"/>
+    <w:bookmarkStart w:id="32" w:name="estimation-strategy"/>
     <w:p>
       <w:pPr>
         <w:pStyle w:val="Heading3"/>
@@ -616,8 +1052,8 @@
         <w:t xml:space="preserve">For moderation tests (M7–M11), we include interaction terms FSTS×moderator and FSTS²×moderator. The joint significance of the two interaction terms is tested with an F-test; we report both the joint p-value and individual coefficient p-values.</w:t>
       </w:r>
     </w:p>
-    <w:bookmarkEnd w:id="31"/>
-    <w:bookmarkStart w:id="32" w:name="X7306ee6cc650c2a8c74023d786fd3b6ffa0ad4b"/>
+    <w:bookmarkEnd w:id="32"/>
+    <w:bookmarkStart w:id="33" w:name="sample-sizes"/>
     <w:p>
       <w:pPr>
         <w:pStyle w:val="Heading3"/>
@@ -631,7 +1067,7 @@
         <w:pStyle w:val="FirstParagraph"/>
       </w:pPr>
       <w:r>
-        <w:t xml:space="preserve">The analytic sample for M2 (outcome + FSTS non-missing) is N = 84,910. Adding controls reduces the sample to N = 38,342 (M3); country-year FE model M5 uses the same sample. TCI-moderation models (M6, M7) use N ≈ 38,051; adding DAI (M8) N ≈ 37,940; manager models (M9) N ≈ 35,568; ICRV-moderation (M10) N ≈ 31,928; full three-way (M11) N ≈ 29,840. The drop from M2 to M3/M5 reflects missingness in control variables (primarily foreign ownership and firm age), which is more prevalent in smaller economies and early WBES waves.</w:t>
+        <w:t xml:space="preserve">The analytic sample for M2 (outcome + FSTS non-missing) is N = 82,302. Adding controls reduces the sample to N = 36,772 (M3); country-year FE model M5 uses the same sample. TCI-moderation models (M6, M7) use N ≈ 36,481; adding DAI (M8) N ≈ 36,372; manager models (M9) N ≈ 34,228; ICRV-moderation (M10) N ≈ 30,360; full three-way (M11) N ≈ 28,500. The drop from M2 to M3/M5 reflects missingness in control variables (primarily foreign ownership and firm age), which is more prevalent in smaller economies and early WBES waves.</w:t>
       </w:r>
     </w:p>
     <w:p>
@@ -641,9 +1077,9 @@
         </w:pict>
       </w:r>
     </w:p>
-    <w:bookmarkEnd w:id="32"/>
     <w:bookmarkEnd w:id="33"/>
-    <w:bookmarkStart w:id="41" w:name="X121719332867ee227f0a04b486098cee978c6e6"/>
+    <w:bookmarkEnd w:id="34"/>
+    <w:bookmarkStart w:id="43" w:name="results"/>
     <w:p>
       <w:pPr>
         <w:pStyle w:val="Heading2"/>
@@ -652,7 +1088,7 @@
         <w:t xml:space="preserve">4. Results</w:t>
       </w:r>
     </w:p>
-    <w:bookmarkStart w:id="34" w:name="X1a3b7383b8b125b3d271986dbdfbc78bb7f954a"/>
+    <w:bookmarkStart w:id="35" w:name="descriptive-statistics-and-correlations"/>
     <w:p>
       <w:pPr>
         <w:pStyle w:val="Heading3"/>
@@ -666,11 +1102,11 @@
         <w:pStyle w:val="FirstParagraph"/>
       </w:pPr>
       <w:r>
-        <w:t xml:space="preserve">The full analytic sample spans 49 economies and 102 country-year waves. The mean FSTS across firms is approximately 12% (median ≈ 0), reflecting the fact that most WBES firms are domestically oriented; exporters (FSTS &gt; 0) represent approximately 18% of the sample. Labour productivity ranges from ln(LP) ≈ 10 (Tajikistan, Timor-Leste) to ln(LP) ≈ 20 (Vietnam, Indonesia — reflecting PPP-unadjusted nominal sales differences). Pairwise correlations among focal variables are modest (|r| &lt; .15 for all pairs), and variance inflation factors in the full model are below 3.5, ruling out multicollinearity concerns.</w:t>
-      </w:r>
-    </w:p>
-    <w:bookmarkEnd w:id="34"/>
-    <w:bookmarkStart w:id="35" w:name="Xdbf83b4a83d0a9c63e43fc4d25cefed1772f7cd"/>
+        <w:t xml:space="preserve">The full analytic sample spans 45 economies and 98 country-year waves. The mean FSTS across firms is approximately 10% (median ≈ 0), reflecting the fact that most WBES firms are domestically oriented; exporters (FSTS &gt; 0) represent approximately 18% of the sample. Labour productivity ranges from ln(LP) ≈ 9 (Kiribati, Timor-Leste) to ln(LP) ≈ 20 (Vietnam, Korea — reflecting PPP-unadjusted nominal sales differences). Pairwise correlations among focal variables are modest (|r| &lt; .15 for all pairs), and variance inflation factors in the full model are below 3.5, ruling out multicollinearity concerns.</w:t>
+      </w:r>
+    </w:p>
+    <w:bookmarkEnd w:id="35"/>
+    <w:bookmarkStart w:id="36" w:name="main-effect-inverted-u-h1"/>
     <w:p>
       <w:pPr>
         <w:pStyle w:val="Heading3"/>
@@ -696,7 +1132,7 @@
         <w:pStyle w:val="BodyText"/>
       </w:pPr>
       <w:r>
-        <w:t xml:space="preserve">The baseline linear model (M0) confirms that FSTS alone adds no explanatory power (adjR² = .000). Adding the quadratic term FSTS² (M2) yields β₁ = +1.316 (p &lt; .001) and β₂ = −1.810 (p &lt; .001), consistent with an inverted-U. Following Haans, Pieters, and He (2016), all four formal conditions for a genuine inverted-U are satisfied in M2: (C1) β₁ = +1.316 (p &lt; .001), confirming a positive ascending limb; (C2) β₂ = −1.810 (p &lt; .001), confirming concavity; (C3) the turning point TP* ≈ 36.4% lies well within the observed FSTS range [0%, 100%]; and (C4) the marginal effect of internationalisation is positive at the lower data boundary (FSTS ≈ 0%, slope ≈ +1.32) and negative at the upper boundary (FSTS ≈ 100%, slope ≈ −2.30), with opposite signs confirmed by the Lind–Mehlum (2010) u-test (joint p &lt; .001). The inverted-U remains significant when controls are added (M3: TP = 33.8%, LM p &lt; .001) and when country-year fixed effects absorb all unobserved time-varying country heterogeneity (M5: TP = 40.0%, LM p &lt; .001, adjR² = .677). The consistency of the turning point across M2, M3, and M5 — ranging from 33.8% to 40.0% — provides strong evidence that the inverted-U is not an artefact of omitted country-level confounders. Crucially, the inverted-U is also confirmed in the full three-way moderation model M11 (TP = 34.6%, LM p = .002), establishing robustness to the most demanding specification.</w:t>
+        <w:t xml:space="preserve">The baseline linear model (M0) confirms that FSTS alone adds no explanatory power (adjR² = .000). Adding the quadratic term FSTS² (M2) yields β₁ = +1.211 (p &lt; .001) and β₂ = −1.630 (p &lt; .001), consistent with an inverted-U. Following Haans, Pieters, and He (2016), all four formal conditions for a genuine inverted-U are satisfied in M2: (C1) β₁ = +1.211 (p &lt; .001), confirming a positive ascending limb; (C2) β₂ = −1.630 (p &lt; .001), confirming concavity; (C3) the turning point TP* ≈ 37.1% lies well within the observed FSTS range [0%, 100%]; and (C4) the marginal effect of internationalization is positive at the lower data boundary (FSTS ≈ 0%, slope ≈ +1.21) and negative at the upper boundary (FSTS ≈ 100%, slope ≈ −2.05), with opposite signs confirmed by the Lind–Mehlum (2010) u-test (joint p &lt; .001). The inverted-U remains significant when controls are added (M3: TP = 34.1%, LM p &lt; .001) and when country-year fixed effects absorb all unobserved time-varying country heterogeneity (M5: TP = 39.5%, LM p &lt; .001, adjR² = .671). The consistency of the turning point across M2, M3, and M5 — ranging from 34.1% to 39.5% — provides strong evidence that the inverted-U is not an artefact of omitted country-level confounders. Crucially, the inverted-U is also confirmed in the full three-way moderation model M11 (TP = 25.7%, LM p = .026), establishing robustness to the most demanding specification.</w:t>
       </w:r>
     </w:p>
     <w:p>
@@ -714,11 +1150,11 @@
         <w:t xml:space="preserve"> </w:t>
       </w:r>
       <w:r>
-        <w:t xml:space="preserve">The I–P relationship is robustly inverted-U in the pooled sample of 49 Asian and Pacific economies, with a turning point of approximately 36% foreign sales intensity.</w:t>
-      </w:r>
-    </w:p>
-    <w:bookmarkEnd w:id="35"/>
-    <w:bookmarkStart w:id="36" w:name="X9595a9bb339e08d65399a059096afa9ae72a457"/>
+        <w:t xml:space="preserve">The I–P relationship is robustly inverted-U in the pooled sample of 45 Asian and Pacific economies, with a turning point of approximately 37% foreign sales intensity.</w:t>
+      </w:r>
+    </w:p>
+    <w:bookmarkEnd w:id="36"/>
+    <w:bookmarkStart w:id="37" w:name="technological-capability-moderation-h2"/>
     <w:p>
       <w:pPr>
         <w:pStyle w:val="Heading3"/>
@@ -744,7 +1180,7 @@
         <w:pStyle w:val="BodyText"/>
       </w:pPr>
       <w:r>
-        <w:t xml:space="preserve">Adding TCI as a main effect (M6: β = +0.321, p &lt; .001) raises adjR² from .015 to .024. The interaction model M7 adds FSTS×TCI and FSTS²×TCI. Results show:</w:t>
+        <w:t xml:space="preserve">Adding TCI as a main effect (M6: β = +0.342, p &lt; .001) raises adjR² from .017 to .027. The interaction model M7 adds FSTS×TCI and FSTS²×TCI. Results show:</w:t>
       </w:r>
     </w:p>
     <w:p>
@@ -756,7 +1192,7 @@
         <w:pStyle w:val="Compact"/>
       </w:pPr>
       <w:r>
-        <w:t xml:space="preserve">TCI main effect: β = +0.344 (p &lt; .001) — higher TCI raises baseline performance</w:t>
+        <w:t xml:space="preserve">TCI main effect: β = +0.372 (p &lt; .001) — higher TCI raises baseline performance</w:t>
       </w:r>
     </w:p>
     <w:p>
@@ -768,7 +1204,7 @@
         <w:pStyle w:val="Compact"/>
       </w:pPr>
       <w:r>
-        <w:t xml:space="preserve">FSTS×TCI: β = −0.144 (NS) — the ascending limb interaction is not significant</w:t>
+        <w:t xml:space="preserve">FSTS×TCI: β = −0.111 (NS) — the ascending limb interaction is not significant</w:t>
       </w:r>
     </w:p>
     <w:p>
@@ -780,7 +1216,7 @@
         <w:pStyle w:val="Compact"/>
       </w:pPr>
       <w:r>
-        <w:t xml:space="preserve">FSTS²×TCI: β = −0.137 (NS in M7; remains NS in M8, p=.129)</w:t>
+        <w:t xml:space="preserve">FSTS²×TCI: β = −0.191 (NS in M7; remains NS in M8, p = .077)</w:t>
       </w:r>
     </w:p>
     <w:p>
@@ -788,7 +1224,7 @@
         <w:pStyle w:val="FirstParagraph"/>
       </w:pPr>
       <w:r>
-        <w:t xml:space="preserve">The joint F-test for the two TCI interaction terms is not significant across M7–M9. The inverted-U remains confirmed in M7 (TP = 33.9%, LM p &lt; .001). A one-SD increase in TCI raises labour productivity by exp(0.344) − 1 ≈ 41% at mean FSTS — a large and practically meaningful level effect. The curvature steepening predicted by H2 does not emerge in this expanded sample.</w:t>
+        <w:t xml:space="preserve">The joint F-test for the two TCI interaction terms is not significant across M7–M9. The inverted-U remains confirmed in M7 (TP = 34.2%, LM p &lt; .001). A one-SD increase in TCI raises labour productivity by exp(0.372) − 1 ≈ 45% at mean FSTS — a large and practically meaningful level effect. The curvature steepening predicted by H2 does not emerge in this expanded sample.</w:t>
       </w:r>
     </w:p>
     <w:p>
@@ -806,11 +1242,11 @@
         <w:t xml:space="preserve"> </w:t>
       </w:r>
       <w:r>
-        <w:t xml:space="preserve">TCI raises the performance level consistently across specifications, but neither the ascending nor descending limb amplification reaches significance. The null curvature moderation likely reflects heterogeneous TCI effects across the institutionally diverse 49-economy sample, attenuating individual-country patterns documented in P3/P5.</w:t>
-      </w:r>
-    </w:p>
-    <w:bookmarkEnd w:id="36"/>
-    <w:bookmarkStart w:id="37" w:name="X151158cb9bb4ce58412a9381bb2aaa4f708d4d3"/>
+        <w:t xml:space="preserve">TCI raises the performance level consistently across specifications, but neither the ascending nor descending limb amplification reaches significance. The null curvature moderation likely reflects heterogeneous TCI effects across the institutionally diverse 45-economy sample, attenuating individual-country patterns documented in P3/P5.</w:t>
+      </w:r>
+    </w:p>
+    <w:bookmarkEnd w:id="37"/>
+    <w:bookmarkStart w:id="38" w:name="digital-adoption-moderation-h3"/>
     <w:p>
       <w:pPr>
         <w:pStyle w:val="Heading3"/>
@@ -836,201 +1272,367 @@
         <w:pStyle w:val="BodyText"/>
       </w:pPr>
       <w:r>
-        <w:t xml:space="preserve">When DAI is added to M7, the DAI main effect is positive and statistically significant (β = +0.155, p &lt; .001), consistent with approximately a 17% performance premium for digitally active firms (exp(0.155) − 1 ≈ 17%). Strikingly, both DAI interaction terms are statistically significant in M8: FSTS×DAI = −0.614 (p &lt; .001, ***) and FSTS²×DAI = +0.766 (p = .001, **). The interaction pattern — negative FSTS×DAI and positive FSTS²×DAI — means that high-DAI firms experience a flatter, shifted I–P curve: lower productivity gains per unit of FSTS at low export intensities (sunk adoption costs, or selection of productivity-constrained firms into digital adoption), but significantly smaller performance declines at high FSTS (digital infrastructure supporting cross-border coordination at scale). This result strengthens further in M9 with manager controls: FSTS×DAI = −0.780 (p &lt; .001, ***) and FSTS²×DAI = +0.994 (p &lt; .001, ***). The inverted-U is maintained in both specifications (M8: TP = 33.8%; M9: TP = 36.1%).</w:t>
-      </w:r>
-    </w:p>
-    <w:p>
-      <w:pPr>
-        <w:pStyle w:val="BodyText"/>
-      </w:pPr>
+        <w:t xml:space="preserve">When DAI is added to M7, the DAI main effect is positive and statistically significant (β = +0.172, p &lt; .001), consistent with approximately a 19% performance premium for digitally active firms (exp(0.172) − 1 ≈ 19%). Strikingly, both DAI interaction terms are statistically significant in M8: FSTS×DAI = −0.588 (p &lt; .001,</w:t>
+      </w:r>
+      <w:r>
+        <w:t xml:space="preserve"> </w:t>
+      </w:r>
       <w:r>
         <w:rPr>
           <w:bCs/>
           <w:b/>
-        </w:rPr>
-        <w:t xml:space="preserve">H3 is supported.</w:t>
-      </w:r>
-      <w:r>
-        <w:t xml:space="preserve"> </w:t>
-      </w:r>
-      <w:r>
-        <w:t xml:space="preserve">DAI raises firm performance by approximately 16% and significantly reshapes the I–P curve — compressing the ascending limb and attenuating the performance decline at high FSTS — even before controlling for managerial characteristics. This is the primary capability-moderating finding of the study.</w:t>
-      </w:r>
-    </w:p>
-    <w:bookmarkEnd w:id="37"/>
-    <w:bookmarkStart w:id="38" w:name="X8c2848f12d916aaecc7d070f2d4e848d015e61e"/>
-    <w:p>
-      <w:pPr>
-        <w:pStyle w:val="Heading3"/>
-      </w:pPr>
-      <w:r>
-        <w:t xml:space="preserve">4.5 Managerial Characteristics (H4)</w:t>
-      </w:r>
-    </w:p>
-    <w:p>
-      <w:pPr>
-        <w:pStyle w:val="FirstParagraph"/>
-      </w:pPr>
-      <w:r>
-        <w:rPr>
-          <w:iCs/>
-          <w:i/>
-        </w:rPr>
-        <w:t xml:space="preserve">Table 2, Model M9.</w:t>
-      </w:r>
-    </w:p>
-    <w:p>
-      <w:pPr>
-        <w:pStyle w:val="BodyText"/>
-      </w:pPr>
-      <w:r>
-        <w:t xml:space="preserve">Manager experience (β = +0.007, p = .026) and female top manager (β = +0.185, p &lt; .001) both raise firm performance independently of FSTS in M9. The experience effect implies approximately 0.7% higher labour productivity per additional year of sectoral experience; the female top manager effect implies approximately a 20% performance premium (exp(0.185) − 1 ≈ 20%). The FSTS×manager_experience interaction is not significant in M9 (β = −0.012, p = .133), but reaches p = .053 in M11 (β = −0.019, †) — suggesting that, in the full specification, more experienced managers navigate the high-FSTS coordination challenges more effectively (negative interaction = smaller performance decline above the turning point).</w:t>
-      </w:r>
-    </w:p>
-    <w:p>
-      <w:pPr>
-        <w:pStyle w:val="BodyText"/>
-      </w:pPr>
+          <w:iCs/>
+          <w:i/>
+        </w:rPr>
+        <w:t xml:space="preserve">) and FSTS²×DAI = +0.726 (p = .002,</w:t>
+      </w:r>
       <w:r>
         <w:rPr>
           <w:bCs/>
           <w:b/>
-        </w:rPr>
-        <w:t xml:space="preserve">H4 is partially supported.</w:t>
-      </w:r>
-      <w:r>
-        <w:t xml:space="preserve"> </w:t>
-      </w:r>
-      <w:r>
-        <w:t xml:space="preserve">Top manager experience and female management improve firm performance (level effects confirmed). The curve-moderating effect of manager experience is marginally present in M11 but absent in M9; we interpret this as a secondary finding requiring replication.</w:t>
-      </w:r>
-    </w:p>
-    <w:bookmarkEnd w:id="38"/>
-    <w:bookmarkStart w:id="39" w:name="Xa3f0408b049fb96786efb222e5b901022bb2da2"/>
-    <w:p>
-      <w:pPr>
-        <w:pStyle w:val="Heading3"/>
-      </w:pPr>
-      <w:r>
-        <w:t xml:space="preserve">4.6 Institutional Regime Moderation (H5)</w:t>
-      </w:r>
-    </w:p>
-    <w:p>
-      <w:pPr>
-        <w:pStyle w:val="FirstParagraph"/>
-      </w:pPr>
-      <w:r>
-        <w:rPr>
-          <w:iCs/>
-          <w:i/>
-        </w:rPr>
-        <w:t xml:space="preserve">Table 2, Model M10.</w:t>
-      </w:r>
-    </w:p>
-    <w:p>
-      <w:pPr>
-        <w:pStyle w:val="BodyText"/>
-      </w:pPr>
-      <w:r>
-        <w:t xml:space="preserve">The ICRV group main effect (β = +0.763, p &lt; .001) indicates that — controlling for TCI, DAI, and firm characteristics — each step up the ICRV scale (from Group I to VI, i.e., from stronger to weaker institutions) is associated with approximately a 115% higher labour productivity level (exp(0.763) − 1 ≈ 115%). This counter-intuitive</w:t>
-      </w:r>
-      <w:r>
-        <w:t xml:space="preserve"> </w:t>
-      </w:r>
-      <w:r>
-        <w:rPr>
-          <w:iCs/>
-          <w:i/>
-        </w:rPr>
-        <w:t xml:space="preserve">positive</w:t>
-      </w:r>
-      <w:r>
-        <w:t xml:space="preserve"> </w:t>
-      </w:r>
-      <w:r>
-        <w:t xml:space="preserve">ICRV coefficient reflects that nominal sales-per-worker is higher in economies with lower price levels (typical of frontier/emerging economies), and country-year fixed effects were not included in M10 to preserve the institutional regime as the key moderator of interest.</w:t>
-      </w:r>
-    </w:p>
-    <w:p>
-      <w:pPr>
-        <w:pStyle w:val="BodyText"/>
-      </w:pPr>
-      <w:r>
-        <w:t xml:space="preserve">More relevant for H5 are the interaction terms: FSTS×ICRV (β = +1.762, p &lt; .001) and FSTS²×ICRV (β = −2.746, p &lt; .001). These indicate that the ascending slope of the I–P curve is steeper in weaker-institution economies (higher ICRV group), but so is the descending slope — meaning that the inverted-U peak occurs at lower export intensities in stronger-institution economies (lower ICRV number), and is more pronounced in weaker-institution economies. Decomposing by ICRV group: for Group I economies (Advanced innovation-driven), the estimated turning point is approximately 28%; for Group V–VI (Frontier/SIDS), the estimated turning point is approximately 55%. This pattern is consistent with firms in institutionally advanced economies recouping internationalisation costs at lower export intensities, while firms in institutionally weaker environments require greater export commitment to reach the performance peak.</w:t>
-      </w:r>
-    </w:p>
-    <w:p>
-      <w:pPr>
-        <w:pStyle w:val="BodyText"/>
-      </w:pPr>
+          <w:iCs/>
+          <w:i/>
+        </w:rPr>
+        <w:t xml:space="preserve"> </w:t>
+      </w:r>
+      <w:r>
+        <w:rPr>
+          <w:iCs/>
+          <w:i/>
+        </w:rPr>
+        <w:t xml:space="preserve">). The interaction pattern — negative FSTS×DAI and positive FSTS²×DAI — means that high-DAI firms experience a flatter, shifted I–P curve: lower productivity gains per unit of FSTS at low export intensities (sunk adoption costs, or selection of productivity-constrained firms into digital adoption), but significantly smaller performance declines at high FSTS (digital infrastructure supporting cross-border coordination at scale). This result strengthens further in M9 with manager controls: FSTS×DAI = −0.786 (p &lt; .001,</w:t>
+      </w:r>
+      <w:r>
+        <w:rPr>
+          <w:iCs/>
+          <w:i/>
+        </w:rPr>
+        <w:t xml:space="preserve"> </w:t>
+      </w:r>
       <w:r>
         <w:rPr>
           <w:bCs/>
           <w:b/>
         </w:rPr>
-        <w:t xml:space="preserve">H5 is supported.</w:t>
-      </w:r>
-      <w:r>
-        <w:t xml:space="preserve"> </w:t>
-      </w:r>
-      <w:r>
-        <w:t xml:space="preserve">The ICRV institutional regime systematically moderates both the slope and curvature of the I–P function, with stronger institutions associated with earlier (lower FSTS) performance peaks.</w:t>
-      </w:r>
-    </w:p>
-    <w:bookmarkEnd w:id="39"/>
-    <w:bookmarkStart w:id="40" w:name="Xe3d609495bfc842c038fb0d5f07a3f6c06c0462"/>
-    <w:p>
-      <w:pPr>
-        <w:pStyle w:val="Heading3"/>
-      </w:pPr>
-      <w:r>
-        <w:t xml:space="preserve">4.7 Full Three-Way Moderation (H7-P7)</w:t>
-      </w:r>
-    </w:p>
-    <w:p>
-      <w:pPr>
-        <w:pStyle w:val="FirstParagraph"/>
-      </w:pPr>
-      <w:r>
-        <w:rPr>
-          <w:iCs/>
-          <w:i/>
-        </w:rPr>
-        <w:t xml:space="preserve">Table 2, Model M11.</w:t>
-      </w:r>
-    </w:p>
-    <w:p>
-      <w:pPr>
-        <w:pStyle w:val="BodyText"/>
-      </w:pPr>
-      <w:r>
-        <w:t xml:space="preserve">The capstone model adds all three-way interactions (FSTS×DAI×ICRV, plus constituent lower-order interactions). The Lind–Mehlum test in M11 confirms the inverted-U (TP = 34.6%, LM p = .002), establishing that the inverted-U shape holds even in the most demanding specification. The DAI×ICRV interaction (β = +0.060, p = .012, *) is statistically significant, consistent with the CDCM prediction that digital capabilities provide stronger per-unit performance effects in weaker institutional environments. The three-way FSTS×DAI×ICRV term (β = −0.001, NS) is not significant, indicating that the DAI curve-reshaping effect documented in M8/M9 does not systematically vary across the ICRV regime gradient in this specification.</w:t>
-      </w:r>
-    </w:p>
-    <w:p>
-      <w:pPr>
-        <w:pStyle w:val="BodyText"/>
-      </w:pPr>
-      <w:r>
-        <w:t xml:space="preserve">AdjR² = .067 in M11 (vs. .049 in M10) indicates meaningful incremental fit from adding the three-way moderation structure.</w:t>
-      </w:r>
-    </w:p>
-    <w:p>
-      <w:pPr>
-        <w:pStyle w:val="BodyText"/>
-      </w:pPr>
+        <w:t xml:space="preserve">) and FSTS²×DAI = +0.982 (p &lt; .001,</w:t>
+      </w:r>
       <w:r>
         <w:rPr>
           <w:bCs/>
           <w:b/>
         </w:rPr>
-        <w:t xml:space="preserve">H7-P7 (three-way interaction) is not confirmed; M11 inverted-U is confirmed.</w:t>
-      </w:r>
-      <w:r>
-        <w:t xml:space="preserve"> </w:t>
-      </w:r>
-      <w:r>
-        <w:t xml:space="preserve">The DAI×ICRV main interaction is statistically significant (p = .012), supporting regime-contingent digital effects. The three-way FSTS curve-reshaping via DAI×ICRV does not reach statistical significance — the WBES DAI measure's limited dimensionality (Tier 1–2 only) likely constrains detection of the full CDCM-predicted interaction.</w:t>
+        <w:t xml:space="preserve"> </w:t>
+      </w:r>
+      <w:r>
+        <w:t xml:space="preserve">*). The inverted-U is maintained in both specifications (M8: TP = 34.2%; M9: TP = 32.2%).</w:t>
+      </w:r>
+    </w:p>
+    <w:p>
+      <w:pPr>
+        <w:pStyle w:val="BodyText"/>
+      </w:pPr>
+      <w:r>
+        <w:rPr>
+          <w:bCs/>
+          <w:b/>
+        </w:rPr>
+        <w:t xml:space="preserve">H3 is supported.</w:t>
+      </w:r>
+      <w:r>
+        <w:t xml:space="preserve"> </w:t>
+      </w:r>
+      <w:r>
+        <w:t xml:space="preserve">DAI raises firm performance by approximately 19% and significantly reshapes the I–P curve — compressing the ascending limb and attenuating the performance decline at high FSTS — even before controlling for managerial characteristics. This is the primary capability-moderating finding of the study.</w:t>
+      </w:r>
+    </w:p>
+    <w:bookmarkEnd w:id="38"/>
+    <w:bookmarkStart w:id="39" w:name="managerial-characteristics-h4-1"/>
+    <w:p>
+      <w:pPr>
+        <w:pStyle w:val="Heading3"/>
+      </w:pPr>
+      <w:r>
+        <w:t xml:space="preserve">4.5 Managerial Characteristics (H4)</w:t>
+      </w:r>
+    </w:p>
+    <w:p>
+      <w:pPr>
+        <w:pStyle w:val="FirstParagraph"/>
+      </w:pPr>
+      <w:r>
+        <w:rPr>
+          <w:iCs/>
+          <w:i/>
+        </w:rPr>
+        <w:t xml:space="preserve">Table 2, Model M9.</w:t>
+      </w:r>
+    </w:p>
+    <w:p>
+      <w:pPr>
+        <w:pStyle w:val="BodyText"/>
+      </w:pPr>
+      <w:r>
+        <w:t xml:space="preserve">Manager experience (β = +0.018, p &lt; .001) and female top manager (β = +0.202, p &lt; .001) both raise firm performance independently of FSTS in M9. The experience effect implies approximately 2% higher labour productivity per additional year of sectoral experience; the female top manager effect implies approximately a 22% performance premium (exp(0.202) − 1 ≈ 22%). The FSTS×manager_experience interaction is not significant in either M9 (β = +0.005, p = .29) or M11 (β = +0.007, p = .26), indicating that managerial experience operates as a level shifter rather than a moderator of the I–P curve.</w:t>
+      </w:r>
+    </w:p>
+    <w:p>
+      <w:pPr>
+        <w:pStyle w:val="BodyText"/>
+      </w:pPr>
+      <w:r>
+        <w:rPr>
+          <w:bCs/>
+          <w:b/>
+        </w:rPr>
+        <w:t xml:space="preserve">H4 is partially supported.</w:t>
+      </w:r>
+      <w:r>
+        <w:t xml:space="preserve"> </w:t>
+      </w:r>
+      <w:r>
+        <w:t xml:space="preserve">Top manager experience and female management improve firm performance (level effects confirmed). The curve-moderating effect of manager experience is absent in both M9 and M11; managerial characteristics shift the performance level without reshaping the I–P curve.</w:t>
+      </w:r>
+    </w:p>
+    <w:bookmarkEnd w:id="39"/>
+    <w:bookmarkStart w:id="40" w:name="institutional-regime-moderation-h5"/>
+    <w:p>
+      <w:pPr>
+        <w:pStyle w:val="Heading3"/>
+      </w:pPr>
+      <w:r>
+        <w:t xml:space="preserve">4.6 Institutional Regime Moderation (H5)</w:t>
+      </w:r>
+    </w:p>
+    <w:p>
+      <w:pPr>
+        <w:pStyle w:val="FirstParagraph"/>
+      </w:pPr>
+      <w:r>
+        <w:rPr>
+          <w:iCs/>
+          <w:i/>
+        </w:rPr>
+        <w:t xml:space="preserve">Table 2, Model M10.</w:t>
+      </w:r>
+    </w:p>
+    <w:p>
+      <w:pPr>
+        <w:pStyle w:val="BodyText"/>
+      </w:pPr>
+      <w:r>
+        <w:t xml:space="preserve">The ICRV group main effect (β = +0.592, p &lt; .001) indicates that — controlling for TCI, DAI, and firm characteristics — each step up the ICRV scale (from Group I to VI, i.e., from stronger to weaker institutions) is associated with approximately an 81% higher labour productivity level (exp(0.592) − 1 ≈ 81%). This counter-intuitive</w:t>
+      </w:r>
+      <w:r>
+        <w:t xml:space="preserve"> </w:t>
+      </w:r>
+      <w:r>
+        <w:rPr>
+          <w:iCs/>
+          <w:i/>
+        </w:rPr>
+        <w:t xml:space="preserve">positive</w:t>
+      </w:r>
+      <w:r>
+        <w:t xml:space="preserve"> </w:t>
+      </w:r>
+      <w:r>
+        <w:t xml:space="preserve">ICRV coefficient reflects that nominal sales-per-worker is higher in economies with lower price levels (typical of frontier/emerging economies), and country-year fixed effects were not included in M10 to preserve the institutional regime as the key moderator of interest.</w:t>
+      </w:r>
+    </w:p>
+    <w:p>
+      <w:pPr>
+        <w:pStyle w:val="BodyText"/>
+      </w:pPr>
+      <w:r>
+        <w:t xml:space="preserve">More relevant for H5 are the interaction terms: FSTS×ICRV (β = +1.849, p &lt; .001) and FSTS²×ICRV (β = −2.932, p &lt; .001). The negative FSTS²×ICRV term indicates that the</w:t>
+      </w:r>
+      <w:r>
+        <w:t xml:space="preserve"> </w:t>
+      </w:r>
+      <w:r>
+        <w:rPr>
+          <w:iCs/>
+          <w:i/>
+        </w:rPr>
+        <w:t xml:space="preserve">concavity</w:t>
+      </w:r>
+      <w:r>
+        <w:t xml:space="preserve"> </w:t>
+      </w:r>
+      <w:r>
+        <w:t xml:space="preserve">of the I–P curve deepens as institutions weaken (higher ICRV group): the inverted-U is sharpest in frontier and vulnerable regimes and flattest — even mildly convex within the observed range — in the strongest-institution group. Decomposing by ICRV group, the estimated turning points cluster near 40% FSTS rather than migrating monotonically; the institutional regime governs the</w:t>
+      </w:r>
+      <w:r>
+        <w:t xml:space="preserve"> </w:t>
+      </w:r>
+      <w:r>
+        <w:rPr>
+          <w:iCs/>
+          <w:i/>
+        </w:rPr>
+        <w:t xml:space="preserve">strength of the concavity</w:t>
+      </w:r>
+      <w:r>
+        <w:t xml:space="preserve"> </w:t>
+      </w:r>
+      <w:r>
+        <w:t xml:space="preserve">more than the exact location of the peak. This pattern is consistent with firms in institutionally weaker environments facing steeper diminishing returns to deep export commitment, while firms in advanced regimes exhibit a flatter, more linear I–P profile across the observed range.</w:t>
+      </w:r>
+    </w:p>
+    <w:p>
+      <w:pPr>
+        <w:pStyle w:val="BodyText"/>
+      </w:pPr>
+      <w:r>
+        <w:rPr>
+          <w:bCs/>
+          <w:b/>
+        </w:rPr>
+        <w:t xml:space="preserve">H5 is supported.</w:t>
+      </w:r>
+      <w:r>
+        <w:t xml:space="preserve"> </w:t>
+      </w:r>
+      <w:r>
+        <w:t xml:space="preserve">The ICRV institutional regime systematically moderates the slope and curvature of the I–P function, with the concavity of the inverted-U deepening as institutional quality declines.</w:t>
+      </w:r>
+    </w:p>
+    <w:bookmarkEnd w:id="40"/>
+    <w:bookmarkStart w:id="41" w:name="full-three-way-moderation-h6"/>
+    <w:p>
+      <w:pPr>
+        <w:pStyle w:val="Heading3"/>
+      </w:pPr>
+      <w:r>
+        <w:t xml:space="preserve">4.7 Full Three-Way Moderation (H6)</w:t>
+      </w:r>
+    </w:p>
+    <w:p>
+      <w:pPr>
+        <w:pStyle w:val="FirstParagraph"/>
+      </w:pPr>
+      <w:r>
+        <w:rPr>
+          <w:iCs/>
+          <w:i/>
+        </w:rPr>
+        <w:t xml:space="preserve">Table 2, Model M11.</w:t>
+      </w:r>
+    </w:p>
+    <w:p>
+      <w:pPr>
+        <w:pStyle w:val="BodyText"/>
+      </w:pPr>
+      <w:r>
+        <w:t xml:space="preserve">The capstone model adds all three-way interactions (FSTS×DAI×ICRV, plus constituent lower-order interactions). The Lind–Mehlum test in M11 confirms the inverted-U (TP = 25.7%, LM p = .026), establishing that the inverted-U shape holds even in the most demanding specification. The DAI×ICRV interaction (β = +0.052, p = .049, *) is statistically significant, consistent with the CDCM prediction that digital capabilities provide stronger per-unit performance effects in weaker institutional environments. The three-way FSTS×DAI×ICRV term (β = −0.016, NS) is not significant, indicating that the DAI curve-reshaping effect documented in M8/M9 does not systematically vary across the ICRV regime gradient in this specification.</w:t>
+      </w:r>
+    </w:p>
+    <w:p>
+      <w:pPr>
+        <w:pStyle w:val="BodyText"/>
+      </w:pPr>
+      <w:r>
+        <w:t xml:space="preserve">AdjR² = .057 in M11 (vs. .039 in M10) indicates meaningful incremental fit from adding the three-way moderation structure.</w:t>
+      </w:r>
+    </w:p>
+    <w:p>
+      <w:pPr>
+        <w:pStyle w:val="BodyText"/>
+      </w:pPr>
+      <w:r>
+        <w:rPr>
+          <w:bCs/>
+          <w:b/>
+        </w:rPr>
+        <w:t xml:space="preserve">H6 (three-way interaction) partially supported; M11 inverted-U is confirmed.</w:t>
+      </w:r>
+      <w:r>
+        <w:t xml:space="preserve"> </w:t>
+      </w:r>
+      <w:r>
+        <w:t xml:space="preserve">The DAI×ICRV main interaction is statistically significant (p = .049), supporting regime-contingent digital effects. The three-way FSTS curve-reshaping via DAI×ICRV does not reach statistical significance — the WBES DAI measure’s limited dimensionality (Tier 1–2 only) likely constrains detection of the full CDCM-predicted interaction.</w:t>
+      </w:r>
+    </w:p>
+    <w:bookmarkEnd w:id="41"/>
+    <w:bookmarkStart w:id="42" w:name="multidimensional-performance-robustness"/>
+    <w:p>
+      <w:pPr>
+        <w:pStyle w:val="Heading3"/>
+      </w:pPr>
+      <w:r>
+        <w:t xml:space="preserve">4.8 Multidimensional Performance Robustness</w:t>
+      </w:r>
+    </w:p>
+    <w:p>
+      <w:pPr>
+        <w:pStyle w:val="FirstParagraph"/>
+      </w:pPr>
+      <w:r>
+        <w:t xml:space="preserve">Firm performance is multidimensional (Combs, Crook, &amp; Shook, 2005; Richard, Devinney, Yip, &amp; Johnson, 2009), so we test whether the inverted-U survives an alternative operationalisation. Alongside the primary labour-productivity</w:t>
+      </w:r>
+      <w:r>
+        <w:t xml:space="preserve"> </w:t>
+      </w:r>
+      <w:r>
+        <w:rPr>
+          <w:iCs/>
+          <w:i/>
+        </w:rPr>
+        <w:t xml:space="preserve">level</w:t>
+      </w:r>
+      <w:r>
+        <w:t xml:space="preserve"> </w:t>
+      </w:r>
+      <w:r>
+        <w:t xml:space="preserve">outcome, we re-estimate the I–P relationship on real three-year</w:t>
+      </w:r>
+      <w:r>
+        <w:t xml:space="preserve"> </w:t>
+      </w:r>
+      <w:r>
+        <w:rPr>
+          <w:bCs/>
+          <w:b/>
+        </w:rPr>
+        <w:t xml:space="preserve">sales growth</w:t>
+      </w:r>
+      <w:r>
+        <w:t xml:space="preserve"> </w:t>
+      </w:r>
+      <w:r>
+        <w:t xml:space="preserve">(recovered from the WBES sales items, with country-year fixed effects absorbing within-wave inflation). The inverted-U is sharply identified for the productivity level (FSTS² β = −0.80, p = .008; TP ≈ 37%) but is</w:t>
+      </w:r>
+      <w:r>
+        <w:t xml:space="preserve"> </w:t>
+      </w:r>
+      <w:r>
+        <w:rPr>
+          <w:bCs/>
+          <w:b/>
+        </w:rPr>
+        <w:t xml:space="preserve">not</w:t>
+      </w:r>
+      <w:r>
+        <w:t xml:space="preserve"> </w:t>
+      </w:r>
+      <w:r>
+        <w:t xml:space="preserve">detected for sales growth (FSTS² β ≈ 0, p = .16; n.s.). This divergence is theoretically coherent rather than contradictory: the relocated-optimum mechanism concerns the</w:t>
+      </w:r>
+      <w:r>
+        <w:t xml:space="preserve"> </w:t>
+      </w:r>
+      <w:r>
+        <w:rPr>
+          <w:iCs/>
+          <w:i/>
+        </w:rPr>
+        <w:t xml:space="preserve">value captured per unit of internationalisation</w:t>
+      </w:r>
+      <w:r>
+        <w:t xml:space="preserve"> </w:t>
+      </w:r>
+      <w:r>
+        <w:t xml:space="preserve">— a stock property of productivity — not the flow dynamics of period-to-period growth. A third intended dimension, employment growth, could not be constructed because the harmonised panel does not retain the lagged-employment item required, and the raw firm files needed to recover it are available for only a minority of economies; we flag this as a measurement limitation. The headline inverted-U should therefore be read as a property of cross-sectional productivity levels, not of firm growth trajectories.</w:t>
       </w:r>
     </w:p>
     <w:p>
@@ -1040,9 +1642,9 @@
         </w:pict>
       </w:r>
     </w:p>
-    <w:bookmarkEnd w:id="40"/>
-    <w:bookmarkEnd w:id="41"/>
-    <w:bookmarkStart w:id="47" w:name="X735612638e4e736e4693e459c258977262c0dfc"/>
+    <w:bookmarkEnd w:id="42"/>
+    <w:bookmarkEnd w:id="43"/>
+    <w:bookmarkStart w:id="50" w:name="discussion"/>
     <w:p>
       <w:pPr>
         <w:pStyle w:val="Heading2"/>
@@ -1051,13 +1653,13 @@
         <w:t xml:space="preserve">5. Discussion</w:t>
       </w:r>
     </w:p>
-    <w:bookmarkStart w:id="42" w:name="Xdb3d0d0ea2b17533512dc509acb289540c6f5bb"/>
+    <w:bookmarkStart w:id="44" w:name="X578d84a21b3accaf1a7ada71f01c76c882cdaa8"/>
     <w:p>
       <w:pPr>
         <w:pStyle w:val="Heading3"/>
       </w:pPr>
       <w:r>
-        <w:t xml:space="preserve">5.1 Resolution of Cross-Study Heterogeneity</w:t>
+        <w:t xml:space="preserve">5.1 Theoretical Contributions: A Jointly-Determined Optimum</w:t>
       </w:r>
     </w:p>
     <w:p>
@@ -1065,17 +1667,193 @@
         <w:pStyle w:val="FirstParagraph"/>
       </w:pPr>
       <w:r>
-        <w:t xml:space="preserve">The central finding — an inverted-U with a turning point at approximately 36% foreign sales intensity, robust across 49 economies and six ICRV groups — offers a parsimonious resolution to apparent inconsistencies in the Asian I–P literature. Studies finding positive linear effects (Pangarkar, 2008: Singapore; Cho et al., 2023: Korea) are working with samples centred well below the 36% turning point; their firms are on the ascending limb. Studies finding null or negative results (Mondal et al., 2022: India family firms) may be capturing firms above the turning point in a high-WBES-wave year. Our ICRV moderation result provides a further refinement: the turning point itself varies from approximately 28% (Group I) to 55% (Group V–VI), so studies in institutionally advanced economies are likely to find earlier-peaking effects than studies in frontier economies.</w:t>
-      </w:r>
-    </w:p>
-    <w:bookmarkEnd w:id="42"/>
-    <w:bookmarkStart w:id="43" w:name="X3e958d55d5690299d9deebec25f8bb524b314c6"/>
+        <w:t xml:space="preserve">Our findings support an integrated account whose central claim is that the</w:t>
+      </w:r>
+      <w:r>
+        <w:t xml:space="preserve"> </w:t>
+      </w:r>
+      <w:r>
+        <w:rPr>
+          <w:iCs/>
+          <w:i/>
+        </w:rPr>
+        <w:t xml:space="preserve">form</w:t>
+      </w:r>
+      <w:r>
+        <w:t xml:space="preserve"> </w:t>
+      </w:r>
+      <w:r>
+        <w:t xml:space="preserve">of the I–P relationship is universal while its</w:t>
+      </w:r>
+      <w:r>
+        <w:t xml:space="preserve"> </w:t>
+      </w:r>
+      <w:r>
+        <w:rPr>
+          <w:iCs/>
+          <w:i/>
+        </w:rPr>
+        <w:t xml:space="preserve">optimum</w:t>
+      </w:r>
+      <w:r>
+        <w:t xml:space="preserve"> </w:t>
+      </w:r>
+      <w:r>
+        <w:t xml:space="preserve">is jointly determined by institutional and digital contingencies. This yields four contributions to international business theory.</w:t>
+      </w:r>
+    </w:p>
+    <w:p>
+      <w:pPr>
+        <w:pStyle w:val="BodyText"/>
+      </w:pPr>
+      <w:r>
+        <w:t xml:space="preserve">First, the</w:t>
+      </w:r>
+      <w:r>
+        <w:t xml:space="preserve"> </w:t>
+      </w:r>
+      <w:r>
+        <w:rPr>
+          <w:bCs/>
+          <w:b/>
+        </w:rPr>
+        <w:t xml:space="preserve">relocated-optimum thesis</w:t>
+      </w:r>
+      <w:r>
+        <w:t xml:space="preserve"> </w:t>
+      </w:r>
+      <w:r>
+        <w:t xml:space="preserve">reframes the two-decade debate over the shape of the I–P curve. The inverted-U holds across all six ICRV regime groups (H1), but its shape is not a fixed structural parameter: the institutional regime governs the curve’s</w:t>
+      </w:r>
+      <w:r>
+        <w:t xml:space="preserve"> </w:t>
+      </w:r>
+      <w:r>
+        <w:rPr>
+          <w:iCs/>
+          <w:i/>
+        </w:rPr>
+        <w:t xml:space="preserve">amplitude</w:t>
+      </w:r>
+      <w:r>
+        <w:t xml:space="preserve"> </w:t>
+      </w:r>
+      <w:r>
+        <w:t xml:space="preserve">(H5) — a pronounced inverted-U in weaker-institution economies, flattening toward a near-linear profile in advanced ones — while digital capability reshapes the curve and relocates its effective optimum (H3). This dissolves the apparent contradiction between studies reporting positive-linear, inverted-U, and null effects (§5.2): they observe a single underlying curve whose sharpness, and whose payoff at high export intensity, are jointly set by institutional quality and digital capability. The contribution is to relocate the explanatory burden from the</w:t>
+      </w:r>
+      <w:r>
+        <w:t xml:space="preserve"> </w:t>
+      </w:r>
+      <w:r>
+        <w:rPr>
+          <w:iCs/>
+          <w:i/>
+        </w:rPr>
+        <w:t xml:space="preserve">existence</w:t>
+      </w:r>
+      <w:r>
+        <w:t xml:space="preserve"> </w:t>
+      </w:r>
+      <w:r>
+        <w:t xml:space="preserve">of non-linearity to the</w:t>
+      </w:r>
+      <w:r>
+        <w:t xml:space="preserve"> </w:t>
+      </w:r>
+      <w:r>
+        <w:rPr>
+          <w:iCs/>
+          <w:i/>
+        </w:rPr>
+        <w:t xml:space="preserve">determinants of its shape</w:t>
+      </w:r>
+      <w:r>
+        <w:t xml:space="preserve"> </w:t>
+      </w:r>
+      <w:r>
+        <w:t xml:space="preserve">— a shift from descriptive curve-fitting toward a contingency theory of where internationalization pays.</w:t>
+      </w:r>
+    </w:p>
+    <w:p>
+      <w:pPr>
+        <w:pStyle w:val="BodyText"/>
+      </w:pPr>
+      <w:r>
+        <w:t xml:space="preserve">Second,</w:t>
+      </w:r>
+      <w:r>
+        <w:t xml:space="preserve"> </w:t>
+      </w:r>
+      <w:r>
+        <w:rPr>
+          <w:bCs/>
+          <w:b/>
+        </w:rPr>
+        <w:t xml:space="preserve">digital-for-institutional substitution</w:t>
+      </w:r>
+      <w:r>
+        <w:t xml:space="preserve"> </w:t>
+      </w:r>
+      <w:r>
+        <w:t xml:space="preserve">extends institutional-voids theory (Khanna &amp; Palepu, 1997) into the digital domain. The DAI×ICRV interaction (β = +0.052, p = .049) shows that the curve-reshaping value of foundational digital adoption is greater precisely where formal institutions are weaker. Digital infrastructure thus functions not as a uniform enhancer but as a partial substitute for the contract-enforcement, market-information, and coordination functions that strong institutions otherwise supply. This is, to our knowledge, the first multi-economy firm-level evidence that digitalisation and institutional quality act as substitutes rather than complements in the internationalization-to-performance conversion.</w:t>
+      </w:r>
+    </w:p>
+    <w:p>
+      <w:pPr>
+        <w:pStyle w:val="BodyText"/>
+      </w:pPr>
+      <w:r>
+        <w:t xml:space="preserve">Third, the</w:t>
+      </w:r>
+      <w:r>
+        <w:t xml:space="preserve"> </w:t>
+      </w:r>
+      <w:r>
+        <w:rPr>
+          <w:bCs/>
+          <w:b/>
+        </w:rPr>
+        <w:t xml:space="preserve">level–relocation distinction</w:t>
+      </w:r>
+      <w:r>
+        <w:t xml:space="preserve"> </w:t>
+      </w:r>
+      <w:r>
+        <w:t xml:space="preserve">separates two roles that the capabilities literature often conflates. Technological capability raises the performance level across the curve but does not reliably relocate the optimum in the pooled sample (§5.3), whereas institutional regime relocates the optimum without uniformly lifting the level. Distinguishing optimum-relocating forces from level-shifting forces clarifies why country-specific capability findings (e.g., TCI moderation in P3 Vietnam and P5 China) need not generalise: capability-driven curve reshaping requires an institutional complementarity that is unevenly present across the ICRV spectrum.</w:t>
+      </w:r>
+    </w:p>
+    <w:p>
+      <w:pPr>
+        <w:pStyle w:val="BodyText"/>
+      </w:pPr>
+      <w:r>
+        <w:t xml:space="preserve">Fourth, we offer the</w:t>
+      </w:r>
+      <w:r>
+        <w:t xml:space="preserve"> </w:t>
+      </w:r>
+      <w:r>
+        <w:rPr>
+          <w:bCs/>
+          <w:b/>
+        </w:rPr>
+        <w:t xml:space="preserve">ICRV framework</w:t>
+      </w:r>
+      <w:r>
+        <w:t xml:space="preserve"> </w:t>
+      </w:r>
+      <w:r>
+        <w:t xml:space="preserve">as a parsimonious contingency construct for cross-national IB research. By ordering economies jointly on institutional capability and resource vulnerability — dimensions that the varieties-of-capitalism (Hall &amp; Soskice, 2001) and institutional-voids (Khanna &amp; Palepu, 1997) traditions treat separately — ICRV predicts both the slope and the curvature of the I–P function across 45 economies, providing a transportable scaffold for theorising firm strategy under heterogeneous institutional regimes.</w:t>
+      </w:r>
+    </w:p>
+    <w:bookmarkEnd w:id="44"/>
+    <w:bookmarkStart w:id="45" w:name="resolution-of-cross-study-heterogeneity"/>
     <w:p>
       <w:pPr>
         <w:pStyle w:val="Heading3"/>
       </w:pPr>
       <w:r>
-        <w:t xml:space="preserve">5.2 Technology as Amplifier, Not Moderator</w:t>
+        <w:t xml:space="preserve">5.2 Resolution of Cross-Study Heterogeneity</w:t>
       </w:r>
     </w:p>
     <w:p>
@@ -1083,17 +1861,17 @@
         <w:pStyle w:val="FirstParagraph"/>
       </w:pPr>
       <w:r>
-        <w:t xml:space="preserve">The finding that TCI raises the performance level without reliably reshaping the I–P curve in the pooled sample distinguishes the cross-economy result from country-specific evidence. In P3 Vietnam and P5 China, TCI moderated the curve shape; in the 49-economy pool, institutional heterogeneity attenuates that moderation signal. This is consistent with the absorptive capacity argument (Cohen &amp; Levinthal, 1990): high-TCI firms process international market signals more effectively, but the curve-shaping benefit requires institutional complementarity (e.g., strong IP protection, technology transfer infrastructure) that is inconsistently present across the full ICRV spectrum. The practical implication is that technological capability raises the performance floor universally, but its curve-reshaping role is context-contingent and cannot be assumed at scale.</w:t>
-      </w:r>
-    </w:p>
-    <w:bookmarkEnd w:id="43"/>
-    <w:bookmarkStart w:id="44" w:name="X6dd7d6eceb2ff81026d810222fc30c1f86e05e5"/>
+        <w:t xml:space="preserve">The central finding — an inverted-U with a turning point at approximately 37% foreign sales intensity, robust across 45 economies and six ICRV groups — offers a parsimonious resolution to apparent inconsistencies in the Asian I–P literature. Studies finding positive linear effects (Pangarkar, 2008: Singapore; Cho et al., 2023: Korea) are working with samples centred well below the 36% turning point; their firms are on the ascending limb. Studies finding null or negative results (Mondal et al., 2022: India family firms) may be capturing firms above the turning point in a high-WBES-wave year. Our ICRV moderation result provides a further refinement: the concavity of the curve deepens as institutions weaken, so studies in frontier economies are likely to detect a sharper inverted-U, while studies in institutionally advanced economies tend to observe a flatter, more linear ascending profile across the observed export-intensity range.</w:t>
+      </w:r>
+    </w:p>
+    <w:bookmarkEnd w:id="45"/>
+    <w:bookmarkStart w:id="46" w:name="technology-as-amplifier-not-moderator"/>
     <w:p>
       <w:pPr>
         <w:pStyle w:val="Heading3"/>
       </w:pPr>
       <w:r>
-        <w:t xml:space="preserve">5.3 Digital Adoption and Institutional Complementarity</w:t>
+        <w:t xml:space="preserve">5.3 Technology as Amplifier, Not Moderator</w:t>
       </w:r>
     </w:p>
     <w:p>
@@ -1101,17 +1879,17 @@
         <w:pStyle w:val="FirstParagraph"/>
       </w:pPr>
       <w:r>
-        <w:t xml:space="preserve">The capability-complementarity curve reshaping found for DAI in M9 — and the significant DAI×ICRV interaction (β = +0.060, p = .012) in M11 — provides the first multi-economy evidence for the CDCM prediction that digital capabilities' performance effects are context-contingent. In institutionally stronger economies (Group I–II), digital infrastructure is near-universal and therefore provides competitive advantage only to early adopters at the margin; in weaker institutional environments (Group IV–VI), digital adoption remains differentiating. The implication is that policies promoting digitalisation in frontier economies are likely to generate stronger firm-level returns per unit of adoption than equivalent policies in advanced economies.</w:t>
-      </w:r>
-    </w:p>
-    <w:bookmarkEnd w:id="44"/>
-    <w:bookmarkStart w:id="45" w:name="X84f38018b3434e120970b4f2e30dde187cbc62e"/>
+        <w:t xml:space="preserve">The finding that TCI raises the performance level without reliably reshaping the I–P curve in the pooled sample distinguishes the cross-economy result from country-specific evidence. In P3 Vietnam and P5 China, TCI moderated the curve shape; in the 45-economy pool, institutional heterogeneity attenuates that moderation signal. This is consistent with the absorptive capacity argument (Cohen &amp; Levinthal, 1990): high-TCI firms process international market signals more effectively, but the curve-shaping benefit requires institutional complementarity (e.g., strong IP protection, technology transfer infrastructure) that is inconsistently present across the full ICRV spectrum. The practical implication is that technological capability raises the performance floor universally, but its curve-reshaping role is context-contingent and cannot be assumed at scale.</w:t>
+      </w:r>
+    </w:p>
+    <w:bookmarkEnd w:id="46"/>
+    <w:bookmarkStart w:id="47" w:name="Xf6197b5ae9fc313cd14220a896ca012fd7330cf"/>
     <w:p>
       <w:pPr>
         <w:pStyle w:val="Heading3"/>
       </w:pPr>
       <w:r>
-        <w:t xml:space="preserve">5.4 Managerial Heterogeneity</w:t>
+        <w:t xml:space="preserve">5.4 Digital Adoption and Institutional Complementarity</w:t>
       </w:r>
     </w:p>
     <w:p>
@@ -1119,7 +1897,25 @@
         <w:pStyle w:val="FirstParagraph"/>
       </w:pPr>
       <w:r>
-        <w:t xml:space="preserve">The consistent and significant performance premium for female top managers (approximately 17–20% across specifications) is notable given the diversity of economies in our sample, from conservative Gulf economies (Bahrain, Iraq) to progressive innovation hubs (Korea, Singapore, Israel). This cross-context robustness supports the view that female top management is a genuine resource (Hambrick &amp; Mason, 1984; Richard et al., 2019), not merely a proxy for firm governance quality. The null curve-moderation result (FSTS×female_manager not significant) suggests that the performance premium is universal across FSTS levels — female managers improve absolute performance but do not help firms navigate internationalisation more efficiently.</w:t>
+        <w:t xml:space="preserve">The capability-complementarity curve reshaping found for DAI in M9 — and the significant DAI×ICRV interaction (β = +0.052, p = .049) in M11 — provides the first multi-economy evidence for the CDCM prediction that digital capabilities’ performance effects are context-contingent. In institutionally stronger economies (Group I–II), digital infrastructure is near-universal and therefore provides competitive advantage only to early adopters at the margin; in weaker institutional environments (Group IV–VI), digital adoption remains differentiating. The implication is that policies promoting digitalisation in frontier economies are likely to generate stronger firm-level returns per unit of adoption than equivalent policies in advanced economies.</w:t>
+      </w:r>
+    </w:p>
+    <w:bookmarkEnd w:id="47"/>
+    <w:bookmarkStart w:id="48" w:name="managerial-heterogeneity"/>
+    <w:p>
+      <w:pPr>
+        <w:pStyle w:val="Heading3"/>
+      </w:pPr>
+      <w:r>
+        <w:t xml:space="preserve">5.5 Managerial Heterogeneity</w:t>
+      </w:r>
+    </w:p>
+    <w:p>
+      <w:pPr>
+        <w:pStyle w:val="FirstParagraph"/>
+      </w:pPr>
+      <w:r>
+        <w:t xml:space="preserve">The consistent and significant performance premium for female top managers (approximately 17–20% across specifications) is notable given the diversity of economies in our sample, from conservative Gulf economies (Bahrain, Iraq) to progressive innovation hubs (Korea, Singapore, Israel). This cross-context robustness supports the view that female top management is a genuine resource (Hambrick &amp; Mason, 1984; Richard et al., 2019), not merely a proxy for firm governance quality. The null curve-moderation result (FSTS×female_manager not significant) suggests that the performance premium is universal across FSTS levels — female managers improve absolute performance but do not help firms navigate internationalization more efficiently.</w:t>
       </w:r>
     </w:p>
     <w:p>
@@ -1143,17 +1939,17 @@
         <w:t xml:space="preserve"> </w:t>
       </w:r>
       <w:r>
-        <w:t xml:space="preserve">policy note (Buchhave et al., 2026) documents that women who hold management positions have cleared exceptional retention barriers: childbirth reduces women's wage employment probability by 8.1 percentage points and urban household income by 27%, with no significant effect on fathers. Women who reach managerial rank therefore represent a highly selected and committed workforce stratum, consistent with the productivity premium we estimate. At the sector level, IFC (2022) similarly documents that female leadership in Vietnamese banking is associated with superior risk management and stakeholder orientation — the relational-capital mechanisms posited by Upper Echelons Theory (Hambrick &amp; Mason, 1984). These convergent pieces of evidence strengthen the interpretation that the WBES-estimated premium reflects genuine managerial capability rather than endogenous selection into high-productivity firms.</w:t>
-      </w:r>
-    </w:p>
-    <w:bookmarkEnd w:id="45"/>
-    <w:bookmarkStart w:id="46" w:name="Xde7edcb3f604b7ff7a62d585547252a5b42f172"/>
+        <w:t xml:space="preserve">policy note (Buchhave et al., 2026) documents that women who hold management positions have cleared exceptional retention barriers: childbirth reduces women’s wage employment probability by 8.1 percentage points and urban household income by 27%, with no significant effect on fathers. Women who reach managerial rank therefore represent a highly selected and committed workforce stratum, consistent with the productivity premium we estimate. At the sector level, IFC (2022) similarly documents that female leadership in Vietnamese banking is associated with superior risk management and stakeholder orientation — the relational-capital mechanisms posited by Upper Echelons Theory (Hambrick &amp; Mason, 1984). These convergent pieces of evidence strengthen the interpretation that the WBES-estimated premium reflects genuine managerial capability rather than endogenous selection into high-productivity firms.</w:t>
+      </w:r>
+    </w:p>
+    <w:bookmarkEnd w:id="48"/>
+    <w:bookmarkStart w:id="49" w:name="limitations"/>
     <w:p>
       <w:pPr>
         <w:pStyle w:val="Heading3"/>
       </w:pPr>
       <w:r>
-        <w:t xml:space="preserve">5.5 Limitations</w:t>
+        <w:t xml:space="preserve">5.6 Limitations</w:t>
       </w:r>
     </w:p>
     <w:p>
@@ -1161,7 +1957,25 @@
         <w:pStyle w:val="FirstParagraph"/>
       </w:pPr>
       <w:r>
-        <w:t xml:space="preserve">Three inferential constraints bound these findings. First, WBES is a cross-sectional design: the term "performance" throughout refers to a contemporaneous association between FSTS and labour productivity in a given survey year, not a panel-tracked causal effect. The IV strategy used in P3 Vietnam to address selection into exporting is not available at scale across 34 economies. Second, the DAI measure is limited to Tier 1 (website) and Tier 2 (e-payment) capabilities in most WBES waves; the richer digital capability dimensions captured in more recent BEE-schema waves are not yet available for the majority of economies. Third, the dataset now covers all 49 ICRV-mapped economies across six regime groups; however, Oman's available wave (2003) predates the digital-capability variables, limiting its contribution to baseline models only. Future waves of the Oman WBES would sharpen Group II estimates.</w:t>
+        <w:t xml:space="preserve">Three inferential constraints bound these findings. First, WBES is a cross-sectional design: the term</w:t>
+      </w:r>
+      <w:r>
+        <w:t xml:space="preserve"> </w:t>
+      </w:r>
+      <w:r>
+        <w:t xml:space="preserve">“</w:t>
+      </w:r>
+      <w:r>
+        <w:t xml:space="preserve">performance</w:t>
+      </w:r>
+      <w:r>
+        <w:t xml:space="preserve">”</w:t>
+      </w:r>
+      <w:r>
+        <w:t xml:space="preserve"> </w:t>
+      </w:r>
+      <w:r>
+        <w:t xml:space="preserve">throughout refers to a contemporaneous association between FSTS and labour productivity in a given survey year, not a panel-tracked causal effect. The IV strategy used in P3 Vietnam to address selection into exporting is not available at scale across 34 economies. Second, the DAI measure is limited to Tier 1 (website) and Tier 2 (e-payment) capabilities in most WBES waves; the richer digital capability dimensions captured in more recent BEE-schema waves are not yet available for the majority of economies. Third, the dataset covers 45 ICRV-mapped economies across six regime groups; Oman’s only available wave (2003) lacks the core productivity and export-intensity items and so does not enter the estimation sample. Future waves of the Oman WBES would sharpen Group II estimates.</w:t>
       </w:r>
     </w:p>
     <w:p>
@@ -1171,9 +1985,9 @@
         </w:pict>
       </w:r>
     </w:p>
-    <w:bookmarkEnd w:id="46"/>
-    <w:bookmarkEnd w:id="47"/>
-    <w:bookmarkStart w:id="48" w:name="X56025c6d9dbf7520f7a7df11f905cdd09f46e4a"/>
+    <w:bookmarkEnd w:id="49"/>
+    <w:bookmarkEnd w:id="50"/>
+    <w:bookmarkStart w:id="51" w:name="conclusions"/>
     <w:p>
       <w:pPr>
         <w:pStyle w:val="Heading2"/>
@@ -1187,23 +2001,23 @@
         <w:pStyle w:val="FirstParagraph"/>
       </w:pPr>
       <w:r>
-        <w:t xml:space="preserve">We find that the inverted-U I–P relationship holds robustly across a 49-economy, 102-wave WBES sample, with a turning point of approximately 36% foreign sales intensity. Three conclusions are policy-relevant. First, for firms in the ascending phase (FSTS &lt; 36%), intensifying internationalisation is productivity-enhancing; the priority is removing barriers to export expansion. For firms beyond the turning point, the constraint is not market access but coordination capacity. Second, building technological capability raises the performance level across all FSTS levels without reliably reshaping the curve; policy should target capability building as a baseline performance lever rather than as a curve-shifting intervention. Third, digital adoption is both a universal performance enhancer and a primary curve reshaper: DAI compresses ascending-limb returns and attenuates descending-limb performance decline, with stronger returns in weaker institutional environments (DAI×ICRV, p = .012).</w:t>
-      </w:r>
-    </w:p>
-    <w:p>
-      <w:pPr>
-        <w:pStyle w:val="BodyText"/>
-      </w:pPr>
-      <w:r>
-        <w:t xml:space="preserve">The near-term policy context adds urgency to these findings. World Bank (2026b) macro monitoring data for Vietnam — the largest ICRV Group IV economy in the sample — show manufacturing PMI falling to 45.3 (contraction) in March 2026 as new export orders collapsed following the opening of a U.S. trade-representative investigation; merchandise imports had risen 27.8% year-on-year by the same month, partly driven by energy supply-chain disruption from the Strait of Hormuz conflict. These conditions are precisely those under which the right-side of the inverted-U becomes consequential: firms pushed above their optimal FSTS by earlier export commitments face amplified coordination and input-cost pressures. The ICRV moderation result — that Group IV firms face steeper descending-limb penalties — implies that Vietnamese exporters currently above the 36% FSTS turning point are among the most exposed to macro shocks. Policies promoting digital capability adoption (DAI) can buffer this descent by compressing the descending limb, consistent with our M8/M9 estimates.</w:t>
-      </w:r>
-    </w:p>
-    <w:p>
-      <w:pPr>
-        <w:pStyle w:val="BodyText"/>
-      </w:pPr>
-      <w:r>
-        <w:t xml:space="preserve">Future research should leverage the growing panel dimensions of WBES to establish causality, and incorporate Tier 3–4 digital capability measures (AI adoption, cloud computing, platform participation) as these items become available in the 2025+ WBES waves.</w:t>
+        <w:t xml:space="preserve">This study set out to explain not whether internationalization pays, but where and for whom. Across a 45-economy, 98-wave WBES sample, the inverted-U I–P relationship is universal in form — peaking at approximately 37% export intensity — yet its optimum is jointly conditioned by institutional regime and digital capability — institutions governing the curve’s amplitude and digital capability reshaping it — with digital capability operating as a partial substitute for institutional strength. Three implications follow. First, for firms on the ascending limb (FSTS &lt; 36%), intensifying internationalization is productivity-enhancing and the priority is removing barriers to export expansion; beyond the optimum, the binding constraint is coordination capacity rather than market access. Second, technological capability raises the performance level across all export intensities without reliably relocating the optimum, so capability-building is best read as a baseline performance lever rather than a curve-shifting intervention. Third, foundational digital adoption is both a level enhancer and a curve reshaper, and its returns are largest where institutions are weakest (DAI×ICRV, p = .049) — making digitalisation a particularly high-leverage instrument in frontier and vulnerable regimes.</w:t>
+      </w:r>
+    </w:p>
+    <w:p>
+      <w:pPr>
+        <w:pStyle w:val="BodyText"/>
+      </w:pPr>
+      <w:r>
+        <w:t xml:space="preserve">The relocated-optimum logic also clarifies which firms are most exposed to macroeconomic shocks: those pushed above their regime-specific optimum by earlier export commitments face the steepest descending-limb penalties, which the ICRV results show are sharpest in weaker-institution regimes. Recent macro-monitoring for Vietnam — the sample’s largest Group IV economy — illustrates the point, with contracting export orders in early 2026 (World Bank, 2026b) placing high-FSTS exporters on exactly this exposed segment. Digital capability can buffer the descent by flattening the descending limb (M8–M9), providing a firm-level adjustment margin when external demand weakens.</w:t>
+      </w:r>
+    </w:p>
+    <w:p>
+      <w:pPr>
+        <w:pStyle w:val="BodyText"/>
+      </w:pPr>
+      <w:r>
+        <w:t xml:space="preserve">Future research should leverage the growing panel dimensions of WBES to establish causality, incorporate Tier 3–4 digital capability measures (AI adoption, cloud computing, platform participation) as these items become available in the 2025+ WBES waves, and test directly whether the digital-for-institutional substitution documented here strengthens or decays as institutions develop.</w:t>
       </w:r>
     </w:p>
     <w:p>
@@ -1213,8 +2027,8 @@
         </w:pict>
       </w:r>
     </w:p>
-    <w:bookmarkEnd w:id="48"/>
-    <w:bookmarkStart w:id="73" w:name="references"/>
+    <w:bookmarkEnd w:id="51"/>
+    <w:bookmarkStart w:id="52" w:name="references"/>
     <w:p>
       <w:pPr>
         <w:pStyle w:val="Heading2"/>
@@ -1262,19 +2076,8 @@
         <w:t xml:space="preserve">Journal of Management, 17</w:t>
       </w:r>
       <w:r>
-        <w:t xml:space="preserve">(1), 99–120.</w:t>
-      </w:r>
-      <w:r>
-        <w:t xml:space="preserve"> </w:t>
-      </w:r>
-      <w:hyperlink r:id="rId49">
-        <w:r>
-          <w:rPr>
-            <w:rStyle w:val="Hyperlink"/>
-          </w:rPr>
-          <w:t xml:space="preserve">https://doi.org/10.1177/014920639101700108</w:t>
-        </w:r>
-      </w:hyperlink>
+        <w:t xml:space="preserve">(1), 99–120. https://doi.org/10.1177/014920639101700108</w:t>
+      </w:r>
     </w:p>
     <w:p>
       <w:pPr>
@@ -1318,19 +2121,8 @@
         <w:t xml:space="preserve">Management International Review, 47</w:t>
       </w:r>
       <w:r>
-        <w:t xml:space="preserve">(3), 319–347.</w:t>
-      </w:r>
-      <w:r>
-        <w:t xml:space="preserve"> </w:t>
-      </w:r>
-      <w:hyperlink r:id="rId50">
-        <w:r>
-          <w:rPr>
-            <w:rStyle w:val="Hyperlink"/>
-          </w:rPr>
-          <w:t xml:space="preserve">https://doi.org/10.1007/s11575-007-0019-z</w:t>
-        </w:r>
-      </w:hyperlink>
+        <w:t xml:space="preserve">(3), 319–347. https://doi.org/10.1007/s11575-007-0019-z</w:t>
+      </w:r>
     </w:p>
     <w:p>
       <w:pPr>
@@ -1350,19 +2142,8 @@
         <w:t xml:space="preserve">Small Business Economics, 26</w:t>
       </w:r>
       <w:r>
-        <w:t xml:space="preserve">(5), 475–492.</w:t>
-      </w:r>
-      <w:r>
-        <w:t xml:space="preserve"> </w:t>
-      </w:r>
-      <w:hyperlink r:id="rId51">
-        <w:r>
-          <w:rPr>
-            <w:rStyle w:val="Hyperlink"/>
-          </w:rPr>
-          <w:t xml:space="preserve">https://doi.org/10.1007/s11187-005-5599-z</w:t>
-        </w:r>
-      </w:hyperlink>
+        <w:t xml:space="preserve">(5), 475–492. https://doi.org/10.1007/s11187-005-5599-z</w:t>
+      </w:r>
     </w:p>
     <w:p>
       <w:pPr>
@@ -1390,6 +2171,30 @@
         <w:pStyle w:val="BodyText"/>
       </w:pPr>
       <w:r>
+        <w:t xml:space="preserve">Combs, J. G., Crook, T. R., &amp; Shook, C. L. (2005). The dimensionality of organizational performance and its implications for strategic management research. In D. J. Ketchen &amp; D. D. Bergh (Eds.),</w:t>
+      </w:r>
+      <w:r>
+        <w:t xml:space="preserve"> </w:t>
+      </w:r>
+      <w:r>
+        <w:rPr>
+          <w:iCs/>
+          <w:i/>
+        </w:rPr>
+        <w:t xml:space="preserve">Research methodology in strategy and management</w:t>
+      </w:r>
+      <w:r>
+        <w:t xml:space="preserve"> </w:t>
+      </w:r>
+      <w:r>
+        <w:t xml:space="preserve">(Vol. 2, pp. 259–286). Emerald. https://doi.org/10.1016/S1479-8387(05)02011-4</w:t>
+      </w:r>
+    </w:p>
+    <w:p>
+      <w:pPr>
+        <w:pStyle w:val="BodyText"/>
+      </w:pPr>
+      <w:r>
         <w:t xml:space="preserve">Cohen, W. M., &amp; Levinthal, D. A. (1990). Absorptive capacity: A new perspective on learning and innovation.</w:t>
       </w:r>
       <w:r>
@@ -1403,19 +2208,8 @@
         <w:t xml:space="preserve">Administrative Science Quarterly, 35</w:t>
       </w:r>
       <w:r>
-        <w:t xml:space="preserve">(1), 128–152.</w:t>
-      </w:r>
-      <w:r>
-        <w:t xml:space="preserve"> </w:t>
-      </w:r>
-      <w:hyperlink r:id="rId52">
-        <w:r>
-          <w:rPr>
-            <w:rStyle w:val="Hyperlink"/>
-          </w:rPr>
-          <w:t xml:space="preserve">https://doi.org/10.2307/2393553</w:t>
-        </w:r>
-      </w:hyperlink>
+        <w:t xml:space="preserve">(1), 128–152. https://doi.org/10.2307/2393553</w:t>
+      </w:r>
     </w:p>
     <w:p>
       <w:pPr>
@@ -1435,19 +2229,8 @@
         <w:t xml:space="preserve">Journal of International Business Studies, 34</w:t>
       </w:r>
       <w:r>
-        <w:t xml:space="preserve">(1), 5–18.</w:t>
-      </w:r>
-      <w:r>
-        <w:t xml:space="preserve"> </w:t>
-      </w:r>
-      <w:hyperlink r:id="rId53">
-        <w:r>
-          <w:rPr>
-            <w:rStyle w:val="Hyperlink"/>
-          </w:rPr>
-          <w:t xml:space="preserve">https://doi.org/10.1057/palgrave.jibs.8400003</w:t>
-        </w:r>
-      </w:hyperlink>
+        <w:t xml:space="preserve">(1), 5–18. https://doi.org/10.1057/palgrave.jibs.8400003</w:t>
+      </w:r>
     </w:p>
     <w:p>
       <w:pPr>
@@ -1467,19 +2250,8 @@
         <w:t xml:space="preserve">Journal of World Business, 42</w:t>
       </w:r>
       <w:r>
-        <w:t xml:space="preserve">(4), 401–417.</w:t>
-      </w:r>
-      <w:r>
-        <w:t xml:space="preserve"> </w:t>
-      </w:r>
-      <w:hyperlink r:id="rId54">
-        <w:r>
-          <w:rPr>
-            <w:rStyle w:val="Hyperlink"/>
-          </w:rPr>
-          <w:t xml:space="preserve">https://doi.org/10.1016/j.jwb.2007.06.003</w:t>
-        </w:r>
-      </w:hyperlink>
+        <w:t xml:space="preserve">(4), 401–417. https://doi.org/10.1016/j.jwb.2007.06.003</w:t>
+      </w:r>
     </w:p>
     <w:p>
       <w:pPr>
@@ -1499,19 +2271,8 @@
         <w:t xml:space="preserve">Journal of World Business, 53</w:t>
       </w:r>
       <w:r>
-        <w:t xml:space="preserve">(2), 209–221.</w:t>
-      </w:r>
-      <w:r>
-        <w:t xml:space="preserve"> </w:t>
-      </w:r>
-      <w:hyperlink r:id="rId55">
-        <w:r>
-          <w:rPr>
-            <w:rStyle w:val="Hyperlink"/>
-          </w:rPr>
-          <w:t xml:space="preserve">https://doi.org/10.1016/j.jwb.2017.11.003</w:t>
-        </w:r>
-      </w:hyperlink>
+        <w:t xml:space="preserve">(2), 209–221. https://doi.org/10.1016/j.jwb.2017.11.003</w:t>
+      </w:r>
     </w:p>
     <w:p>
       <w:pPr>
@@ -1531,19 +2292,8 @@
         <w:t xml:space="preserve">Journal of Business and Psychology, 29</w:t>
       </w:r>
       <w:r>
-        <w:t xml:space="preserve">(1), 1–19.</w:t>
-      </w:r>
-      <w:r>
-        <w:t xml:space="preserve"> </w:t>
-      </w:r>
-      <w:hyperlink r:id="rId56">
-        <w:r>
-          <w:rPr>
-            <w:rStyle w:val="Hyperlink"/>
-          </w:rPr>
-          <w:t xml:space="preserve">https://doi.org/10.1007/s10869-013-9308-7</w:t>
-        </w:r>
-      </w:hyperlink>
+        <w:t xml:space="preserve">(1), 1–19. https://doi.org/10.1007/s10869-013-9308-7</w:t>
+      </w:r>
     </w:p>
     <w:p>
       <w:pPr>
@@ -1584,19 +2334,8 @@
         <w:t xml:space="preserve">Journal of International Business Studies, 30</w:t>
       </w:r>
       <w:r>
-        <w:t xml:space="preserve">(1), 173–187.</w:t>
-      </w:r>
-      <w:r>
-        <w:t xml:space="preserve"> </w:t>
-      </w:r>
-      <w:hyperlink r:id="rId57">
-        <w:r>
-          <w:rPr>
-            <w:rStyle w:val="Hyperlink"/>
-          </w:rPr>
-          <w:t xml:space="preserve">https://doi.org/10.1057/palgrave.jibs.8490065</w:t>
-        </w:r>
-      </w:hyperlink>
+        <w:t xml:space="preserve">(1), 173–187. https://doi.org/10.1057/palgrave.jibs.8490065</w:t>
+      </w:r>
     </w:p>
     <w:p>
       <w:pPr>
@@ -1616,19 +2355,29 @@
         <w:t xml:space="preserve">Strategic Management Journal, 37</w:t>
       </w:r>
       <w:r>
-        <w:t xml:space="preserve">(7), 1177–1195.</w:t>
-      </w:r>
-      <w:r>
-        <w:t xml:space="preserve"> </w:t>
-      </w:r>
-      <w:hyperlink r:id="rId58">
-        <w:r>
-          <w:rPr>
-            <w:rStyle w:val="Hyperlink"/>
-          </w:rPr>
-          <w:t xml:space="preserve">https://doi.org/10.1002/smj.2399</w:t>
-        </w:r>
-      </w:hyperlink>
+        <w:t xml:space="preserve">(7), 1177–1195. https://doi.org/10.1002/smj.2399</w:t>
+      </w:r>
+    </w:p>
+    <w:p>
+      <w:pPr>
+        <w:pStyle w:val="BodyText"/>
+      </w:pPr>
+      <w:r>
+        <w:t xml:space="preserve">Hall, P. A., &amp; Soskice, D. (2001).</w:t>
+      </w:r>
+      <w:r>
+        <w:t xml:space="preserve"> </w:t>
+      </w:r>
+      <w:r>
+        <w:rPr>
+          <w:iCs/>
+          <w:i/>
+        </w:rPr>
+        <w:t xml:space="preserve">Varieties of capitalism: The institutional foundations of comparative advantage</w:t>
+      </w:r>
+      <w:r>
+        <w:t xml:space="preserve">. Oxford University Press.</w:t>
+      </w:r>
     </w:p>
     <w:p>
       <w:pPr>
@@ -1648,19 +2397,8 @@
         <w:t xml:space="preserve">Academy of Management Review, 32</w:t>
       </w:r>
       <w:r>
-        <w:t xml:space="preserve">(2), 334–343.</w:t>
-      </w:r>
-      <w:r>
-        <w:t xml:space="preserve"> </w:t>
-      </w:r>
-      <w:hyperlink r:id="rId59">
-        <w:r>
-          <w:rPr>
-            <w:rStyle w:val="Hyperlink"/>
-          </w:rPr>
-          <w:t xml:space="preserve">https://doi.org/10.5465/amr.2007.24345254</w:t>
-        </w:r>
-      </w:hyperlink>
+        <w:t xml:space="preserve">(2), 334–343. https://doi.org/10.5465/amr.2007.24345254</w:t>
+      </w:r>
     </w:p>
     <w:p>
       <w:pPr>
@@ -1680,19 +2418,8 @@
         <w:t xml:space="preserve">Academy of Management Review, 9</w:t>
       </w:r>
       <w:r>
-        <w:t xml:space="preserve">(2), 193–206.</w:t>
-      </w:r>
-      <w:r>
-        <w:t xml:space="preserve"> </w:t>
-      </w:r>
-      <w:hyperlink r:id="rId60">
-        <w:r>
-          <w:rPr>
-            <w:rStyle w:val="Hyperlink"/>
-          </w:rPr>
-          <w:t xml:space="preserve">https://doi.org/10.5465/amr.1984.4277628</w:t>
-        </w:r>
-      </w:hyperlink>
+        <w:t xml:space="preserve">(2), 193–206. https://doi.org/10.5465/amr.1984.4277628</w:t>
+      </w:r>
     </w:p>
     <w:p>
       <w:pPr>
@@ -1733,7 +2460,7 @@
           <w:iCs/>
           <w:i/>
         </w:rPr>
-        <w:t xml:space="preserve">Mind the gaps: Women in leadership in Viet Nam's banking sector</w:t>
+        <w:t xml:space="preserve">Mind the gaps: Women in leadership in Viet Nam’s banking sector</w:t>
       </w:r>
       <w:r>
         <w:t xml:space="preserve">. IFC, World Bank Group.</w:t>
@@ -1757,19 +2484,8 @@
         <w:t xml:space="preserve">Journal of International Business Studies, 8</w:t>
       </w:r>
       <w:r>
-        <w:t xml:space="preserve">(1), 23–32.</w:t>
-      </w:r>
-      <w:r>
-        <w:t xml:space="preserve"> </w:t>
-      </w:r>
-      <w:hyperlink r:id="rId61">
-        <w:r>
-          <w:rPr>
-            <w:rStyle w:val="Hyperlink"/>
-          </w:rPr>
-          <w:t xml:space="preserve">https://doi.org/10.1057/palgrave.jibs.8490676</w:t>
-        </w:r>
-      </w:hyperlink>
+        <w:t xml:space="preserve">(1), 23–32. https://doi.org/10.1057/palgrave.jibs.8490676</w:t>
+      </w:r>
     </w:p>
     <w:p>
       <w:pPr>
@@ -1789,19 +2505,29 @@
         <w:t xml:space="preserve">Journal of International Business Studies, 40</w:t>
       </w:r>
       <w:r>
-        <w:t xml:space="preserve">(9), 1411–1431.</w:t>
-      </w:r>
-      <w:r>
-        <w:t xml:space="preserve"> </w:t>
-      </w:r>
-      <w:hyperlink r:id="rId62">
-        <w:r>
-          <w:rPr>
-            <w:rStyle w:val="Hyperlink"/>
-          </w:rPr>
-          <w:t xml:space="preserve">https://doi.org/10.1057/jibs.2009.24</w:t>
-        </w:r>
-      </w:hyperlink>
+        <w:t xml:space="preserve">(9), 1411–1431. https://doi.org/10.1057/jibs.2009.24</w:t>
+      </w:r>
+    </w:p>
+    <w:p>
+      <w:pPr>
+        <w:pStyle w:val="BodyText"/>
+      </w:pPr>
+      <w:r>
+        <w:t xml:space="preserve">Khanna, T., &amp; Palepu, K. (1997). Why focused strategies may be wrong for emerging markets.</w:t>
+      </w:r>
+      <w:r>
+        <w:t xml:space="preserve"> </w:t>
+      </w:r>
+      <w:r>
+        <w:rPr>
+          <w:iCs/>
+          <w:i/>
+        </w:rPr>
+        <w:t xml:space="preserve">Harvard Business Review, 75</w:t>
+      </w:r>
+      <w:r>
+        <w:t xml:space="preserve">(4), 41–51.</w:t>
+      </w:r>
     </w:p>
     <w:p>
       <w:pPr>
@@ -1821,19 +2547,8 @@
         <w:t xml:space="preserve">Global Strategy Journal, 2</w:t>
       </w:r>
       <w:r>
-        <w:t xml:space="preserve">(2), 108–121.</w:t>
-      </w:r>
-      <w:r>
-        <w:t xml:space="preserve"> </w:t>
-      </w:r>
-      <w:hyperlink r:id="rId63">
-        <w:r>
-          <w:rPr>
-            <w:rStyle w:val="Hyperlink"/>
-          </w:rPr>
-          <w:t xml:space="preserve">https://doi.org/10.1002/gsj.1028</w:t>
-        </w:r>
-      </w:hyperlink>
+        <w:t xml:space="preserve">(2), 108–121. https://doi.org/10.1002/gsj.1028</w:t>
+      </w:r>
     </w:p>
     <w:p>
       <w:pPr>
@@ -1853,19 +2568,8 @@
         <w:t xml:space="preserve">Oxford Bulletin of Economics and Statistics, 72</w:t>
       </w:r>
       <w:r>
-        <w:t xml:space="preserve">(1), 109–118.</w:t>
-      </w:r>
-      <w:r>
-        <w:t xml:space="preserve"> </w:t>
-      </w:r>
-      <w:hyperlink r:id="rId64">
-        <w:r>
-          <w:rPr>
-            <w:rStyle w:val="Hyperlink"/>
-          </w:rPr>
-          <w:t xml:space="preserve">https://doi.org/10.1111/j.1468-0084.2009.00569.x</w:t>
-        </w:r>
-      </w:hyperlink>
+        <w:t xml:space="preserve">(1), 109–118. https://doi.org/10.1111/j.1468-0084.2009.00569.x</w:t>
+      </w:r>
     </w:p>
     <w:p>
       <w:pPr>
@@ -1885,19 +2589,8 @@
         <w:t xml:space="preserve">The American Statistician, 54</w:t>
       </w:r>
       <w:r>
-        <w:t xml:space="preserve">(3), 217–224.</w:t>
-      </w:r>
-      <w:r>
-        <w:t xml:space="preserve"> </w:t>
-      </w:r>
-      <w:hyperlink r:id="rId65">
-        <w:r>
-          <w:rPr>
-            <w:rStyle w:val="Hyperlink"/>
-          </w:rPr>
-          <w:t xml:space="preserve">https://doi.org/10.1080/00031305.2000.10474549</w:t>
-        </w:r>
-      </w:hyperlink>
+        <w:t xml:space="preserve">(3), 217–224. https://doi.org/10.1080/00031305.2000.10474549</w:t>
+      </w:r>
     </w:p>
     <w:p>
       <w:pPr>
@@ -1917,19 +2610,8 @@
         <w:t xml:space="preserve">Academy of Management Journal, 47</w:t>
       </w:r>
       <w:r>
-        <w:t xml:space="preserve">(4), 598–609.</w:t>
-      </w:r>
-      <w:r>
-        <w:t xml:space="preserve"> </w:t>
-      </w:r>
-      <w:hyperlink r:id="rId66">
-        <w:r>
-          <w:rPr>
-            <w:rStyle w:val="Hyperlink"/>
-          </w:rPr>
-          <w:t xml:space="preserve">https://doi.org/10.2307/20159604</w:t>
-        </w:r>
-      </w:hyperlink>
+        <w:t xml:space="preserve">(4), 598–609. https://doi.org/10.2307/20159604</w:t>
+      </w:r>
     </w:p>
     <w:p>
       <w:pPr>
@@ -1949,19 +2631,8 @@
         <w:t xml:space="preserve">Journal of International Business Studies, 47</w:t>
       </w:r>
       <w:r>
-        <w:t xml:space="preserve">(3), 386–408.</w:t>
-      </w:r>
-      <w:r>
-        <w:t xml:space="preserve"> </w:t>
-      </w:r>
-      <w:hyperlink r:id="rId67">
-        <w:r>
-          <w:rPr>
-            <w:rStyle w:val="Hyperlink"/>
-          </w:rPr>
-          <w:t xml:space="preserve">https://doi.org/10.1057/jibs.2016.7</w:t>
-        </w:r>
-      </w:hyperlink>
+        <w:t xml:space="preserve">(3), 386–408. https://doi.org/10.1057/jibs.2016.7</w:t>
+      </w:r>
     </w:p>
     <w:p>
       <w:pPr>
@@ -2023,19 +2694,8 @@
         <w:t xml:space="preserve">Journal of World Business, 43</w:t>
       </w:r>
       <w:r>
-        <w:t xml:space="preserve">(4), 475–485.</w:t>
-      </w:r>
-      <w:r>
-        <w:t xml:space="preserve"> </w:t>
-      </w:r>
-      <w:hyperlink r:id="rId68">
-        <w:r>
-          <w:rPr>
-            <w:rStyle w:val="Hyperlink"/>
-          </w:rPr>
-          <w:t xml:space="preserve">https://doi.org/10.1016/j.jwb.2007.11.009</w:t>
-        </w:r>
-      </w:hyperlink>
+        <w:t xml:space="preserve">(4), 475–485. https://doi.org/10.1016/j.jwb.2007.11.009</w:t>
+      </w:r>
     </w:p>
     <w:p>
       <w:pPr>
@@ -2063,6 +2723,27 @@
         <w:pStyle w:val="BodyText"/>
       </w:pPr>
       <w:r>
+        <w:t xml:space="preserve">Richard, P. J., Devinney, T. M., Yip, G. S., &amp; Johnson, G. (2009). Measuring organizational performance: Towards methodological best practice.</w:t>
+      </w:r>
+      <w:r>
+        <w:t xml:space="preserve"> </w:t>
+      </w:r>
+      <w:r>
+        <w:rPr>
+          <w:iCs/>
+          <w:i/>
+        </w:rPr>
+        <w:t xml:space="preserve">Journal of Management, 35</w:t>
+      </w:r>
+      <w:r>
+        <w:t xml:space="preserve">(3), 718–804. https://doi.org/10.1177/0149206308330560</w:t>
+      </w:r>
+    </w:p>
+    <w:p>
+      <w:pPr>
+        <w:pStyle w:val="BodyText"/>
+      </w:pPr>
+      <w:r>
         <w:t xml:space="preserve">Scott, W. R. (2008).</w:t>
       </w:r>
       <w:r>
@@ -2087,6 +2768,27 @@
         <w:pStyle w:val="BodyText"/>
       </w:pPr>
       <w:r>
+        <w:t xml:space="preserve">Stallkamp, M., &amp; Schotter, A. P. J. (2021). Platforms without borders? The international strategies of digital platform firms.</w:t>
+      </w:r>
+      <w:r>
+        <w:t xml:space="preserve"> </w:t>
+      </w:r>
+      <w:r>
+        <w:rPr>
+          <w:iCs/>
+          <w:i/>
+        </w:rPr>
+        <w:t xml:space="preserve">Global Strategy Journal, 11</w:t>
+      </w:r>
+      <w:r>
+        <w:t xml:space="preserve">(1), 58–80. https://doi.org/10.1002/gsj.1336</w:t>
+      </w:r>
+    </w:p>
+    <w:p>
+      <w:pPr>
+        <w:pStyle w:val="BodyText"/>
+      </w:pPr>
+      <w:r>
         <w:t xml:space="preserve">UNCTAD. (2023).</w:t>
       </w:r>
       <w:r>
@@ -2108,6 +2810,27 @@
         <w:pStyle w:val="BodyText"/>
       </w:pPr>
       <w:r>
+        <w:t xml:space="preserve">United Nations Statistics Division. (2024).</w:t>
+      </w:r>
+      <w:r>
+        <w:t xml:space="preserve"> </w:t>
+      </w:r>
+      <w:r>
+        <w:rPr>
+          <w:iCs/>
+          <w:i/>
+        </w:rPr>
+        <w:t xml:space="preserve">Standard country or area codes for statistical use (M49)</w:t>
+      </w:r>
+      <w:r>
+        <w:t xml:space="preserve">. United Nations. https://unstats.un.org/unsd/methodology/m49/</w:t>
+      </w:r>
+    </w:p>
+    <w:p>
+      <w:pPr>
+        <w:pStyle w:val="BodyText"/>
+      </w:pPr>
+      <w:r>
         <w:t xml:space="preserve">Verhoef, P. C., Broekhuizen, T., Bart, Y., Bhattacharya, A., Dong, J. Q., Fabian, N., &amp; Haenlein, M. (2021). Digital transformation: A multidisciplinary reflection and research agenda.</w:t>
       </w:r>
       <w:r>
@@ -2121,19 +2844,8 @@
         <w:t xml:space="preserve">Journal of Business Research, 122</w:t>
       </w:r>
       <w:r>
-        <w:t xml:space="preserve">, 889–901.</w:t>
-      </w:r>
-      <w:r>
-        <w:t xml:space="preserve"> </w:t>
-      </w:r>
-      <w:hyperlink r:id="rId69">
-        <w:r>
-          <w:rPr>
-            <w:rStyle w:val="Hyperlink"/>
-          </w:rPr>
-          <w:t xml:space="preserve">https://doi.org/10.1016/j.jbusres.2019.09.022</w:t>
-        </w:r>
-      </w:hyperlink>
+        <w:t xml:space="preserve">, 889–901. https://doi.org/10.1016/j.jbusres.2019.09.022</w:t>
+      </w:r>
     </w:p>
     <w:p>
       <w:pPr>
@@ -2153,19 +2865,29 @@
         <w:t xml:space="preserve">Strategic Management Journal, 5</w:t>
       </w:r>
       <w:r>
-        <w:t xml:space="preserve">(2), 171–180.</w:t>
-      </w:r>
-      <w:r>
-        <w:t xml:space="preserve"> </w:t>
-      </w:r>
-      <w:hyperlink r:id="rId70">
-        <w:r>
-          <w:rPr>
-            <w:rStyle w:val="Hyperlink"/>
-          </w:rPr>
-          <w:t xml:space="preserve">https://doi.org/10.1002/smj.4250050207</w:t>
-        </w:r>
-      </w:hyperlink>
+        <w:t xml:space="preserve">(2), 171–180. https://doi.org/10.1002/smj.4250050207</w:t>
+      </w:r>
+    </w:p>
+    <w:p>
+      <w:pPr>
+        <w:pStyle w:val="BodyText"/>
+      </w:pPr>
+      <w:r>
+        <w:t xml:space="preserve">World Bank. (2022).</w:t>
+      </w:r>
+      <w:r>
+        <w:t xml:space="preserve"> </w:t>
+      </w:r>
+      <w:r>
+        <w:rPr>
+          <w:iCs/>
+          <w:i/>
+        </w:rPr>
+        <w:t xml:space="preserve">Enterprise surveys: Sampling methodology</w:t>
+      </w:r>
+      <w:r>
+        <w:t xml:space="preserve">. World Bank Group. https://www.enterprisesurveys.org</w:t>
+      </w:r>
     </w:p>
     <w:p>
       <w:pPr>
@@ -2185,19 +2907,8 @@
         <w:t xml:space="preserve">Enterprise surveys</w:t>
       </w:r>
       <w:r>
-        <w:t xml:space="preserve">.</w:t>
-      </w:r>
-      <w:r>
-        <w:t xml:space="preserve"> </w:t>
-      </w:r>
-      <w:hyperlink r:id="rId71">
-        <w:r>
-          <w:rPr>
-            <w:rStyle w:val="Hyperlink"/>
-          </w:rPr>
-          <w:t xml:space="preserve">https://www.enterprisesurveys.org</w:t>
-        </w:r>
-      </w:hyperlink>
+        <w:t xml:space="preserve">. https://www.enterprisesurveys.org</w:t>
+      </w:r>
     </w:p>
     <w:p>
       <w:pPr>
@@ -2265,19 +2976,8 @@
         <w:t xml:space="preserve"> </w:t>
       </w:r>
       <w:r>
-        <w:t xml:space="preserve">(Prosperity Data360). World Bank Group.</w:t>
-      </w:r>
-      <w:r>
-        <w:t xml:space="preserve"> </w:t>
-      </w:r>
-      <w:hyperlink r:id="rId72">
-        <w:r>
-          <w:rPr>
-            <w:rStyle w:val="Hyperlink"/>
-          </w:rPr>
-          <w:t xml:space="preserve">https://www.worldbank.org/ext/en/country/vietnam</w:t>
-        </w:r>
-      </w:hyperlink>
+        <w:t xml:space="preserve">(Prosperity Data360). World Bank Group. https://www.worldbank.org/ext/en/country/vietnam</w:t>
+      </w:r>
     </w:p>
     <w:p>
       <w:pPr>
@@ -2342,26 +3042,15 @@
         <w:t xml:space="preserve"> </w:t>
       </w:r>
       <w:r>
-        <w:t xml:space="preserve">(Prosperity Data360). World Bank Group.</w:t>
-      </w:r>
-      <w:r>
-        <w:t xml:space="preserve"> </w:t>
-      </w:r>
-      <w:hyperlink r:id="rId72">
-        <w:r>
-          <w:rPr>
-            <w:rStyle w:val="Hyperlink"/>
-          </w:rPr>
-          <w:t xml:space="preserve">https://www.worldbank.org/ext/en/country/vietnam</w:t>
-        </w:r>
-      </w:hyperlink>
-    </w:p>
-    <w:p>
-      <w:pPr>
-        <w:pStyle w:val="BodyText"/>
-      </w:pPr>
-      <w:r>
-        <w:t xml:space="preserve">Wu, J., Wang, C., Hong, J., Piperopoulos, P., &amp; Zhuo, S. (2022). Internationalisation and innovation of business groups: Evidence from China.</w:t>
+        <w:t xml:space="preserve">(Prosperity Data360). World Bank Group. https://www.worldbank.org/ext/en/country/vietnam</w:t>
+      </w:r>
+    </w:p>
+    <w:p>
+      <w:pPr>
+        <w:pStyle w:val="BodyText"/>
+      </w:pPr>
+      <w:r>
+        <w:t xml:space="preserve">Wu, J., Wang, C., Hong, J., Piperopoulos, P., &amp; Zhuo, S. (2022). Internationalization and innovation of business groups: Evidence from China.</w:t>
       </w:r>
       <w:r>
         <w:t xml:space="preserve"> </w:t>
@@ -2384,8 +3073,8 @@
         </w:pict>
       </w:r>
     </w:p>
-    <w:bookmarkEnd w:id="73"/>
-    <w:bookmarkStart w:id="74" w:name="appendix-a-model-sequence"/>
+    <w:bookmarkEnd w:id="52"/>
+    <w:bookmarkStart w:id="53" w:name="appendix-a-model-sequence"/>
     <w:p>
       <w:pPr>
         <w:pStyle w:val="Heading2"/>
@@ -2409,7 +3098,7 @@
     <w:tbl>
       <w:tblPr>
         <w:tblStyle w:val="Table"/>
-        <w:tblW w:type="auto" w:w="0"/>
+        <w:tblW w:type="pct" w:w="5000"/>
         <w:tblLook w:firstRow="1" w:lastRow="0" w:firstColumn="0" w:lastColumn="0" w:noHBand="0" w:noVBand="0" w:val="0020"/>
         <w:jc w:val="start"/>
       </w:tblPr>
@@ -3038,7 +3727,7 @@
     <w:tbl>
       <w:tblPr>
         <w:tblStyle w:val="Table"/>
-        <w:tblW w:type="auto" w:w="0"/>
+        <w:tblW w:type="pct" w:w="5000"/>
         <w:tblLook w:firstRow="1" w:lastRow="0" w:firstColumn="0" w:lastColumn="0" w:noHBand="0" w:noVBand="0" w:val="0020"/>
         <w:jc w:val="start"/>
       </w:tblPr>
@@ -3148,7 +3837,7 @@
               <w:jc w:val="left"/>
             </w:pPr>
             <w:r>
-              <w:t xml:space="preserve">84,910</w:t>
+              <w:t xml:space="preserve">82,302</w:t>
             </w:r>
           </w:p>
         </w:tc>
@@ -3222,7 +3911,7 @@
               <w:jc w:val="left"/>
             </w:pPr>
             <w:r>
-              <w:t xml:space="preserve">84,910</w:t>
+              <w:t xml:space="preserve">82,302</w:t>
             </w:r>
           </w:p>
         </w:tc>
@@ -3296,19 +3985,19 @@
               <w:jc w:val="left"/>
             </w:pPr>
             <w:r>
-              <w:t xml:space="preserve">84,910</w:t>
-            </w:r>
-          </w:p>
-        </w:tc>
-        <w:tc>
-          <w:tcPr/>
-          <w:p>
-            <w:pPr>
-              <w:pStyle w:val="Compact"/>
-              <w:jc w:val="left"/>
-            </w:pPr>
-            <w:r>
-              <w:t xml:space="preserve">.003</w:t>
+              <w:t xml:space="preserve">82,302</w:t>
+            </w:r>
+          </w:p>
+        </w:tc>
+        <w:tc>
+          <w:tcPr/>
+          <w:p>
+            <w:pPr>
+              <w:pStyle w:val="Compact"/>
+              <w:jc w:val="left"/>
+            </w:pPr>
+            <w:r>
+              <w:t xml:space="preserve">.002</w:t>
             </w:r>
           </w:p>
         </w:tc>
@@ -3324,7 +4013,7 @@
                 <w:bCs/>
                 <w:b/>
               </w:rPr>
-              <w:t xml:space="preserve">36.4</w:t>
+              <w:t xml:space="preserve">37.1</w:t>
             </w:r>
           </w:p>
         </w:tc>
@@ -3374,19 +4063,19 @@
               <w:jc w:val="left"/>
             </w:pPr>
             <w:r>
-              <w:t xml:space="preserve">38,342</w:t>
-            </w:r>
-          </w:p>
-        </w:tc>
-        <w:tc>
-          <w:tcPr/>
-          <w:p>
-            <w:pPr>
-              <w:pStyle w:val="Compact"/>
-              <w:jc w:val="left"/>
-            </w:pPr>
-            <w:r>
-              <w:t xml:space="preserve">.015</w:t>
+              <w:t xml:space="preserve">36,772</w:t>
+            </w:r>
+          </w:p>
+        </w:tc>
+        <w:tc>
+          <w:tcPr/>
+          <w:p>
+            <w:pPr>
+              <w:pStyle w:val="Compact"/>
+              <w:jc w:val="left"/>
+            </w:pPr>
+            <w:r>
+              <w:t xml:space="preserve">.017</w:t>
             </w:r>
           </w:p>
         </w:tc>
@@ -3402,7 +4091,7 @@
                 <w:bCs/>
                 <w:b/>
               </w:rPr>
-              <w:t xml:space="preserve">33.8</w:t>
+              <w:t xml:space="preserve">34.1</w:t>
             </w:r>
           </w:p>
         </w:tc>
@@ -3452,19 +4141,19 @@
               <w:jc w:val="left"/>
             </w:pPr>
             <w:r>
-              <w:t xml:space="preserve">38,342</w:t>
-            </w:r>
-          </w:p>
-        </w:tc>
-        <w:tc>
-          <w:tcPr/>
-          <w:p>
-            <w:pPr>
-              <w:pStyle w:val="Compact"/>
-              <w:jc w:val="left"/>
-            </w:pPr>
-            <w:r>
-              <w:t xml:space="preserve">.677</w:t>
+              <w:t xml:space="preserve">36,772</w:t>
+            </w:r>
+          </w:p>
+        </w:tc>
+        <w:tc>
+          <w:tcPr/>
+          <w:p>
+            <w:pPr>
+              <w:pStyle w:val="Compact"/>
+              <w:jc w:val="left"/>
+            </w:pPr>
+            <w:r>
+              <w:t xml:space="preserve">.671</w:t>
             </w:r>
           </w:p>
         </w:tc>
@@ -3480,7 +4169,7 @@
                 <w:bCs/>
                 <w:b/>
               </w:rPr>
-              <w:t xml:space="preserve">40.0</w:t>
+              <w:t xml:space="preserve">39.5</w:t>
             </w:r>
           </w:p>
         </w:tc>
@@ -3530,31 +4219,31 @@
               <w:jc w:val="left"/>
             </w:pPr>
             <w:r>
-              <w:t xml:space="preserve">38,051</w:t>
-            </w:r>
-          </w:p>
-        </w:tc>
-        <w:tc>
-          <w:tcPr/>
-          <w:p>
-            <w:pPr>
-              <w:pStyle w:val="Compact"/>
-              <w:jc w:val="left"/>
-            </w:pPr>
-            <w:r>
-              <w:t xml:space="preserve">.024</w:t>
-            </w:r>
-          </w:p>
-        </w:tc>
-        <w:tc>
-          <w:tcPr/>
-          <w:p>
-            <w:pPr>
-              <w:pStyle w:val="Compact"/>
-              <w:jc w:val="left"/>
-            </w:pPr>
-            <w:r>
-              <w:t xml:space="preserve">32.7</w:t>
+              <w:t xml:space="preserve">36,481</w:t>
+            </w:r>
+          </w:p>
+        </w:tc>
+        <w:tc>
+          <w:tcPr/>
+          <w:p>
+            <w:pPr>
+              <w:pStyle w:val="Compact"/>
+              <w:jc w:val="left"/>
+            </w:pPr>
+            <w:r>
+              <w:t xml:space="preserve">.027</w:t>
+            </w:r>
+          </w:p>
+        </w:tc>
+        <w:tc>
+          <w:tcPr/>
+          <w:p>
+            <w:pPr>
+              <w:pStyle w:val="Compact"/>
+              <w:jc w:val="left"/>
+            </w:pPr>
+            <w:r>
+              <w:t xml:space="preserve">33.0</w:t>
             </w:r>
           </w:p>
         </w:tc>
@@ -3604,19 +4293,19 @@
               <w:jc w:val="left"/>
             </w:pPr>
             <w:r>
-              <w:t xml:space="preserve">38,051</w:t>
-            </w:r>
-          </w:p>
-        </w:tc>
-        <w:tc>
-          <w:tcPr/>
-          <w:p>
-            <w:pPr>
-              <w:pStyle w:val="Compact"/>
-              <w:jc w:val="left"/>
-            </w:pPr>
-            <w:r>
-              <w:t xml:space="preserve">.025</w:t>
+              <w:t xml:space="preserve">36,481</w:t>
+            </w:r>
+          </w:p>
+        </w:tc>
+        <w:tc>
+          <w:tcPr/>
+          <w:p>
+            <w:pPr>
+              <w:pStyle w:val="Compact"/>
+              <w:jc w:val="left"/>
+            </w:pPr>
+            <w:r>
+              <w:t xml:space="preserve">.028</w:t>
             </w:r>
           </w:p>
         </w:tc>
@@ -3632,7 +4321,7 @@
                 <w:bCs/>
                 <w:b/>
               </w:rPr>
-              <w:t xml:space="preserve">33.9</w:t>
+              <w:t xml:space="preserve">34.2</w:t>
             </w:r>
           </w:p>
         </w:tc>
@@ -3682,19 +4371,19 @@
               <w:jc w:val="left"/>
             </w:pPr>
             <w:r>
-              <w:t xml:space="preserve">37,940</w:t>
-            </w:r>
-          </w:p>
-        </w:tc>
-        <w:tc>
-          <w:tcPr/>
-          <w:p>
-            <w:pPr>
-              <w:pStyle w:val="Compact"/>
-              <w:jc w:val="left"/>
-            </w:pPr>
-            <w:r>
-              <w:t xml:space="preserve">.030</w:t>
+              <w:t xml:space="preserve">36,372</w:t>
+            </w:r>
+          </w:p>
+        </w:tc>
+        <w:tc>
+          <w:tcPr/>
+          <w:p>
+            <w:pPr>
+              <w:pStyle w:val="Compact"/>
+              <w:jc w:val="left"/>
+            </w:pPr>
+            <w:r>
+              <w:t xml:space="preserve">.033</w:t>
             </w:r>
           </w:p>
         </w:tc>
@@ -3710,7 +4399,7 @@
                 <w:bCs/>
                 <w:b/>
               </w:rPr>
-              <w:t xml:space="preserve">33.8</w:t>
+              <w:t xml:space="preserve">34.2</w:t>
             </w:r>
           </w:p>
         </w:tc>
@@ -3760,19 +4449,19 @@
               <w:jc w:val="left"/>
             </w:pPr>
             <w:r>
-              <w:t xml:space="preserve">35,568</w:t>
-            </w:r>
-          </w:p>
-        </w:tc>
-        <w:tc>
-          <w:tcPr/>
-          <w:p>
-            <w:pPr>
-              <w:pStyle w:val="Compact"/>
-              <w:jc w:val="left"/>
-            </w:pPr>
-            <w:r>
-              <w:t xml:space="preserve">.035</w:t>
+              <w:t xml:space="preserve">34,228</w:t>
+            </w:r>
+          </w:p>
+        </w:tc>
+        <w:tc>
+          <w:tcPr/>
+          <w:p>
+            <w:pPr>
+              <w:pStyle w:val="Compact"/>
+              <w:jc w:val="left"/>
+            </w:pPr>
+            <w:r>
+              <w:t xml:space="preserve">.042</w:t>
             </w:r>
           </w:p>
         </w:tc>
@@ -3788,7 +4477,7 @@
                 <w:bCs/>
                 <w:b/>
               </w:rPr>
-              <w:t xml:space="preserve">36.1</w:t>
+              <w:t xml:space="preserve">32.2</w:t>
             </w:r>
           </w:p>
         </w:tc>
@@ -3838,19 +4527,19 @@
               <w:jc w:val="left"/>
             </w:pPr>
             <w:r>
-              <w:t xml:space="preserve">31,928</w:t>
-            </w:r>
-          </w:p>
-        </w:tc>
-        <w:tc>
-          <w:tcPr/>
-          <w:p>
-            <w:pPr>
-              <w:pStyle w:val="Compact"/>
-              <w:jc w:val="left"/>
-            </w:pPr>
-            <w:r>
-              <w:t xml:space="preserve">.049</w:t>
+              <w:t xml:space="preserve">30,360</w:t>
+            </w:r>
+          </w:p>
+        </w:tc>
+        <w:tc>
+          <w:tcPr/>
+          <w:p>
+            <w:pPr>
+              <w:pStyle w:val="Compact"/>
+              <w:jc w:val="left"/>
+            </w:pPr>
+            <w:r>
+              <w:t xml:space="preserve">.039</w:t>
             </w:r>
           </w:p>
         </w:tc>
@@ -3912,19 +4601,19 @@
               <w:jc w:val="left"/>
             </w:pPr>
             <w:r>
-              <w:t xml:space="preserve">29,840</w:t>
-            </w:r>
-          </w:p>
-        </w:tc>
-        <w:tc>
-          <w:tcPr/>
-          <w:p>
-            <w:pPr>
-              <w:pStyle w:val="Compact"/>
-              <w:jc w:val="left"/>
-            </w:pPr>
-            <w:r>
-              <w:t xml:space="preserve">.067</w:t>
+              <w:t xml:space="preserve">28,500</w:t>
+            </w:r>
+          </w:p>
+        </w:tc>
+        <w:tc>
+          <w:tcPr/>
+          <w:p>
+            <w:pPr>
+              <w:pStyle w:val="Compact"/>
+              <w:jc w:val="left"/>
+            </w:pPr>
+            <w:r>
+              <w:t xml:space="preserve">.057</w:t>
             </w:r>
           </w:p>
         </w:tc>
@@ -3940,19 +4629,19 @@
                 <w:bCs/>
                 <w:b/>
               </w:rPr>
-              <w:t xml:space="preserve">34.6</w:t>
-            </w:r>
-          </w:p>
-        </w:tc>
-        <w:tc>
-          <w:tcPr/>
-          <w:p>
-            <w:pPr>
-              <w:pStyle w:val="Compact"/>
-              <w:jc w:val="left"/>
-            </w:pPr>
-            <w:r>
-              <w:t xml:space="preserve">.002</w:t>
+              <w:t xml:space="preserve">25.7</w:t>
+            </w:r>
+          </w:p>
+        </w:tc>
+        <w:tc>
+          <w:tcPr/>
+          <w:p>
+            <w:pPr>
+              <w:pStyle w:val="Compact"/>
+              <w:jc w:val="left"/>
+            </w:pPr>
+            <w:r>
+              <w:t xml:space="preserve">.026</w:t>
             </w:r>
           </w:p>
         </w:tc>
@@ -4003,7 +4692,7 @@
     <w:tbl>
       <w:tblPr>
         <w:tblStyle w:val="Table"/>
-        <w:tblW w:type="auto" w:w="0"/>
+        <w:tblW w:type="pct" w:w="5000"/>
         <w:tblLook w:firstRow="1" w:lastRow="0" w:firstColumn="0" w:lastColumn="0" w:noHBand="0" w:noVBand="0" w:val="0020"/>
         <w:jc w:val="start"/>
       </w:tblPr>
@@ -4113,55 +4802,55 @@
               <w:jc w:val="left"/>
             </w:pPr>
             <w:r>
-              <w:t xml:space="preserve">+1.316***</w:t>
-            </w:r>
-          </w:p>
-        </w:tc>
-        <w:tc>
-          <w:tcPr/>
-          <w:p>
-            <w:pPr>
-              <w:pStyle w:val="Compact"/>
-              <w:jc w:val="left"/>
-            </w:pPr>
-            <w:r>
-              <w:t xml:space="preserve">+2.083***</w:t>
-            </w:r>
-          </w:p>
-        </w:tc>
-        <w:tc>
-          <w:tcPr/>
-          <w:p>
-            <w:pPr>
-              <w:pStyle w:val="Compact"/>
-              <w:jc w:val="left"/>
-            </w:pPr>
-            <w:r>
-              <w:t xml:space="preserve">+2.000***</w:t>
-            </w:r>
-          </w:p>
-        </w:tc>
-        <w:tc>
-          <w:tcPr/>
-          <w:p>
-            <w:pPr>
-              <w:pStyle w:val="Compact"/>
-              <w:jc w:val="left"/>
-            </w:pPr>
-            <w:r>
-              <w:t xml:space="preserve">+2.522***</w:t>
-            </w:r>
-          </w:p>
-        </w:tc>
-        <w:tc>
-          <w:tcPr/>
-          <w:p>
-            <w:pPr>
-              <w:pStyle w:val="Compact"/>
-              <w:jc w:val="left"/>
-            </w:pPr>
-            <w:r>
-              <w:t xml:space="preserve">−5.560***</w:t>
+              <w:t xml:space="preserve">+1.211***</w:t>
+            </w:r>
+          </w:p>
+        </w:tc>
+        <w:tc>
+          <w:tcPr/>
+          <w:p>
+            <w:pPr>
+              <w:pStyle w:val="Compact"/>
+              <w:jc w:val="left"/>
+            </w:pPr>
+            <w:r>
+              <w:t xml:space="preserve">+2.249***</w:t>
+            </w:r>
+          </w:p>
+        </w:tc>
+        <w:tc>
+          <w:tcPr/>
+          <w:p>
+            <w:pPr>
+              <w:pStyle w:val="Compact"/>
+              <w:jc w:val="left"/>
+            </w:pPr>
+            <w:r>
+              <w:t xml:space="preserve">+2.154***</w:t>
+            </w:r>
+          </w:p>
+        </w:tc>
+        <w:tc>
+          <w:tcPr/>
+          <w:p>
+            <w:pPr>
+              <w:pStyle w:val="Compact"/>
+              <w:jc w:val="left"/>
+            </w:pPr>
+            <w:r>
+              <w:t xml:space="preserve">+2.429***</w:t>
+            </w:r>
+          </w:p>
+        </w:tc>
+        <w:tc>
+          <w:tcPr/>
+          <w:p>
+            <w:pPr>
+              <w:pStyle w:val="Compact"/>
+              <w:jc w:val="left"/>
+            </w:pPr>
+            <w:r>
+              <w:t xml:space="preserve">−6.497***</w:t>
             </w:r>
           </w:p>
         </w:tc>
@@ -4187,55 +4876,55 @@
               <w:jc w:val="left"/>
             </w:pPr>
             <w:r>
-              <w:t xml:space="preserve">−1.810***</w:t>
-            </w:r>
-          </w:p>
-        </w:tc>
-        <w:tc>
-          <w:tcPr/>
-          <w:p>
-            <w:pPr>
-              <w:pStyle w:val="Compact"/>
-              <w:jc w:val="left"/>
-            </w:pPr>
-            <w:r>
-              <w:t xml:space="preserve">−3.074***</w:t>
-            </w:r>
-          </w:p>
-        </w:tc>
-        <w:tc>
-          <w:tcPr/>
-          <w:p>
-            <w:pPr>
-              <w:pStyle w:val="Compact"/>
-              <w:jc w:val="left"/>
-            </w:pPr>
-            <w:r>
-              <w:t xml:space="preserve">−2.954***</w:t>
-            </w:r>
-          </w:p>
-        </w:tc>
-        <w:tc>
-          <w:tcPr/>
-          <w:p>
-            <w:pPr>
-              <w:pStyle w:val="Compact"/>
-              <w:jc w:val="left"/>
-            </w:pPr>
-            <w:r>
-              <w:t xml:space="preserve">−3.497***</w:t>
-            </w:r>
-          </w:p>
-        </w:tc>
-        <w:tc>
-          <w:tcPr/>
-          <w:p>
-            <w:pPr>
-              <w:pStyle w:val="Compact"/>
-              <w:jc w:val="left"/>
-            </w:pPr>
-            <w:r>
-              <w:t xml:space="preserve">+8.517***</w:t>
+              <w:t xml:space="preserve">−1.630***</w:t>
+            </w:r>
+          </w:p>
+        </w:tc>
+        <w:tc>
+          <w:tcPr/>
+          <w:p>
+            <w:pPr>
+              <w:pStyle w:val="Compact"/>
+              <w:jc w:val="left"/>
+            </w:pPr>
+            <w:r>
+              <w:t xml:space="preserve">−3.287***</w:t>
+            </w:r>
+          </w:p>
+        </w:tc>
+        <w:tc>
+          <w:tcPr/>
+          <w:p>
+            <w:pPr>
+              <w:pStyle w:val="Compact"/>
+              <w:jc w:val="left"/>
+            </w:pPr>
+            <w:r>
+              <w:t xml:space="preserve">−3.147***</w:t>
+            </w:r>
+          </w:p>
+        </w:tc>
+        <w:tc>
+          <w:tcPr/>
+          <w:p>
+            <w:pPr>
+              <w:pStyle w:val="Compact"/>
+              <w:jc w:val="left"/>
+            </w:pPr>
+            <w:r>
+              <w:t xml:space="preserve">−3.768***</w:t>
+            </w:r>
+          </w:p>
+        </w:tc>
+        <w:tc>
+          <w:tcPr/>
+          <w:p>
+            <w:pPr>
+              <w:pStyle w:val="Compact"/>
+              <w:jc w:val="left"/>
+            </w:pPr>
+            <w:r>
+              <w:t xml:space="preserve">+10.449***</w:t>
             </w:r>
           </w:p>
         </w:tc>
@@ -4273,43 +4962,43 @@
               <w:jc w:val="left"/>
             </w:pPr>
             <w:r>
-              <w:t xml:space="preserve">+0.344***</w:t>
-            </w:r>
-          </w:p>
-        </w:tc>
-        <w:tc>
-          <w:tcPr/>
-          <w:p>
-            <w:pPr>
-              <w:pStyle w:val="Compact"/>
-              <w:jc w:val="left"/>
-            </w:pPr>
-            <w:r>
-              <w:t xml:space="preserve">+0.307***</w:t>
-            </w:r>
-          </w:p>
-        </w:tc>
-        <w:tc>
-          <w:tcPr/>
-          <w:p>
-            <w:pPr>
-              <w:pStyle w:val="Compact"/>
-              <w:jc w:val="left"/>
-            </w:pPr>
-            <w:r>
-              <w:t xml:space="preserve">+0.304***</w:t>
-            </w:r>
-          </w:p>
-        </w:tc>
-        <w:tc>
-          <w:tcPr/>
-          <w:p>
-            <w:pPr>
-              <w:pStyle w:val="Compact"/>
-              <w:jc w:val="left"/>
-            </w:pPr>
-            <w:r>
-              <w:t xml:space="preserve">+0.256***</w:t>
+              <w:t xml:space="preserve">+0.372***</w:t>
+            </w:r>
+          </w:p>
+        </w:tc>
+        <w:tc>
+          <w:tcPr/>
+          <w:p>
+            <w:pPr>
+              <w:pStyle w:val="Compact"/>
+              <w:jc w:val="left"/>
+            </w:pPr>
+            <w:r>
+              <w:t xml:space="preserve">+0.330***</w:t>
+            </w:r>
+          </w:p>
+        </w:tc>
+        <w:tc>
+          <w:tcPr/>
+          <w:p>
+            <w:pPr>
+              <w:pStyle w:val="Compact"/>
+              <w:jc w:val="left"/>
+            </w:pPr>
+            <w:r>
+              <w:t xml:space="preserve">+0.326***</w:t>
+            </w:r>
+          </w:p>
+        </w:tc>
+        <w:tc>
+          <w:tcPr/>
+          <w:p>
+            <w:pPr>
+              <w:pStyle w:val="Compact"/>
+              <w:jc w:val="left"/>
+            </w:pPr>
+            <w:r>
+              <w:t xml:space="preserve">+0.279***</w:t>
             </w:r>
           </w:p>
         </w:tc>
@@ -4347,31 +5036,31 @@
               <w:jc w:val="left"/>
             </w:pPr>
             <w:r>
-              <w:t xml:space="preserve">−0.144</w:t>
-            </w:r>
-          </w:p>
-        </w:tc>
-        <w:tc>
-          <w:tcPr/>
-          <w:p>
-            <w:pPr>
-              <w:pStyle w:val="Compact"/>
-              <w:jc w:val="left"/>
-            </w:pPr>
-            <w:r>
-              <w:t xml:space="preserve">+0.113</w:t>
-            </w:r>
-          </w:p>
-        </w:tc>
-        <w:tc>
-          <w:tcPr/>
-          <w:p>
-            <w:pPr>
-              <w:pStyle w:val="Compact"/>
-              <w:jc w:val="left"/>
-            </w:pPr>
-            <w:r>
-              <w:t xml:space="preserve">+0.134</w:t>
+              <w:t xml:space="preserve">−0.090</w:t>
+            </w:r>
+          </w:p>
+        </w:tc>
+        <w:tc>
+          <w:tcPr/>
+          <w:p>
+            <w:pPr>
+              <w:pStyle w:val="Compact"/>
+              <w:jc w:val="left"/>
+            </w:pPr>
+            <w:r>
+              <w:t xml:space="preserve">+0.159</w:t>
+            </w:r>
+          </w:p>
+        </w:tc>
+        <w:tc>
+          <w:tcPr/>
+          <w:p>
+            <w:pPr>
+              <w:pStyle w:val="Compact"/>
+              <w:jc w:val="left"/>
+            </w:pPr>
+            <w:r>
+              <w:t xml:space="preserve">+0.158</w:t>
             </w:r>
           </w:p>
         </w:tc>
@@ -4421,31 +5110,31 @@
               <w:jc w:val="left"/>
             </w:pPr>
             <w:r>
-              <w:t xml:space="preserve">−0.137</w:t>
-            </w:r>
-          </w:p>
-        </w:tc>
-        <w:tc>
-          <w:tcPr/>
-          <w:p>
-            <w:pPr>
-              <w:pStyle w:val="Compact"/>
-              <w:jc w:val="left"/>
-            </w:pPr>
-            <w:r>
-              <w:t xml:space="preserve">−0.418</w:t>
-            </w:r>
-          </w:p>
-        </w:tc>
-        <w:tc>
-          <w:tcPr/>
-          <w:p>
-            <w:pPr>
-              <w:pStyle w:val="Compact"/>
-              <w:jc w:val="left"/>
-            </w:pPr>
-            <w:r>
-              <w:t xml:space="preserve">−0.398</w:t>
+              <w:t xml:space="preserve">−0.227</w:t>
+            </w:r>
+          </w:p>
+        </w:tc>
+        <w:tc>
+          <w:tcPr/>
+          <w:p>
+            <w:pPr>
+              <w:pStyle w:val="Compact"/>
+              <w:jc w:val="left"/>
+            </w:pPr>
+            <w:r>
+              <w:t xml:space="preserve">−0.493†</w:t>
+            </w:r>
+          </w:p>
+        </w:tc>
+        <w:tc>
+          <w:tcPr/>
+          <w:p>
+            <w:pPr>
+              <w:pStyle w:val="Compact"/>
+              <w:jc w:val="left"/>
+            </w:pPr>
+            <w:r>
+              <w:t xml:space="preserve">−0.433</w:t>
             </w:r>
           </w:p>
         </w:tc>
@@ -4507,31 +5196,31 @@
               <w:jc w:val="left"/>
             </w:pPr>
             <w:r>
-              <w:t xml:space="preserve">+0.155***</w:t>
-            </w:r>
-          </w:p>
-        </w:tc>
-        <w:tc>
-          <w:tcPr/>
-          <w:p>
-            <w:pPr>
-              <w:pStyle w:val="Compact"/>
-              <w:jc w:val="left"/>
-            </w:pPr>
-            <w:r>
-              <w:t xml:space="preserve">+0.145***</w:t>
-            </w:r>
-          </w:p>
-        </w:tc>
-        <w:tc>
-          <w:tcPr/>
-          <w:p>
-            <w:pPr>
-              <w:pStyle w:val="Compact"/>
-              <w:jc w:val="left"/>
-            </w:pPr>
-            <w:r>
-              <w:t xml:space="preserve">+0.181***</w:t>
+              <w:t xml:space="preserve">+0.172***</w:t>
+            </w:r>
+          </w:p>
+        </w:tc>
+        <w:tc>
+          <w:tcPr/>
+          <w:p>
+            <w:pPr>
+              <w:pStyle w:val="Compact"/>
+              <w:jc w:val="left"/>
+            </w:pPr>
+            <w:r>
+              <w:t xml:space="preserve">+0.160***</w:t>
+            </w:r>
+          </w:p>
+        </w:tc>
+        <w:tc>
+          <w:tcPr/>
+          <w:p>
+            <w:pPr>
+              <w:pStyle w:val="Compact"/>
+              <w:jc w:val="left"/>
+            </w:pPr>
+            <w:r>
+              <w:t xml:space="preserve">+0.198***</w:t>
             </w:r>
           </w:p>
         </w:tc>
@@ -4581,19 +5270,19 @@
               <w:jc w:val="left"/>
             </w:pPr>
             <w:r>
-              <w:t xml:space="preserve">−0.614***</w:t>
-            </w:r>
-          </w:p>
-        </w:tc>
-        <w:tc>
-          <w:tcPr/>
-          <w:p>
-            <w:pPr>
-              <w:pStyle w:val="Compact"/>
-              <w:jc w:val="left"/>
-            </w:pPr>
-            <w:r>
-              <w:t xml:space="preserve">−0.780***</w:t>
+              <w:t xml:space="preserve">−0.588***</w:t>
+            </w:r>
+          </w:p>
+        </w:tc>
+        <w:tc>
+          <w:tcPr/>
+          <w:p>
+            <w:pPr>
+              <w:pStyle w:val="Compact"/>
+              <w:jc w:val="left"/>
+            </w:pPr>
+            <w:r>
+              <w:t xml:space="preserve">−0.786***</w:t>
             </w:r>
           </w:p>
         </w:tc>
@@ -4655,19 +5344,19 @@
               <w:jc w:val="left"/>
             </w:pPr>
             <w:r>
-              <w:t xml:space="preserve">+0.766**</w:t>
-            </w:r>
-          </w:p>
-        </w:tc>
-        <w:tc>
-          <w:tcPr/>
-          <w:p>
-            <w:pPr>
-              <w:pStyle w:val="Compact"/>
-              <w:jc w:val="left"/>
-            </w:pPr>
-            <w:r>
-              <w:t xml:space="preserve">+0.994***</w:t>
+              <w:t xml:space="preserve">+0.726**</w:t>
+            </w:r>
+          </w:p>
+        </w:tc>
+        <w:tc>
+          <w:tcPr/>
+          <w:p>
+            <w:pPr>
+              <w:pStyle w:val="Compact"/>
+              <w:jc w:val="left"/>
+            </w:pPr>
+            <w:r>
+              <w:t xml:space="preserve">+0.982***</w:t>
             </w:r>
           </w:p>
         </w:tc>
@@ -4741,7 +5430,7 @@
               <w:jc w:val="left"/>
             </w:pPr>
             <w:r>
-              <w:t xml:space="preserve">+0.007*</w:t>
+              <w:t xml:space="preserve">+0.018***</w:t>
             </w:r>
           </w:p>
         </w:tc>
@@ -4815,7 +5504,7 @@
               <w:jc w:val="left"/>
             </w:pPr>
             <w:r>
-              <w:t xml:space="preserve">+0.185***</w:t>
+              <w:t xml:space="preserve">+0.202***</w:t>
             </w:r>
           </w:p>
         </w:tc>
@@ -4901,7 +5590,7 @@
               <w:jc w:val="left"/>
             </w:pPr>
             <w:r>
-              <w:t xml:space="preserve">+0.729***</w:t>
+              <w:t xml:space="preserve">+0.592***</w:t>
             </w:r>
           </w:p>
         </w:tc>
@@ -4975,7 +5664,7 @@
               <w:jc w:val="left"/>
             </w:pPr>
             <w:r>
-              <w:t xml:space="preserve">+1.636***</w:t>
+              <w:t xml:space="preserve">+1.849***</w:t>
             </w:r>
           </w:p>
         </w:tc>
@@ -5049,7 +5738,7 @@
               <w:jc w:val="left"/>
             </w:pPr>
             <w:r>
-              <w:t xml:space="preserve">−2.501***</w:t>
+              <w:t xml:space="preserve">−2.932***</w:t>
             </w:r>
           </w:p>
         </w:tc>
@@ -5075,55 +5764,55 @@
               <w:jc w:val="left"/>
             </w:pPr>
             <w:r>
-              <w:t xml:space="preserve">84,910</w:t>
-            </w:r>
-          </w:p>
-        </w:tc>
-        <w:tc>
-          <w:tcPr/>
-          <w:p>
-            <w:pPr>
-              <w:pStyle w:val="Compact"/>
-              <w:jc w:val="left"/>
-            </w:pPr>
-            <w:r>
-              <w:t xml:space="preserve">38,051</w:t>
-            </w:r>
-          </w:p>
-        </w:tc>
-        <w:tc>
-          <w:tcPr/>
-          <w:p>
-            <w:pPr>
-              <w:pStyle w:val="Compact"/>
-              <w:jc w:val="left"/>
-            </w:pPr>
-            <w:r>
-              <w:t xml:space="preserve">37,940</w:t>
-            </w:r>
-          </w:p>
-        </w:tc>
-        <w:tc>
-          <w:tcPr/>
-          <w:p>
-            <w:pPr>
-              <w:pStyle w:val="Compact"/>
-              <w:jc w:val="left"/>
-            </w:pPr>
-            <w:r>
-              <w:t xml:space="preserve">35,568</w:t>
-            </w:r>
-          </w:p>
-        </w:tc>
-        <w:tc>
-          <w:tcPr/>
-          <w:p>
-            <w:pPr>
-              <w:pStyle w:val="Compact"/>
-              <w:jc w:val="left"/>
-            </w:pPr>
-            <w:r>
-              <w:t xml:space="preserve">31,928</w:t>
+              <w:t xml:space="preserve">82,302</w:t>
+            </w:r>
+          </w:p>
+        </w:tc>
+        <w:tc>
+          <w:tcPr/>
+          <w:p>
+            <w:pPr>
+              <w:pStyle w:val="Compact"/>
+              <w:jc w:val="left"/>
+            </w:pPr>
+            <w:r>
+              <w:t xml:space="preserve">36,481</w:t>
+            </w:r>
+          </w:p>
+        </w:tc>
+        <w:tc>
+          <w:tcPr/>
+          <w:p>
+            <w:pPr>
+              <w:pStyle w:val="Compact"/>
+              <w:jc w:val="left"/>
+            </w:pPr>
+            <w:r>
+              <w:t xml:space="preserve">36,372</w:t>
+            </w:r>
+          </w:p>
+        </w:tc>
+        <w:tc>
+          <w:tcPr/>
+          <w:p>
+            <w:pPr>
+              <w:pStyle w:val="Compact"/>
+              <w:jc w:val="left"/>
+            </w:pPr>
+            <w:r>
+              <w:t xml:space="preserve">34,228</w:t>
+            </w:r>
+          </w:p>
+        </w:tc>
+        <w:tc>
+          <w:tcPr/>
+          <w:p>
+            <w:pPr>
+              <w:pStyle w:val="Compact"/>
+              <w:jc w:val="left"/>
+            </w:pPr>
+            <w:r>
+              <w:t xml:space="preserve">30,360</w:t>
             </w:r>
           </w:p>
         </w:tc>
@@ -5149,55 +5838,55 @@
               <w:jc w:val="left"/>
             </w:pPr>
             <w:r>
-              <w:t xml:space="preserve">.003</w:t>
-            </w:r>
-          </w:p>
-        </w:tc>
-        <w:tc>
-          <w:tcPr/>
-          <w:p>
-            <w:pPr>
-              <w:pStyle w:val="Compact"/>
-              <w:jc w:val="left"/>
-            </w:pPr>
-            <w:r>
-              <w:t xml:space="preserve">.025</w:t>
-            </w:r>
-          </w:p>
-        </w:tc>
-        <w:tc>
-          <w:tcPr/>
-          <w:p>
-            <w:pPr>
-              <w:pStyle w:val="Compact"/>
-              <w:jc w:val="left"/>
-            </w:pPr>
-            <w:r>
-              <w:t xml:space="preserve">.030</w:t>
-            </w:r>
-          </w:p>
-        </w:tc>
-        <w:tc>
-          <w:tcPr/>
-          <w:p>
-            <w:pPr>
-              <w:pStyle w:val="Compact"/>
-              <w:jc w:val="left"/>
-            </w:pPr>
-            <w:r>
-              <w:t xml:space="preserve">.035</w:t>
-            </w:r>
-          </w:p>
-        </w:tc>
-        <w:tc>
-          <w:tcPr/>
-          <w:p>
-            <w:pPr>
-              <w:pStyle w:val="Compact"/>
-              <w:jc w:val="left"/>
-            </w:pPr>
-            <w:r>
-              <w:t xml:space="preserve">.049</w:t>
+              <w:t xml:space="preserve">.002</w:t>
+            </w:r>
+          </w:p>
+        </w:tc>
+        <w:tc>
+          <w:tcPr/>
+          <w:p>
+            <w:pPr>
+              <w:pStyle w:val="Compact"/>
+              <w:jc w:val="left"/>
+            </w:pPr>
+            <w:r>
+              <w:t xml:space="preserve">.028</w:t>
+            </w:r>
+          </w:p>
+        </w:tc>
+        <w:tc>
+          <w:tcPr/>
+          <w:p>
+            <w:pPr>
+              <w:pStyle w:val="Compact"/>
+              <w:jc w:val="left"/>
+            </w:pPr>
+            <w:r>
+              <w:t xml:space="preserve">.033</w:t>
+            </w:r>
+          </w:p>
+        </w:tc>
+        <w:tc>
+          <w:tcPr/>
+          <w:p>
+            <w:pPr>
+              <w:pStyle w:val="Compact"/>
+              <w:jc w:val="left"/>
+            </w:pPr>
+            <w:r>
+              <w:t xml:space="preserve">.042</w:t>
+            </w:r>
+          </w:p>
+        </w:tc>
+        <w:tc>
+          <w:tcPr/>
+          <w:p>
+            <w:pPr>
+              <w:pStyle w:val="Compact"/>
+              <w:jc w:val="left"/>
+            </w:pPr>
+            <w:r>
+              <w:t xml:space="preserve">.039</w:t>
             </w:r>
           </w:p>
         </w:tc>
@@ -5218,7 +5907,24 @@
         <w:t xml:space="preserve"> </w:t>
       </w:r>
       <w:r>
-        <w:t xml:space="preserve">HC1 robust SEs. *** p &lt; .001, ** p &lt; .01, * p &lt; .05, † p &lt; .10. Controls (female_owner, foreign_own_pct, firm_age, ln_size) included in M7–M10 but not reported for space. M11 (N=29,840, AdjR²=.067, TP=34.6%, LM p=.002): DAI×ICRV=+0.060*, three-way FSTS×DAI×ICRV=−0.001 (NS), mgr_experience=+0.009**, FSTS×mgr=−0.019†, mgr_female=+0.187***, female_owner=+0.128**.</w:t>
+        <w:t xml:space="preserve">HC1 robust SEs. *** p &lt; .001, ** p &lt; .01, * p &lt; .05, † p &lt; .10. Controls (female_owner, foreign_own_pct, firm_age, ln_size) included in M7–M10 but not reported for space. M11 (N=28,500, AdjR²=.057, TP=25.7%, LM p=.026): DAI×ICRV=+0.052</w:t>
+      </w:r>
+      <w:r>
+        <w:rPr>
+          <w:iCs/>
+          <w:i/>
+        </w:rPr>
+        <w:t xml:space="preserve">, three-way FSTS×DAI×ICRV=−0.016 (NS), mgr_experience=+0.022</w:t>
+      </w:r>
+      <w:r>
+        <w:rPr>
+          <w:bCs/>
+          <w:b/>
+        </w:rPr>
+        <w:t xml:space="preserve">, FSTS×mgr=+0.007 (NS), mgr_female=+0.210</w:t>
+      </w:r>
+      <w:r>
+        <w:t xml:space="preserve">*, female_owner=+0.122**.</w:t>
       </w:r>
     </w:p>
     <w:p>
@@ -5228,8 +5934,8 @@
         </w:pict>
       </w:r>
     </w:p>
-    <w:bookmarkEnd w:id="74"/>
-    <w:bookmarkStart w:id="77" w:name="X09b5d89c7c8f35bf9d25d1bfe47da72b2ba58bf"/>
+    <w:bookmarkEnd w:id="53"/>
+    <w:bookmarkStart w:id="54" w:name="X09b5d89c7c8f35bf9d25d1bfe47da72b2ba58bf"/>
     <w:p>
       <w:pPr>
         <w:pStyle w:val="Heading2"/>
@@ -5255,7 +5961,7 @@
         <w:t xml:space="preserve">replication/Annex_TFP_regression_tables_March_11_2026.xlsx</w:t>
       </w:r>
       <w:r>
-        <w:t xml:space="preserve">. TFP residuals from these regressions can be used as an alternative dependent variable to ln(LP) to test whether the inverted-U relationship is robust to output-per-worker vs. total-factor productivity operationalisations.</w:t>
+        <w:t xml:space="preserve">. TFP residuals from these regressions can be used as an alternative dependent variable to ln(LP) to test whether the inverted-U relationship is robust to output-per-worker vs. total-factor productivity operationalisations.</w:t>
       </w:r>
     </w:p>
     <w:p>
@@ -5274,31 +5980,7 @@
           <w:iCs/>
           <w:i/>
         </w:rPr>
-        <w:t xml:space="preserve">Corresponding author: Phan Anh Tu, College of Economics, Can Tho University,</w:t>
-      </w:r>
-      <w:r>
-        <w:rPr>
-          <w:iCs/>
-          <w:i/>
-        </w:rPr>
-        <w:t xml:space="preserve"> </w:t>
-      </w:r>
-      <w:hyperlink r:id="rId75">
-        <w:r>
-          <w:rPr>
-            <w:rStyle w:val="Hyperlink"/>
-            <w:iCs/>
-            <w:i/>
-          </w:rPr>
-          <w:t xml:space="preserve">patu@ctu.edu.vn</w:t>
-        </w:r>
-      </w:hyperlink>
-      <w:r>
-        <w:rPr>
-          <w:iCs/>
-          <w:i/>
-        </w:rPr>
-        <w:t xml:space="preserve">, ORCID: 0000-0003-0667-3137</w:t>
+        <w:t xml:space="preserve">Corresponding author: Phan Anh Tu, School of Economics, Can Tho University, patu@ctu.edu.vn, ORCID: 0000-0003-0667-3137</w:t>
       </w:r>
       <w:r>
         <w:br/>
@@ -5308,35 +5990,11 @@
           <w:iCs/>
           <w:i/>
         </w:rPr>
-        <w:t xml:space="preserve">First author: Do Thuy Huong, Vinh Long University of Technology Education,</w:t>
-      </w:r>
-      <w:r>
-        <w:rPr>
-          <w:iCs/>
-          <w:i/>
-        </w:rPr>
-        <w:t xml:space="preserve"> </w:t>
-      </w:r>
-      <w:hyperlink r:id="rId76">
-        <w:r>
-          <w:rPr>
-            <w:rStyle w:val="Hyperlink"/>
-            <w:iCs/>
-            <w:i/>
-          </w:rPr>
-          <w:t xml:space="preserve">huongdt@vlute.edu.vn</w:t>
-        </w:r>
-      </w:hyperlink>
-      <w:r>
-        <w:rPr>
-          <w:iCs/>
-          <w:i/>
-        </w:rPr>
-        <w:t xml:space="preserve">, ORCID: 0000-0002-7711-2487</w:t>
-      </w:r>
-    </w:p>
-    <w:bookmarkEnd w:id="77"/>
-    <w:bookmarkEnd w:id="78"/>
+        <w:t xml:space="preserve">First author: Do Thuy Huong, Vinh Long University of Technology Education, huongdt@vlute.edu.vn, ORCID: 0000-0002-7711-2487</w:t>
+      </w:r>
+    </w:p>
+    <w:bookmarkEnd w:id="54"/>
+    <w:bookmarkEnd w:id="55"/>
     <w:sectPr>
       <w:pgSz w:h="16838" w:w="11906"/>
       <w:pgMar w:bottom="1417" w:left="1417" w:right="1417" w:top="1417"/>

--- a/dist/manuscripts/en/p7_capstone_en_clean.docx
+++ b/dist/manuscripts/en/p7_capstone_en_clean.docx
@@ -2,13 +2,13 @@
 <file path=word/document.xml><?xml version="1.0" encoding="utf-8"?>
 <w:document xmlns:w="http://schemas.openxmlformats.org/wordprocessingml/2006/main" xmlns:m="http://schemas.openxmlformats.org/officeDocument/2006/math" xmlns:r="http://schemas.openxmlformats.org/officeDocument/2006/relationships" xmlns:o="urn:schemas-microsoft-com:office:office" xmlns:v="urn:schemas-microsoft-com:vml" xmlns:w10="urn:schemas-microsoft-com:office:word" xmlns:a="http://schemas.openxmlformats.org/drawingml/2006/main" xmlns:pic="http://schemas.openxmlformats.org/drawingml/2006/picture" xmlns:wp="http://schemas.openxmlformats.org/drawingml/2006/wordprocessingDrawing">
   <w:body>
-    <w:bookmarkStart w:id="78" w:name="X3895c96c7d432e76596cd34868f5fb5db9dd671"/>
+    <w:bookmarkStart w:id="79" w:name="Xe1057dabf7101c796f791bc61dc6101f2b6f291"/>
     <w:p>
       <w:pPr>
         <w:pStyle w:val="Heading1"/>
       </w:pPr>
       <w:r>
-        <w:t xml:space="preserve">Internationalisation and Firm Performance across 49 Asian and Pacific Economies: Institutional Regimes, Digital Capabilities, and Managerial Characteristics as Contingency Factors</w:t>
+        <w:t xml:space="preserve">Internationalization and Firm Performance across 50 Asian and Pacific Economies: Institutional Regimes, Digital Capabilities, and Managerial Characteristics as Contingency Factors</w:t>
       </w:r>
     </w:p>
     <w:p>
@@ -26,7 +26,7 @@
         <w:t xml:space="preserve"> </w:t>
       </w:r>
       <w:r>
-        <w:t xml:space="preserve">Working manuscript (May 2026)</w:t>
+        <w:t xml:space="preserve">Working manuscript (reconciled to canonical, 2026-06-13)</w:t>
       </w:r>
       <w:r>
         <w:br/>
@@ -42,7 +42,7 @@
         <w:t xml:space="preserve"> </w:t>
       </w:r>
       <w:r>
-        <w:t xml:space="preserve">Journal of International Business Studies (JIBS)</w:t>
+        <w:t xml:space="preserve">International Business Review (revised from JIBS)</w:t>
       </w:r>
       <w:r>
         <w:br/>
@@ -58,7 +58,19 @@
         <w:t xml:space="preserve"> </w:t>
       </w:r>
       <w:r>
-        <w:t xml:space="preserve">Empirical results complete; under revision for submission</w:t>
+        <w:t xml:space="preserve">Reconciled to the 50-economy canonical frame; numbers reproducible via</w:t>
+      </w:r>
+      <w:r>
+        <w:t xml:space="preserve"> </w:t>
+      </w:r>
+      <w:r>
+        <w:rPr>
+          <w:rStyle w:val="VerbatimChar"/>
+        </w:rPr>
+        <w:t xml:space="preserve">scripts/p7_full_ladder.py</w:t>
+      </w:r>
+      <w:r>
+        <w:t xml:space="preserve">.</w:t>
       </w:r>
     </w:p>
     <w:p>
@@ -68,39 +80,166 @@
         </w:pict>
       </w:r>
     </w:p>
-    <w:bookmarkStart w:id="20" w:name="abstract"/>
-    <w:p>
-      <w:pPr>
-        <w:pStyle w:val="Heading2"/>
-      </w:pPr>
-      <w:r>
-        <w:t xml:space="preserve">Abstract</w:t>
-      </w:r>
-    </w:p>
-    <w:p>
-      <w:pPr>
-        <w:pStyle w:val="FirstParagraph"/>
-      </w:pPr>
-      <w:r>
-        <w:t xml:space="preserve">We examine whether the internationalisation–performance (I–P) relationship holds across a large and institutionally diverse set of Asian and Pacific economies and identify the conditions under which firms convert export intensity into productive performance. Using microdata from 91,982 firms across 49 economies and 102 country-year waves of the World Bank Enterprise Survey (2003–2025), spanning all six Institutional Capability and Resource Vulnerability (ICRV) regime groups, we estimate a hierarchical set of OLS models with HC1 robust standard errors. We find robust support for an inverted-U I–P relationship with a turning point at approximately 36% of sales from exports (Lind–Mehlum test p &lt; .001; confirmed in M11 at TP=34.6%, p=.002). Technological capability (TCI) raises the performance level without reliably reshaping the curve. Digital adoption (DAI) both raises the performance level and significantly reshapes the I–P curve: firms with higher DAI experience compressed ascending-limb returns at low FSTS and attenuated performance decline at high FSTS (FSTS×DAI p &lt; .01; FSTS²×DAI p &lt; .01 in M8–M9). Institutional regime (ICRV) moderates both slope and curvature. Managerial experience and female top management improve performance; experience additionally moderates the curve shape in the full specification. These findings offer a parsimonious resolution to Asian I–P heterogeneity: the relationship is universally inverted-U, but regime quality and digital capability jointly determine where the turning point falls.</w:t>
-      </w:r>
-    </w:p>
-    <w:p>
-      <w:pPr>
-        <w:pStyle w:val="BodyText"/>
+    <w:p>
+      <w:pPr>
+        <w:pStyle w:val="BlockText"/>
       </w:pPr>
       <w:r>
         <w:rPr>
           <w:bCs/>
           <w:b/>
         </w:rPr>
-        <w:t xml:space="preserve">Keywords:</w:t>
-      </w:r>
-      <w:r>
-        <w:t xml:space="preserve"> </w:t>
-      </w:r>
-      <w:r>
-        <w:t xml:space="preserve">internationalisation–performance; inverted-U; institutional regime; digital capability; Asia-Pacific; World Bank Enterprise Surveys</w:t>
+        <w:t xml:space="preserve">Reconciliation note (2026-06-13).</w:t>
+      </w:r>
+      <w:r>
+        <w:t xml:space="preserve"> </w:t>
+      </w:r>
+      <w:r>
+        <w:t xml:space="preserve">This manuscript has been re-estimated on the</w:t>
+      </w:r>
+      <w:r>
+        <w:t xml:space="preserve"> </w:t>
+      </w:r>
+      <w:r>
+        <w:rPr>
+          <w:bCs/>
+          <w:b/>
+        </w:rPr>
+        <w:t xml:space="preserve">canonical 50-economy frame including Japan 2025</w:t>
+      </w:r>
+      <w:r>
+        <w:t xml:space="preserve"> </w:t>
+      </w:r>
+      <w:r>
+        <w:t xml:space="preserve">(</w:t>
+      </w:r>
+      <w:r>
+        <w:rPr>
+          <w:rStyle w:val="VerbatimChar"/>
+        </w:rPr>
+        <w:t xml:space="preserve">data_wbes/analysis/CANONICAL_NUMBERS.md</w:t>
+      </w:r>
+      <w:r>
+        <w:t xml:space="preserve">):</w:t>
+      </w:r>
+      <w:r>
+        <w:t xml:space="preserve"> </w:t>
+      </w:r>
+      <w:r>
+        <w:t xml:space="preserve">analytic sample 88,869 firms / 50 economies / 103 country-year pairs. The full</w:t>
+      </w:r>
+      <w:r>
+        <w:t xml:space="preserve"> </w:t>
+      </w:r>
+      <w:r>
+        <w:t xml:space="preserve">M1–M8 ladder (this version) is reproducible via</w:t>
+      </w:r>
+      <w:r>
+        <w:t xml:space="preserve"> </w:t>
+      </w:r>
+      <w:r>
+        <w:rPr>
+          <w:rStyle w:val="VerbatimChar"/>
+        </w:rPr>
+        <w:t xml:space="preserve">scripts/p7_full_ladder.py</w:t>
+      </w:r>
+      <w:r>
+        <w:t xml:space="preserve"> </w:t>
+      </w:r>
+      <w:r>
+        <w:t xml:space="preserve">(results in</w:t>
+      </w:r>
+      <w:r>
+        <w:t xml:space="preserve"> </w:t>
+      </w:r>
+      <w:r>
+        <w:rPr>
+          <w:rStyle w:val="VerbatimChar"/>
+        </w:rPr>
+        <w:t xml:space="preserve">data_wbes/analysis/p7_full_ladder_results.md</w:t>
+      </w:r>
+      <w:r>
+        <w:t xml:space="preserve">); the two anchors</w:t>
+      </w:r>
+      <w:r>
+        <w:t xml:space="preserve"> </w:t>
+      </w:r>
+      <w:r>
+        <w:t xml:space="preserve">reproduce exactly (M2 quadratic N=81,022, TP=51.5%; M4 +TCI+DAI N=79,080, TP=43.6%).</w:t>
+      </w:r>
+      <w:r>
+        <w:t xml:space="preserve"> </w:t>
+      </w:r>
+      <w:r>
+        <w:t xml:space="preserve">The earlier 49-economy build (M2 N=84,910, TP≈36%) is superseded. Two substantive</w:t>
+      </w:r>
+      <w:r>
+        <w:t xml:space="preserve"> </w:t>
+      </w:r>
+      <w:r>
+        <w:t xml:space="preserve">revisions follow from the canonical re-estimation: (i) on the canonical spec the</w:t>
+      </w:r>
+      <w:r>
+        <w:t xml:space="preserve"> </w:t>
+      </w:r>
+      <w:r>
+        <w:t xml:space="preserve">digital-adoption (DAI) curve-reshaping interactions are</w:t>
+      </w:r>
+      <w:r>
+        <w:t xml:space="preserve"> </w:t>
+      </w:r>
+      <w:r>
+        <w:rPr>
+          <w:bCs/>
+          <w:b/>
+        </w:rPr>
+        <w:t xml:space="preserve">not</w:t>
+      </w:r>
+      <w:r>
+        <w:t xml:space="preserve"> </w:t>
+      </w:r>
+      <w:r>
+        <w:t xml:space="preserve">significant — DAI is</w:t>
+      </w:r>
+      <w:r>
+        <w:t xml:space="preserve"> </w:t>
+      </w:r>
+      <w:r>
+        <w:t xml:space="preserve">a level-shifter, not a curve-reshaper — correcting the earlier draft; (ii) the</w:t>
+      </w:r>
+      <w:r>
+        <w:t xml:space="preserve"> </w:t>
+      </w:r>
+      <w:r>
+        <w:t xml:space="preserve">female-top-manager coefficient is</w:t>
+      </w:r>
+      <w:r>
+        <w:t xml:space="preserve"> </w:t>
+      </w:r>
+      <w:r>
+        <w:rPr>
+          <w:bCs/>
+          <w:b/>
+        </w:rPr>
+        <w:t xml:space="preserve">negative</w:t>
+      </w:r>
+      <w:r>
+        <w:t xml:space="preserve"> </w:t>
+      </w:r>
+      <w:r>
+        <w:t xml:space="preserve">(−0.104, p&lt;.001), consistent with the</w:t>
+      </w:r>
+      <w:r>
+        <w:t xml:space="preserve"> </w:t>
+      </w:r>
+      <w:r>
+        <w:t xml:space="preserve">rest of the dissertation (P10 Japan), not positive. Stata re-validation pending</w:t>
+      </w:r>
+      <w:r>
+        <w:t xml:space="preserve"> </w:t>
+      </w:r>
+      <w:r>
+        <w:t xml:space="preserve">before journal submission.</w:t>
       </w:r>
     </w:p>
     <w:p>
@@ -110,14 +249,13 @@
         </w:pict>
       </w:r>
     </w:p>
-    <w:bookmarkEnd w:id="20"/>
-    <w:bookmarkStart w:id="21" w:name="Xe3d0fc0bea9a42ce7605565d0964033d7f6ee47"/>
+    <w:bookmarkStart w:id="20" w:name="abstract"/>
     <w:p>
       <w:pPr>
         <w:pStyle w:val="Heading2"/>
       </w:pPr>
       <w:r>
-        <w:t xml:space="preserve">1. Introduction</w:t>
+        <w:t xml:space="preserve">Abstract</w:t>
       </w:r>
     </w:p>
     <w:p>
@@ -125,7 +263,7 @@
         <w:pStyle w:val="FirstParagraph"/>
       </w:pPr>
       <w:r>
-        <w:t xml:space="preserve">A central question in international business research concerns whether and how export internationalisation translates into firm performance (Lu &amp; Beamish, 2004; Johanson &amp; Vahlne, 2009). Meta-analyses document a mean correlation of approximately r = .07 across several thousand studies (Bausch &amp; Krist, 2007; Kirca et al., 2012; Marano et al., 2016), yet the variance across studies vastly exceeds what sampling error can explain. In Asia — a region that accounts for over half of global manufacturing exports (UNCTAD, 2023) — the evidence is especially fragmented: prior studies report positive relationships (Pangarkar, 2008; Korea), inverted-U curves (Chiao et al., 2006; Taiwan), or null and negative effects (Mondal et al., 2022; India). The standard explanation invokes context as a moderator (Marano et al., 2016; Kirca et al., 2012), but empirical tests simultaneously across institutionally diverse Asian economies remain rare.</w:t>
+        <w:t xml:space="preserve">We examine whether the internationalization–performance (I–P) relationship holds across a large and institutionally diverse set of Asian and Pacific economies and identify the conditions under which firms convert export intensity into productive performance. Using microdata from 88,869 firms across 50 economies and 103 country-year waves of the World Bank Enterprise Survey (2003–2025; including Japan's inaugural 2025 wave), spanning all six Institutional Context Regime Variation (ICRV) groups, we estimate a hierarchical sequence of models on currency-neutral labour productivity (standardised within economy-year) with two-way (economy and year) fixed effects throughout and standard errors clustered by economy. We find robust support for an inverted-U I–P relationship: the quadratic baseline (M2, N=81,022) yields a turning point of 51.5% of export sales, tightening to 43.6% once technological capability and digital adoption are controlled (M4, N=79,080; Lind–Mehlum p &lt; .001 throughout). Technological capability (TCI, +0.108) and digital adoption (DAI, +0.219) both raise the performance level, but neither significantly reshapes the pooled curve — both are level-shifters, not curve-reshapers. The curve structure is instead governed by institutional regime: estimating the turning point within each ICRV group reveals a three-zone pattern — a sharp inverted-U in the lower-middle transition regime (TP ≈ 43%), a near-linear relationship in the strongest-institution regime (turning point beyond the observable range, ≈ 80%), and dissolution of the inverted-U in the weakest regimes (Emerging ≈ 37%; the Pacific SIDS group shows no inverted-U). Female top management carries a negative coefficient (−0.104, p &lt; .001). These findings offer a parsimonious resolution to Asian I–P heterogeneity: the relationship is inverted-U in form, but it is institutional regime — not capability per se — that determines whether the inverted-U is sharp, straightened, or absent.</w:t>
       </w:r>
     </w:p>
     <w:p>
@@ -133,23 +271,17 @@
         <w:pStyle w:val="BodyText"/>
       </w:pPr>
       <w:r>
-        <w:t xml:space="preserve">This paper addresses that gap. We pool 91,982 firm-observations from 49 Asian and Pacific economies spanning 2003–2025, harmonised from the World Bank Enterprise Survey (WBES). Our sample spans all six ICRV regime groups — from advanced innovation-driven economies (Singapore, Korea, Taiwan, HongKong, Israel, Cyprus) to Pacific Small Island Developing States (Vanuatu, Solomon Islands, Fiji, Tonga, Samoa, Kiribati, Papua New Guinea, Timor-Leste) and Gulf advanced-resource economies (Bahrain, Kuwait, Qatar, Brunei, Saudi Arabia, Oman) — classified through the Institutional Capability and Resource Vulnerability (ICRV) framework that anchors the broader dissertation programme of which this study is part.</w:t>
-      </w:r>
-    </w:p>
-    <w:p>
-      <w:pPr>
-        <w:pStyle w:val="BodyText"/>
-      </w:pPr>
-      <w:r>
-        <w:t xml:space="preserve">Our contributions are threefold. First, we provide the largest WBES-based test of the inverted-U I–P hypothesis in Asia, confirming a turning point at approximately 36% foreign sales intensity across all specifications (N = 84,910–29,840), robust even in the full three-way moderation model (M11: TP=34.6%, LM p=.002). Second, we document that digital adoption (DAI) is the primary capability moderator that reshapes the I–P curve, generating significant curve compression effects (FSTS×DAI p&lt;.001) that emerge even without controlling for manager characteristics. Technological capability (TCI) raises the performance level but does not reliably reshape the ascending limb across this sample. Third, we document that institutional regime (ICRV group) systematically moderates both the slope and curvature of the I–P function, with DAI×ICRV interactions (p=.012) indicating that digital capabilities deliver stronger per-unit performance returns in weaker institutional environments.</w:t>
-      </w:r>
-    </w:p>
-    <w:p>
-      <w:pPr>
-        <w:pStyle w:val="BodyText"/>
-      </w:pPr>
-      <w:r>
-        <w:t xml:space="preserve">The remainder of the paper is organised as follows. Section 2 develops the theoretical framework and formal hypotheses. Section 3 describes data and methods. Section 4 presents results. Section 5 discusses implications and limitations. Section 6 concludes.</w:t>
+        <w:rPr>
+          <w:bCs/>
+          <w:b/>
+        </w:rPr>
+        <w:t xml:space="preserve">Keywords:</w:t>
+      </w:r>
+      <w:r>
+        <w:t xml:space="preserve"> </w:t>
+      </w:r>
+      <w:r>
+        <w:t xml:space="preserve">internationalization–performance; inverted-U; institutional regime; digital capability; Asia-Pacific; World Bank Enterprise Surveys</w:t>
       </w:r>
     </w:p>
     <w:p>
@@ -159,23 +291,14 @@
         </w:pict>
       </w:r>
     </w:p>
-    <w:bookmarkEnd w:id="21"/>
-    <w:bookmarkStart w:id="28" w:name="Xce0b9068aa677089fdc23e66f61b75516af2bf7"/>
+    <w:bookmarkEnd w:id="20"/>
+    <w:bookmarkStart w:id="21" w:name="Xe3d0fc0bea9a42ce7605565d0964033d7f6ee47"/>
     <w:p>
       <w:pPr>
         <w:pStyle w:val="Heading2"/>
       </w:pPr>
       <w:r>
-        <w:t xml:space="preserve">2. Theoretical Framework and Hypotheses</w:t>
-      </w:r>
-    </w:p>
-    <w:bookmarkStart w:id="22" w:name="X61eb865d3ba9c18e1eda9971096f2566a95b0ec"/>
-    <w:p>
-      <w:pPr>
-        <w:pStyle w:val="Heading3"/>
-      </w:pPr>
-      <w:r>
-        <w:t xml:space="preserve">2.1 Theoretical Foundations</w:t>
+        <w:t xml:space="preserve">1. Introduction</w:t>
       </w:r>
     </w:p>
     <w:p>
@@ -183,25 +306,7 @@
         <w:pStyle w:val="FirstParagraph"/>
       </w:pPr>
       <w:r>
-        <w:t xml:space="preserve">We draw on four theoretical traditions. The Uppsala model (Johanson &amp; Vahlne, 1977, 2009) describes internationalisation as a sequential process in which firms accumulate experiential knowledge, progressively reducing psychic distance and coordination costs. The Resource-Based View (Barney, 1991; Wernerfelt, 1984) positions firm-level capabilities — technological, digital, and managerial — as the mediating mechanism linking export exposure to performance outcomes. Institutional Theory (North, 1990; Scott, 2008) directs attention to how country-level formal and informal institutions shape the cost structure of cross-border transactions. Upper Echelons Theory (Hambrick &amp; Mason, 1984; Hambrick, 2007) emphasises that top management team attributes moderate how firms respond to strategic opportunities and constraints.</w:t>
-      </w:r>
-    </w:p>
-    <w:bookmarkEnd w:id="22"/>
-    <w:bookmarkStart w:id="23" w:name="Xf68c2510db72354551e5b442c06e6149a212286"/>
-    <w:p>
-      <w:pPr>
-        <w:pStyle w:val="Heading3"/>
-      </w:pPr>
-      <w:r>
-        <w:t xml:space="preserve">2.2 The Non-Linear I–P Relationship (H1)</w:t>
-      </w:r>
-    </w:p>
-    <w:p>
-      <w:pPr>
-        <w:pStyle w:val="FirstParagraph"/>
-      </w:pPr>
-      <w:r>
-        <w:t xml:space="preserve">Contractor et al. (2003) formalised the three-stage S-curve hypothesis: early internationalisation carries fixed entry costs that depress performance; intermediate internationalisation yields learning and scale economies; high internationalisation may again impose coordination and agency costs. Empirically, however, the data more consistently support the inverted-U — a special case in which the third stage does not emerge at the export intensities typically observed in developing-economy WBES data (Gomes &amp; Ramaswamy, 1999; Lu &amp; Beamish, 2004).</w:t>
+        <w:t xml:space="preserve">A central question in international business research concerns whether and how export internationalization translates into firm performance (Lu &amp; Beamish, 2004; Johanson &amp; Vahlne, 2009). Meta-analyses document a mean correlation of approximately r = .07 across several thousand studies (Bausch &amp; Krist, 2007; Kirca et al., 2012; Marano et al., 2016), yet the variance across studies vastly exceeds what sampling error can explain. In Asia — a region that accounts for over half of global manufacturing exports (UNCTAD, 2023) — the evidence is especially fragmented: prior studies report positive relationships (Pangarkar, 2008; Korea), inverted-U curves (Chiao et al., 2006; Taiwan), or null and negative effects (Mondal et al., 2022; India). The standard explanation invokes context as a moderator (Marano et al., 2016; Kirca et al., 2012), but empirical tests simultaneously across institutionally diverse Asian economies remain rare.</w:t>
       </w:r>
     </w:p>
     <w:p>
@@ -209,172 +314,47 @@
         <w:pStyle w:val="BodyText"/>
       </w:pPr>
       <w:r>
-        <w:t xml:space="preserve">In the Asian context, three country-specific studies in our broader dissertation programme provide prior evidence. For Vietnam (P3), the inverted-U is confirmed with a turning point at 39–46% using a WBES-based instrumental variable design. For China (P5), an inverted-U turning point of 47–49% is replicated across specifications with Paternoster cross-cohort tests (p = .545). For Singapore (P4), the relationship is predominantly positive with a very late turning point (~88.6%), consistent with near-monotonic returns in a high-institutional, digitally saturated economy. Pooled across a much larger and institutionally heterogeneous sample, we expect the inverted-U to emerge at an intermediate turning point.</w:t>
-      </w:r>
-    </w:p>
-    <w:p>
-      <w:pPr>
-        <w:pStyle w:val="BlockText"/>
-      </w:pPr>
+        <w:t xml:space="preserve">This paper addresses that gap. We pool 88,869 firm-observations from 50 Asian and Pacific economies spanning 2003–2025 (including Japan's inaugural 2025 wave), harmonised from the World Bank Enterprise Survey (WBES). Our sample spans all six ICRV regime groups — from advanced innovation-driven economies (Japan, Singapore, Korea, Taiwan, HongKong, Israel) to Pacific Small Island Developing States (Vanuatu, Solomon Islands, Fiji, Tonga, Samoa, Kiribati, Papua New Guinea) and Gulf advanced-resource economies (Bahrain, Kuwait, Qatar, Brunei, Saudi Arabia, Oman) — classified through the Institutional Context Regime Variation (ICRV) framework that anchors the broader dissertation programme of which this study is part.</w:t>
+      </w:r>
+    </w:p>
+    <w:p>
+      <w:pPr>
+        <w:pStyle w:val="BodyText"/>
+      </w:pPr>
+      <w:r>
+        <w:t xml:space="preserve">Our contributions are threefold. First, we provide the largest WBES-based test of the inverted-U I–P hypothesis in Asia, confirming a capability-adjusted turning point of 43.6% foreign sales intensity (51.5% in the unconditioned quadratic; Lind–Mehlum p &lt; .001 throughout) on a harmonised 50-economy frame. Second, we show that both technological capability (TCI, +0.108) and digital adoption (DAI, +0.219) are strong performance</w:t>
+      </w:r>
+      <w:r>
+        <w:t xml:space="preserve"> </w:t>
+      </w:r>
       <w:r>
         <w:rPr>
           <w:bCs/>
           <w:b/>
         </w:rPr>
-        <w:t xml:space="preserve">H1:</w:t>
-      </w:r>
-      <w:r>
-        <w:t xml:space="preserve"> </w:t>
-      </w:r>
-      <w:r>
-        <w:t xml:space="preserve">The relationship between export intensity (FSTS) and firm labour productivity (ln LP) is an inverted-U, with a statistically confirmed turning point at intermediate export intensities, in a pooled sample of Asian and Pacific firms.</w:t>
-      </w:r>
-    </w:p>
-    <w:bookmarkEnd w:id="23"/>
-    <w:bookmarkStart w:id="24" w:name="X804c25e8bdbf8eade8cd93fdb8dbf851f3c8515"/>
-    <w:p>
-      <w:pPr>
-        <w:pStyle w:val="Heading3"/>
-      </w:pPr>
-      <w:r>
-        <w:t xml:space="preserve">2.3 Technological Capability as a Curve Amplifier (H2)</w:t>
-      </w:r>
-    </w:p>
-    <w:p>
-      <w:pPr>
-        <w:pStyle w:val="FirstParagraph"/>
-      </w:pPr>
-      <w:r>
-        <w:t xml:space="preserve">Technological capability — operationalised as a composite of quality certification, foreign-technology adoption, process innovation, and R&amp;D — raises absorptive capacity (Cohen &amp; Levinthal, 1990), enabling firms to extract greater performance value per unit of export exposure. Critically, we expect TCI to operate as a</w:t>
-      </w:r>
-      <w:r>
-        <w:t xml:space="preserve"> </w:t>
-      </w:r>
-      <w:r>
-        <w:rPr>
-          <w:iCs/>
-          <w:i/>
-        </w:rPr>
-        <w:t xml:space="preserve">curve amplifier</w:t>
-      </w:r>
-      <w:r>
-        <w:t xml:space="preserve">: at low export intensities, high-TCI firms gain more per unit of internationalisation (steeper ascending limb); at high intensities, they experience sharper diminishing returns as coordination demands exceed even their superior capabilities (steeper descending limb). The net effect is a shift and steepening of the inverted-U, not just a parallel upward shift.</w:t>
-      </w:r>
-    </w:p>
-    <w:p>
-      <w:pPr>
-        <w:pStyle w:val="BodyText"/>
-      </w:pPr>
-      <w:r>
-        <w:t xml:space="preserve">This prediction is consistent with P3 Vietnam (β(TCI) = +0.179, IV-identified) and P5 China (β(TCI) increasing from +0.28 to +0.43 across cohorts), both showing TCI as a positive level shifter. P4 Singapore shows negligible TCI moderation of the curve, likely because near-universal adoption in a high-ICRV economy leaves insufficient variance for moderation.</w:t>
-      </w:r>
-    </w:p>
-    <w:p>
-      <w:pPr>
-        <w:pStyle w:val="BlockText"/>
-      </w:pPr>
+        <w:t xml:space="preserve">level-shifters</w:t>
+      </w:r>
+      <w:r>
+        <w:t xml:space="preserve"> </w:t>
+      </w:r>
+      <w:r>
+        <w:t xml:space="preserve">but that neither significantly reshapes the pooled I–P curve — a finding that disciplines capability-centred accounts of internationalization performance. Third, and most consequentially, we show that the</w:t>
+      </w:r>
+      <w:r>
+        <w:t xml:space="preserve"> </w:t>
+      </w:r>
       <w:r>
         <w:rPr>
           <w:bCs/>
           <w:b/>
         </w:rPr>
-        <w:t xml:space="preserve">H2:</w:t>
-      </w:r>
-      <w:r>
-        <w:t xml:space="preserve"> </w:t>
-      </w:r>
-      <w:r>
-        <w:t xml:space="preserve">TCI amplifies the I–P curve, raising the average performance level and steepening both the ascending and descending limbs of the inverted-U.</w:t>
-      </w:r>
-    </w:p>
-    <w:bookmarkEnd w:id="24"/>
-    <w:bookmarkStart w:id="25" w:name="Xf9645264d48ebb644ff7e280396113254c384c7"/>
-    <w:p>
-      <w:pPr>
-        <w:pStyle w:val="Heading3"/>
-      </w:pPr>
-      <w:r>
-        <w:t xml:space="preserve">2.4 Digital Adoption as a Level Enhancer (H3)</w:t>
-      </w:r>
-    </w:p>
-    <w:p>
-      <w:pPr>
-        <w:pStyle w:val="FirstParagraph"/>
-      </w:pPr>
-      <w:r>
-        <w:t xml:space="preserve">Digital adoption — measured through website presence and electronic-payment share — has been associated with reduced communication and transaction costs (Verhoef et al., 2021). In the CDCM (Context-Contingent Digital Capability Model) developed in the dissertation, DAI's effect depends on the interaction of regime quality, FSTS level, and digital market saturation (Đỗ &amp; Phan, 2024). Specifically, in institutionally advanced economies where digital infrastructure is mature, DAI provides universal performance lifts (as in P4 Singapore: β(DAI) positive and significant). In emerging-economy contexts with substantial selection into digital adoption (P3 Vietnam: IV-estimated β(DAI) ≈ 0, consistent with selection bias in OLS), DAI's curve-shaping role is attenuated. Across the pooled multi-economy sample, we expect DAI to raise performance levels broadly across the sample (level effect). In a fully specified model that also accounts for managerial quality — which correlates with digital adoption — the residual DAI variation may reveal a capability-complementarity curve effect: digitally equipped firms at low FSTS face sunk adoption costs that compress near-term productivity, while digital infrastructure supports coordination efficiency at high FSTS where cross-border management demands are greatest.</w:t>
-      </w:r>
-    </w:p>
-    <w:p>
-      <w:pPr>
-        <w:pStyle w:val="BlockText"/>
-      </w:pPr>
-      <w:r>
-        <w:rPr>
-          <w:bCs/>
-          <w:b/>
-        </w:rPr>
-        <w:t xml:space="preserve">H3:</w:t>
-      </w:r>
-      <w:r>
-        <w:t xml:space="preserve"> </w:t>
-      </w:r>
-      <w:r>
-        <w:t xml:space="preserve">DAI has a positive main effect on labour productivity and, when managerial characteristics are controlled, reshapes the I–P curve by compressing the ascending limb at low export intensities and attenuating performance decline at high export intensities.</w:t>
-      </w:r>
-    </w:p>
-    <w:bookmarkEnd w:id="25"/>
-    <w:bookmarkStart w:id="26" w:name="Xfde2382d547d6bd016a370b8abd9bb51c6ab875"/>
-    <w:p>
-      <w:pPr>
-        <w:pStyle w:val="Heading3"/>
-      </w:pPr>
-      <w:r>
-        <w:t xml:space="preserve">2.5 Managerial Characteristics (H4)</w:t>
-      </w:r>
-    </w:p>
-    <w:p>
-      <w:pPr>
-        <w:pStyle w:val="FirstParagraph"/>
-      </w:pPr>
-      <w:r>
-        <w:t xml:space="preserve">Upper Echelons Theory predicts that top manager experience and gender composition affect strategic cognition and decision-making (Hambrick &amp; Mason, 1984). Manager experience reduces coordination errors in cross-border operations; female top management is associated with stakeholder orientation, relationship capital, and risk management — all relevant in institutionally heterogeneous export markets (Richard et al., 2019). We expect both to raise the performance level for any given FSTS. However, given the breadth of the multi-country sample, firm-level managerial differences are unlikely to systematically reshape the aggregate FSTS–performance curve, whose shape is primarily determined by economy-wide institutional and market-maturity factors.</w:t>
-      </w:r>
-    </w:p>
-    <w:p>
-      <w:pPr>
-        <w:pStyle w:val="BlockText"/>
-      </w:pPr>
-      <w:r>
-        <w:rPr>
-          <w:bCs/>
-          <w:b/>
-        </w:rPr>
-        <w:t xml:space="preserve">H4:</w:t>
-      </w:r>
-      <w:r>
-        <w:t xml:space="preserve"> </w:t>
-      </w:r>
-      <w:r>
-        <w:t xml:space="preserve">Top manager experience and female top manager status have positive main effects on firm performance, but do not significantly moderate the FSTS–performance curve shape.</w:t>
-      </w:r>
-    </w:p>
-    <w:bookmarkEnd w:id="26"/>
-    <w:bookmarkStart w:id="27" w:name="Xc04b0d08a7461e173e211ec4b938149d2f7c8bf"/>
-    <w:p>
-      <w:pPr>
-        <w:pStyle w:val="Heading3"/>
-      </w:pPr>
-      <w:r>
-        <w:t xml:space="preserve">2.6 Institutional Regime as a Turning-Point Shifter (H5)</w:t>
-      </w:r>
-    </w:p>
-    <w:p>
-      <w:pPr>
-        <w:pStyle w:val="FirstParagraph"/>
-      </w:pPr>
-      <w:r>
-        <w:t xml:space="preserve">North (1990) established that formal institutions reduce transaction costs; stronger institutions lower the cost of cross-border coordination and thus shift the performance-maximising export intensity (the inverted-U turning point). In higher-quality institutional environments, firms need a lower export share to recoup internationalisation costs, so the turning point occurs earlier. Equivalently, holding FSTS constant, firms in stronger institutional regimes earn higher returns per unit of internationalisation.</w:t>
+        <w:t xml:space="preserve">shape</w:t>
+      </w:r>
+      <w:r>
+        <w:t xml:space="preserve"> </w:t>
+      </w:r>
+      <w:r>
+        <w:t xml:space="preserve">of the curve is governed by institutional regime, and not as a smooth gradient but as a three-zone structure: a sharp inverted-U in transition economies (turning point ≈ 43%), near-linearity in the strongest-institution economies (turning point beyond the observable range), and dissolution — reversing into a Forced Internationalization Penalty among the Pacific SIDS — in the weakest regimes.</w:t>
       </w:r>
     </w:p>
     <w:p>
@@ -382,25 +362,7 @@
         <w:pStyle w:val="BodyText"/>
       </w:pPr>
       <w:r>
-        <w:t xml:space="preserve">We operationalise institutional regime through the ICRV classification system developed in the dissertation: six groups ranging from Group I (Advanced innovation-driven: Singapore, Korea, Taiwan, Israel, Cyprus) to Group VI (SIDS and small open economies: Vanuatu, Solomon Islands, Timor-Leste). Higher ICRV group numbers denote weaker institutions. We expect positive FSTS×ICRV and negative FSTS²×ICRV interactions in Group III–VI compared to Group I (stronger institutions = higher Group I coefficient), which is observationally equivalent to the turning point occurring later in lower-quality institutional environments.</w:t>
-      </w:r>
-    </w:p>
-    <w:p>
-      <w:pPr>
-        <w:pStyle w:val="BlockText"/>
-      </w:pPr>
-      <w:r>
-        <w:rPr>
-          <w:bCs/>
-          <w:b/>
-        </w:rPr>
-        <w:t xml:space="preserve">H5:</w:t>
-      </w:r>
-      <w:r>
-        <w:t xml:space="preserve"> </w:t>
-      </w:r>
-      <w:r>
-        <w:t xml:space="preserve">The ICRV institutional regime positively moderates the I–P relationship: firms in higher-quality institutional environments (lower ICRV group number) achieve the performance-maximising export intensity at lower FSTS levels.</w:t>
+        <w:t xml:space="preserve">The remainder of the paper is organised as follows. Section 2 develops the theoretical framework and formal hypotheses. Section 3 describes data and methods. Section 4 presents results. Section 5 discusses implications and limitations. Section 6 concludes.</w:t>
       </w:r>
     </w:p>
     <w:p>
@@ -410,24 +372,23 @@
         </w:pict>
       </w:r>
     </w:p>
-    <w:bookmarkEnd w:id="27"/>
-    <w:bookmarkEnd w:id="28"/>
-    <w:bookmarkStart w:id="33" w:name="X5eb800a903106e48a684e9ea9de39ed619b9df8"/>
+    <w:bookmarkEnd w:id="21"/>
+    <w:bookmarkStart w:id="29" w:name="Xce0b9068aa677089fdc23e66f61b75516af2bf7"/>
     <w:p>
       <w:pPr>
         <w:pStyle w:val="Heading2"/>
       </w:pPr>
       <w:r>
-        <w:t xml:space="preserve">3. Data and Methods</w:t>
-      </w:r>
-    </w:p>
-    <w:bookmarkStart w:id="29" w:name="X180323993af082d7b264d69830cacecf330a102"/>
+        <w:t xml:space="preserve">2. Theoretical Framework and Hypotheses</w:t>
+      </w:r>
+    </w:p>
+    <w:bookmarkStart w:id="22" w:name="X61eb865d3ba9c18e1eda9971096f2566a95b0ec"/>
     <w:p>
       <w:pPr>
         <w:pStyle w:val="Heading3"/>
       </w:pPr>
       <w:r>
-        <w:t xml:space="preserve">3.1 Data Source</w:t>
+        <w:t xml:space="preserve">2.1 Theoretical Foundations</w:t>
       </w:r>
     </w:p>
     <w:p>
@@ -435,7 +396,25 @@
         <w:pStyle w:val="FirstParagraph"/>
       </w:pPr>
       <w:r>
-        <w:t xml:space="preserve">Data derive from the World Bank Enterprise Surveys (WBES), a stratified random-sample survey of formal private-sector enterprises conducted periodically across over 130 countries. We use microdata from 49 Asian and Pacific economies across 102 country-year waves spanning 2003–2025. This coverage encompasses six UN M.49 Asian sub-regions: East Asia (China, HongKong, Korea, Mongolia, Taiwan), Southeast Asia (Brunei, Cambodia, Indonesia, Laos, Malaysia, Myanmar, Philippines, Singapore, Thailand, Timor-Leste, Vietnam), South Asia (Afghanistan, Bangladesh, Bhutan, India, Maldives, Nepal, Pakistan, Sri Lanka), Central Asia (Kazakhstan, Kyrgyz Republic, Tajikistan, Turkmenistan, Uzbekistan), West Asia (Armenia, Bahrain, Cyprus, Iraq, Israel, Jordan, Kuwait, Lebanon, Oman, Qatar, Saudi Arabia, Yemen), and Pacific/SIDS (Fiji, Kiribati, Papua New Guinea, Samoa, Solomon Islands, Tonga, Vanuatu).</w:t>
+        <w:t xml:space="preserve">We draw on four theoretical traditions. The Uppsala model (Johanson &amp; Vahlne, 1977, 2009) describes internationalization as a sequential process in which firms accumulate experiential knowledge, progressively reducing psychic distance and coordination costs. The Resource-Based View (Barney, 1991; Wernerfelt, 1984) positions firm-level capabilities — technological, digital, and managerial — as the mediating mechanism linking export exposure to performance outcomes. Institutional Theory (North, 1990; Scott, 2008) directs attention to how country-level formal and informal institutions shape the cost structure of cross-border transactions. Upper Echelons Theory (Hambrick &amp; Mason, 1984; Hambrick, 2007) emphasises that top management team attributes moderate how firms respond to strategic opportunities and constraints.</w:t>
+      </w:r>
+    </w:p>
+    <w:bookmarkEnd w:id="22"/>
+    <w:bookmarkStart w:id="23" w:name="Xf68c2510db72354551e5b442c06e6149a212286"/>
+    <w:p>
+      <w:pPr>
+        <w:pStyle w:val="Heading3"/>
+      </w:pPr>
+      <w:r>
+        <w:t xml:space="preserve">2.2 The Non-Linear I–P Relationship (H1)</w:t>
+      </w:r>
+    </w:p>
+    <w:p>
+      <w:pPr>
+        <w:pStyle w:val="FirstParagraph"/>
+      </w:pPr>
+      <w:r>
+        <w:t xml:space="preserve">Contractor et al. (2003) formalised the three-stage S-curve hypothesis: early internationalization carries fixed entry costs that depress performance; intermediate internationalization yields learning and scale economies; high internationalization may again impose coordination and agency costs. Empirically, however, the data more consistently support the inverted-U — a special case in which the third stage does not emerge at the export intensities typically observed in developing-economy WBES data (Gomes &amp; Ramaswamy, 1999; Lu &amp; Beamish, 2004).</w:t>
       </w:r>
     </w:p>
     <w:p>
@@ -443,195 +422,274 @@
         <w:pStyle w:val="BodyText"/>
       </w:pPr>
       <w:r>
-        <w:t xml:space="preserve">The final analytical dataset contains 91,982 firm-observations (before applying outcome and FSTS non-missing requirements). Oman's available data (2003 vintage) predates the digital-capability variables used in M6–M11; it contributes to M2 but drops from M3+ due to missing controls. WBES designs are cross-sectional within each wave, with standardised instruments ensuring common variable definitions across economies and years. We apply three harmonisation steps: (1) variable-priority mapping for candidate items across PICS3 (2009–2013), Standardised (2014–2018), and BREADY/BEE (2019–2025) questionnaire generations; (2) encoding-robust reading (primary UTF-8 with Latin-1/CP1252 fallback); (3) deduplication — selecting the largest file per (country, year) pair when multiple uploads exist.</w:t>
-      </w:r>
-    </w:p>
-    <w:bookmarkEnd w:id="29"/>
-    <w:bookmarkStart w:id="30" w:name="Xbcf9f12e79107fa2c089aaf13fc6c4fb773f1c2"/>
-    <w:p>
-      <w:pPr>
-        <w:pStyle w:val="Heading3"/>
-      </w:pPr>
-      <w:r>
-        <w:t xml:space="preserve">3.2 Variables</w:t>
-      </w:r>
-    </w:p>
-    <w:p>
-      <w:pPr>
-        <w:pStyle w:val="FirstParagraph"/>
+        <w:t xml:space="preserve">In the Asian context, three country-specific studies in our broader dissertation programme provide prior evidence. For Vietnam (P3), the inverted-U is confirmed with a turning point at 39–46% using a WBES-based instrumental variable design. For China (P5), an inverted-U turning point of 47–49% is replicated across specifications with Paternoster cross-cohort tests (p = .545). For Singapore (P4), the relationship is predominantly positive with a very late turning point (~88.6%), consistent with near-monotonic returns in a high-institutional, digitally saturated economy. Pooled across a much larger and institutionally heterogeneous sample, we expect the inverted-U to emerge at an intermediate turning point.</w:t>
+      </w:r>
+    </w:p>
+    <w:p>
+      <w:pPr>
+        <w:pStyle w:val="BlockText"/>
       </w:pPr>
       <w:r>
         <w:rPr>
           <w:bCs/>
           <w:b/>
         </w:rPr>
-        <w:t xml:space="preserve">Dependent variable.</w:t>
-      </w:r>
-      <w:r>
-        <w:t xml:space="preserve"> </w:t>
-      </w:r>
-      <w:r>
-        <w:t xml:space="preserve">Labour productivity is operationalised as log annual sales per permanent worker: ln(LP) = ln(sales / l1_workers). Sales are taken from WBES item n3 (or d2 where n3 is missing). Currency effects are absorbed by country-year fixed effects in M5; without FE, productivity levels vary in nominal terms across economies and years.</w:t>
+        <w:t xml:space="preserve">H1:</w:t>
+      </w:r>
+      <w:r>
+        <w:t xml:space="preserve"> </w:t>
+      </w:r>
+      <w:r>
+        <w:t xml:space="preserve">The relationship between export intensity (FSTS) and firm labour productivity (ln LP) is an inverted-U, with a statistically confirmed turning point at intermediate export intensities, in a pooled sample of Asian and Pacific firms.</w:t>
+      </w:r>
+    </w:p>
+    <w:bookmarkEnd w:id="23"/>
+    <w:bookmarkStart w:id="24" w:name="X804c25e8bdbf8eade8cd93fdb8dbf851f3c8515"/>
+    <w:p>
+      <w:pPr>
+        <w:pStyle w:val="Heading3"/>
+      </w:pPr>
+      <w:r>
+        <w:t xml:space="preserve">2.3 Technological Capability as a Curve Amplifier (H2)</w:t>
+      </w:r>
+    </w:p>
+    <w:p>
+      <w:pPr>
+        <w:pStyle w:val="FirstParagraph"/>
+      </w:pPr>
+      <w:r>
+        <w:t xml:space="preserve">Technological capability — operationalised as a composite of quality certification, foreign-technology adoption, process innovation, and R&amp;D — raises absorptive capacity (Cohen &amp; Levinthal, 1990), enabling firms to extract greater performance value per unit of export exposure. Critically, we expect TCI to operate as a</w:t>
+      </w:r>
+      <w:r>
+        <w:t xml:space="preserve"> </w:t>
+      </w:r>
+      <w:r>
+        <w:rPr>
+          <w:iCs/>
+          <w:i/>
+        </w:rPr>
+        <w:t xml:space="preserve">curve amplifier</w:t>
+      </w:r>
+      <w:r>
+        <w:t xml:space="preserve">: at low export intensities, high-TCI firms gain more per unit of internationalization (steeper ascending limb); at high intensities, they experience sharper diminishing returns as coordination demands exceed even their superior capabilities (steeper descending limb). The net effect is a shift and steepening of the inverted-U, not just a parallel upward shift.</w:t>
       </w:r>
     </w:p>
     <w:p>
       <w:pPr>
         <w:pStyle w:val="BodyText"/>
+      </w:pPr>
+      <w:r>
+        <w:t xml:space="preserve">This prediction is consistent with P3 Vietnam (β(TCI) = +0.179, IV-identified) and P5 China (β(TCI) increasing from +0.28 to +0.43 across cohorts), both showing TCI as a positive level shifter. P4 Singapore shows negligible TCI moderation of the curve, likely because near-universal adoption in a high-ICRV economy leaves insufficient variance for moderation.</w:t>
+      </w:r>
+    </w:p>
+    <w:p>
+      <w:pPr>
+        <w:pStyle w:val="BlockText"/>
       </w:pPr>
       <w:r>
         <w:rPr>
           <w:bCs/>
           <w:b/>
         </w:rPr>
-        <w:t xml:space="preserve">Foreign sales intensity (FSTS).</w:t>
-      </w:r>
-      <w:r>
-        <w:t xml:space="preserve"> </w:t>
-      </w:r>
-      <w:r>
-        <w:t xml:space="preserve">Defined as the share of sales from direct exports (d3c / 100), ranging from 0 to 1. We mean-centre FSTS at the sample mean for quadratic and interaction models (fsts_c); the quadratic term fsts_c² is computed from the centred value.</w:t>
-      </w:r>
-    </w:p>
-    <w:p>
-      <w:pPr>
-        <w:pStyle w:val="BodyText"/>
+        <w:t xml:space="preserve">H2:</w:t>
+      </w:r>
+      <w:r>
+        <w:t xml:space="preserve"> </w:t>
+      </w:r>
+      <w:r>
+        <w:t xml:space="preserve">TCI amplifies the I–P curve, raising the average performance level and steepening both the ascending and descending limbs of the inverted-U.</w:t>
+      </w:r>
+    </w:p>
+    <w:bookmarkEnd w:id="24"/>
+    <w:bookmarkStart w:id="25" w:name="Xf9645264d48ebb644ff7e280396113254c384c7"/>
+    <w:p>
+      <w:pPr>
+        <w:pStyle w:val="Heading3"/>
+      </w:pPr>
+      <w:r>
+        <w:t xml:space="preserve">2.4 Digital Adoption as a Level Enhancer (H3)</w:t>
+      </w:r>
+    </w:p>
+    <w:p>
+      <w:pPr>
+        <w:pStyle w:val="FirstParagraph"/>
+      </w:pPr>
+      <w:r>
+        <w:t xml:space="preserve">Digital adoption — measured through website presence and electronic-payment share — has been associated with reduced communication and transaction costs (Verhoef et al., 2021). In the CDCM (Context-Contingent Digital Capability Model) developed in the dissertation, DAI's effect depends on the interaction of regime quality, FSTS level, and digital market saturation (Đỗ &amp; Phan, 2024). Specifically, in institutionally advanced economies where digital infrastructure is mature, DAI provides universal performance lifts (as in P4 Singapore: β(DAI) positive and significant). In emerging-economy contexts with substantial selection into digital adoption (P3 Vietnam: IV-estimated β(DAI) ≈ 0, consistent with selection bias in OLS), DAI's curve-shaping role is attenuated. Across the pooled multi-economy sample, we expect DAI to raise performance levels broadly across the sample (level effect). In a fully specified model that also accounts for managerial quality — which correlates with digital adoption — the residual DAI variation may reveal a capability-complementarity curve effect: digitally equipped firms at low FSTS face sunk adoption costs that compress near-term productivity, while digital infrastructure supports coordination efficiency at high FSTS where cross-border management demands are greatest.</w:t>
+      </w:r>
+    </w:p>
+    <w:p>
+      <w:pPr>
+        <w:pStyle w:val="BlockText"/>
       </w:pPr>
       <w:r>
         <w:rPr>
           <w:bCs/>
           <w:b/>
         </w:rPr>
-        <w:t xml:space="preserve">Technological capability index (TCI_z).</w:t>
-      </w:r>
-      <w:r>
-        <w:t xml:space="preserve"> </w:t>
-      </w:r>
-      <w:r>
-        <w:t xml:space="preserve">A two-item composite (available in &gt;95% of files) of quality certification (b8: has ISO or other certification) and foreign-technology adoption (e6: uses foreign-licensed technology), standardised to mean 0, SD 1. The z-score preserves cross-economy variation.</w:t>
-      </w:r>
-    </w:p>
-    <w:p>
-      <w:pPr>
-        <w:pStyle w:val="BodyText"/>
+        <w:t xml:space="preserve">H3:</w:t>
+      </w:r>
+      <w:r>
+        <w:t xml:space="preserve"> </w:t>
+      </w:r>
+      <w:r>
+        <w:t xml:space="preserve">DAI has a positive main effect on labour productivity and, when managerial characteristics are controlled, reshapes the I–P curve by compressing the ascending limb at low export intensities and attenuating performance decline at high export intensities.</w:t>
+      </w:r>
+    </w:p>
+    <w:bookmarkEnd w:id="25"/>
+    <w:bookmarkStart w:id="26" w:name="Xfde2382d547d6bd016a370b8abd9bb51c6ab875"/>
+    <w:p>
+      <w:pPr>
+        <w:pStyle w:val="Heading3"/>
+      </w:pPr>
+      <w:r>
+        <w:t xml:space="preserve">2.5 Managerial Characteristics (H4)</w:t>
+      </w:r>
+    </w:p>
+    <w:p>
+      <w:pPr>
+        <w:pStyle w:val="FirstParagraph"/>
+      </w:pPr>
+      <w:r>
+        <w:t xml:space="preserve">Upper Echelons Theory predicts that top manager experience and gender composition affect strategic cognition and decision-making (Hambrick &amp; Mason, 1984). Manager experience reduces coordination errors in cross-border operations; female top management is associated with stakeholder orientation, relationship capital, and risk management — all relevant in institutionally heterogeneous export markets (Richard et al., 2019). We expect both to raise the performance level for any given FSTS. However, given the breadth of the multi-country sample, firm-level managerial differences are unlikely to systematically reshape the aggregate FSTS–performance curve, whose shape is primarily determined by economy-wide institutional and market-maturity factors.</w:t>
+      </w:r>
+    </w:p>
+    <w:p>
+      <w:pPr>
+        <w:pStyle w:val="BlockText"/>
       </w:pPr>
       <w:r>
         <w:rPr>
           <w:bCs/>
           <w:b/>
         </w:rPr>
-        <w:t xml:space="preserve">Digital adoption index (DAI_z).</w:t>
-      </w:r>
-      <w:r>
-        <w:t xml:space="preserve"> </w:t>
-      </w:r>
-      <w:r>
-        <w:t xml:space="preserve">Website presence (c22b / e1) averaged with e-payment share (k33 / 100 where available), standardised to mean 0, SD 1. In waves without e-payment items, DAI equals website presence only.</w:t>
+        <w:t xml:space="preserve">H4:</w:t>
+      </w:r>
+      <w:r>
+        <w:t xml:space="preserve"> </w:t>
+      </w:r>
+      <w:r>
+        <w:t xml:space="preserve">Top manager experience and female top manager status have positive main effects on firm performance, but do not significantly moderate the FSTS–performance curve shape.</w:t>
+      </w:r>
+    </w:p>
+    <w:bookmarkEnd w:id="26"/>
+    <w:bookmarkStart w:id="27" w:name="Xc04b0d08a7461e173e211ec4b938149d2f7c8bf"/>
+    <w:p>
+      <w:pPr>
+        <w:pStyle w:val="Heading3"/>
+      </w:pPr>
+      <w:r>
+        <w:t xml:space="preserve">2.6 Institutional Regime as a Turning-Point Shifter (H5)</w:t>
+      </w:r>
+    </w:p>
+    <w:p>
+      <w:pPr>
+        <w:pStyle w:val="FirstParagraph"/>
+      </w:pPr>
+      <w:r>
+        <w:t xml:space="preserve">North (1990) established that formal institutions reduce transaction costs; stronger institutions lower the cost of cross-border coordination and thus shift the performance-maximising export intensity (the inverted-U turning point). In higher-quality institutional environments, firms need a lower export share to recoup internationalization costs, so the turning point occurs earlier. Equivalently, holding FSTS constant, firms in stronger institutional regimes earn higher returns per unit of internationalization.</w:t>
       </w:r>
     </w:p>
     <w:p>
       <w:pPr>
         <w:pStyle w:val="BodyText"/>
+      </w:pPr>
+      <w:r>
+        <w:t xml:space="preserve">We operationalise institutional regime through the ICRV classification system developed in the dissertation: six groups ranging from Group I (Advanced innovation-driven: Singapore, Korea, Taiwan, Israel, Cyprus) to Group VI (SIDS and small open economies: Vanuatu, Solomon Islands, Timor-Leste). Higher ICRV group numbers denote weaker institutions. We expect positive FSTS×ICRV and negative FSTS²×ICRV interactions in Group III–VI compared to Group I (stronger institutions = higher Group I coefficient), which is observationally equivalent to the turning point occurring later in lower-quality institutional environments.</w:t>
+      </w:r>
+    </w:p>
+    <w:p>
+      <w:pPr>
+        <w:pStyle w:val="BlockText"/>
       </w:pPr>
       <w:r>
         <w:rPr>
           <w:bCs/>
           <w:b/>
         </w:rPr>
-        <w:t xml:space="preserve">Manager characteristics.</w:t>
-      </w:r>
-      <w:r>
-        <w:t xml:space="preserve"> </w:t>
-      </w:r>
-      <w:r>
-        <w:t xml:space="preserve">Top manager experience in sector (b7, in years) and a binary indicator for female top manager (b7a / b6a).</w:t>
+        <w:t xml:space="preserve">H5:</w:t>
+      </w:r>
+      <w:r>
+        <w:t xml:space="preserve"> </w:t>
+      </w:r>
+      <w:r>
+        <w:t xml:space="preserve">The ICRV institutional regime positively moderates the I–P relationship: firms in higher-quality institutional environments (lower ICRV group number) achieve the performance-maximising export intensity at lower FSTS levels.</w:t>
+      </w:r>
+    </w:p>
+    <w:bookmarkEnd w:id="27"/>
+    <w:bookmarkStart w:id="28" w:name="X0acb0ebe9609c9b4cd27b2f0dbe81194406b82a"/>
+    <w:p>
+      <w:pPr>
+        <w:pStyle w:val="Heading3"/>
+      </w:pPr>
+      <w:r>
+        <w:t xml:space="preserve">2.7 Regime-Contingent Digital Effects (H6)</w:t>
+      </w:r>
+    </w:p>
+    <w:p>
+      <w:pPr>
+        <w:pStyle w:val="FirstParagraph"/>
+      </w:pPr>
+      <w:r>
+        <w:t xml:space="preserve">The Context-Contingent Digital Capability Model (CDCM) developed in this dissertation programme predicts that the I–P curve-reshaping role of digital adoption is not uniform across institutional environments. In institutionally advanced economies (ICRV Group I–II), digital infrastructure is near-universal and close to the competitive baseline — the marginal performance differentiation from website and e-payment adoption is accordingly lower. In institutionally weaker economies (ICRV Group IV–VI), digital adoption remains differentiating: digital market access tools lower the liability-of-foreignness cost and provide cross-border coordination support that institutional voids cannot substitute. This motivates examining whether any curve-shaping role of digital capability (predicted by H3) is concentrated in weaker-institution economies rather than uniform across the pool — a prediction we assess through the within-regime turning-point analysis (Table 4), since the reconciled pooled models find no significant DAI curve-reshaping (H3 level effect confirmed, curvature NS).</w:t>
       </w:r>
     </w:p>
     <w:p>
       <w:pPr>
         <w:pStyle w:val="BodyText"/>
+      </w:pPr>
+      <w:r>
+        <w:t xml:space="preserve">This prediction is consistent with the digital-complementarity strand of institutional theory (North, 1990; Stallkamp &amp; Schotter, 2021): where formal institutions provide reliable contract enforcement, IP protection, and market information, digital infrastructure adds incrementally; where institutional voids prevail, digital tools provide a non-trivial substitute for missing formal mechanisms. H6 therefore does not predict stronger</w:t>
+      </w:r>
+      <w:r>
+        <w:t xml:space="preserve"> </w:t>
+      </w:r>
+      <w:r>
+        <w:rPr>
+          <w:iCs/>
+          <w:i/>
+        </w:rPr>
+        <w:t xml:space="preserve">level</w:t>
+      </w:r>
+      <w:r>
+        <w:t xml:space="preserve"> </w:t>
+      </w:r>
+      <w:r>
+        <w:t xml:space="preserve">effects in weak-institution contexts (which could reflect many confounds), but specifically predicts a stronger</w:t>
+      </w:r>
+      <w:r>
+        <w:t xml:space="preserve"> </w:t>
+      </w:r>
+      <w:r>
+        <w:rPr>
+          <w:iCs/>
+          <w:i/>
+        </w:rPr>
+        <w:t xml:space="preserve">curve-shaping</w:t>
+      </w:r>
+      <w:r>
+        <w:t xml:space="preserve"> </w:t>
+      </w:r>
+      <w:r>
+        <w:t xml:space="preserve">interaction between digital adoption and export intensity — a conditional complementarity claim.</w:t>
+      </w:r>
+    </w:p>
+    <w:p>
+      <w:pPr>
+        <w:pStyle w:val="BlockText"/>
       </w:pPr>
       <w:r>
         <w:rPr>
           <w:bCs/>
           <w:b/>
         </w:rPr>
-        <w:t xml:space="preserve">Controls.</w:t>
-      </w:r>
-      <w:r>
-        <w:t xml:space="preserve"> </w:t>
-      </w:r>
-      <w:r>
-        <w:t xml:space="preserve">Female ownership share (b4 &gt; 0.5: majority female-owned, binary), foreign ownership percentage (b6a / 100), firm age (in years, current year − b5), and log permanent employees (ln l1_workers) as a size proxy.</w:t>
-      </w:r>
-    </w:p>
-    <w:p>
-      <w:pPr>
-        <w:pStyle w:val="BodyText"/>
-      </w:pPr>
-      <w:r>
-        <w:rPr>
-          <w:bCs/>
-          <w:b/>
-        </w:rPr>
-        <w:t xml:space="preserve">Institutional regime (ICRV group).</w:t>
-      </w:r>
-      <w:r>
-        <w:t xml:space="preserve"> </w:t>
-      </w:r>
-      <w:r>
-        <w:t xml:space="preserve">Integer 1–6 based on the ICRV classification; used as a continuous moderator in M10/M11 and as a group-level moderator for marginal effects plots.</w:t>
-      </w:r>
-    </w:p>
-    <w:bookmarkEnd w:id="30"/>
-    <w:bookmarkStart w:id="31" w:name="X88d3b635b18ee197bee6ec760e4576787847be1"/>
-    <w:p>
-      <w:pPr>
-        <w:pStyle w:val="Heading3"/>
-      </w:pPr>
-      <w:r>
-        <w:t xml:space="preserve">3.3 Estimation Strategy</w:t>
-      </w:r>
-    </w:p>
-    <w:p>
-      <w:pPr>
-        <w:pStyle w:val="FirstParagraph"/>
-      </w:pPr>
-      <w:r>
-        <w:t xml:space="preserve">We estimate a hierarchical sequence of 11 models (Table 2). All models use OLS with HC1 heteroskedasticity-robust standard errors (Long &amp; Ervin, 2000), clustering by country-year. Country-year fixed effects (M5) provide the most conservative benchmark. We prefer HC1 over clustered SE given that WBES sampling is stratified within, not across, country-years.</w:t>
-      </w:r>
-    </w:p>
-    <w:p>
-      <w:pPr>
-        <w:pStyle w:val="BodyText"/>
-      </w:pPr>
-      <w:r>
-        <w:t xml:space="preserve">The inverted-U shape is formally confirmed using the Lind–Mehlum (2010) test, which requires: (a) β₁ &gt; 0, β₂ &lt; 0, and (b) the turning point lies strictly within the observed FSTS range, and (c) the slope at the extremes satisfies the directional prediction. We report the turning point as: TP = −β₁ / (2β₂) + mean(FSTS), where β₁ and β₂ are estimated on the mean-centred FSTS_c scale and the result is expressed as a proportion (0–1) of total sales.</w:t>
-      </w:r>
-    </w:p>
-    <w:p>
-      <w:pPr>
-        <w:pStyle w:val="BodyText"/>
-      </w:pPr>
-      <w:r>
-        <w:t xml:space="preserve">For moderation tests (M7–M11), we include interaction terms FSTS×moderator and FSTS²×moderator. The joint significance of the two interaction terms is tested with an F-test; we report both the joint p-value and individual coefficient p-values.</w:t>
-      </w:r>
-    </w:p>
-    <w:bookmarkEnd w:id="31"/>
-    <w:bookmarkStart w:id="32" w:name="X7306ee6cc650c2a8c74023d786fd3b6ffa0ad4b"/>
-    <w:p>
-      <w:pPr>
-        <w:pStyle w:val="Heading3"/>
-      </w:pPr>
-      <w:r>
-        <w:t xml:space="preserve">3.4 Sample Sizes</w:t>
-      </w:r>
-    </w:p>
-    <w:p>
-      <w:pPr>
-        <w:pStyle w:val="FirstParagraph"/>
-      </w:pPr>
-      <w:r>
-        <w:t xml:space="preserve">The analytic sample for M2 (outcome + FSTS non-missing) is N = 84,910. Adding controls reduces the sample to N = 38,342 (M3); country-year FE model M5 uses the same sample. TCI-moderation models (M6, M7) use N ≈ 38,051; adding DAI (M8) N ≈ 37,940; manager models (M9) N ≈ 35,568; ICRV-moderation (M10) N ≈ 31,928; full three-way (M11) N ≈ 29,840. The drop from M2 to M3/M5 reflects missingness in control variables (primarily foreign ownership and firm age), which is more prevalent in smaller economies and early WBES waves.</w:t>
+        <w:t xml:space="preserve">H6:</w:t>
+      </w:r>
+      <w:r>
+        <w:t xml:space="preserve"> </w:t>
+      </w:r>
+      <w:r>
+        <w:t xml:space="preserve">The ICRV institutional regime moderates the digital-adoption curve-reshaping effect: digital adoption's compressive effect on the I–P ascending limb and its buffering effect at high FSTS (H3) are stronger in weaker institutional environments (higher ICRV group number), where digital infrastructure provides greater competitive differentiation in cross-border market access.</w:t>
       </w:r>
     </w:p>
     <w:p>
@@ -641,9 +699,268 @@
         </w:pict>
       </w:r>
     </w:p>
+    <w:bookmarkEnd w:id="28"/>
+    <w:bookmarkEnd w:id="29"/>
+    <w:bookmarkStart w:id="34" w:name="X5eb800a903106e48a684e9ea9de39ed619b9df8"/>
+    <w:p>
+      <w:pPr>
+        <w:pStyle w:val="Heading2"/>
+      </w:pPr>
+      <w:r>
+        <w:t xml:space="preserve">3. Data and Methods</w:t>
+      </w:r>
+    </w:p>
+    <w:bookmarkStart w:id="30" w:name="X180323993af082d7b264d69830cacecf330a102"/>
+    <w:p>
+      <w:pPr>
+        <w:pStyle w:val="Heading3"/>
+      </w:pPr>
+      <w:r>
+        <w:t xml:space="preserve">3.1 Data Source</w:t>
+      </w:r>
+    </w:p>
+    <w:p>
+      <w:pPr>
+        <w:pStyle w:val="FirstParagraph"/>
+      </w:pPr>
+      <w:r>
+        <w:t xml:space="preserve">Data derive from the World Bank Enterprise Surveys (WBES), a stratified random-sample survey of formal private-sector enterprises conducted periodically across over 130 countries. We use microdata from 50 Asian and Pacific economies across 103 country-year waves spanning 2003–2025, including Japan's inaugural WBES wave (2025). This coverage encompasses six UN M.49 Asian sub-regions: East Asia (China, HongKong, Korea, Mongolia, Taiwan), Southeast Asia (Brunei, Cambodia, Indonesia, Laos, Malaysia, Myanmar, Philippines, Singapore, Thailand, Timor-Leste, Vietnam), South Asia (Afghanistan, Bangladesh, Bhutan, India, Maldives, Nepal, Pakistan, Sri Lanka), Central Asia (Kazakhstan, Kyrgyz Republic, Tajikistan, Turkmenistan, Uzbekistan), West Asia (Armenia, Bahrain, Cyprus, Iraq, Israel, Jordan, Kuwait, Lebanon, Oman, Qatar, Saudi Arabia, Yemen), and Pacific/SIDS (Fiji, Kiribati, Papua New Guinea, Samoa, Solomon Islands, Tonga, Vanuatu).</w:t>
+      </w:r>
+    </w:p>
+    <w:p>
+      <w:pPr>
+        <w:pStyle w:val="BodyText"/>
+      </w:pPr>
+      <w:r>
+        <w:t xml:space="preserve">The final analytical frame contains 88,869 firm-observations across 50 economies and 103 country-year pairs; the main regression sample (outcome and FSTS non-missing) is 81,022. Some early waves predate the digital-capability and manager variables used in the moderation models; they contribute to the baseline models but drop from later specifications due to item missingness. WBES designs are cross-sectional within each wave, with standardised instruments ensuring common variable definitions across economies and years. We apply three harmonisation steps: (1) variable-priority mapping for candidate items across PICS3 (2009–2013), Standardised (2014–2018), and BREADY/BEE (2019–2025) questionnaire generations; (2) encoding-robust reading (primary UTF-8 with Latin-1/CP1252 fallback); (3) deduplication — selecting the largest file per (country, year) pair when multiple uploads exist.</w:t>
+      </w:r>
+    </w:p>
+    <w:bookmarkEnd w:id="30"/>
+    <w:bookmarkStart w:id="31" w:name="Xbcf9f12e79107fa2c089aaf13fc6c4fb773f1c2"/>
+    <w:p>
+      <w:pPr>
+        <w:pStyle w:val="Heading3"/>
+      </w:pPr>
+      <w:r>
+        <w:t xml:space="preserve">3.2 Variables</w:t>
+      </w:r>
+    </w:p>
+    <w:p>
+      <w:pPr>
+        <w:pStyle w:val="FirstParagraph"/>
+      </w:pPr>
+      <w:r>
+        <w:rPr>
+          <w:bCs/>
+          <w:b/>
+        </w:rPr>
+        <w:t xml:space="preserve">Dependent variable.</w:t>
+      </w:r>
+      <w:r>
+        <w:t xml:space="preserve"> </w:t>
+      </w:r>
+      <w:r>
+        <w:t xml:space="preserve">Labour productivity is log annual sales per permanent worker, ln(LP) = ln(d2 / l1), winsorised at the 1st/99th percentiles within each survey wave and then</w:t>
+      </w:r>
+      <w:r>
+        <w:t xml:space="preserve"> </w:t>
+      </w:r>
+      <w:r>
+        <w:rPr>
+          <w:bCs/>
+          <w:b/>
+        </w:rPr>
+        <w:t xml:space="preserve">standardised within each economy-year cell</w:t>
+      </w:r>
+      <w:r>
+        <w:t xml:space="preserve"> </w:t>
+      </w:r>
+      <w:r>
+        <w:t xml:space="preserve">(lp_z, mean 0 / SD 1). Standardising within economy-year removes the nominal-currency and price-level differences that would otherwise contaminate cross-economy comparison of raw sales-per-worker, so the I–P slope is identified from within-cell variation; all models additionally carry two-way (economy and year) fixed effects.</w:t>
+      </w:r>
+    </w:p>
+    <w:p>
+      <w:pPr>
+        <w:pStyle w:val="BodyText"/>
+      </w:pPr>
+      <w:r>
+        <w:rPr>
+          <w:bCs/>
+          <w:b/>
+        </w:rPr>
+        <w:t xml:space="preserve">Foreign sales intensity (FSTS).</w:t>
+      </w:r>
+      <w:r>
+        <w:t xml:space="preserve"> </w:t>
+      </w:r>
+      <w:r>
+        <w:t xml:space="preserve">Defined as the share of sales from exports, both direct and indirect, (d3b + d3c) / 100, ranging from 0 to 1. We mean-centre FSTS at the sample mean for quadratic and interaction models (fsts_c); the quadratic term fsts_c² is computed from the centred value. The sample mean is 9.0%.</w:t>
+      </w:r>
+    </w:p>
+    <w:p>
+      <w:pPr>
+        <w:pStyle w:val="BodyText"/>
+      </w:pPr>
+      <w:r>
+        <w:rPr>
+          <w:bCs/>
+          <w:b/>
+        </w:rPr>
+        <w:t xml:space="preserve">Technological capability index (TCI_z).</w:t>
+      </w:r>
+      <w:r>
+        <w:t xml:space="preserve"> </w:t>
+      </w:r>
+      <w:r>
+        <w:t xml:space="preserve">A two-item composite of R&amp;D activity (h8) and internationally recognised quality certification (b8), standardised to mean 0, SD 1 within economy-year.</w:t>
+      </w:r>
+    </w:p>
+    <w:p>
+      <w:pPr>
+        <w:pStyle w:val="BodyText"/>
+      </w:pPr>
+      <w:r>
+        <w:rPr>
+          <w:bCs/>
+          <w:b/>
+        </w:rPr>
+        <w:t xml:space="preserve">Digital adoption index (DAI).</w:t>
+      </w:r>
+      <w:r>
+        <w:t xml:space="preserve"> </w:t>
+      </w:r>
+      <w:r>
+        <w:t xml:space="preserve">Website presence (c22b), a binary Tier-1 indicator of digital participation.</w:t>
+      </w:r>
+    </w:p>
+    <w:p>
+      <w:pPr>
+        <w:pStyle w:val="BodyText"/>
+      </w:pPr>
+      <w:r>
+        <w:rPr>
+          <w:bCs/>
+          <w:b/>
+        </w:rPr>
+        <w:t xml:space="preserve">Manager characteristics.</w:t>
+      </w:r>
+      <w:r>
+        <w:t xml:space="preserve"> </w:t>
+      </w:r>
+      <w:r>
+        <w:t xml:space="preserve">Top manager experience in sector (b7, in years) and a binary indicator for female top manager (b7a / b6a).</w:t>
+      </w:r>
+    </w:p>
+    <w:p>
+      <w:pPr>
+        <w:pStyle w:val="BodyText"/>
+      </w:pPr>
+      <w:r>
+        <w:rPr>
+          <w:bCs/>
+          <w:b/>
+        </w:rPr>
+        <w:t xml:space="preserve">Controls.</w:t>
+      </w:r>
+      <w:r>
+        <w:t xml:space="preserve"> </w:t>
+      </w:r>
+      <w:r>
+        <w:t xml:space="preserve">Female ownership share (b4 &gt; 0.5: majority female-owned, binary), foreign ownership percentage (b6a / 100), firm age (in years, current year − b5), and log permanent employees (ln l1_workers) as a size proxy.</w:t>
+      </w:r>
+    </w:p>
+    <w:p>
+      <w:pPr>
+        <w:pStyle w:val="BodyText"/>
+      </w:pPr>
+      <w:r>
+        <w:rPr>
+          <w:bCs/>
+          <w:b/>
+        </w:rPr>
+        <w:t xml:space="preserve">Institutional regime (ICRV group).</w:t>
+      </w:r>
+      <w:r>
+        <w:t xml:space="preserve"> </w:t>
+      </w:r>
+      <w:r>
+        <w:t xml:space="preserve">Integer 1–6 based on the ICRV classification; used as a continuous moderator in M8 (its main effect absorbed by economy fixed effects) and as the grouping variable for the within-regime turning-point analysis (Table 4).</w:t>
+      </w:r>
+    </w:p>
+    <w:bookmarkEnd w:id="31"/>
+    <w:bookmarkStart w:id="32" w:name="X88d3b635b18ee197bee6ec760e4576787847be1"/>
+    <w:p>
+      <w:pPr>
+        <w:pStyle w:val="Heading3"/>
+      </w:pPr>
+      <w:r>
+        <w:t xml:space="preserve">3.3 Estimation Strategy</w:t>
+      </w:r>
+    </w:p>
+    <w:p>
+      <w:pPr>
+        <w:pStyle w:val="FirstParagraph"/>
+      </w:pPr>
+      <w:r>
+        <w:t xml:space="preserve">We estimate a hierarchical sequence of eight models (Table 2). All models carry two-way (economy and year) fixed effects and cluster-robust standard errors by economy (CRV1). The ladder runs from the linear baseline (M1) and the quadratic anchor (M2), through demographic controls (M3) and the capability block (M4: TCI and DAI), to the capability-moderation (M5: FSTS×TCI; M6: FSTS×DAI), manager (M7), and institutional-regime moderation (M8: FSTS×ICRV) specifications.</w:t>
+      </w:r>
+    </w:p>
+    <w:p>
+      <w:pPr>
+        <w:pStyle w:val="BodyText"/>
+      </w:pPr>
+      <w:r>
+        <w:t xml:space="preserve">The inverted-U shape is formally confirmed using the Lind–Mehlum (2010) test, which requires: (a) β₁ &gt; 0, β₂ &lt; 0, and (b) the turning point lies strictly within the observed FSTS range, and (c) the slope at the extremes satisfies the directional prediction. We report the turning point as: TP = −β₁ / (2β₂) + mean(FSTS), where β₁ and β₂ are estimated on the mean-centred FSTS_c scale and the result is expressed as a proportion (0–1) of total sales.</w:t>
+      </w:r>
+    </w:p>
+    <w:p>
+      <w:pPr>
+        <w:pStyle w:val="BodyText"/>
+      </w:pPr>
+      <w:r>
+        <w:t xml:space="preserve">For moderation tests (M5–M8), we include interaction terms FSTS×moderator and FSTS²×moderator and report the individual coefficient p-values.</w:t>
+      </w:r>
+    </w:p>
     <w:bookmarkEnd w:id="32"/>
+    <w:bookmarkStart w:id="33" w:name="X7306ee6cc650c2a8c74023d786fd3b6ffa0ad4b"/>
+    <w:p>
+      <w:pPr>
+        <w:pStyle w:val="Heading3"/>
+      </w:pPr>
+      <w:r>
+        <w:t xml:space="preserve">3.4 Sample Sizes</w:t>
+      </w:r>
+    </w:p>
+    <w:p>
+      <w:pPr>
+        <w:pStyle w:val="FirstParagraph"/>
+      </w:pPr>
+      <w:r>
+        <w:t xml:space="preserve">The analytic frame is 88,869 firms across 50 economies. The quadratic anchor (M2: outcome + FSTS non-missing) is N = 81,022. Adding the capability block (M4: TCI and DAI) gives N = 79,080; demographic controls (M3) N = 78,970; the manager models (M7) drop to N = 75,029 because manager experience and gender are missing in some waves. The modest attrition across the ladder reflects item missingness in the moderator and manager variables, which is more prevalent in smaller economies and early WBES waves. All N's are reproducible via</w:t>
+      </w:r>
+      <w:r>
+        <w:t xml:space="preserve"> </w:t>
+      </w:r>
+      <w:r>
+        <w:rPr>
+          <w:rStyle w:val="VerbatimChar"/>
+        </w:rPr>
+        <w:t xml:space="preserve">scripts/p7_full_ladder.py</w:t>
+      </w:r>
+      <w:r>
+        <w:t xml:space="preserve">.</w:t>
+      </w:r>
+    </w:p>
+    <w:p>
+      <w:r>
+        <w:pict>
+          <v:rect style="width:0;height:1.5pt" o:hralign="center" o:hrstd="t" o:hr="t"/>
+        </w:pict>
+      </w:r>
+    </w:p>
     <w:bookmarkEnd w:id="33"/>
-    <w:bookmarkStart w:id="41" w:name="X121719332867ee227f0a04b486098cee978c6e6"/>
+    <w:bookmarkEnd w:id="34"/>
+    <w:bookmarkStart w:id="42" w:name="X121719332867ee227f0a04b486098cee978c6e6"/>
     <w:p>
       <w:pPr>
         <w:pStyle w:val="Heading2"/>
@@ -652,7 +969,7 @@
         <w:t xml:space="preserve">4. Results</w:t>
       </w:r>
     </w:p>
-    <w:bookmarkStart w:id="34" w:name="X1a3b7383b8b125b3d271986dbdfbc78bb7f954a"/>
+    <w:bookmarkStart w:id="35" w:name="X1a3b7383b8b125b3d271986dbdfbc78bb7f954a"/>
     <w:p>
       <w:pPr>
         <w:pStyle w:val="Heading3"/>
@@ -666,11 +983,11 @@
         <w:pStyle w:val="FirstParagraph"/>
       </w:pPr>
       <w:r>
-        <w:t xml:space="preserve">The full analytic sample spans 49 economies and 102 country-year waves. The mean FSTS across firms is approximately 12% (median ≈ 0), reflecting the fact that most WBES firms are domestically oriented; exporters (FSTS &gt; 0) represent approximately 18% of the sample. Labour productivity ranges from ln(LP) ≈ 10 (Tajikistan, Timor-Leste) to ln(LP) ≈ 20 (Vietnam, Indonesia — reflecting PPP-unadjusted nominal sales differences). Pairwise correlations among focal variables are modest (|r| &lt; .15 for all pairs), and variance inflation factors in the full model are below 3.5, ruling out multicollinearity concerns.</w:t>
-      </w:r>
-    </w:p>
-    <w:bookmarkEnd w:id="34"/>
-    <w:bookmarkStart w:id="35" w:name="Xdbf83b4a83d0a9c63e43fc4d25cefed1772f7cd"/>
+        <w:t xml:space="preserve">The full analytic sample spans 50 economies and 103 country-year waves. The mean FSTS across firms is approximately 9% (median ≈ 0), reflecting the fact that most WBES firms are domestically oriented; exporters (FSTS &gt; 0) represent roughly one in five firms. Because the dependent variable is standardised within each economy-year cell, productivity is directly comparable within the estimation regardless of national currency or price level. Pairwise correlations among focal variables are modest, and variance inflation factors in the full model are below 3.5, ruling out multicollinearity concerns.</w:t>
+      </w:r>
+    </w:p>
+    <w:bookmarkEnd w:id="35"/>
+    <w:bookmarkStart w:id="36" w:name="Xdbf83b4a83d0a9c63e43fc4d25cefed1772f7cd"/>
     <w:p>
       <w:pPr>
         <w:pStyle w:val="Heading3"/>
@@ -688,7 +1005,7 @@
           <w:iCs/>
           <w:i/>
         </w:rPr>
-        <w:t xml:space="preserve">Table 2, Models M0–M5.</w:t>
+        <w:t xml:space="preserve">Table 2, Models M1–M4.</w:t>
       </w:r>
     </w:p>
     <w:p>
@@ -696,7 +1013,7 @@
         <w:pStyle w:val="BodyText"/>
       </w:pPr>
       <w:r>
-        <w:t xml:space="preserve">The baseline linear model (M0) confirms that FSTS alone adds no explanatory power (adjR² = .000). Adding the quadratic term FSTS² (M2) yields β₁ = +1.316 (p &lt; .001) and β₂ = −1.810 (p &lt; .001), consistent with an inverted-U. Following Haans, Pieters, and He (2016), all four formal conditions for a genuine inverted-U are satisfied in M2: (C1) β₁ = +1.316 (p &lt; .001), confirming a positive ascending limb; (C2) β₂ = −1.810 (p &lt; .001), confirming concavity; (C3) the turning point TP* ≈ 36.4% lies well within the observed FSTS range [0%, 100%]; and (C4) the marginal effect of internationalisation is positive at the lower data boundary (FSTS ≈ 0%, slope ≈ +1.32) and negative at the upper boundary (FSTS ≈ 100%, slope ≈ −2.30), with opposite signs confirmed by the Lind–Mehlum (2010) u-test (joint p &lt; .001). The inverted-U remains significant when controls are added (M3: TP = 33.8%, LM p &lt; .001) and when country-year fixed effects absorb all unobserved time-varying country heterogeneity (M5: TP = 40.0%, LM p &lt; .001, adjR² = .677). The consistency of the turning point across M2, M3, and M5 — ranging from 33.8% to 40.0% — provides strong evidence that the inverted-U is not an artefact of omitted country-level confounders. Crucially, the inverted-U is also confirmed in the full three-way moderation model M11 (TP = 34.6%, LM p = .002), establishing robustness to the most demanding specification.</w:t>
+        <w:t xml:space="preserve">The linear baseline (M1) yields a positive but small FSTS slope (β = +0.219, p = .002). Adding the quadratic term (M2, N=81,022) yields β₁ = +1.188 (p &lt; .001) and β₂ = −1.398 (p &lt; .001), consistent with an inverted-U. Following Haans, Pieters, and He (2016), the formal conditions for a genuine inverted-U are satisfied: (C1) β₁ &gt; 0 (p &lt; .001), a positive ascending limb; (C2) β₂ &lt; 0 (p &lt; .001), concavity; (C3) the turning point TP ≈ 51.5% lies within the observed FSTS range; and (C4) the marginal effect is positive at the lower boundary and negative at the upper boundary, with opposite signs confirmed by the Lind–Mehlum (2010) test (joint p &lt; .001). The turning point tightens as capability is controlled: adding demographic controls (M3) gives TP = 43.8%, and adding technological capability and digital adoption (M4, N=79,080) gives TP = 43.6% — the headline estimate, matching the dissertation's canonical value. The stability of the turning point in the low-to-mid-40% range once capability is held constant indicates that the inverted-U is not an artefact of capability-based selection into exporting.</w:t>
       </w:r>
     </w:p>
     <w:p>
@@ -714,11 +1031,11 @@
         <w:t xml:space="preserve"> </w:t>
       </w:r>
       <w:r>
-        <w:t xml:space="preserve">The I–P relationship is robustly inverted-U in the pooled sample of 49 Asian and Pacific economies, with a turning point of approximately 36% foreign sales intensity.</w:t>
-      </w:r>
-    </w:p>
-    <w:bookmarkEnd w:id="35"/>
-    <w:bookmarkStart w:id="36" w:name="X9595a9bb339e08d65399a059096afa9ae72a457"/>
+        <w:t xml:space="preserve">The I–P relationship is robustly inverted-U in the pooled sample of 50 Asian and Pacific economies, with a capability-adjusted turning point of 43.6% foreign sales intensity (51.5% in the unconditioned quadratic).</w:t>
+      </w:r>
+    </w:p>
+    <w:bookmarkEnd w:id="36"/>
+    <w:bookmarkStart w:id="37" w:name="X9595a9bb339e08d65399a059096afa9ae72a457"/>
     <w:p>
       <w:pPr>
         <w:pStyle w:val="Heading3"/>
@@ -736,7 +1053,7 @@
           <w:iCs/>
           <w:i/>
         </w:rPr>
-        <w:t xml:space="preserve">Table 2, Models M6–M7.</w:t>
+        <w:t xml:space="preserve">Table 2/3, Models M4–M5.</w:t>
       </w:r>
     </w:p>
     <w:p>
@@ -744,7 +1061,167 @@
         <w:pStyle w:val="BodyText"/>
       </w:pPr>
       <w:r>
-        <w:t xml:space="preserve">Adding TCI as a main effect (M6: β = +0.321, p &lt; .001) raises adjR² from .015 to .024. The interaction model M7 adds FSTS×TCI and FSTS²×TCI. Results show:</w:t>
+        <w:t xml:space="preserve">Technological capability enters with a positive and highly significant level effect (M4: TCI = +0.108, p &lt; .001): higher-capability firms are more productive at every level of internationalization. The interaction model M5 adds FSTS×TCI and FSTS²×TCI; neither is significant (FSTS×TCI = +0.068, FSTS²×TCI = −0.119, both p &gt; .10), and the turning point is essentially unchanged (TP = 44.0%). Capability raises the floor; it does not bend the curve.</w:t>
+      </w:r>
+    </w:p>
+    <w:p>
+      <w:pPr>
+        <w:pStyle w:val="BodyText"/>
+      </w:pPr>
+      <w:r>
+        <w:rPr>
+          <w:bCs/>
+          <w:b/>
+        </w:rPr>
+        <w:t xml:space="preserve">H2 is partially supported (level effect confirmed; curvature effects NS).</w:t>
+      </w:r>
+      <w:r>
+        <w:t xml:space="preserve"> </w:t>
+      </w:r>
+      <w:r>
+        <w:t xml:space="preserve">TCI is a foundational level-shifter across the 50-economy pool. The curve-moderation found in single-country studies (P3 Vietnam, P5 China) does not survive aggregation across the institutionally diverse pool, consistent with capability's curve-shaping role being institution-contingent rather than universal.</w:t>
+      </w:r>
+    </w:p>
+    <w:bookmarkEnd w:id="37"/>
+    <w:bookmarkStart w:id="38" w:name="X151158cb9bb4ce58412a9381bb2aaa4f708d4d3"/>
+    <w:p>
+      <w:pPr>
+        <w:pStyle w:val="Heading3"/>
+      </w:pPr>
+      <w:r>
+        <w:t xml:space="preserve">4.4 Digital Adoption Moderation (H3)</w:t>
+      </w:r>
+    </w:p>
+    <w:p>
+      <w:pPr>
+        <w:pStyle w:val="FirstParagraph"/>
+      </w:pPr>
+      <w:r>
+        <w:rPr>
+          <w:iCs/>
+          <w:i/>
+        </w:rPr>
+        <w:t xml:space="preserve">Table 2/3, Models M4 and M6.</w:t>
+      </w:r>
+    </w:p>
+    <w:p>
+      <w:pPr>
+        <w:pStyle w:val="BodyText"/>
+      </w:pPr>
+      <w:r>
+        <w:t xml:space="preserve">Digital adoption carries the largest capability level effect in the model (M4: DAI = +0.219, p &lt; .001) — a substantial productivity premium for firms with a web presence. The interaction model M6 adds FSTS×DAI and FSTS²×DAI to test whether digital adoption reshapes the curve; on this canonical specification, neither interaction is significant (FSTS×DAI = −0.270, FSTS²×DAI = +0.252, both p &gt; .10), and the turning point is essentially unchanged (TP = 47.1%). The curve-reshaping role attributed to DAI in an earlier draft does not survive re-estimation on the within-economy-year-standardised, two-way-fixed-effects specification: DAI behaves as a level-shifter, not a curve-reshaper, in the pooled sample.</w:t>
+      </w:r>
+    </w:p>
+    <w:p>
+      <w:pPr>
+        <w:pStyle w:val="BodyText"/>
+      </w:pPr>
+      <w:r>
+        <w:rPr>
+          <w:bCs/>
+          <w:b/>
+        </w:rPr>
+        <w:t xml:space="preserve">H3 is partially supported (level effect confirmed; curvature effects NS).</w:t>
+      </w:r>
+      <w:r>
+        <w:t xml:space="preserve"> </w:t>
+      </w:r>
+      <w:r>
+        <w:t xml:space="preserve">Digital adoption raises firm performance substantially but does not significantly reshape the pooled I–P curve. The "digital shield" effect (DAI attenuating the descending limb) documented in the single-country Singapore study (P4) is not detectable once aggregated across the 50-economy pool — again consistent with the curve-shaping role of digital capability being institution-contingent rather than universal.</w:t>
+      </w:r>
+    </w:p>
+    <w:bookmarkEnd w:id="38"/>
+    <w:bookmarkStart w:id="39" w:name="X8c2848f12d916aaecc7d070f2d4e848d015e61e"/>
+    <w:p>
+      <w:pPr>
+        <w:pStyle w:val="Heading3"/>
+      </w:pPr>
+      <w:r>
+        <w:t xml:space="preserve">4.5 Managerial Characteristics (H4)</w:t>
+      </w:r>
+    </w:p>
+    <w:p>
+      <w:pPr>
+        <w:pStyle w:val="FirstParagraph"/>
+      </w:pPr>
+      <w:r>
+        <w:rPr>
+          <w:iCs/>
+          <w:i/>
+        </w:rPr>
+        <w:t xml:space="preserve">Table 2/3, Model M7.</w:t>
+      </w:r>
+    </w:p>
+    <w:p>
+      <w:pPr>
+        <w:pStyle w:val="BodyText"/>
+      </w:pPr>
+      <w:r>
+        <w:t xml:space="preserve">Adding manager characteristics (M7, N=75,029), manager sectoral experience is not significant (β = +0.002, p &gt; .10), while the female-top-manager coefficient is negative and highly significant (β = −0.104, p &lt; .001). The inverted-U is unaffected (TP = 44.0%). The negative female-management coefficient is consistent with the rest of the dissertation — the single-country Japan study (P10) and the thesis Chapter 4 likewise estimate a negative female-top-manager coefficient — and is most plausibly read as compositional selection of female-led establishments into smaller, lower-margin niches in economies where female senior leadership remains rare, rather than as a leadership effect. It should not be interpreted causally.</w:t>
+      </w:r>
+    </w:p>
+    <w:p>
+      <w:pPr>
+        <w:pStyle w:val="BodyText"/>
+      </w:pPr>
+      <w:r>
+        <w:rPr>
+          <w:bCs/>
+          <w:b/>
+        </w:rPr>
+        <w:t xml:space="preserve">H4 is not supported as hypothesised.</w:t>
+      </w:r>
+      <w:r>
+        <w:t xml:space="preserve"> </w:t>
+      </w:r>
+      <w:r>
+        <w:t xml:space="preserve">Manager experience carries no significant level effect, and the female-management coefficient is negative rather than the hypothesised positive. We treat the female-management coefficient as a descriptive regularity requiring within-economy, selection-aware analysis, not as evidence on the causal effect of female leadership.</w:t>
+      </w:r>
+    </w:p>
+    <w:bookmarkEnd w:id="39"/>
+    <w:bookmarkStart w:id="40" w:name="Xa3f0408b049fb96786efb222e5b901022bb2da2"/>
+    <w:p>
+      <w:pPr>
+        <w:pStyle w:val="Heading3"/>
+      </w:pPr>
+      <w:r>
+        <w:t xml:space="preserve">4.6 Institutional Regime Moderation (H5)</w:t>
+      </w:r>
+    </w:p>
+    <w:p>
+      <w:pPr>
+        <w:pStyle w:val="FirstParagraph"/>
+      </w:pPr>
+      <w:r>
+        <w:rPr>
+          <w:iCs/>
+          <w:i/>
+        </w:rPr>
+        <w:t xml:space="preserve">Table 2/3, Model M8, and the per-ICRV turning-point table.</w:t>
+      </w:r>
+    </w:p>
+    <w:p>
+      <w:pPr>
+        <w:pStyle w:val="BodyText"/>
+      </w:pPr>
+      <w:r>
+        <w:t xml:space="preserve">Because ICRV regime is time-invariant within an economy, its main effect is absorbed by the economy fixed effects; only the interaction terms are identified. In the pooled model M8, neither FSTS×ICRV (β = −0.086) nor FSTS²×ICRV (β = −0.013) is significant (both p &gt; .10): the institutional gradient does not manifest as a single linear shift of the pooled curve. Instead, the institutional structure of the relationship emerges when the turning point is estimated</w:t>
+      </w:r>
+      <w:r>
+        <w:t xml:space="preserve"> </w:t>
+      </w:r>
+      <w:r>
+        <w:rPr>
+          <w:bCs/>
+          <w:b/>
+        </w:rPr>
+        <w:t xml:space="preserve">within</w:t>
+      </w:r>
+      <w:r>
+        <w:t xml:space="preserve"> </w:t>
+      </w:r>
+      <w:r>
+        <w:t xml:space="preserve">each ICRV group (capability-adjusted M4 form within group):</w:t>
       </w:r>
     </w:p>
     <w:p>
@@ -756,7 +1233,17 @@
         <w:pStyle w:val="Compact"/>
       </w:pPr>
       <w:r>
-        <w:t xml:space="preserve">TCI main effect: β = +0.344 (p &lt; .001) — higher TCI raises baseline performance</w:t>
+        <w:rPr>
+          <w:bCs/>
+          <w:b/>
+        </w:rPr>
+        <w:t xml:space="preserve">Lower-middle transition (Group IV, N=42,094): TP ≈ 43%</w:t>
+      </w:r>
+      <w:r>
+        <w:t xml:space="preserve"> </w:t>
+      </w:r>
+      <w:r>
+        <w:t xml:space="preserve">— a sharp, reliably located inverted-U (β₂ &lt; 0, p &lt; .001). This is the regime that anchors the pooled estimate.</w:t>
       </w:r>
     </w:p>
     <w:p>
@@ -768,7 +1255,17 @@
         <w:pStyle w:val="Compact"/>
       </w:pPr>
       <w:r>
-        <w:t xml:space="preserve">FSTS×TCI: β = −0.144 (NS) — the ascending limb interaction is not significant</w:t>
+        <w:rPr>
+          <w:bCs/>
+          <w:b/>
+        </w:rPr>
+        <w:t xml:space="preserve">Strongest-institution regime (Group I Advanced innovation, incl. Japan): TP ≈ 80%</w:t>
+      </w:r>
+      <w:r>
+        <w:t xml:space="preserve"> </w:t>
+      </w:r>
+      <w:r>
+        <w:t xml:space="preserve">— the turning point lies near or beyond the observable range, so within the data the relationship is effectively near-linear and positive.</w:t>
       </w:r>
     </w:p>
     <w:p>
@@ -780,91 +1277,45 @@
         <w:pStyle w:val="Compact"/>
       </w:pPr>
       <w:r>
-        <w:t xml:space="preserve">FSTS²×TCI: β = −0.137 (NS in M7; remains NS in M8, p=.129)</w:t>
-      </w:r>
-    </w:p>
-    <w:p>
-      <w:pPr>
-        <w:pStyle w:val="FirstParagraph"/>
-      </w:pPr>
-      <w:r>
-        <w:t xml:space="preserve">The joint F-test for the two TCI interaction terms is not significant across M7–M9. The inverted-U remains confirmed in M7 (TP = 33.9%, LM p &lt; .001). A one-SD increase in TCI raises labour productivity by exp(0.344) − 1 ≈ 41% at mean FSTS — a large and practically meaningful level effect. The curvature steepening predicted by H2 does not emerge in this expanded sample.</w:t>
-      </w:r>
-    </w:p>
-    <w:p>
-      <w:pPr>
-        <w:pStyle w:val="BodyText"/>
-      </w:pPr>
-      <w:r>
         <w:rPr>
           <w:bCs/>
           <w:b/>
         </w:rPr>
-        <w:t xml:space="preserve">H2 is partially supported (level effect confirmed; curvature effects NS).</w:t>
-      </w:r>
-      <w:r>
-        <w:t xml:space="preserve"> </w:t>
-      </w:r>
-      <w:r>
-        <w:t xml:space="preserve">TCI raises the performance level consistently across specifications, but neither the ascending nor descending limb amplification reaches significance. The null curvature moderation likely reflects heterogeneous TCI effects across the institutionally diverse 49-economy sample, attenuating individual-country patterns documented in P3/P5.</w:t>
-      </w:r>
-    </w:p>
-    <w:bookmarkEnd w:id="36"/>
-    <w:bookmarkStart w:id="37" w:name="X151158cb9bb4ce58412a9381bb2aaa4f708d4d3"/>
-    <w:p>
-      <w:pPr>
-        <w:pStyle w:val="Heading3"/>
-      </w:pPr>
-      <w:r>
-        <w:t xml:space="preserve">4.4 Digital Adoption Moderation (H3)</w:t>
+        <w:t xml:space="preserve">Weakest regimes (Group V Emerging: TP ≈ 37%; Group VI Pacific SIDS): the inverted-U dissolves</w:t>
+      </w:r>
+      <w:r>
+        <w:t xml:space="preserve"> </w:t>
+      </w:r>
+      <w:r>
+        <w:t xml:space="preserve">— in the SIDS group the quadratic flips sign (no interior maximum), consistent with the Forced Internationalization Penalty documented in the companion SIDS study (P8).</w:t>
       </w:r>
     </w:p>
     <w:p>
       <w:pPr>
         <w:pStyle w:val="FirstParagraph"/>
-      </w:pPr>
-      <w:r>
-        <w:rPr>
-          <w:iCs/>
-          <w:i/>
-        </w:rPr>
-        <w:t xml:space="preserve">Table 2, Model M8.</w:t>
-      </w:r>
-    </w:p>
-    <w:p>
-      <w:pPr>
-        <w:pStyle w:val="BodyText"/>
-      </w:pPr>
-      <w:r>
-        <w:t xml:space="preserve">When DAI is added to M7, the DAI main effect is positive and statistically significant (β = +0.155, p &lt; .001), consistent with approximately a 17% performance premium for digitally active firms (exp(0.155) − 1 ≈ 17%). Strikingly, both DAI interaction terms are statistically significant in M8: FSTS×DAI = −0.614 (p &lt; .001, ***) and FSTS²×DAI = +0.766 (p = .001, **). The interaction pattern — negative FSTS×DAI and positive FSTS²×DAI — means that high-DAI firms experience a flatter, shifted I–P curve: lower productivity gains per unit of FSTS at low export intensities (sunk adoption costs, or selection of productivity-constrained firms into digital adoption), but significantly smaller performance declines at high FSTS (digital infrastructure supporting cross-border coordination at scale). This result strengthens further in M9 with manager controls: FSTS×DAI = −0.780 (p &lt; .001, ***) and FSTS²×DAI = +0.994 (p &lt; .001, ***). The inverted-U is maintained in both specifications (M8: TP = 33.8%; M9: TP = 36.1%).</w:t>
-      </w:r>
-    </w:p>
-    <w:p>
-      <w:pPr>
-        <w:pStyle w:val="BodyText"/>
       </w:pPr>
       <w:r>
         <w:rPr>
           <w:bCs/>
           <w:b/>
         </w:rPr>
-        <w:t xml:space="preserve">H3 is supported.</w:t>
-      </w:r>
-      <w:r>
-        <w:t xml:space="preserve"> </w:t>
-      </w:r>
-      <w:r>
-        <w:t xml:space="preserve">DAI raises firm performance by approximately 16% and significantly reshapes the I–P curve — compressing the ascending limb and attenuating the performance decline at high FSTS — even before controlling for managerial characteristics. This is the primary capability-moderating finding of the study.</w:t>
-      </w:r>
-    </w:p>
-    <w:bookmarkEnd w:id="37"/>
-    <w:bookmarkStart w:id="38" w:name="X8c2848f12d916aaecc7d070f2d4e848d015e61e"/>
+        <w:t xml:space="preserve">H5 is supported, but as existence-moderation rather than location-moderation.</w:t>
+      </w:r>
+      <w:r>
+        <w:t xml:space="preserve"> </w:t>
+      </w:r>
+      <w:r>
+        <w:t xml:space="preserve">Institutional regime does not merely shift where a universal inverted-U peaks; it governs whether the inverted-U is sharp (transition regimes), straightened (strongest regimes), or absent (weakest regimes) — a three-zone structure.</w:t>
+      </w:r>
+    </w:p>
+    <w:bookmarkEnd w:id="40"/>
+    <w:bookmarkStart w:id="41" w:name="X4660d5a54a4ef3782810124f5d081790225d7d9"/>
     <w:p>
       <w:pPr>
         <w:pStyle w:val="Heading3"/>
       </w:pPr>
       <w:r>
-        <w:t xml:space="preserve">4.5 Managerial Characteristics (H4)</w:t>
+        <w:t xml:space="preserve">4.7 Synthesis: A Three-Zone, Institution-Contingent Curve</w:t>
       </w:r>
     </w:p>
     <w:p>
@@ -872,165 +1323,23 @@
         <w:pStyle w:val="FirstParagraph"/>
       </w:pPr>
       <w:r>
-        <w:rPr>
-          <w:iCs/>
-          <w:i/>
-        </w:rPr>
-        <w:t xml:space="preserve">Table 2, Model M9.</w:t>
-      </w:r>
-    </w:p>
-    <w:p>
-      <w:pPr>
-        <w:pStyle w:val="BodyText"/>
-      </w:pPr>
-      <w:r>
-        <w:t xml:space="preserve">Manager experience (β = +0.007, p = .026) and female top manager (β = +0.185, p &lt; .001) both raise firm performance independently of FSTS in M9. The experience effect implies approximately 0.7% higher labour productivity per additional year of sectoral experience; the female top manager effect implies approximately a 20% performance premium (exp(0.185) − 1 ≈ 20%). The FSTS×manager_experience interaction is not significant in M9 (β = −0.012, p = .133), but reaches p = .053 in M11 (β = −0.019, †) — suggesting that, in the full specification, more experienced managers navigate the high-FSTS coordination challenges more effectively (negative interaction = smaller performance decline above the turning point).</w:t>
-      </w:r>
-    </w:p>
-    <w:p>
-      <w:pPr>
-        <w:pStyle w:val="BodyText"/>
-      </w:pPr>
+        <w:t xml:space="preserve">Taken together, the moderation results relocate the explanatory weight from capability to institutions. Capability (TCI, DAI) and managers shift the</w:t>
+      </w:r>
+      <w:r>
+        <w:t xml:space="preserve"> </w:t>
+      </w:r>
       <w:r>
         <w:rPr>
           <w:bCs/>
           <w:b/>
         </w:rPr>
-        <w:t xml:space="preserve">H4 is partially supported.</w:t>
-      </w:r>
-      <w:r>
-        <w:t xml:space="preserve"> </w:t>
-      </w:r>
-      <w:r>
-        <w:t xml:space="preserve">Top manager experience and female management improve firm performance (level effects confirmed). The curve-moderating effect of manager experience is marginally present in M11 but absent in M9; we interpret this as a secondary finding requiring replication.</w:t>
-      </w:r>
-    </w:p>
-    <w:bookmarkEnd w:id="38"/>
-    <w:bookmarkStart w:id="39" w:name="Xa3f0408b049fb96786efb222e5b901022bb2da2"/>
-    <w:p>
-      <w:pPr>
-        <w:pStyle w:val="Heading3"/>
-      </w:pPr>
-      <w:r>
-        <w:t xml:space="preserve">4.6 Institutional Regime Moderation (H5)</w:t>
-      </w:r>
-    </w:p>
-    <w:p>
-      <w:pPr>
-        <w:pStyle w:val="FirstParagraph"/>
-      </w:pPr>
-      <w:r>
-        <w:rPr>
-          <w:iCs/>
-          <w:i/>
-        </w:rPr>
-        <w:t xml:space="preserve">Table 2, Model M10.</w:t>
-      </w:r>
-    </w:p>
-    <w:p>
-      <w:pPr>
-        <w:pStyle w:val="BodyText"/>
-      </w:pPr>
-      <w:r>
-        <w:t xml:space="preserve">The ICRV group main effect (β = +0.763, p &lt; .001) indicates that — controlling for TCI, DAI, and firm characteristics — each step up the ICRV scale (from Group I to VI, i.e., from stronger to weaker institutions) is associated with approximately a 115% higher labour productivity level (exp(0.763) − 1 ≈ 115%). This counter-intuitive</w:t>
-      </w:r>
-      <w:r>
-        <w:t xml:space="preserve"> </w:t>
-      </w:r>
-      <w:r>
-        <w:rPr>
-          <w:iCs/>
-          <w:i/>
-        </w:rPr>
-        <w:t xml:space="preserve">positive</w:t>
-      </w:r>
-      <w:r>
-        <w:t xml:space="preserve"> </w:t>
-      </w:r>
-      <w:r>
-        <w:t xml:space="preserve">ICRV coefficient reflects that nominal sales-per-worker is higher in economies with lower price levels (typical of frontier/emerging economies), and country-year fixed effects were not included in M10 to preserve the institutional regime as the key moderator of interest.</w:t>
-      </w:r>
-    </w:p>
-    <w:p>
-      <w:pPr>
-        <w:pStyle w:val="BodyText"/>
-      </w:pPr>
-      <w:r>
-        <w:t xml:space="preserve">More relevant for H5 are the interaction terms: FSTS×ICRV (β = +1.762, p &lt; .001) and FSTS²×ICRV (β = −2.746, p &lt; .001). These indicate that the ascending slope of the I–P curve is steeper in weaker-institution economies (higher ICRV group), but so is the descending slope — meaning that the inverted-U peak occurs at lower export intensities in stronger-institution economies (lower ICRV number), and is more pronounced in weaker-institution economies. Decomposing by ICRV group: for Group I economies (Advanced innovation-driven), the estimated turning point is approximately 28%; for Group V–VI (Frontier/SIDS), the estimated turning point is approximately 55%. This pattern is consistent with firms in institutionally advanced economies recouping internationalisation costs at lower export intensities, while firms in institutionally weaker environments require greater export commitment to reach the performance peak.</w:t>
-      </w:r>
-    </w:p>
-    <w:p>
-      <w:pPr>
-        <w:pStyle w:val="BodyText"/>
-      </w:pPr>
-      <w:r>
-        <w:rPr>
-          <w:bCs/>
-          <w:b/>
-        </w:rPr>
-        <w:t xml:space="preserve">H5 is supported.</w:t>
-      </w:r>
-      <w:r>
-        <w:t xml:space="preserve"> </w:t>
-      </w:r>
-      <w:r>
-        <w:t xml:space="preserve">The ICRV institutional regime systematically moderates both the slope and curvature of the I–P function, with stronger institutions associated with earlier (lower FSTS) performance peaks.</w:t>
-      </w:r>
-    </w:p>
-    <w:bookmarkEnd w:id="39"/>
-    <w:bookmarkStart w:id="40" w:name="Xe3d609495bfc842c038fb0d5f07a3f6c06c0462"/>
-    <w:p>
-      <w:pPr>
-        <w:pStyle w:val="Heading3"/>
-      </w:pPr>
-      <w:r>
-        <w:t xml:space="preserve">4.7 Full Three-Way Moderation (H7-P7)</w:t>
-      </w:r>
-    </w:p>
-    <w:p>
-      <w:pPr>
-        <w:pStyle w:val="FirstParagraph"/>
-      </w:pPr>
-      <w:r>
-        <w:rPr>
-          <w:iCs/>
-          <w:i/>
-        </w:rPr>
-        <w:t xml:space="preserve">Table 2, Model M11.</w:t>
-      </w:r>
-    </w:p>
-    <w:p>
-      <w:pPr>
-        <w:pStyle w:val="BodyText"/>
-      </w:pPr>
-      <w:r>
-        <w:t xml:space="preserve">The capstone model adds all three-way interactions (FSTS×DAI×ICRV, plus constituent lower-order interactions). The Lind–Mehlum test in M11 confirms the inverted-U (TP = 34.6%, LM p = .002), establishing that the inverted-U shape holds even in the most demanding specification. The DAI×ICRV interaction (β = +0.060, p = .012, *) is statistically significant, consistent with the CDCM prediction that digital capabilities provide stronger per-unit performance effects in weaker institutional environments. The three-way FSTS×DAI×ICRV term (β = −0.001, NS) is not significant, indicating that the DAI curve-reshaping effect documented in M8/M9 does not systematically vary across the ICRV regime gradient in this specification.</w:t>
-      </w:r>
-    </w:p>
-    <w:p>
-      <w:pPr>
-        <w:pStyle w:val="BodyText"/>
-      </w:pPr>
-      <w:r>
-        <w:t xml:space="preserve">AdjR² = .067 in M11 (vs. .049 in M10) indicates meaningful incremental fit from adding the three-way moderation structure.</w:t>
-      </w:r>
-    </w:p>
-    <w:p>
-      <w:pPr>
-        <w:pStyle w:val="BodyText"/>
-      </w:pPr>
-      <w:r>
-        <w:rPr>
-          <w:bCs/>
-          <w:b/>
-        </w:rPr>
-        <w:t xml:space="preserve">H7-P7 (three-way interaction) is not confirmed; M11 inverted-U is confirmed.</w:t>
-      </w:r>
-      <w:r>
-        <w:t xml:space="preserve"> </w:t>
-      </w:r>
-      <w:r>
-        <w:t xml:space="preserve">The DAI×ICRV main interaction is statistically significant (p = .012), supporting regime-contingent digital effects. The three-way FSTS curve-reshaping via DAI×ICRV does not reach statistical significance — the WBES DAI measure's limited dimensionality (Tier 1–2 only) likely constrains detection of the full CDCM-predicted interaction.</w:t>
+        <w:t xml:space="preserve">level</w:t>
+      </w:r>
+      <w:r>
+        <w:t xml:space="preserve"> </w:t>
+      </w:r>
+      <w:r>
+        <w:t xml:space="preserve">of productivity but do not significantly reshape the pooled curve. What reshapes the curve is institutional regime — and it does so not as a smooth gradient but as three discrete zones. In the middle of the institutional gradient (lower-middle transition), the inverted-U is sharp and reliably located near a 43% turning point; at the top (strongest institutions, including Japan), the descending limb is pushed beyond the observable range and the relationship is effectively near-linear; at the bottom (emerging and Pacific SIDS), the inverted-U dissolves and, in the SIDS group, reverses. This three-zone reading reconciles the apparently divergent single-country results in the dissertation (Vietnam and India in the transition zone show sharp inverted-U; Singapore and Japan at the top show near-linearity; the SIDS group shows the Forced Internationalization Penalty) within one harmonised, 50-economy estimation.</w:t>
       </w:r>
     </w:p>
     <w:p>
@@ -1040,9 +1349,9 @@
         </w:pict>
       </w:r>
     </w:p>
-    <w:bookmarkEnd w:id="40"/>
     <w:bookmarkEnd w:id="41"/>
-    <w:bookmarkStart w:id="47" w:name="X735612638e4e736e4693e459c258977262c0dfc"/>
+    <w:bookmarkEnd w:id="42"/>
+    <w:bookmarkStart w:id="48" w:name="X735612638e4e736e4693e459c258977262c0dfc"/>
     <w:p>
       <w:pPr>
         <w:pStyle w:val="Heading2"/>
@@ -1051,7 +1360,7 @@
         <w:t xml:space="preserve">5. Discussion</w:t>
       </w:r>
     </w:p>
-    <w:bookmarkStart w:id="42" w:name="Xdb3d0d0ea2b17533512dc509acb289540c6f5bb"/>
+    <w:bookmarkStart w:id="43" w:name="Xdb3d0d0ea2b17533512dc509acb289540c6f5bb"/>
     <w:p>
       <w:pPr>
         <w:pStyle w:val="Heading3"/>
@@ -1065,11 +1374,27 @@
         <w:pStyle w:val="FirstParagraph"/>
       </w:pPr>
       <w:r>
-        <w:t xml:space="preserve">The central finding — an inverted-U with a turning point at approximately 36% foreign sales intensity, robust across 49 economies and six ICRV groups — offers a parsimonious resolution to apparent inconsistencies in the Asian I–P literature. Studies finding positive linear effects (Pangarkar, 2008: Singapore; Cho et al., 2023: Korea) are working with samples centred well below the 36% turning point; their firms are on the ascending limb. Studies finding null or negative results (Mondal et al., 2022: India family firms) may be capturing firms above the turning point in a high-WBES-wave year. Our ICRV moderation result provides a further refinement: the turning point itself varies from approximately 28% (Group I) to 55% (Group V–VI), so studies in institutionally advanced economies are likely to find earlier-peaking effects than studies in frontier economies.</w:t>
-      </w:r>
-    </w:p>
-    <w:bookmarkEnd w:id="42"/>
-    <w:bookmarkStart w:id="43" w:name="X3e958d55d5690299d9deebec25f8bb524b314c6"/>
+        <w:t xml:space="preserve">The central finding — an inverted-U with a capability-adjusted turning point of 43.6% foreign sales intensity, robust across 50 economies and six ICRV groups — offers a parsimonious resolution to apparent inconsistencies in the Asian I–P literature. Studies finding positive linear effects (Pangarkar, 2008: Singapore; Cho et al., 2023: Korea) are working with strong-institution samples whose turning point lies beyond the observable export-intensity range; their firms are on a long ascending limb. Studies finding null or negative results may be capturing weakest-regime samples in which the inverted-U dissolves. Our within-regime turning-point analysis provides the key refinement: the relationship is not a single inverted-U with a moving peak but a</w:t>
+      </w:r>
+      <w:r>
+        <w:t xml:space="preserve"> </w:t>
+      </w:r>
+      <w:r>
+        <w:rPr>
+          <w:bCs/>
+          <w:b/>
+        </w:rPr>
+        <w:t xml:space="preserve">three-zone</w:t>
+      </w:r>
+      <w:r>
+        <w:t xml:space="preserve"> </w:t>
+      </w:r>
+      <w:r>
+        <w:t xml:space="preserve">structure — sharp inverted-U in the transition regime (Group IV, TP ≈ 43%), near-linearity in the strongest regime (Group I, TP ≈ 80%, beyond range), and dissolution in the weakest regimes (Group V ≈ 37%; Group VI SIDS, no inverted-U). Whether a single-country study finds an inverted-U at all therefore depends on which institutional zone its economy occupies.</w:t>
+      </w:r>
+    </w:p>
+    <w:bookmarkEnd w:id="43"/>
+    <w:bookmarkStart w:id="44" w:name="X3e958d55d5690299d9deebec25f8bb524b314c6"/>
     <w:p>
       <w:pPr>
         <w:pStyle w:val="Heading3"/>
@@ -1083,17 +1408,17 @@
         <w:pStyle w:val="FirstParagraph"/>
       </w:pPr>
       <w:r>
-        <w:t xml:space="preserve">The finding that TCI raises the performance level without reliably reshaping the I–P curve in the pooled sample distinguishes the cross-economy result from country-specific evidence. In P3 Vietnam and P5 China, TCI moderated the curve shape; in the 49-economy pool, institutional heterogeneity attenuates that moderation signal. This is consistent with the absorptive capacity argument (Cohen &amp; Levinthal, 1990): high-TCI firms process international market signals more effectively, but the curve-shaping benefit requires institutional complementarity (e.g., strong IP protection, technology transfer infrastructure) that is inconsistently present across the full ICRV spectrum. The practical implication is that technological capability raises the performance floor universally, but its curve-reshaping role is context-contingent and cannot be assumed at scale.</w:t>
-      </w:r>
-    </w:p>
-    <w:bookmarkEnd w:id="43"/>
-    <w:bookmarkStart w:id="44" w:name="X6dd7d6eceb2ff81026d810222fc30c1f86e05e5"/>
+        <w:t xml:space="preserve">The finding that TCI raises the performance level without reliably reshaping the I–P curve in the pooled sample distinguishes the cross-economy result from country-specific evidence. In P3 Vietnam and P5 China, TCI moderated the curve shape; in the 50-economy pool, institutional heterogeneity attenuates that moderation signal. This is consistent with the absorptive capacity argument (Cohen &amp; Levinthal, 1990): high-TCI firms process international market signals more effectively, but the curve-shaping benefit requires institutional complementarity (e.g., strong IP protection, technology transfer infrastructure) that is inconsistently present across the full ICRV spectrum. The practical implication is that technological capability raises the performance floor universally, but its curve-reshaping role is context-contingent and cannot be assumed at scale.</w:t>
+      </w:r>
+    </w:p>
+    <w:bookmarkEnd w:id="44"/>
+    <w:bookmarkStart w:id="45" w:name="Xd4fb1bb7a799c1fc5adcff76c30e3f2326e6be3"/>
     <w:p>
       <w:pPr>
         <w:pStyle w:val="Heading3"/>
       </w:pPr>
       <w:r>
-        <w:t xml:space="preserve">5.3 Digital Adoption and Institutional Complementarity</w:t>
+        <w:t xml:space="preserve">5.3 Digital Adoption: Level Effect, Not Curve Reshaping</w:t>
       </w:r>
     </w:p>
     <w:p>
@@ -1101,11 +1426,27 @@
         <w:pStyle w:val="FirstParagraph"/>
       </w:pPr>
       <w:r>
-        <w:t xml:space="preserve">The capability-complementarity curve reshaping found for DAI in M9 — and the significant DAI×ICRV interaction (β = +0.060, p = .012) in M11 — provides the first multi-economy evidence for the CDCM prediction that digital capabilities' performance effects are context-contingent. In institutionally stronger economies (Group I–II), digital infrastructure is near-universal and therefore provides competitive advantage only to early adopters at the margin; in weaker institutional environments (Group IV–VI), digital adoption remains differentiating. The implication is that policies promoting digitalisation in frontier economies are likely to generate stronger firm-level returns per unit of adoption than equivalent policies in advanced economies.</w:t>
-      </w:r>
-    </w:p>
-    <w:bookmarkEnd w:id="44"/>
-    <w:bookmarkStart w:id="45" w:name="X84f38018b3434e120970b4f2e30dde187cbc62e"/>
+        <w:t xml:space="preserve">On the canonical specification, digital adoption is the largest single capability level-shifter (DAI = +0.219, p &lt; .001) but does not significantly reshape the pooled I–P curve. This is a more conservative and, we argue, more credible reading than an earlier draft that attributed significant curve-reshaping to DAI: with within-economy-year standardisation and two-way fixed effects absorbing the price-level and selection confounds, the apparent curve-reshaping does not survive. The "digital shield" mechanism — DAI cushioning the descending limb — appears in the single-country Singapore study (P4) but is undetectable in aggregation, indicating that any curve-shaping role of digital adoption is institution-contingent and operates below the resolution of a pooled, Tier-1 (website-only) WBES measure. The policy implication is correspondingly disciplined: digital adoption is a robust lever for raising the productivity</w:t>
+      </w:r>
+      <w:r>
+        <w:t xml:space="preserve"> </w:t>
+      </w:r>
+      <w:r>
+        <w:rPr>
+          <w:bCs/>
+          <w:b/>
+        </w:rPr>
+        <w:t xml:space="preserve">level</w:t>
+      </w:r>
+      <w:r>
+        <w:t xml:space="preserve"> </w:t>
+      </w:r>
+      <w:r>
+        <w:t xml:space="preserve">across the region, but it should not be sold as a tool for re-shaping the internationalization-performance trade-off.</w:t>
+      </w:r>
+    </w:p>
+    <w:bookmarkEnd w:id="45"/>
+    <w:bookmarkStart w:id="46" w:name="X84f38018b3434e120970b4f2e30dde187cbc62e"/>
     <w:p>
       <w:pPr>
         <w:pStyle w:val="Heading3"/>
@@ -1119,35 +1460,27 @@
         <w:pStyle w:val="FirstParagraph"/>
       </w:pPr>
       <w:r>
-        <w:t xml:space="preserve">The consistent and significant performance premium for female top managers (approximately 17–20% across specifications) is notable given the diversity of economies in our sample, from conservative Gulf economies (Bahrain, Iraq) to progressive innovation hubs (Korea, Singapore, Israel). This cross-context robustness supports the view that female top management is a genuine resource (Hambrick &amp; Mason, 1984; Richard et al., 2019), not merely a proxy for firm governance quality. The null curve-moderation result (FSTS×female_manager not significant) suggests that the performance premium is universal across FSTS levels — female managers improve absolute performance but do not help firms navigate internationalisation more efficiently.</w:t>
-      </w:r>
-    </w:p>
-    <w:p>
-      <w:pPr>
-        <w:pStyle w:val="BodyText"/>
-      </w:pPr>
-      <w:r>
-        <w:t xml:space="preserve">Two recent World Bank studies corroborate the premium from a supply-side perspective. In Vietnam — one of our largest ICRV Group IV contributors, with a female-to-male labour force participation ratio of 88.61% (World Bank Prosperity Data360, 2025) — the</w:t>
-      </w:r>
-      <w:r>
-        <w:t xml:space="preserve"> </w:t>
-      </w:r>
-      <w:r>
-        <w:rPr>
-          <w:iCs/>
-          <w:i/>
-        </w:rPr>
-        <w:t xml:space="preserve">Care for Growth</w:t>
-      </w:r>
-      <w:r>
-        <w:t xml:space="preserve"> </w:t>
-      </w:r>
-      <w:r>
-        <w:t xml:space="preserve">policy note (Buchhave et al., 2026) documents that women who hold management positions have cleared exceptional retention barriers: childbirth reduces women's wage employment probability by 8.1 percentage points and urban household income by 27%, with no significant effect on fathers. Women who reach managerial rank therefore represent a highly selected and committed workforce stratum, consistent with the productivity premium we estimate. At the sector level, IFC (2022) similarly documents that female leadership in Vietnamese banking is associated with superior risk management and stakeholder orientation — the relational-capital mechanisms posited by Upper Echelons Theory (Hambrick &amp; Mason, 1984). These convergent pieces of evidence strengthen the interpretation that the WBES-estimated premium reflects genuine managerial capability rather than endogenous selection into high-productivity firms.</w:t>
-      </w:r>
-    </w:p>
-    <w:bookmarkEnd w:id="45"/>
-    <w:bookmarkStart w:id="46" w:name="Xde7edcb3f604b7ff7a62d585547252a5b42f172"/>
+        <w:t xml:space="preserve">On the canonical specification, manager sectoral experience carries no significant level effect, and the female-top-manager coefficient is</w:t>
+      </w:r>
+      <w:r>
+        <w:t xml:space="preserve"> </w:t>
+      </w:r>
+      <w:r>
+        <w:rPr>
+          <w:bCs/>
+          <w:b/>
+        </w:rPr>
+        <w:t xml:space="preserve">negative</w:t>
+      </w:r>
+      <w:r>
+        <w:t xml:space="preserve"> </w:t>
+      </w:r>
+      <w:r>
+        <w:t xml:space="preserve">(−0.104, p &lt; .001) rather than positive. This sign is consistent across the dissertation — the single-country Japan study (P10) and the thesis pooled analysis estimate the same negative coefficient — and it cautions against a causal reading. In economies where female senior leadership remains rare (the regional pool spans contexts with female-top-manager shares from single digits upward), the small set of female-led establishments is unlikely to be a random draw; the most plausible interpretation is compositional selection into smaller, lower-margin, labour-intensive niches, which a cross-sectional level regression cannot disentangle from any leadership effect. The null curve-moderation result (FSTS×manager terms not significant) indicates that, whatever the source of the level coefficient, manager characteristics do not help firms navigate the internationalization trade-off more efficiently. We therefore report the female-management coefficient as a descriptive regularity requiring within-economy, selection-aware analysis (e.g., matched samples or panel tracking of leadership transitions), not as evidence on the causal effect of female leadership on firm performance.</w:t>
+      </w:r>
+    </w:p>
+    <w:bookmarkEnd w:id="46"/>
+    <w:bookmarkStart w:id="47" w:name="Xde7edcb3f604b7ff7a62d585547252a5b42f172"/>
     <w:p>
       <w:pPr>
         <w:pStyle w:val="Heading3"/>
@@ -1161,7 +1494,7 @@
         <w:pStyle w:val="FirstParagraph"/>
       </w:pPr>
       <w:r>
-        <w:t xml:space="preserve">Three inferential constraints bound these findings. First, WBES is a cross-sectional design: the term "performance" throughout refers to a contemporaneous association between FSTS and labour productivity in a given survey year, not a panel-tracked causal effect. The IV strategy used in P3 Vietnam to address selection into exporting is not available at scale across 34 economies. Second, the DAI measure is limited to Tier 1 (website) and Tier 2 (e-payment) capabilities in most WBES waves; the richer digital capability dimensions captured in more recent BEE-schema waves are not yet available for the majority of economies. Third, the dataset now covers all 49 ICRV-mapped economies across six regime groups; however, Oman's available wave (2003) predates the digital-capability variables, limiting its contribution to baseline models only. Future waves of the Oman WBES would sharpen Group II estimates.</w:t>
+        <w:t xml:space="preserve">Three inferential constraints bound these findings. First, WBES is a cross-sectional design: "performance" throughout refers to a contemporaneous association between FSTS and labour productivity in a given survey year, not a panel-tracked causal effect. The IV strategy used in the single-country P3 Vietnam study to address selection into exporting is not available at scale across 50 economies, and capability-based selection into exporting is part of what the capability-adjusted turning point (M4) reveals rather than a nuisance assumed away. Second, the DAI measure is limited to Tier-1 (website) capability in the harmonised pool; the richer digital-capability dimensions captured in more recent BEE-schema waves are not yet available for the majority of economies, which likely contributes to the null curve-reshaping result. Third, the dataset covers all 50 ICRV-mapped economies across six regime groups, including Japan's inaugural 2025 wave; some early waves predate the digital-capability and manager variables, limiting their contribution to the baseline models. Future WBES waves would sharpen the moderation estimates, particularly for the sparser Advanced and SIDS regimes.</w:t>
       </w:r>
     </w:p>
     <w:p>
@@ -1171,9 +1504,9 @@
         </w:pict>
       </w:r>
     </w:p>
-    <w:bookmarkEnd w:id="46"/>
     <w:bookmarkEnd w:id="47"/>
-    <w:bookmarkStart w:id="48" w:name="X56025c6d9dbf7520f7a7df11f905cdd09f46e4a"/>
+    <w:bookmarkEnd w:id="48"/>
+    <w:bookmarkStart w:id="49" w:name="X56025c6d9dbf7520f7a7df11f905cdd09f46e4a"/>
     <w:p>
       <w:pPr>
         <w:pStyle w:val="Heading2"/>
@@ -1187,7 +1520,7 @@
         <w:pStyle w:val="FirstParagraph"/>
       </w:pPr>
       <w:r>
-        <w:t xml:space="preserve">We find that the inverted-U I–P relationship holds robustly across a 49-economy, 102-wave WBES sample, with a turning point of approximately 36% foreign sales intensity. Three conclusions are policy-relevant. First, for firms in the ascending phase (FSTS &lt; 36%), intensifying internationalisation is productivity-enhancing; the priority is removing barriers to export expansion. For firms beyond the turning point, the constraint is not market access but coordination capacity. Second, building technological capability raises the performance level across all FSTS levels without reliably reshaping the curve; policy should target capability building as a baseline performance lever rather than as a curve-shifting intervention. Third, digital adoption is both a universal performance enhancer and a primary curve reshaper: DAI compresses ascending-limb returns and attenuates descending-limb performance decline, with stronger returns in weaker institutional environments (DAI×ICRV, p = .012).</w:t>
+        <w:t xml:space="preserve">We find that the inverted-U I–P relationship holds robustly across a 50-economy, 103-wave WBES sample (including Japan's inaugural 2025 wave), with a capability-adjusted turning point of 43.6% foreign sales intensity. Three conclusions are policy-relevant. First, for firms in the ascending phase (FSTS &lt; 43.6%), intensifying internationalization is productivity-enhancing; the priority is removing barriers to export expansion. For firms beyond the turning point, the constraint is not market access but coordination capacity. Second, both technological capability and digital adoption raise the performance level substantially across all FSTS levels without reliably reshaping the curve; policy should target capability building as a baseline performance lever rather than as a curve-shifting intervention. Third, and most important, it is institutional regime — not capability — that determines the shape of the curve: the inverted-U is sharp in transition economies (turning point ≈ 43%), straightens toward near-linearity in the strongest-institution economies (peak beyond the observable range), and dissolves in the weakest regimes, reversing into a Forced Internationalization Penalty in the Pacific SIDS group. Context-contingent policy must therefore differ by zone, not merely by where a common peak falls.</w:t>
       </w:r>
     </w:p>
     <w:p>
@@ -1195,7 +1528,7 @@
         <w:pStyle w:val="BodyText"/>
       </w:pPr>
       <w:r>
-        <w:t xml:space="preserve">The near-term policy context adds urgency to these findings. World Bank (2026b) macro monitoring data for Vietnam — the largest ICRV Group IV economy in the sample — show manufacturing PMI falling to 45.3 (contraction) in March 2026 as new export orders collapsed following the opening of a U.S. trade-representative investigation; merchandise imports had risen 27.8% year-on-year by the same month, partly driven by energy supply-chain disruption from the Strait of Hormuz conflict. These conditions are precisely those under which the right-side of the inverted-U becomes consequential: firms pushed above their optimal FSTS by earlier export commitments face amplified coordination and input-cost pressures. The ICRV moderation result — that Group IV firms face steeper descending-limb penalties — implies that Vietnamese exporters currently above the 36% FSTS turning point are among the most exposed to macro shocks. Policies promoting digital capability adoption (DAI) can buffer this descent by compressing the descending limb, consistent with our M8/M9 estimates.</w:t>
+        <w:t xml:space="preserve">The near-term policy context adds urgency to these findings. World Bank (2026b) macro monitoring data for Vietnam — the largest ICRV Group IV economy in the sample — show manufacturing PMI falling to 45.3 (contraction) in March 2026 as new export orders collapsed following the opening of a U.S. trade-representative investigation; merchandise imports had risen 27.8% year-on-year by the same month, partly driven by energy supply-chain disruption from the Strait of Hormuz conflict. These conditions are precisely those under which the right side of the inverted-U becomes consequential: firms pushed above their optimal FSTS by earlier export commitments face amplified coordination and input-cost pressures. Because Vietnam sits in the transition regime where the inverted-U is sharpest (Group IV turning point ≈ 43%), Vietnamese exporters currently above that threshold are among the most exposed to macro shocks. The capability evidence implies that building technological and digital capability raises the productivity floor for these firms, even though — on our pooled estimates — capability does not by itself flatten the descending limb; the binding margin is the breadth of capable export participation, not a curve-shifting fix.</w:t>
       </w:r>
     </w:p>
     <w:p>
@@ -1213,8 +1546,8 @@
         </w:pict>
       </w:r>
     </w:p>
-    <w:bookmarkEnd w:id="48"/>
-    <w:bookmarkStart w:id="73" w:name="references"/>
+    <w:bookmarkEnd w:id="49"/>
+    <w:bookmarkStart w:id="74" w:name="references"/>
     <w:p>
       <w:pPr>
         <w:pStyle w:val="Heading2"/>
@@ -1267,7 +1600,7 @@
       <w:r>
         <w:t xml:space="preserve"> </w:t>
       </w:r>
-      <w:hyperlink r:id="rId49">
+      <w:hyperlink r:id="rId50">
         <w:r>
           <w:rPr>
             <w:rStyle w:val="Hyperlink"/>
@@ -1323,7 +1656,7 @@
       <w:r>
         <w:t xml:space="preserve"> </w:t>
       </w:r>
-      <w:hyperlink r:id="rId50">
+      <w:hyperlink r:id="rId51">
         <w:r>
           <w:rPr>
             <w:rStyle w:val="Hyperlink"/>
@@ -1355,7 +1688,7 @@
       <w:r>
         <w:t xml:space="preserve"> </w:t>
       </w:r>
-      <w:hyperlink r:id="rId51">
+      <w:hyperlink r:id="rId52">
         <w:r>
           <w:rPr>
             <w:rStyle w:val="Hyperlink"/>
@@ -1408,7 +1741,7 @@
       <w:r>
         <w:t xml:space="preserve"> </w:t>
       </w:r>
-      <w:hyperlink r:id="rId52">
+      <w:hyperlink r:id="rId53">
         <w:r>
           <w:rPr>
             <w:rStyle w:val="Hyperlink"/>
@@ -1440,7 +1773,7 @@
       <w:r>
         <w:t xml:space="preserve"> </w:t>
       </w:r>
-      <w:hyperlink r:id="rId53">
+      <w:hyperlink r:id="rId54">
         <w:r>
           <w:rPr>
             <w:rStyle w:val="Hyperlink"/>
@@ -1472,7 +1805,7 @@
       <w:r>
         <w:t xml:space="preserve"> </w:t>
       </w:r>
-      <w:hyperlink r:id="rId54">
+      <w:hyperlink r:id="rId55">
         <w:r>
           <w:rPr>
             <w:rStyle w:val="Hyperlink"/>
@@ -1504,7 +1837,7 @@
       <w:r>
         <w:t xml:space="preserve"> </w:t>
       </w:r>
-      <w:hyperlink r:id="rId55">
+      <w:hyperlink r:id="rId56">
         <w:r>
           <w:rPr>
             <w:rStyle w:val="Hyperlink"/>
@@ -1536,7 +1869,7 @@
       <w:r>
         <w:t xml:space="preserve"> </w:t>
       </w:r>
-      <w:hyperlink r:id="rId56">
+      <w:hyperlink r:id="rId57">
         <w:r>
           <w:rPr>
             <w:rStyle w:val="Hyperlink"/>
@@ -1589,7 +1922,7 @@
       <w:r>
         <w:t xml:space="preserve"> </w:t>
       </w:r>
-      <w:hyperlink r:id="rId57">
+      <w:hyperlink r:id="rId58">
         <w:r>
           <w:rPr>
             <w:rStyle w:val="Hyperlink"/>
@@ -1621,7 +1954,7 @@
       <w:r>
         <w:t xml:space="preserve"> </w:t>
       </w:r>
-      <w:hyperlink r:id="rId58">
+      <w:hyperlink r:id="rId59">
         <w:r>
           <w:rPr>
             <w:rStyle w:val="Hyperlink"/>
@@ -1653,7 +1986,7 @@
       <w:r>
         <w:t xml:space="preserve"> </w:t>
       </w:r>
-      <w:hyperlink r:id="rId59">
+      <w:hyperlink r:id="rId60">
         <w:r>
           <w:rPr>
             <w:rStyle w:val="Hyperlink"/>
@@ -1685,7 +2018,7 @@
       <w:r>
         <w:t xml:space="preserve"> </w:t>
       </w:r>
-      <w:hyperlink r:id="rId60">
+      <w:hyperlink r:id="rId61">
         <w:r>
           <w:rPr>
             <w:rStyle w:val="Hyperlink"/>
@@ -1762,7 +2095,7 @@
       <w:r>
         <w:t xml:space="preserve"> </w:t>
       </w:r>
-      <w:hyperlink r:id="rId61">
+      <w:hyperlink r:id="rId62">
         <w:r>
           <w:rPr>
             <w:rStyle w:val="Hyperlink"/>
@@ -1794,7 +2127,7 @@
       <w:r>
         <w:t xml:space="preserve"> </w:t>
       </w:r>
-      <w:hyperlink r:id="rId62">
+      <w:hyperlink r:id="rId63">
         <w:r>
           <w:rPr>
             <w:rStyle w:val="Hyperlink"/>
@@ -1826,7 +2159,7 @@
       <w:r>
         <w:t xml:space="preserve"> </w:t>
       </w:r>
-      <w:hyperlink r:id="rId63">
+      <w:hyperlink r:id="rId64">
         <w:r>
           <w:rPr>
             <w:rStyle w:val="Hyperlink"/>
@@ -1858,7 +2191,7 @@
       <w:r>
         <w:t xml:space="preserve"> </w:t>
       </w:r>
-      <w:hyperlink r:id="rId64">
+      <w:hyperlink r:id="rId65">
         <w:r>
           <w:rPr>
             <w:rStyle w:val="Hyperlink"/>
@@ -1890,7 +2223,7 @@
       <w:r>
         <w:t xml:space="preserve"> </w:t>
       </w:r>
-      <w:hyperlink r:id="rId65">
+      <w:hyperlink r:id="rId66">
         <w:r>
           <w:rPr>
             <w:rStyle w:val="Hyperlink"/>
@@ -1922,7 +2255,7 @@
       <w:r>
         <w:t xml:space="preserve"> </w:t>
       </w:r>
-      <w:hyperlink r:id="rId66">
+      <w:hyperlink r:id="rId67">
         <w:r>
           <w:rPr>
             <w:rStyle w:val="Hyperlink"/>
@@ -1954,7 +2287,7 @@
       <w:r>
         <w:t xml:space="preserve"> </w:t>
       </w:r>
-      <w:hyperlink r:id="rId67">
+      <w:hyperlink r:id="rId68">
         <w:r>
           <w:rPr>
             <w:rStyle w:val="Hyperlink"/>
@@ -2028,7 +2361,7 @@
       <w:r>
         <w:t xml:space="preserve"> </w:t>
       </w:r>
-      <w:hyperlink r:id="rId68">
+      <w:hyperlink r:id="rId69">
         <w:r>
           <w:rPr>
             <w:rStyle w:val="Hyperlink"/>
@@ -2126,7 +2459,7 @@
       <w:r>
         <w:t xml:space="preserve"> </w:t>
       </w:r>
-      <w:hyperlink r:id="rId69">
+      <w:hyperlink r:id="rId70">
         <w:r>
           <w:rPr>
             <w:rStyle w:val="Hyperlink"/>
@@ -2158,7 +2491,7 @@
       <w:r>
         <w:t xml:space="preserve"> </w:t>
       </w:r>
-      <w:hyperlink r:id="rId70">
+      <w:hyperlink r:id="rId71">
         <w:r>
           <w:rPr>
             <w:rStyle w:val="Hyperlink"/>
@@ -2190,7 +2523,7 @@
       <w:r>
         <w:t xml:space="preserve"> </w:t>
       </w:r>
-      <w:hyperlink r:id="rId71">
+      <w:hyperlink r:id="rId72">
         <w:r>
           <w:rPr>
             <w:rStyle w:val="Hyperlink"/>
@@ -2270,7 +2603,7 @@
       <w:r>
         <w:t xml:space="preserve"> </w:t>
       </w:r>
-      <w:hyperlink r:id="rId72">
+      <w:hyperlink r:id="rId73">
         <w:r>
           <w:rPr>
             <w:rStyle w:val="Hyperlink"/>
@@ -2347,7 +2680,7 @@
       <w:r>
         <w:t xml:space="preserve"> </w:t>
       </w:r>
-      <w:hyperlink r:id="rId72">
+      <w:hyperlink r:id="rId73">
         <w:r>
           <w:rPr>
             <w:rStyle w:val="Hyperlink"/>
@@ -2361,7 +2694,7 @@
         <w:pStyle w:val="BodyText"/>
       </w:pPr>
       <w:r>
-        <w:t xml:space="preserve">Wu, J., Wang, C., Hong, J., Piperopoulos, P., &amp; Zhuo, S. (2022). Internationalisation and innovation of business groups: Evidence from China.</w:t>
+        <w:t xml:space="preserve">Wu, J., Wang, C., Hong, J., Piperopoulos, P., &amp; Zhuo, S. (2022). Internationalization and innovation of business groups: Evidence from China.</w:t>
       </w:r>
       <w:r>
         <w:t xml:space="preserve"> </w:t>
@@ -2384,8 +2717,8 @@
         </w:pict>
       </w:r>
     </w:p>
-    <w:bookmarkEnd w:id="73"/>
-    <w:bookmarkStart w:id="74" w:name="appendix-a-model-sequence"/>
+    <w:bookmarkEnd w:id="74"/>
+    <w:bookmarkStart w:id="75" w:name="appendix-a-model-sequence"/>
     <w:p>
       <w:pPr>
         <w:pStyle w:val="Heading2"/>
@@ -2481,31 +2814,31 @@
               <w:jc w:val="left"/>
             </w:pPr>
             <w:r>
-              <w:t xml:space="preserve">ln(LP)</w:t>
-            </w:r>
-          </w:p>
-        </w:tc>
-        <w:tc>
-          <w:tcPr/>
-          <w:p>
-            <w:pPr>
-              <w:pStyle w:val="Compact"/>
-              <w:jc w:val="left"/>
-            </w:pPr>
-            <w:r>
-              <w:t xml:space="preserve">Log labour productivity (sales / workers)</w:t>
-            </w:r>
-          </w:p>
-        </w:tc>
-        <w:tc>
-          <w:tcPr/>
-          <w:p>
-            <w:pPr>
-              <w:pStyle w:val="Compact"/>
-              <w:jc w:val="left"/>
-            </w:pPr>
-            <w:r>
-              <w:t xml:space="preserve">n3 or d2; l1</w:t>
+              <w:t xml:space="preserve">lp_z</w:t>
+            </w:r>
+          </w:p>
+        </w:tc>
+        <w:tc>
+          <w:tcPr/>
+          <w:p>
+            <w:pPr>
+              <w:pStyle w:val="Compact"/>
+              <w:jc w:val="left"/>
+            </w:pPr>
+            <w:r>
+              <w:t xml:space="preserve">Log labour productivity ln(d2/l1), winsorised 1/99, z-scored within economy-year</w:t>
+            </w:r>
+          </w:p>
+        </w:tc>
+        <w:tc>
+          <w:tcPr/>
+          <w:p>
+            <w:pPr>
+              <w:pStyle w:val="Compact"/>
+              <w:jc w:val="left"/>
+            </w:pPr>
+            <w:r>
+              <w:t xml:space="preserve">d2; l1</w:t>
             </w:r>
           </w:p>
         </w:tc>
@@ -2543,19 +2876,19 @@
               <w:jc w:val="left"/>
             </w:pPr>
             <w:r>
-              <w:t xml:space="preserve">Foreign sales share (direct exports)</w:t>
-            </w:r>
-          </w:p>
-        </w:tc>
-        <w:tc>
-          <w:tcPr/>
-          <w:p>
-            <w:pPr>
-              <w:pStyle w:val="Compact"/>
-              <w:jc w:val="left"/>
-            </w:pPr>
-            <w:r>
-              <w:t xml:space="preserve">d3c / 100</w:t>
+              <w:t xml:space="preserve">Foreign sales share (direct + indirect exports)</w:t>
+            </w:r>
+          </w:p>
+        </w:tc>
+        <w:tc>
+          <w:tcPr/>
+          <w:p>
+            <w:pPr>
+              <w:pStyle w:val="Compact"/>
+              <w:jc w:val="left"/>
+            </w:pPr>
+            <w:r>
+              <w:t xml:space="preserve">(d3b + d3c) / 100</w:t>
             </w:r>
           </w:p>
         </w:tc>
@@ -2593,19 +2926,19 @@
               <w:jc w:val="left"/>
             </w:pPr>
             <w:r>
-              <w:t xml:space="preserve">Tech capability index (cert + foreign tech), z-scored</w:t>
-            </w:r>
-          </w:p>
-        </w:tc>
-        <w:tc>
-          <w:tcPr/>
-          <w:p>
-            <w:pPr>
-              <w:pStyle w:val="Compact"/>
-              <w:jc w:val="left"/>
-            </w:pPr>
-            <w:r>
-              <w:t xml:space="preserve">b8, e6</w:t>
+              <w:t xml:space="preserve">Tech capability index (R&amp;D + ISO certification), z-scored within economy-year</w:t>
+            </w:r>
+          </w:p>
+        </w:tc>
+        <w:tc>
+          <w:tcPr/>
+          <w:p>
+            <w:pPr>
+              <w:pStyle w:val="Compact"/>
+              <w:jc w:val="left"/>
+            </w:pPr>
+            <w:r>
+              <w:t xml:space="preserve">h8, b8</w:t>
             </w:r>
           </w:p>
         </w:tc>
@@ -2631,31 +2964,31 @@
               <w:jc w:val="left"/>
             </w:pPr>
             <w:r>
-              <w:t xml:space="preserve">DAI_z</w:t>
-            </w:r>
-          </w:p>
-        </w:tc>
-        <w:tc>
-          <w:tcPr/>
-          <w:p>
-            <w:pPr>
-              <w:pStyle w:val="Compact"/>
-              <w:jc w:val="left"/>
-            </w:pPr>
-            <w:r>
-              <w:t xml:space="preserve">Digital adoption (website + e-pay share), z-scored</w:t>
-            </w:r>
-          </w:p>
-        </w:tc>
-        <w:tc>
-          <w:tcPr/>
-          <w:p>
-            <w:pPr>
-              <w:pStyle w:val="Compact"/>
-              <w:jc w:val="left"/>
-            </w:pPr>
-            <w:r>
-              <w:t xml:space="preserve">c22b/e1, k33</w:t>
+              <w:t xml:space="preserve">DAI</w:t>
+            </w:r>
+          </w:p>
+        </w:tc>
+        <w:tc>
+          <w:tcPr/>
+          <w:p>
+            <w:pPr>
+              <w:pStyle w:val="Compact"/>
+              <w:jc w:val="left"/>
+            </w:pPr>
+            <w:r>
+              <w:t xml:space="preserve">Digital adoption (website presence, Tier-1 binary)</w:t>
+            </w:r>
+          </w:p>
+        </w:tc>
+        <w:tc>
+          <w:tcPr/>
+          <w:p>
+            <w:pPr>
+              <w:pStyle w:val="Compact"/>
+              <w:jc w:val="left"/>
+            </w:pPr>
+            <w:r>
+              <w:t xml:space="preserve">c22b</w:t>
             </w:r>
           </w:p>
         </w:tc>
@@ -3033,6 +3366,1914 @@
           <w:b/>
         </w:rPr>
         <w:t xml:space="preserve">Table 2: Model fit and turning points</w:t>
+      </w:r>
+      <w:r>
+        <w:t xml:space="preserve"> </w:t>
+      </w:r>
+      <w:r>
+        <w:t xml:space="preserve">(50-economy canonical frame; two-way FE economy+year; CRV1 by economy)</w:t>
+      </w:r>
+    </w:p>
+    <w:tbl>
+      <w:tblPr>
+        <w:tblStyle w:val="Table"/>
+        <w:tblW w:type="auto" w:w="0"/>
+        <w:tblLook w:firstRow="1" w:lastRow="0" w:firstColumn="0" w:lastColumn="0" w:noHBand="0" w:noVBand="0" w:val="0020"/>
+        <w:jc w:val="start"/>
+      </w:tblPr>
+      <w:tblGrid>
+        <w:gridCol w:w="1584"/>
+        <w:gridCol w:w="1584"/>
+        <w:gridCol w:w="1584"/>
+        <w:gridCol w:w="1584"/>
+        <w:gridCol w:w="1584"/>
+      </w:tblGrid>
+      <w:tr>
+        <w:trPr>
+          <w:tblHeader w:val="true"/>
+        </w:trPr>
+        <w:tc>
+          <w:tcPr/>
+          <w:p>
+            <w:pPr>
+              <w:pStyle w:val="Compact"/>
+              <w:jc w:val="left"/>
+            </w:pPr>
+            <w:r>
+              <w:t xml:space="preserve">Model</w:t>
+            </w:r>
+          </w:p>
+        </w:tc>
+        <w:tc>
+          <w:tcPr/>
+          <w:p>
+            <w:pPr>
+              <w:pStyle w:val="Compact"/>
+              <w:jc w:val="right"/>
+            </w:pPr>
+            <w:r>
+              <w:t xml:space="preserve">N</w:t>
+            </w:r>
+          </w:p>
+        </w:tc>
+        <w:tc>
+          <w:tcPr/>
+          <w:p>
+            <w:pPr>
+              <w:pStyle w:val="Compact"/>
+              <w:jc w:val="right"/>
+            </w:pPr>
+            <w:r>
+              <w:t xml:space="preserve">Turning point (%)</w:t>
+            </w:r>
+          </w:p>
+        </w:tc>
+        <w:tc>
+          <w:tcPr/>
+          <w:p>
+            <w:pPr>
+              <w:pStyle w:val="Compact"/>
+              <w:jc w:val="right"/>
+            </w:pPr>
+            <w:r>
+              <w:t xml:space="preserve">LM p</w:t>
+            </w:r>
+          </w:p>
+        </w:tc>
+        <w:tc>
+          <w:tcPr/>
+          <w:p>
+            <w:pPr>
+              <w:pStyle w:val="Compact"/>
+              <w:jc w:val="left"/>
+            </w:pPr>
+            <w:r>
+              <w:t xml:space="preserve">Key additions</w:t>
+            </w:r>
+          </w:p>
+        </w:tc>
+      </w:tr>
+      <w:tr>
+        <w:tc>
+          <w:tcPr/>
+          <w:p>
+            <w:pPr>
+              <w:pStyle w:val="Compact"/>
+              <w:jc w:val="left"/>
+            </w:pPr>
+            <w:r>
+              <w:t xml:space="preserve">M1</w:t>
+            </w:r>
+          </w:p>
+        </w:tc>
+        <w:tc>
+          <w:tcPr/>
+          <w:p>
+            <w:pPr>
+              <w:pStyle w:val="Compact"/>
+              <w:jc w:val="right"/>
+            </w:pPr>
+            <w:r>
+              <w:t xml:space="preserve">81,022</w:t>
+            </w:r>
+          </w:p>
+        </w:tc>
+        <w:tc>
+          <w:tcPr/>
+          <w:p>
+            <w:pPr>
+              <w:pStyle w:val="Compact"/>
+              <w:jc w:val="right"/>
+            </w:pPr>
+            <w:r>
+              <w:t xml:space="preserve">—</w:t>
+            </w:r>
+          </w:p>
+        </w:tc>
+        <w:tc>
+          <w:tcPr/>
+          <w:p>
+            <w:pPr>
+              <w:pStyle w:val="Compact"/>
+              <w:jc w:val="right"/>
+            </w:pPr>
+            <w:r>
+              <w:t xml:space="preserve">—</w:t>
+            </w:r>
+          </w:p>
+        </w:tc>
+        <w:tc>
+          <w:tcPr/>
+          <w:p>
+            <w:pPr>
+              <w:pStyle w:val="Compact"/>
+              <w:jc w:val="left"/>
+            </w:pPr>
+            <w:r>
+              <w:t xml:space="preserve">FSTS linear (β = +0.219**)</w:t>
+            </w:r>
+          </w:p>
+        </w:tc>
+      </w:tr>
+      <w:tr>
+        <w:tc>
+          <w:tcPr/>
+          <w:p>
+            <w:pPr>
+              <w:pStyle w:val="Compact"/>
+              <w:jc w:val="left"/>
+            </w:pPr>
+            <w:r>
+              <w:t xml:space="preserve">M2</w:t>
+            </w:r>
+          </w:p>
+        </w:tc>
+        <w:tc>
+          <w:tcPr/>
+          <w:p>
+            <w:pPr>
+              <w:pStyle w:val="Compact"/>
+              <w:jc w:val="right"/>
+            </w:pPr>
+            <w:r>
+              <w:t xml:space="preserve">81,022</w:t>
+            </w:r>
+          </w:p>
+        </w:tc>
+        <w:tc>
+          <w:tcPr/>
+          <w:p>
+            <w:pPr>
+              <w:pStyle w:val="Compact"/>
+              <w:jc w:val="right"/>
+            </w:pPr>
+            <w:r>
+              <w:rPr>
+                <w:bCs/>
+                <w:b/>
+              </w:rPr>
+              <w:t xml:space="preserve">51.5</w:t>
+            </w:r>
+          </w:p>
+        </w:tc>
+        <w:tc>
+          <w:tcPr/>
+          <w:p>
+            <w:pPr>
+              <w:pStyle w:val="Compact"/>
+              <w:jc w:val="right"/>
+            </w:pPr>
+            <w:r>
+              <w:t xml:space="preserve">&lt;.001</w:t>
+            </w:r>
+          </w:p>
+        </w:tc>
+        <w:tc>
+          <w:tcPr/>
+          <w:p>
+            <w:pPr>
+              <w:pStyle w:val="Compact"/>
+              <w:jc w:val="left"/>
+            </w:pPr>
+            <w:r>
+              <w:t xml:space="preserve">FSTS + FSTS² (anchor)</w:t>
+            </w:r>
+          </w:p>
+        </w:tc>
+      </w:tr>
+      <w:tr>
+        <w:tc>
+          <w:tcPr/>
+          <w:p>
+            <w:pPr>
+              <w:pStyle w:val="Compact"/>
+              <w:jc w:val="left"/>
+            </w:pPr>
+            <w:r>
+              <w:t xml:space="preserve">M3</w:t>
+            </w:r>
+          </w:p>
+        </w:tc>
+        <w:tc>
+          <w:tcPr/>
+          <w:p>
+            <w:pPr>
+              <w:pStyle w:val="Compact"/>
+              <w:jc w:val="right"/>
+            </w:pPr>
+            <w:r>
+              <w:t xml:space="preserve">78,970</w:t>
+            </w:r>
+          </w:p>
+        </w:tc>
+        <w:tc>
+          <w:tcPr/>
+          <w:p>
+            <w:pPr>
+              <w:pStyle w:val="Compact"/>
+              <w:jc w:val="right"/>
+            </w:pPr>
+            <w:r>
+              <w:rPr>
+                <w:bCs/>
+                <w:b/>
+              </w:rPr>
+              <w:t xml:space="preserve">43.8</w:t>
+            </w:r>
+          </w:p>
+        </w:tc>
+        <w:tc>
+          <w:tcPr/>
+          <w:p>
+            <w:pPr>
+              <w:pStyle w:val="Compact"/>
+              <w:jc w:val="right"/>
+            </w:pPr>
+            <w:r>
+              <w:t xml:space="preserve">&lt;.001</w:t>
+            </w:r>
+          </w:p>
+        </w:tc>
+        <w:tc>
+          <w:tcPr/>
+          <w:p>
+            <w:pPr>
+              <w:pStyle w:val="Compact"/>
+              <w:jc w:val="left"/>
+            </w:pPr>
+            <w:r>
+              <w:t xml:space="preserve">M2 + ownership, age, size, female-owner</w:t>
+            </w:r>
+          </w:p>
+        </w:tc>
+      </w:tr>
+      <w:tr>
+        <w:tc>
+          <w:tcPr/>
+          <w:p>
+            <w:pPr>
+              <w:pStyle w:val="Compact"/>
+              <w:jc w:val="left"/>
+            </w:pPr>
+            <w:r>
+              <w:t xml:space="preserve">M4</w:t>
+            </w:r>
+          </w:p>
+        </w:tc>
+        <w:tc>
+          <w:tcPr/>
+          <w:p>
+            <w:pPr>
+              <w:pStyle w:val="Compact"/>
+              <w:jc w:val="right"/>
+            </w:pPr>
+            <w:r>
+              <w:t xml:space="preserve">79,080</w:t>
+            </w:r>
+          </w:p>
+        </w:tc>
+        <w:tc>
+          <w:tcPr/>
+          <w:p>
+            <w:pPr>
+              <w:pStyle w:val="Compact"/>
+              <w:jc w:val="right"/>
+            </w:pPr>
+            <w:r>
+              <w:rPr>
+                <w:bCs/>
+                <w:b/>
+              </w:rPr>
+              <w:t xml:space="preserve">43.6</w:t>
+            </w:r>
+          </w:p>
+        </w:tc>
+        <w:tc>
+          <w:tcPr/>
+          <w:p>
+            <w:pPr>
+              <w:pStyle w:val="Compact"/>
+              <w:jc w:val="right"/>
+            </w:pPr>
+            <w:r>
+              <w:t xml:space="preserve">&lt;.001</w:t>
+            </w:r>
+          </w:p>
+        </w:tc>
+        <w:tc>
+          <w:tcPr/>
+          <w:p>
+            <w:pPr>
+              <w:pStyle w:val="Compact"/>
+              <w:jc w:val="left"/>
+            </w:pPr>
+            <w:r>
+              <w:t xml:space="preserve">M3-block + TCI + DAI (headline)</w:t>
+            </w:r>
+          </w:p>
+        </w:tc>
+      </w:tr>
+      <w:tr>
+        <w:tc>
+          <w:tcPr/>
+          <w:p>
+            <w:pPr>
+              <w:pStyle w:val="Compact"/>
+              <w:jc w:val="left"/>
+            </w:pPr>
+            <w:r>
+              <w:t xml:space="preserve">M5</w:t>
+            </w:r>
+          </w:p>
+        </w:tc>
+        <w:tc>
+          <w:tcPr/>
+          <w:p>
+            <w:pPr>
+              <w:pStyle w:val="Compact"/>
+              <w:jc w:val="right"/>
+            </w:pPr>
+            <w:r>
+              <w:t xml:space="preserve">79,080</w:t>
+            </w:r>
+          </w:p>
+        </w:tc>
+        <w:tc>
+          <w:tcPr/>
+          <w:p>
+            <w:pPr>
+              <w:pStyle w:val="Compact"/>
+              <w:jc w:val="right"/>
+            </w:pPr>
+            <w:r>
+              <w:t xml:space="preserve">44.0</w:t>
+            </w:r>
+          </w:p>
+        </w:tc>
+        <w:tc>
+          <w:tcPr/>
+          <w:p>
+            <w:pPr>
+              <w:pStyle w:val="Compact"/>
+              <w:jc w:val="right"/>
+            </w:pPr>
+            <w:r>
+              <w:t xml:space="preserve">&lt;.001</w:t>
+            </w:r>
+          </w:p>
+        </w:tc>
+        <w:tc>
+          <w:tcPr/>
+          <w:p>
+            <w:pPr>
+              <w:pStyle w:val="Compact"/>
+              <w:jc w:val="left"/>
+            </w:pPr>
+            <w:r>
+              <w:t xml:space="preserve">M4 + FSTS×TCI, FSTS²×TCI</w:t>
+            </w:r>
+          </w:p>
+        </w:tc>
+      </w:tr>
+      <w:tr>
+        <w:tc>
+          <w:tcPr/>
+          <w:p>
+            <w:pPr>
+              <w:pStyle w:val="Compact"/>
+              <w:jc w:val="left"/>
+            </w:pPr>
+            <w:r>
+              <w:t xml:space="preserve">M6</w:t>
+            </w:r>
+          </w:p>
+        </w:tc>
+        <w:tc>
+          <w:tcPr/>
+          <w:p>
+            <w:pPr>
+              <w:pStyle w:val="Compact"/>
+              <w:jc w:val="right"/>
+            </w:pPr>
+            <w:r>
+              <w:t xml:space="preserve">79,080</w:t>
+            </w:r>
+          </w:p>
+        </w:tc>
+        <w:tc>
+          <w:tcPr/>
+          <w:p>
+            <w:pPr>
+              <w:pStyle w:val="Compact"/>
+              <w:jc w:val="right"/>
+            </w:pPr>
+            <w:r>
+              <w:t xml:space="preserve">47.1</w:t>
+            </w:r>
+          </w:p>
+        </w:tc>
+        <w:tc>
+          <w:tcPr/>
+          <w:p>
+            <w:pPr>
+              <w:pStyle w:val="Compact"/>
+              <w:jc w:val="right"/>
+            </w:pPr>
+            <w:r>
+              <w:t xml:space="preserve">&lt;.001</w:t>
+            </w:r>
+          </w:p>
+        </w:tc>
+        <w:tc>
+          <w:tcPr/>
+          <w:p>
+            <w:pPr>
+              <w:pStyle w:val="Compact"/>
+              <w:jc w:val="left"/>
+            </w:pPr>
+            <w:r>
+              <w:t xml:space="preserve">M4 + FSTS×DAI, FSTS²×DAI</w:t>
+            </w:r>
+          </w:p>
+        </w:tc>
+      </w:tr>
+      <w:tr>
+        <w:tc>
+          <w:tcPr/>
+          <w:p>
+            <w:pPr>
+              <w:pStyle w:val="Compact"/>
+              <w:jc w:val="left"/>
+            </w:pPr>
+            <w:r>
+              <w:t xml:space="preserve">M7</w:t>
+            </w:r>
+          </w:p>
+        </w:tc>
+        <w:tc>
+          <w:tcPr/>
+          <w:p>
+            <w:pPr>
+              <w:pStyle w:val="Compact"/>
+              <w:jc w:val="right"/>
+            </w:pPr>
+            <w:r>
+              <w:t xml:space="preserve">75,029</w:t>
+            </w:r>
+          </w:p>
+        </w:tc>
+        <w:tc>
+          <w:tcPr/>
+          <w:p>
+            <w:pPr>
+              <w:pStyle w:val="Compact"/>
+              <w:jc w:val="right"/>
+            </w:pPr>
+            <w:r>
+              <w:t xml:space="preserve">44.0</w:t>
+            </w:r>
+          </w:p>
+        </w:tc>
+        <w:tc>
+          <w:tcPr/>
+          <w:p>
+            <w:pPr>
+              <w:pStyle w:val="Compact"/>
+              <w:jc w:val="right"/>
+            </w:pPr>
+            <w:r>
+              <w:t xml:space="preserve">&lt;.001</w:t>
+            </w:r>
+          </w:p>
+        </w:tc>
+        <w:tc>
+          <w:tcPr/>
+          <w:p>
+            <w:pPr>
+              <w:pStyle w:val="Compact"/>
+              <w:jc w:val="left"/>
+            </w:pPr>
+            <w:r>
+              <w:t xml:space="preserve">M4 + manager experience, female manager</w:t>
+            </w:r>
+          </w:p>
+        </w:tc>
+      </w:tr>
+      <w:tr>
+        <w:tc>
+          <w:tcPr/>
+          <w:p>
+            <w:pPr>
+              <w:pStyle w:val="Compact"/>
+              <w:jc w:val="left"/>
+            </w:pPr>
+            <w:r>
+              <w:t xml:space="preserve">M8</w:t>
+            </w:r>
+          </w:p>
+        </w:tc>
+        <w:tc>
+          <w:tcPr/>
+          <w:p>
+            <w:pPr>
+              <w:pStyle w:val="Compact"/>
+              <w:jc w:val="right"/>
+            </w:pPr>
+            <w:r>
+              <w:t xml:space="preserve">79,080</w:t>
+            </w:r>
+          </w:p>
+        </w:tc>
+        <w:tc>
+          <w:tcPr/>
+          <w:p>
+            <w:pPr>
+              <w:pStyle w:val="Compact"/>
+              <w:jc w:val="right"/>
+            </w:pPr>
+            <w:r>
+              <w:t xml:space="preserve">(73.6)</w:t>
+            </w:r>
+          </w:p>
+        </w:tc>
+        <w:tc>
+          <w:tcPr/>
+          <w:p>
+            <w:pPr>
+              <w:pStyle w:val="Compact"/>
+              <w:jc w:val="right"/>
+            </w:pPr>
+            <w:r>
+              <w:t xml:space="preserve">n.s.</w:t>
+            </w:r>
+          </w:p>
+        </w:tc>
+        <w:tc>
+          <w:tcPr/>
+          <w:p>
+            <w:pPr>
+              <w:pStyle w:val="Compact"/>
+              <w:jc w:val="left"/>
+            </w:pPr>
+            <w:r>
+              <w:t xml:space="preserve">M4 + FSTS×ICRV, FSTS²×ICRV (interactions NS)</w:t>
+            </w:r>
+          </w:p>
+        </w:tc>
+      </w:tr>
+    </w:tbl>
+    <w:p>
+      <w:pPr>
+        <w:pStyle w:val="BodyText"/>
+      </w:pPr>
+      <w:r>
+        <w:rPr>
+          <w:iCs/>
+          <w:i/>
+        </w:rPr>
+        <w:t xml:space="preserve">Note.</w:t>
+      </w:r>
+      <w:r>
+        <w:t xml:space="preserve"> </w:t>
+      </w:r>
+      <w:r>
+        <w:t xml:space="preserve">Turning point from −β₁/(2β₂) + mean(FSTS), confirmed by the Lind–Mehlum (2010) test (LM p). All models carry two-way (economy, year) fixed effects throughout; SEs clustered by economy. In M8 the ICRV main effect is absorbed by economy fixed effects and the FSTS×ICRV interactions are not significant, so the pooled turning point is not identified; the institutional structure appears instead in the per-ICRV turning points (Table 4). Reproducible via</w:t>
+      </w:r>
+      <w:r>
+        <w:t xml:space="preserve"> </w:t>
+      </w:r>
+      <w:r>
+        <w:rPr>
+          <w:rStyle w:val="VerbatimChar"/>
+        </w:rPr>
+        <w:t xml:space="preserve">scripts/p7_full_ladder.py</w:t>
+      </w:r>
+      <w:r>
+        <w:t xml:space="preserve">.</w:t>
+      </w:r>
+    </w:p>
+    <w:p>
+      <w:pPr>
+        <w:pStyle w:val="BodyText"/>
+      </w:pPr>
+      <w:r>
+        <w:rPr>
+          <w:bCs/>
+          <w:b/>
+        </w:rPr>
+        <w:t xml:space="preserve">Table 3: Key coefficient estimates</w:t>
+      </w:r>
+    </w:p>
+    <w:tbl>
+      <w:tblPr>
+        <w:tblStyle w:val="Table"/>
+        <w:tblW w:type="auto" w:w="0"/>
+        <w:tblLook w:firstRow="1" w:lastRow="0" w:firstColumn="0" w:lastColumn="0" w:noHBand="0" w:noVBand="0" w:val="0020"/>
+        <w:jc w:val="start"/>
+      </w:tblPr>
+      <w:tblGrid>
+        <w:gridCol w:w="1131"/>
+        <w:gridCol w:w="1131"/>
+        <w:gridCol w:w="1131"/>
+        <w:gridCol w:w="1131"/>
+        <w:gridCol w:w="1131"/>
+        <w:gridCol w:w="1131"/>
+        <w:gridCol w:w="1131"/>
+      </w:tblGrid>
+      <w:tr>
+        <w:trPr>
+          <w:tblHeader w:val="true"/>
+        </w:trPr>
+        <w:tc>
+          <w:tcPr/>
+          <w:p>
+            <w:pPr>
+              <w:pStyle w:val="Compact"/>
+              <w:jc w:val="left"/>
+            </w:pPr>
+            <w:r>
+              <w:t xml:space="preserve">Term</w:t>
+            </w:r>
+          </w:p>
+        </w:tc>
+        <w:tc>
+          <w:tcPr/>
+          <w:p>
+            <w:pPr>
+              <w:pStyle w:val="Compact"/>
+              <w:jc w:val="right"/>
+            </w:pPr>
+            <w:r>
+              <w:t xml:space="preserve">M2</w:t>
+            </w:r>
+          </w:p>
+        </w:tc>
+        <w:tc>
+          <w:tcPr/>
+          <w:p>
+            <w:pPr>
+              <w:pStyle w:val="Compact"/>
+              <w:jc w:val="right"/>
+            </w:pPr>
+            <w:r>
+              <w:t xml:space="preserve">M4</w:t>
+            </w:r>
+          </w:p>
+        </w:tc>
+        <w:tc>
+          <w:tcPr/>
+          <w:p>
+            <w:pPr>
+              <w:pStyle w:val="Compact"/>
+              <w:jc w:val="right"/>
+            </w:pPr>
+            <w:r>
+              <w:t xml:space="preserve">M5</w:t>
+            </w:r>
+          </w:p>
+        </w:tc>
+        <w:tc>
+          <w:tcPr/>
+          <w:p>
+            <w:pPr>
+              <w:pStyle w:val="Compact"/>
+              <w:jc w:val="right"/>
+            </w:pPr>
+            <w:r>
+              <w:t xml:space="preserve">M6</w:t>
+            </w:r>
+          </w:p>
+        </w:tc>
+        <w:tc>
+          <w:tcPr/>
+          <w:p>
+            <w:pPr>
+              <w:pStyle w:val="Compact"/>
+              <w:jc w:val="right"/>
+            </w:pPr>
+            <w:r>
+              <w:t xml:space="preserve">M7</w:t>
+            </w:r>
+          </w:p>
+        </w:tc>
+        <w:tc>
+          <w:tcPr/>
+          <w:p>
+            <w:pPr>
+              <w:pStyle w:val="Compact"/>
+              <w:jc w:val="right"/>
+            </w:pPr>
+            <w:r>
+              <w:t xml:space="preserve">M8</w:t>
+            </w:r>
+          </w:p>
+        </w:tc>
+      </w:tr>
+      <w:tr>
+        <w:tc>
+          <w:tcPr/>
+          <w:p>
+            <w:pPr>
+              <w:pStyle w:val="Compact"/>
+              <w:jc w:val="left"/>
+            </w:pPr>
+            <w:r>
+              <w:t xml:space="preserve">FSTS (β₁)</w:t>
+            </w:r>
+          </w:p>
+        </w:tc>
+        <w:tc>
+          <w:tcPr/>
+          <w:p>
+            <w:pPr>
+              <w:pStyle w:val="Compact"/>
+              <w:jc w:val="right"/>
+            </w:pPr>
+            <w:r>
+              <w:t xml:space="preserve">+1.188***</w:t>
+            </w:r>
+          </w:p>
+        </w:tc>
+        <w:tc>
+          <w:tcPr/>
+          <w:p>
+            <w:pPr>
+              <w:pStyle w:val="Compact"/>
+              <w:jc w:val="right"/>
+            </w:pPr>
+            <w:r>
+              <w:t xml:space="preserve">+0.499***</w:t>
+            </w:r>
+          </w:p>
+        </w:tc>
+        <w:tc>
+          <w:tcPr/>
+          <w:p>
+            <w:pPr>
+              <w:pStyle w:val="Compact"/>
+              <w:jc w:val="right"/>
+            </w:pPr>
+            <w:r>
+              <w:t xml:space="preserve">+0.457***</w:t>
+            </w:r>
+          </w:p>
+        </w:tc>
+        <w:tc>
+          <w:tcPr/>
+          <w:p>
+            <w:pPr>
+              <w:pStyle w:val="Compact"/>
+              <w:jc w:val="right"/>
+            </w:pPr>
+            <w:r>
+              <w:t xml:space="preserve">+0.704***</w:t>
+            </w:r>
+          </w:p>
+        </w:tc>
+        <w:tc>
+          <w:tcPr/>
+          <w:p>
+            <w:pPr>
+              <w:pStyle w:val="Compact"/>
+              <w:jc w:val="right"/>
+            </w:pPr>
+            <w:r>
+              <w:t xml:space="preserve">+0.505***</w:t>
+            </w:r>
+          </w:p>
+        </w:tc>
+        <w:tc>
+          <w:tcPr/>
+          <w:p>
+            <w:pPr>
+              <w:pStyle w:val="Compact"/>
+              <w:jc w:val="right"/>
+            </w:pPr>
+            <w:r>
+              <w:t xml:space="preserve">+0.806†</w:t>
+            </w:r>
+          </w:p>
+        </w:tc>
+      </w:tr>
+      <w:tr>
+        <w:tc>
+          <w:tcPr/>
+          <w:p>
+            <w:pPr>
+              <w:pStyle w:val="Compact"/>
+              <w:jc w:val="left"/>
+            </w:pPr>
+            <w:r>
+              <w:t xml:space="preserve">FSTS² (β₂)</w:t>
+            </w:r>
+          </w:p>
+        </w:tc>
+        <w:tc>
+          <w:tcPr/>
+          <w:p>
+            <w:pPr>
+              <w:pStyle w:val="Compact"/>
+              <w:jc w:val="right"/>
+            </w:pPr>
+            <w:r>
+              <w:t xml:space="preserve">−1.398***</w:t>
+            </w:r>
+          </w:p>
+        </w:tc>
+        <w:tc>
+          <w:tcPr/>
+          <w:p>
+            <w:pPr>
+              <w:pStyle w:val="Compact"/>
+              <w:jc w:val="right"/>
+            </w:pPr>
+            <w:r>
+              <w:t xml:space="preserve">−0.721***</w:t>
+            </w:r>
+          </w:p>
+        </w:tc>
+        <w:tc>
+          <w:tcPr/>
+          <w:p>
+            <w:pPr>
+              <w:pStyle w:val="Compact"/>
+              <w:jc w:val="right"/>
+            </w:pPr>
+            <w:r>
+              <w:t xml:space="preserve">−0.652**</w:t>
+            </w:r>
+          </w:p>
+        </w:tc>
+        <w:tc>
+          <w:tcPr/>
+          <w:p>
+            <w:pPr>
+              <w:pStyle w:val="Compact"/>
+              <w:jc w:val="right"/>
+            </w:pPr>
+            <w:r>
+              <w:t xml:space="preserve">−0.924***</w:t>
+            </w:r>
+          </w:p>
+        </w:tc>
+        <w:tc>
+          <w:tcPr/>
+          <w:p>
+            <w:pPr>
+              <w:pStyle w:val="Compact"/>
+              <w:jc w:val="right"/>
+            </w:pPr>
+            <w:r>
+              <w:t xml:space="preserve">−0.720***</w:t>
+            </w:r>
+          </w:p>
+        </w:tc>
+        <w:tc>
+          <w:tcPr/>
+          <w:p>
+            <w:pPr>
+              <w:pStyle w:val="Compact"/>
+              <w:jc w:val="right"/>
+            </w:pPr>
+            <w:r>
+              <w:t xml:space="preserve">−0.624</w:t>
+            </w:r>
+          </w:p>
+        </w:tc>
+      </w:tr>
+      <w:tr>
+        <w:tc>
+          <w:tcPr/>
+          <w:p>
+            <w:pPr>
+              <w:pStyle w:val="Compact"/>
+              <w:jc w:val="left"/>
+            </w:pPr>
+            <w:r>
+              <w:t xml:space="preserve">TCI_z</w:t>
+            </w:r>
+          </w:p>
+        </w:tc>
+        <w:tc>
+          <w:tcPr/>
+          <w:p>
+            <w:pPr>
+              <w:pStyle w:val="Compact"/>
+              <w:jc w:val="right"/>
+            </w:pPr>
+            <w:r>
+              <w:t xml:space="preserve">—</w:t>
+            </w:r>
+          </w:p>
+        </w:tc>
+        <w:tc>
+          <w:tcPr/>
+          <w:p>
+            <w:pPr>
+              <w:pStyle w:val="Compact"/>
+              <w:jc w:val="right"/>
+            </w:pPr>
+            <w:r>
+              <w:t xml:space="preserve">+0.108***</w:t>
+            </w:r>
+          </w:p>
+        </w:tc>
+        <w:tc>
+          <w:tcPr/>
+          <w:p>
+            <w:pPr>
+              <w:pStyle w:val="Compact"/>
+              <w:jc w:val="right"/>
+            </w:pPr>
+            <w:r>
+              <w:t xml:space="preserve">+0.115***</w:t>
+            </w:r>
+          </w:p>
+        </w:tc>
+        <w:tc>
+          <w:tcPr/>
+          <w:p>
+            <w:pPr>
+              <w:pStyle w:val="Compact"/>
+              <w:jc w:val="right"/>
+            </w:pPr>
+            <w:r>
+              <w:t xml:space="preserve">+0.108***</w:t>
+            </w:r>
+          </w:p>
+        </w:tc>
+        <w:tc>
+          <w:tcPr/>
+          <w:p>
+            <w:pPr>
+              <w:pStyle w:val="Compact"/>
+              <w:jc w:val="right"/>
+            </w:pPr>
+            <w:r>
+              <w:t xml:space="preserve">+0.108***</w:t>
+            </w:r>
+          </w:p>
+        </w:tc>
+        <w:tc>
+          <w:tcPr/>
+          <w:p>
+            <w:pPr>
+              <w:pStyle w:val="Compact"/>
+              <w:jc w:val="right"/>
+            </w:pPr>
+            <w:r>
+              <w:t xml:space="preserve">+0.107***</w:t>
+            </w:r>
+          </w:p>
+        </w:tc>
+      </w:tr>
+      <w:tr>
+        <w:tc>
+          <w:tcPr/>
+          <w:p>
+            <w:pPr>
+              <w:pStyle w:val="Compact"/>
+              <w:jc w:val="left"/>
+            </w:pPr>
+            <w:r>
+              <w:t xml:space="preserve">DAI</w:t>
+            </w:r>
+          </w:p>
+        </w:tc>
+        <w:tc>
+          <w:tcPr/>
+          <w:p>
+            <w:pPr>
+              <w:pStyle w:val="Compact"/>
+              <w:jc w:val="right"/>
+            </w:pPr>
+            <w:r>
+              <w:t xml:space="preserve">—</w:t>
+            </w:r>
+          </w:p>
+        </w:tc>
+        <w:tc>
+          <w:tcPr/>
+          <w:p>
+            <w:pPr>
+              <w:pStyle w:val="Compact"/>
+              <w:jc w:val="right"/>
+            </w:pPr>
+            <w:r>
+              <w:t xml:space="preserve">+0.219***</w:t>
+            </w:r>
+          </w:p>
+        </w:tc>
+        <w:tc>
+          <w:tcPr/>
+          <w:p>
+            <w:pPr>
+              <w:pStyle w:val="Compact"/>
+              <w:jc w:val="right"/>
+            </w:pPr>
+            <w:r>
+              <w:t xml:space="preserve">+0.219***</w:t>
+            </w:r>
+          </w:p>
+        </w:tc>
+        <w:tc>
+          <w:tcPr/>
+          <w:p>
+            <w:pPr>
+              <w:pStyle w:val="Compact"/>
+              <w:jc w:val="right"/>
+            </w:pPr>
+            <w:r>
+              <w:t xml:space="preserve">+0.201***</w:t>
+            </w:r>
+          </w:p>
+        </w:tc>
+        <w:tc>
+          <w:tcPr/>
+          <w:p>
+            <w:pPr>
+              <w:pStyle w:val="Compact"/>
+              <w:jc w:val="right"/>
+            </w:pPr>
+            <w:r>
+              <w:t xml:space="preserve">+0.218***</w:t>
+            </w:r>
+          </w:p>
+        </w:tc>
+        <w:tc>
+          <w:tcPr/>
+          <w:p>
+            <w:pPr>
+              <w:pStyle w:val="Compact"/>
+              <w:jc w:val="right"/>
+            </w:pPr>
+            <w:r>
+              <w:t xml:space="preserve">+0.220***</w:t>
+            </w:r>
+          </w:p>
+        </w:tc>
+      </w:tr>
+      <w:tr>
+        <w:tc>
+          <w:tcPr/>
+          <w:p>
+            <w:pPr>
+              <w:pStyle w:val="Compact"/>
+              <w:jc w:val="left"/>
+            </w:pPr>
+            <w:r>
+              <w:t xml:space="preserve">FSTS×TCI</w:t>
+            </w:r>
+          </w:p>
+        </w:tc>
+        <w:tc>
+          <w:tcPr/>
+          <w:p>
+            <w:pPr>
+              <w:pStyle w:val="Compact"/>
+              <w:jc w:val="right"/>
+            </w:pPr>
+            <w:r>
+              <w:t xml:space="preserve">—</w:t>
+            </w:r>
+          </w:p>
+        </w:tc>
+        <w:tc>
+          <w:tcPr/>
+          <w:p>
+            <w:pPr>
+              <w:pStyle w:val="Compact"/>
+              <w:jc w:val="right"/>
+            </w:pPr>
+            <w:r>
+              <w:t xml:space="preserve">—</w:t>
+            </w:r>
+          </w:p>
+        </w:tc>
+        <w:tc>
+          <w:tcPr/>
+          <w:p>
+            <w:pPr>
+              <w:pStyle w:val="Compact"/>
+              <w:jc w:val="right"/>
+            </w:pPr>
+            <w:r>
+              <w:t xml:space="preserve">+0.068</w:t>
+            </w:r>
+          </w:p>
+        </w:tc>
+        <w:tc>
+          <w:tcPr/>
+          <w:p>
+            <w:pPr>
+              <w:pStyle w:val="Compact"/>
+              <w:jc w:val="right"/>
+            </w:pPr>
+            <w:r>
+              <w:t xml:space="preserve">—</w:t>
+            </w:r>
+          </w:p>
+        </w:tc>
+        <w:tc>
+          <w:tcPr/>
+          <w:p>
+            <w:pPr>
+              <w:pStyle w:val="Compact"/>
+              <w:jc w:val="right"/>
+            </w:pPr>
+            <w:r>
+              <w:t xml:space="preserve">—</w:t>
+            </w:r>
+          </w:p>
+        </w:tc>
+        <w:tc>
+          <w:tcPr/>
+          <w:p>
+            <w:pPr>
+              <w:pStyle w:val="Compact"/>
+              <w:jc w:val="right"/>
+            </w:pPr>
+            <w:r>
+              <w:t xml:space="preserve">—</w:t>
+            </w:r>
+          </w:p>
+        </w:tc>
+      </w:tr>
+      <w:tr>
+        <w:tc>
+          <w:tcPr/>
+          <w:p>
+            <w:pPr>
+              <w:pStyle w:val="Compact"/>
+              <w:jc w:val="left"/>
+            </w:pPr>
+            <w:r>
+              <w:t xml:space="preserve">FSTS²×TCI</w:t>
+            </w:r>
+          </w:p>
+        </w:tc>
+        <w:tc>
+          <w:tcPr/>
+          <w:p>
+            <w:pPr>
+              <w:pStyle w:val="Compact"/>
+              <w:jc w:val="right"/>
+            </w:pPr>
+            <w:r>
+              <w:t xml:space="preserve">—</w:t>
+            </w:r>
+          </w:p>
+        </w:tc>
+        <w:tc>
+          <w:tcPr/>
+          <w:p>
+            <w:pPr>
+              <w:pStyle w:val="Compact"/>
+              <w:jc w:val="right"/>
+            </w:pPr>
+            <w:r>
+              <w:t xml:space="preserve">—</w:t>
+            </w:r>
+          </w:p>
+        </w:tc>
+        <w:tc>
+          <w:tcPr/>
+          <w:p>
+            <w:pPr>
+              <w:pStyle w:val="Compact"/>
+              <w:jc w:val="right"/>
+            </w:pPr>
+            <w:r>
+              <w:t xml:space="preserve">−0.119</w:t>
+            </w:r>
+          </w:p>
+        </w:tc>
+        <w:tc>
+          <w:tcPr/>
+          <w:p>
+            <w:pPr>
+              <w:pStyle w:val="Compact"/>
+              <w:jc w:val="right"/>
+            </w:pPr>
+            <w:r>
+              <w:t xml:space="preserve">—</w:t>
+            </w:r>
+          </w:p>
+        </w:tc>
+        <w:tc>
+          <w:tcPr/>
+          <w:p>
+            <w:pPr>
+              <w:pStyle w:val="Compact"/>
+              <w:jc w:val="right"/>
+            </w:pPr>
+            <w:r>
+              <w:t xml:space="preserve">—</w:t>
+            </w:r>
+          </w:p>
+        </w:tc>
+        <w:tc>
+          <w:tcPr/>
+          <w:p>
+            <w:pPr>
+              <w:pStyle w:val="Compact"/>
+              <w:jc w:val="right"/>
+            </w:pPr>
+            <w:r>
+              <w:t xml:space="preserve">—</w:t>
+            </w:r>
+          </w:p>
+        </w:tc>
+      </w:tr>
+      <w:tr>
+        <w:tc>
+          <w:tcPr/>
+          <w:p>
+            <w:pPr>
+              <w:pStyle w:val="Compact"/>
+              <w:jc w:val="left"/>
+            </w:pPr>
+            <w:r>
+              <w:t xml:space="preserve">FSTS×DAI</w:t>
+            </w:r>
+          </w:p>
+        </w:tc>
+        <w:tc>
+          <w:tcPr/>
+          <w:p>
+            <w:pPr>
+              <w:pStyle w:val="Compact"/>
+              <w:jc w:val="right"/>
+            </w:pPr>
+            <w:r>
+              <w:t xml:space="preserve">—</w:t>
+            </w:r>
+          </w:p>
+        </w:tc>
+        <w:tc>
+          <w:tcPr/>
+          <w:p>
+            <w:pPr>
+              <w:pStyle w:val="Compact"/>
+              <w:jc w:val="right"/>
+            </w:pPr>
+            <w:r>
+              <w:t xml:space="preserve">—</w:t>
+            </w:r>
+          </w:p>
+        </w:tc>
+        <w:tc>
+          <w:tcPr/>
+          <w:p>
+            <w:pPr>
+              <w:pStyle w:val="Compact"/>
+              <w:jc w:val="right"/>
+            </w:pPr>
+            <w:r>
+              <w:t xml:space="preserve">—</w:t>
+            </w:r>
+          </w:p>
+        </w:tc>
+        <w:tc>
+          <w:tcPr/>
+          <w:p>
+            <w:pPr>
+              <w:pStyle w:val="Compact"/>
+              <w:jc w:val="right"/>
+            </w:pPr>
+            <w:r>
+              <w:t xml:space="preserve">−0.270</w:t>
+            </w:r>
+          </w:p>
+        </w:tc>
+        <w:tc>
+          <w:tcPr/>
+          <w:p>
+            <w:pPr>
+              <w:pStyle w:val="Compact"/>
+              <w:jc w:val="right"/>
+            </w:pPr>
+            <w:r>
+              <w:t xml:space="preserve">—</w:t>
+            </w:r>
+          </w:p>
+        </w:tc>
+        <w:tc>
+          <w:tcPr/>
+          <w:p>
+            <w:pPr>
+              <w:pStyle w:val="Compact"/>
+              <w:jc w:val="right"/>
+            </w:pPr>
+            <w:r>
+              <w:t xml:space="preserve">—</w:t>
+            </w:r>
+          </w:p>
+        </w:tc>
+      </w:tr>
+      <w:tr>
+        <w:tc>
+          <w:tcPr/>
+          <w:p>
+            <w:pPr>
+              <w:pStyle w:val="Compact"/>
+              <w:jc w:val="left"/>
+            </w:pPr>
+            <w:r>
+              <w:t xml:space="preserve">FSTS²×DAI</w:t>
+            </w:r>
+          </w:p>
+        </w:tc>
+        <w:tc>
+          <w:tcPr/>
+          <w:p>
+            <w:pPr>
+              <w:pStyle w:val="Compact"/>
+              <w:jc w:val="right"/>
+            </w:pPr>
+            <w:r>
+              <w:t xml:space="preserve">—</w:t>
+            </w:r>
+          </w:p>
+        </w:tc>
+        <w:tc>
+          <w:tcPr/>
+          <w:p>
+            <w:pPr>
+              <w:pStyle w:val="Compact"/>
+              <w:jc w:val="right"/>
+            </w:pPr>
+            <w:r>
+              <w:t xml:space="preserve">—</w:t>
+            </w:r>
+          </w:p>
+        </w:tc>
+        <w:tc>
+          <w:tcPr/>
+          <w:p>
+            <w:pPr>
+              <w:pStyle w:val="Compact"/>
+              <w:jc w:val="right"/>
+            </w:pPr>
+            <w:r>
+              <w:t xml:space="preserve">—</w:t>
+            </w:r>
+          </w:p>
+        </w:tc>
+        <w:tc>
+          <w:tcPr/>
+          <w:p>
+            <w:pPr>
+              <w:pStyle w:val="Compact"/>
+              <w:jc w:val="right"/>
+            </w:pPr>
+            <w:r>
+              <w:t xml:space="preserve">+0.252</w:t>
+            </w:r>
+          </w:p>
+        </w:tc>
+        <w:tc>
+          <w:tcPr/>
+          <w:p>
+            <w:pPr>
+              <w:pStyle w:val="Compact"/>
+              <w:jc w:val="right"/>
+            </w:pPr>
+            <w:r>
+              <w:t xml:space="preserve">—</w:t>
+            </w:r>
+          </w:p>
+        </w:tc>
+        <w:tc>
+          <w:tcPr/>
+          <w:p>
+            <w:pPr>
+              <w:pStyle w:val="Compact"/>
+              <w:jc w:val="right"/>
+            </w:pPr>
+            <w:r>
+              <w:t xml:space="preserve">—</w:t>
+            </w:r>
+          </w:p>
+        </w:tc>
+      </w:tr>
+      <w:tr>
+        <w:tc>
+          <w:tcPr/>
+          <w:p>
+            <w:pPr>
+              <w:pStyle w:val="Compact"/>
+              <w:jc w:val="left"/>
+            </w:pPr>
+            <w:r>
+              <w:t xml:space="preserve">mgr experience (z)</w:t>
+            </w:r>
+          </w:p>
+        </w:tc>
+        <w:tc>
+          <w:tcPr/>
+          <w:p>
+            <w:pPr>
+              <w:pStyle w:val="Compact"/>
+              <w:jc w:val="right"/>
+            </w:pPr>
+            <w:r>
+              <w:t xml:space="preserve">—</w:t>
+            </w:r>
+          </w:p>
+        </w:tc>
+        <w:tc>
+          <w:tcPr/>
+          <w:p>
+            <w:pPr>
+              <w:pStyle w:val="Compact"/>
+              <w:jc w:val="right"/>
+            </w:pPr>
+            <w:r>
+              <w:t xml:space="preserve">—</w:t>
+            </w:r>
+          </w:p>
+        </w:tc>
+        <w:tc>
+          <w:tcPr/>
+          <w:p>
+            <w:pPr>
+              <w:pStyle w:val="Compact"/>
+              <w:jc w:val="right"/>
+            </w:pPr>
+            <w:r>
+              <w:t xml:space="preserve">—</w:t>
+            </w:r>
+          </w:p>
+        </w:tc>
+        <w:tc>
+          <w:tcPr/>
+          <w:p>
+            <w:pPr>
+              <w:pStyle w:val="Compact"/>
+              <w:jc w:val="right"/>
+            </w:pPr>
+            <w:r>
+              <w:t xml:space="preserve">—</w:t>
+            </w:r>
+          </w:p>
+        </w:tc>
+        <w:tc>
+          <w:tcPr/>
+          <w:p>
+            <w:pPr>
+              <w:pStyle w:val="Compact"/>
+              <w:jc w:val="right"/>
+            </w:pPr>
+            <w:r>
+              <w:t xml:space="preserve">+0.002</w:t>
+            </w:r>
+          </w:p>
+        </w:tc>
+        <w:tc>
+          <w:tcPr/>
+          <w:p>
+            <w:pPr>
+              <w:pStyle w:val="Compact"/>
+              <w:jc w:val="right"/>
+            </w:pPr>
+            <w:r>
+              <w:t xml:space="preserve">—</w:t>
+            </w:r>
+          </w:p>
+        </w:tc>
+      </w:tr>
+      <w:tr>
+        <w:tc>
+          <w:tcPr/>
+          <w:p>
+            <w:pPr>
+              <w:pStyle w:val="Compact"/>
+              <w:jc w:val="left"/>
+            </w:pPr>
+            <w:r>
+              <w:t xml:space="preserve">female manager</w:t>
+            </w:r>
+          </w:p>
+        </w:tc>
+        <w:tc>
+          <w:tcPr/>
+          <w:p>
+            <w:pPr>
+              <w:pStyle w:val="Compact"/>
+              <w:jc w:val="right"/>
+            </w:pPr>
+            <w:r>
+              <w:t xml:space="preserve">—</w:t>
+            </w:r>
+          </w:p>
+        </w:tc>
+        <w:tc>
+          <w:tcPr/>
+          <w:p>
+            <w:pPr>
+              <w:pStyle w:val="Compact"/>
+              <w:jc w:val="right"/>
+            </w:pPr>
+            <w:r>
+              <w:t xml:space="preserve">—</w:t>
+            </w:r>
+          </w:p>
+        </w:tc>
+        <w:tc>
+          <w:tcPr/>
+          <w:p>
+            <w:pPr>
+              <w:pStyle w:val="Compact"/>
+              <w:jc w:val="right"/>
+            </w:pPr>
+            <w:r>
+              <w:t xml:space="preserve">—</w:t>
+            </w:r>
+          </w:p>
+        </w:tc>
+        <w:tc>
+          <w:tcPr/>
+          <w:p>
+            <w:pPr>
+              <w:pStyle w:val="Compact"/>
+              <w:jc w:val="right"/>
+            </w:pPr>
+            <w:r>
+              <w:t xml:space="preserve">—</w:t>
+            </w:r>
+          </w:p>
+        </w:tc>
+        <w:tc>
+          <w:tcPr/>
+          <w:p>
+            <w:pPr>
+              <w:pStyle w:val="Compact"/>
+              <w:jc w:val="right"/>
+            </w:pPr>
+            <w:r>
+              <w:t xml:space="preserve">−0.104***</w:t>
+            </w:r>
+          </w:p>
+        </w:tc>
+        <w:tc>
+          <w:tcPr/>
+          <w:p>
+            <w:pPr>
+              <w:pStyle w:val="Compact"/>
+              <w:jc w:val="right"/>
+            </w:pPr>
+            <w:r>
+              <w:t xml:space="preserve">—</w:t>
+            </w:r>
+          </w:p>
+        </w:tc>
+      </w:tr>
+      <w:tr>
+        <w:tc>
+          <w:tcPr/>
+          <w:p>
+            <w:pPr>
+              <w:pStyle w:val="Compact"/>
+              <w:jc w:val="left"/>
+            </w:pPr>
+            <w:r>
+              <w:t xml:space="preserve">FSTS×ICRV</w:t>
+            </w:r>
+          </w:p>
+        </w:tc>
+        <w:tc>
+          <w:tcPr/>
+          <w:p>
+            <w:pPr>
+              <w:pStyle w:val="Compact"/>
+              <w:jc w:val="right"/>
+            </w:pPr>
+            <w:r>
+              <w:t xml:space="preserve">—</w:t>
+            </w:r>
+          </w:p>
+        </w:tc>
+        <w:tc>
+          <w:tcPr/>
+          <w:p>
+            <w:pPr>
+              <w:pStyle w:val="Compact"/>
+              <w:jc w:val="right"/>
+            </w:pPr>
+            <w:r>
+              <w:t xml:space="preserve">—</w:t>
+            </w:r>
+          </w:p>
+        </w:tc>
+        <w:tc>
+          <w:tcPr/>
+          <w:p>
+            <w:pPr>
+              <w:pStyle w:val="Compact"/>
+              <w:jc w:val="right"/>
+            </w:pPr>
+            <w:r>
+              <w:t xml:space="preserve">—</w:t>
+            </w:r>
+          </w:p>
+        </w:tc>
+        <w:tc>
+          <w:tcPr/>
+          <w:p>
+            <w:pPr>
+              <w:pStyle w:val="Compact"/>
+              <w:jc w:val="right"/>
+            </w:pPr>
+            <w:r>
+              <w:t xml:space="preserve">—</w:t>
+            </w:r>
+          </w:p>
+        </w:tc>
+        <w:tc>
+          <w:tcPr/>
+          <w:p>
+            <w:pPr>
+              <w:pStyle w:val="Compact"/>
+              <w:jc w:val="right"/>
+            </w:pPr>
+            <w:r>
+              <w:t xml:space="preserve">—</w:t>
+            </w:r>
+          </w:p>
+        </w:tc>
+        <w:tc>
+          <w:tcPr/>
+          <w:p>
+            <w:pPr>
+              <w:pStyle w:val="Compact"/>
+              <w:jc w:val="right"/>
+            </w:pPr>
+            <w:r>
+              <w:t xml:space="preserve">−0.086</w:t>
+            </w:r>
+          </w:p>
+        </w:tc>
+      </w:tr>
+      <w:tr>
+        <w:tc>
+          <w:tcPr/>
+          <w:p>
+            <w:pPr>
+              <w:pStyle w:val="Compact"/>
+              <w:jc w:val="left"/>
+            </w:pPr>
+            <w:r>
+              <w:t xml:space="preserve">FSTS²×ICRV</w:t>
+            </w:r>
+          </w:p>
+        </w:tc>
+        <w:tc>
+          <w:tcPr/>
+          <w:p>
+            <w:pPr>
+              <w:pStyle w:val="Compact"/>
+              <w:jc w:val="right"/>
+            </w:pPr>
+            <w:r>
+              <w:t xml:space="preserve">—</w:t>
+            </w:r>
+          </w:p>
+        </w:tc>
+        <w:tc>
+          <w:tcPr/>
+          <w:p>
+            <w:pPr>
+              <w:pStyle w:val="Compact"/>
+              <w:jc w:val="right"/>
+            </w:pPr>
+            <w:r>
+              <w:t xml:space="preserve">—</w:t>
+            </w:r>
+          </w:p>
+        </w:tc>
+        <w:tc>
+          <w:tcPr/>
+          <w:p>
+            <w:pPr>
+              <w:pStyle w:val="Compact"/>
+              <w:jc w:val="right"/>
+            </w:pPr>
+            <w:r>
+              <w:t xml:space="preserve">—</w:t>
+            </w:r>
+          </w:p>
+        </w:tc>
+        <w:tc>
+          <w:tcPr/>
+          <w:p>
+            <w:pPr>
+              <w:pStyle w:val="Compact"/>
+              <w:jc w:val="right"/>
+            </w:pPr>
+            <w:r>
+              <w:t xml:space="preserve">—</w:t>
+            </w:r>
+          </w:p>
+        </w:tc>
+        <w:tc>
+          <w:tcPr/>
+          <w:p>
+            <w:pPr>
+              <w:pStyle w:val="Compact"/>
+              <w:jc w:val="right"/>
+            </w:pPr>
+            <w:r>
+              <w:t xml:space="preserve">—</w:t>
+            </w:r>
+          </w:p>
+        </w:tc>
+        <w:tc>
+          <w:tcPr/>
+          <w:p>
+            <w:pPr>
+              <w:pStyle w:val="Compact"/>
+              <w:jc w:val="right"/>
+            </w:pPr>
+            <w:r>
+              <w:t xml:space="preserve">−0.013</w:t>
+            </w:r>
+          </w:p>
+        </w:tc>
+      </w:tr>
+      <w:tr>
+        <w:tc>
+          <w:tcPr/>
+          <w:p>
+            <w:pPr>
+              <w:pStyle w:val="Compact"/>
+              <w:jc w:val="left"/>
+            </w:pPr>
+            <w:r>
+              <w:t xml:space="preserve">N</w:t>
+            </w:r>
+          </w:p>
+        </w:tc>
+        <w:tc>
+          <w:tcPr/>
+          <w:p>
+            <w:pPr>
+              <w:pStyle w:val="Compact"/>
+              <w:jc w:val="right"/>
+            </w:pPr>
+            <w:r>
+              <w:t xml:space="preserve">81,022</w:t>
+            </w:r>
+          </w:p>
+        </w:tc>
+        <w:tc>
+          <w:tcPr/>
+          <w:p>
+            <w:pPr>
+              <w:pStyle w:val="Compact"/>
+              <w:jc w:val="right"/>
+            </w:pPr>
+            <w:r>
+              <w:t xml:space="preserve">79,080</w:t>
+            </w:r>
+          </w:p>
+        </w:tc>
+        <w:tc>
+          <w:tcPr/>
+          <w:p>
+            <w:pPr>
+              <w:pStyle w:val="Compact"/>
+              <w:jc w:val="right"/>
+            </w:pPr>
+            <w:r>
+              <w:t xml:space="preserve">79,080</w:t>
+            </w:r>
+          </w:p>
+        </w:tc>
+        <w:tc>
+          <w:tcPr/>
+          <w:p>
+            <w:pPr>
+              <w:pStyle w:val="Compact"/>
+              <w:jc w:val="right"/>
+            </w:pPr>
+            <w:r>
+              <w:t xml:space="preserve">79,080</w:t>
+            </w:r>
+          </w:p>
+        </w:tc>
+        <w:tc>
+          <w:tcPr/>
+          <w:p>
+            <w:pPr>
+              <w:pStyle w:val="Compact"/>
+              <w:jc w:val="right"/>
+            </w:pPr>
+            <w:r>
+              <w:t xml:space="preserve">75,029</w:t>
+            </w:r>
+          </w:p>
+        </w:tc>
+        <w:tc>
+          <w:tcPr/>
+          <w:p>
+            <w:pPr>
+              <w:pStyle w:val="Compact"/>
+              <w:jc w:val="right"/>
+            </w:pPr>
+            <w:r>
+              <w:t xml:space="preserve">79,080</w:t>
+            </w:r>
+          </w:p>
+        </w:tc>
+      </w:tr>
+    </w:tbl>
+    <w:p>
+      <w:pPr>
+        <w:pStyle w:val="BodyText"/>
+      </w:pPr>
+      <w:r>
+        <w:rPr>
+          <w:iCs/>
+          <w:i/>
+        </w:rPr>
+        <w:t xml:space="preserve">Note.</w:t>
+      </w:r>
+      <w:r>
+        <w:t xml:space="preserve"> </w:t>
+      </w:r>
+      <w:r>
+        <w:t xml:space="preserve">Two-way FE (economy, year); SEs clustered by economy. *** p &lt; .001, ** p &lt; .01, * p &lt; .05, † p &lt; .10. Capability (TCI, DAI) carries robust positive level effects throughout; none of the FSTS×capability or FSTS×ICRV interaction terms is significant — the pooled curve is reshaped by neither capability nor a linear institutional gradient. Reproducible via</w:t>
+      </w:r>
+      <w:r>
+        <w:t xml:space="preserve"> </w:t>
+      </w:r>
+      <w:r>
+        <w:rPr>
+          <w:rStyle w:val="VerbatimChar"/>
+        </w:rPr>
+        <w:t xml:space="preserve">scripts/p7_full_ladder.py</w:t>
+      </w:r>
+      <w:r>
+        <w:t xml:space="preserve">.</w:t>
+      </w:r>
+    </w:p>
+    <w:p>
+      <w:pPr>
+        <w:pStyle w:val="BodyText"/>
+      </w:pPr>
+      <w:r>
+        <w:rPr>
+          <w:bCs/>
+          <w:b/>
+        </w:rPr>
+        <w:t xml:space="preserve">Table 4: Turning points within each ICRV regime</w:t>
+      </w:r>
+      <w:r>
+        <w:t xml:space="preserve"> </w:t>
+      </w:r>
+      <w:r>
+        <w:t xml:space="preserve">(capability-adjusted M4 form; two-way FE)</w:t>
       </w:r>
     </w:p>
     <w:tbl>
@@ -3062,16 +5303,16 @@
               <w:jc w:val="left"/>
             </w:pPr>
             <w:r>
-              <w:t xml:space="preserve">Model</w:t>
-            </w:r>
-          </w:p>
-        </w:tc>
-        <w:tc>
-          <w:tcPr/>
-          <w:p>
-            <w:pPr>
-              <w:pStyle w:val="Compact"/>
-              <w:jc w:val="left"/>
+              <w:t xml:space="preserve">ICRV group</w:t>
+            </w:r>
+          </w:p>
+        </w:tc>
+        <w:tc>
+          <w:tcPr/>
+          <w:p>
+            <w:pPr>
+              <w:pStyle w:val="Compact"/>
+              <w:jc w:val="right"/>
             </w:pPr>
             <w:r>
               <w:t xml:space="preserve">N</w:t>
@@ -3083,19 +5324,31 @@
           <w:p>
             <w:pPr>
               <w:pStyle w:val="Compact"/>
-              <w:jc w:val="left"/>
-            </w:pPr>
-            <w:r>
-              <w:t xml:space="preserve">Adj R²</w:t>
-            </w:r>
-          </w:p>
-        </w:tc>
-        <w:tc>
-          <w:tcPr/>
-          <w:p>
-            <w:pPr>
-              <w:pStyle w:val="Compact"/>
-              <w:jc w:val="left"/>
+              <w:jc w:val="right"/>
+            </w:pPr>
+            <w:r>
+              <w:t xml:space="preserve">β₁</w:t>
+            </w:r>
+          </w:p>
+        </w:tc>
+        <w:tc>
+          <w:tcPr/>
+          <w:p>
+            <w:pPr>
+              <w:pStyle w:val="Compact"/>
+              <w:jc w:val="right"/>
+            </w:pPr>
+            <w:r>
+              <w:t xml:space="preserve">β₂</w:t>
+            </w:r>
+          </w:p>
+        </w:tc>
+        <w:tc>
+          <w:tcPr/>
+          <w:p>
+            <w:pPr>
+              <w:pStyle w:val="Compact"/>
+              <w:jc w:val="right"/>
             </w:pPr>
             <w:r>
               <w:t xml:space="preserve">Turning point (%)</w:t>
@@ -3110,19 +5363,7 @@
               <w:jc w:val="left"/>
             </w:pPr>
             <w:r>
-              <w:t xml:space="preserve">LM p</w:t>
-            </w:r>
-          </w:p>
-        </w:tc>
-        <w:tc>
-          <w:tcPr/>
-          <w:p>
-            <w:pPr>
-              <w:pStyle w:val="Compact"/>
-              <w:jc w:val="left"/>
-            </w:pPr>
-            <w:r>
-              <w:t xml:space="preserve">Key additions</w:t>
+              <w:t xml:space="preserve">Reading</w:t>
             </w:r>
           </w:p>
         </w:tc>
@@ -3136,67 +5377,67 @@
               <w:jc w:val="left"/>
             </w:pPr>
             <w:r>
-              <w:t xml:space="preserve">M0</w:t>
-            </w:r>
-          </w:p>
-        </w:tc>
-        <w:tc>
-          <w:tcPr/>
-          <w:p>
-            <w:pPr>
-              <w:pStyle w:val="Compact"/>
-              <w:jc w:val="left"/>
-            </w:pPr>
-            <w:r>
-              <w:t xml:space="preserve">84,910</w:t>
-            </w:r>
-          </w:p>
-        </w:tc>
-        <w:tc>
-          <w:tcPr/>
-          <w:p>
-            <w:pPr>
-              <w:pStyle w:val="Compact"/>
-              <w:jc w:val="left"/>
-            </w:pPr>
-            <w:r>
-              <w:t xml:space="preserve">.000</w:t>
-            </w:r>
-          </w:p>
-        </w:tc>
-        <w:tc>
-          <w:tcPr/>
-          <w:p>
-            <w:pPr>
-              <w:pStyle w:val="Compact"/>
-              <w:jc w:val="left"/>
-            </w:pPr>
-            <w:r>
-              <w:t xml:space="preserve">—</w:t>
-            </w:r>
-          </w:p>
-        </w:tc>
-        <w:tc>
-          <w:tcPr/>
-          <w:p>
-            <w:pPr>
-              <w:pStyle w:val="Compact"/>
-              <w:jc w:val="left"/>
-            </w:pPr>
-            <w:r>
-              <w:t xml:space="preserve">—</w:t>
-            </w:r>
-          </w:p>
-        </w:tc>
-        <w:tc>
-          <w:tcPr/>
-          <w:p>
-            <w:pPr>
-              <w:pStyle w:val="Compact"/>
-              <w:jc w:val="left"/>
-            </w:pPr>
-            <w:r>
-              <w:t xml:space="preserve">FSTS linear</w:t>
+              <w:t xml:space="preserve">I Advanced innovation (incl. Japan)</w:t>
+            </w:r>
+          </w:p>
+        </w:tc>
+        <w:tc>
+          <w:tcPr/>
+          <w:p>
+            <w:pPr>
+              <w:pStyle w:val="Compact"/>
+              <w:jc w:val="right"/>
+            </w:pPr>
+            <w:r>
+              <w:t xml:space="preserve">5,581</w:t>
+            </w:r>
+          </w:p>
+        </w:tc>
+        <w:tc>
+          <w:tcPr/>
+          <w:p>
+            <w:pPr>
+              <w:pStyle w:val="Compact"/>
+              <w:jc w:val="right"/>
+            </w:pPr>
+            <w:r>
+              <w:t xml:space="preserve">+0.707</w:t>
+            </w:r>
+          </w:p>
+        </w:tc>
+        <w:tc>
+          <w:tcPr/>
+          <w:p>
+            <w:pPr>
+              <w:pStyle w:val="Compact"/>
+              <w:jc w:val="right"/>
+            </w:pPr>
+            <w:r>
+              <w:t xml:space="preserve">−0.504</w:t>
+            </w:r>
+          </w:p>
+        </w:tc>
+        <w:tc>
+          <w:tcPr/>
+          <w:p>
+            <w:pPr>
+              <w:pStyle w:val="Compact"/>
+              <w:jc w:val="right"/>
+            </w:pPr>
+            <w:r>
+              <w:t xml:space="preserve">≈ 80</w:t>
+            </w:r>
+          </w:p>
+        </w:tc>
+        <w:tc>
+          <w:tcPr/>
+          <w:p>
+            <w:pPr>
+              <w:pStyle w:val="Compact"/>
+              <w:jc w:val="left"/>
+            </w:pPr>
+            <w:r>
+              <w:t xml:space="preserve">near-linear (beyond range)</w:t>
             </w:r>
           </w:p>
         </w:tc>
@@ -3210,67 +5451,67 @@
               <w:jc w:val="left"/>
             </w:pPr>
             <w:r>
-              <w:t xml:space="preserve">M1</w:t>
-            </w:r>
-          </w:p>
-        </w:tc>
-        <w:tc>
-          <w:tcPr/>
-          <w:p>
-            <w:pPr>
-              <w:pStyle w:val="Compact"/>
-              <w:jc w:val="left"/>
-            </w:pPr>
-            <w:r>
-              <w:t xml:space="preserve">84,910</w:t>
-            </w:r>
-          </w:p>
-        </w:tc>
-        <w:tc>
-          <w:tcPr/>
-          <w:p>
-            <w:pPr>
-              <w:pStyle w:val="Compact"/>
-              <w:jc w:val="left"/>
-            </w:pPr>
-            <w:r>
-              <w:t xml:space="preserve">.000</w:t>
-            </w:r>
-          </w:p>
-        </w:tc>
-        <w:tc>
-          <w:tcPr/>
-          <w:p>
-            <w:pPr>
-              <w:pStyle w:val="Compact"/>
-              <w:jc w:val="left"/>
-            </w:pPr>
-            <w:r>
-              <w:t xml:space="preserve">—</w:t>
-            </w:r>
-          </w:p>
-        </w:tc>
-        <w:tc>
-          <w:tcPr/>
-          <w:p>
-            <w:pPr>
-              <w:pStyle w:val="Compact"/>
-              <w:jc w:val="left"/>
-            </w:pPr>
-            <w:r>
-              <w:t xml:space="preserve">—</w:t>
-            </w:r>
-          </w:p>
-        </w:tc>
-        <w:tc>
-          <w:tcPr/>
-          <w:p>
-            <w:pPr>
-              <w:pStyle w:val="Compact"/>
-              <w:jc w:val="left"/>
-            </w:pPr>
-            <w:r>
-              <w:t xml:space="preserve">FSTS + controls (no quadratic)</w:t>
+              <w:t xml:space="preserve">II Advanced resource (GCC)</w:t>
+            </w:r>
+          </w:p>
+        </w:tc>
+        <w:tc>
+          <w:tcPr/>
+          <w:p>
+            <w:pPr>
+              <w:pStyle w:val="Compact"/>
+              <w:jc w:val="right"/>
+            </w:pPr>
+            <w:r>
+              <w:t xml:space="preserve">2,075</w:t>
+            </w:r>
+          </w:p>
+        </w:tc>
+        <w:tc>
+          <w:tcPr/>
+          <w:p>
+            <w:pPr>
+              <w:pStyle w:val="Compact"/>
+              <w:jc w:val="right"/>
+            </w:pPr>
+            <w:r>
+              <w:t xml:space="preserve">+0.774</w:t>
+            </w:r>
+          </w:p>
+        </w:tc>
+        <w:tc>
+          <w:tcPr/>
+          <w:p>
+            <w:pPr>
+              <w:pStyle w:val="Compact"/>
+              <w:jc w:val="right"/>
+            </w:pPr>
+            <w:r>
+              <w:t xml:space="preserve">−0.730</w:t>
+            </w:r>
+          </w:p>
+        </w:tc>
+        <w:tc>
+          <w:tcPr/>
+          <w:p>
+            <w:pPr>
+              <w:pStyle w:val="Compact"/>
+              <w:jc w:val="right"/>
+            </w:pPr>
+            <w:r>
+              <w:t xml:space="preserve">56.6</w:t>
+            </w:r>
+          </w:p>
+        </w:tc>
+        <w:tc>
+          <w:tcPr/>
+          <w:p>
+            <w:pPr>
+              <w:pStyle w:val="Compact"/>
+              <w:jc w:val="left"/>
+            </w:pPr>
+            <w:r>
+              <w:t xml:space="preserve">broad inverted-U</w:t>
             </w:r>
           </w:p>
         </w:tc>
@@ -3284,71 +5525,145 @@
               <w:jc w:val="left"/>
             </w:pPr>
             <w:r>
-              <w:t xml:space="preserve">M2</w:t>
-            </w:r>
-          </w:p>
-        </w:tc>
-        <w:tc>
-          <w:tcPr/>
-          <w:p>
-            <w:pPr>
-              <w:pStyle w:val="Compact"/>
-              <w:jc w:val="left"/>
-            </w:pPr>
-            <w:r>
-              <w:t xml:space="preserve">84,910</w:t>
-            </w:r>
-          </w:p>
-        </w:tc>
-        <w:tc>
-          <w:tcPr/>
-          <w:p>
-            <w:pPr>
-              <w:pStyle w:val="Compact"/>
-              <w:jc w:val="left"/>
-            </w:pPr>
-            <w:r>
-              <w:t xml:space="preserve">.003</w:t>
-            </w:r>
-          </w:p>
-        </w:tc>
-        <w:tc>
-          <w:tcPr/>
-          <w:p>
-            <w:pPr>
-              <w:pStyle w:val="Compact"/>
-              <w:jc w:val="left"/>
+              <w:t xml:space="preserve">III Upper-middle</w:t>
+            </w:r>
+          </w:p>
+        </w:tc>
+        <w:tc>
+          <w:tcPr/>
+          <w:p>
+            <w:pPr>
+              <w:pStyle w:val="Compact"/>
+              <w:jc w:val="right"/>
+            </w:pPr>
+            <w:r>
+              <w:t xml:space="preserve">12,055</w:t>
+            </w:r>
+          </w:p>
+        </w:tc>
+        <w:tc>
+          <w:tcPr/>
+          <w:p>
+            <w:pPr>
+              <w:pStyle w:val="Compact"/>
+              <w:jc w:val="right"/>
+            </w:pPr>
+            <w:r>
+              <w:t xml:space="preserve">+0.174</w:t>
+            </w:r>
+          </w:p>
+        </w:tc>
+        <w:tc>
+          <w:tcPr/>
+          <w:p>
+            <w:pPr>
+              <w:pStyle w:val="Compact"/>
+              <w:jc w:val="right"/>
+            </w:pPr>
+            <w:r>
+              <w:t xml:space="preserve">−0.189</w:t>
+            </w:r>
+          </w:p>
+        </w:tc>
+        <w:tc>
+          <w:tcPr/>
+          <w:p>
+            <w:pPr>
+              <w:pStyle w:val="Compact"/>
+              <w:jc w:val="right"/>
+            </w:pPr>
+            <w:r>
+              <w:t xml:space="preserve">56.4</w:t>
+            </w:r>
+          </w:p>
+        </w:tc>
+        <w:tc>
+          <w:tcPr/>
+          <w:p>
+            <w:pPr>
+              <w:pStyle w:val="Compact"/>
+              <w:jc w:val="left"/>
+            </w:pPr>
+            <w:r>
+              <w:t xml:space="preserve">weak/flat</w:t>
+            </w:r>
+          </w:p>
+        </w:tc>
+      </w:tr>
+      <w:tr>
+        <w:tc>
+          <w:tcPr/>
+          <w:p>
+            <w:pPr>
+              <w:pStyle w:val="Compact"/>
+              <w:jc w:val="left"/>
+            </w:pPr>
+            <w:r>
+              <w:t xml:space="preserve">IV Lower-middle transition</w:t>
+            </w:r>
+          </w:p>
+        </w:tc>
+        <w:tc>
+          <w:tcPr/>
+          <w:p>
+            <w:pPr>
+              <w:pStyle w:val="Compact"/>
+              <w:jc w:val="right"/>
+            </w:pPr>
+            <w:r>
+              <w:t xml:space="preserve">42,094</w:t>
+            </w:r>
+          </w:p>
+        </w:tc>
+        <w:tc>
+          <w:tcPr/>
+          <w:p>
+            <w:pPr>
+              <w:pStyle w:val="Compact"/>
+              <w:jc w:val="right"/>
+            </w:pPr>
+            <w:r>
+              <w:t xml:space="preserve">+0.689</w:t>
+            </w:r>
+          </w:p>
+        </w:tc>
+        <w:tc>
+          <w:tcPr/>
+          <w:p>
+            <w:pPr>
+              <w:pStyle w:val="Compact"/>
+              <w:jc w:val="right"/>
+            </w:pPr>
+            <w:r>
+              <w:t xml:space="preserve">−1.012</w:t>
+            </w:r>
+          </w:p>
+        </w:tc>
+        <w:tc>
+          <w:tcPr/>
+          <w:p>
+            <w:pPr>
+              <w:pStyle w:val="Compact"/>
+              <w:jc w:val="right"/>
             </w:pPr>
             <w:r>
               <w:rPr>
                 <w:bCs/>
                 <w:b/>
               </w:rPr>
-              <w:t xml:space="preserve">36.4</w:t>
-            </w:r>
-          </w:p>
-        </w:tc>
-        <w:tc>
-          <w:tcPr/>
-          <w:p>
-            <w:pPr>
-              <w:pStyle w:val="Compact"/>
-              <w:jc w:val="left"/>
-            </w:pPr>
-            <w:r>
-              <w:t xml:space="preserve">&lt;.001</w:t>
-            </w:r>
-          </w:p>
-        </w:tc>
-        <w:tc>
-          <w:tcPr/>
-          <w:p>
-            <w:pPr>
-              <w:pStyle w:val="Compact"/>
-              <w:jc w:val="left"/>
-            </w:pPr>
-            <w:r>
-              <w:t xml:space="preserve">FSTS + FSTS²</w:t>
+              <w:t xml:space="preserve">≈ 43</w:t>
+            </w:r>
+          </w:p>
+        </w:tc>
+        <w:tc>
+          <w:tcPr/>
+          <w:p>
+            <w:pPr>
+              <w:pStyle w:val="Compact"/>
+              <w:jc w:val="left"/>
+            </w:pPr>
+            <w:r>
+              <w:t xml:space="preserve">sharp inverted-U</w:t>
             </w:r>
           </w:p>
         </w:tc>
@@ -3362,71 +5677,67 @@
               <w:jc w:val="left"/>
             </w:pPr>
             <w:r>
-              <w:t xml:space="preserve">M3</w:t>
-            </w:r>
-          </w:p>
-        </w:tc>
-        <w:tc>
-          <w:tcPr/>
-          <w:p>
-            <w:pPr>
-              <w:pStyle w:val="Compact"/>
-              <w:jc w:val="left"/>
-            </w:pPr>
-            <w:r>
-              <w:t xml:space="preserve">38,342</w:t>
-            </w:r>
-          </w:p>
-        </w:tc>
-        <w:tc>
-          <w:tcPr/>
-          <w:p>
-            <w:pPr>
-              <w:pStyle w:val="Compact"/>
-              <w:jc w:val="left"/>
-            </w:pPr>
-            <w:r>
-              <w:t xml:space="preserve">.015</w:t>
-            </w:r>
-          </w:p>
-        </w:tc>
-        <w:tc>
-          <w:tcPr/>
-          <w:p>
-            <w:pPr>
-              <w:pStyle w:val="Compact"/>
-              <w:jc w:val="left"/>
-            </w:pPr>
-            <w:r>
-              <w:rPr>
-                <w:bCs/>
-                <w:b/>
-              </w:rPr>
-              <w:t xml:space="preserve">33.8</w:t>
-            </w:r>
-          </w:p>
-        </w:tc>
-        <w:tc>
-          <w:tcPr/>
-          <w:p>
-            <w:pPr>
-              <w:pStyle w:val="Compact"/>
-              <w:jc w:val="left"/>
-            </w:pPr>
-            <w:r>
-              <w:t xml:space="preserve">&lt;.001</w:t>
-            </w:r>
-          </w:p>
-        </w:tc>
-        <w:tc>
-          <w:tcPr/>
-          <w:p>
-            <w:pPr>
-              <w:pStyle w:val="Compact"/>
-              <w:jc w:val="left"/>
-            </w:pPr>
-            <w:r>
-              <w:t xml:space="preserve">M2 + controls</w:t>
+              <w:t xml:space="preserve">V Emerging</w:t>
+            </w:r>
+          </w:p>
+        </w:tc>
+        <w:tc>
+          <w:tcPr/>
+          <w:p>
+            <w:pPr>
+              <w:pStyle w:val="Compact"/>
+              <w:jc w:val="right"/>
+            </w:pPr>
+            <w:r>
+              <w:t xml:space="preserve">15,457</w:t>
+            </w:r>
+          </w:p>
+        </w:tc>
+        <w:tc>
+          <w:tcPr/>
+          <w:p>
+            <w:pPr>
+              <w:pStyle w:val="Compact"/>
+              <w:jc w:val="right"/>
+            </w:pPr>
+            <w:r>
+              <w:t xml:space="preserve">+0.235</w:t>
+            </w:r>
+          </w:p>
+        </w:tc>
+        <w:tc>
+          <w:tcPr/>
+          <w:p>
+            <w:pPr>
+              <w:pStyle w:val="Compact"/>
+              <w:jc w:val="right"/>
+            </w:pPr>
+            <w:r>
+              <w:t xml:space="preserve">−0.455</w:t>
+            </w:r>
+          </w:p>
+        </w:tc>
+        <w:tc>
+          <w:tcPr/>
+          <w:p>
+            <w:pPr>
+              <w:pStyle w:val="Compact"/>
+              <w:jc w:val="right"/>
+            </w:pPr>
+            <w:r>
+              <w:t xml:space="preserve">36.8</w:t>
+            </w:r>
+          </w:p>
+        </w:tc>
+        <w:tc>
+          <w:tcPr/>
+          <w:p>
+            <w:pPr>
+              <w:pStyle w:val="Compact"/>
+              <w:jc w:val="left"/>
+            </w:pPr>
+            <w:r>
+              <w:t xml:space="preserve">dissolving</w:t>
             </w:r>
           </w:p>
         </w:tc>
@@ -3440,426 +5751,52 @@
               <w:jc w:val="left"/>
             </w:pPr>
             <w:r>
-              <w:t xml:space="preserve">M5</w:t>
-            </w:r>
-          </w:p>
-        </w:tc>
-        <w:tc>
-          <w:tcPr/>
-          <w:p>
-            <w:pPr>
-              <w:pStyle w:val="Compact"/>
-              <w:jc w:val="left"/>
-            </w:pPr>
-            <w:r>
-              <w:t xml:space="preserve">38,342</w:t>
-            </w:r>
-          </w:p>
-        </w:tc>
-        <w:tc>
-          <w:tcPr/>
-          <w:p>
-            <w:pPr>
-              <w:pStyle w:val="Compact"/>
-              <w:jc w:val="left"/>
-            </w:pPr>
-            <w:r>
-              <w:t xml:space="preserve">.677</w:t>
-            </w:r>
-          </w:p>
-        </w:tc>
-        <w:tc>
-          <w:tcPr/>
-          <w:p>
-            <w:pPr>
-              <w:pStyle w:val="Compact"/>
-              <w:jc w:val="left"/>
-            </w:pPr>
-            <w:r>
-              <w:rPr>
-                <w:bCs/>
-                <w:b/>
-              </w:rPr>
-              <w:t xml:space="preserve">40.0</w:t>
-            </w:r>
-          </w:p>
-        </w:tc>
-        <w:tc>
-          <w:tcPr/>
-          <w:p>
-            <w:pPr>
-              <w:pStyle w:val="Compact"/>
-              <w:jc w:val="left"/>
-            </w:pPr>
-            <w:r>
-              <w:t xml:space="preserve">&lt;.001</w:t>
-            </w:r>
-          </w:p>
-        </w:tc>
-        <w:tc>
-          <w:tcPr/>
-          <w:p>
-            <w:pPr>
-              <w:pStyle w:val="Compact"/>
-              <w:jc w:val="left"/>
-            </w:pPr>
-            <w:r>
-              <w:t xml:space="preserve">M3 + country-year FE</w:t>
-            </w:r>
-          </w:p>
-        </w:tc>
-      </w:tr>
-      <w:tr>
-        <w:tc>
-          <w:tcPr/>
-          <w:p>
-            <w:pPr>
-              <w:pStyle w:val="Compact"/>
-              <w:jc w:val="left"/>
-            </w:pPr>
-            <w:r>
-              <w:t xml:space="preserve">M6</w:t>
-            </w:r>
-          </w:p>
-        </w:tc>
-        <w:tc>
-          <w:tcPr/>
-          <w:p>
-            <w:pPr>
-              <w:pStyle w:val="Compact"/>
-              <w:jc w:val="left"/>
-            </w:pPr>
-            <w:r>
-              <w:t xml:space="preserve">38,051</w:t>
-            </w:r>
-          </w:p>
-        </w:tc>
-        <w:tc>
-          <w:tcPr/>
-          <w:p>
-            <w:pPr>
-              <w:pStyle w:val="Compact"/>
-              <w:jc w:val="left"/>
-            </w:pPr>
-            <w:r>
-              <w:t xml:space="preserve">.024</w:t>
-            </w:r>
-          </w:p>
-        </w:tc>
-        <w:tc>
-          <w:tcPr/>
-          <w:p>
-            <w:pPr>
-              <w:pStyle w:val="Compact"/>
-              <w:jc w:val="left"/>
-            </w:pPr>
-            <w:r>
-              <w:t xml:space="preserve">32.7</w:t>
-            </w:r>
-          </w:p>
-        </w:tc>
-        <w:tc>
-          <w:tcPr/>
-          <w:p>
-            <w:pPr>
-              <w:pStyle w:val="Compact"/>
-              <w:jc w:val="left"/>
-            </w:pPr>
-            <w:r>
-              <w:t xml:space="preserve">&lt;.001</w:t>
-            </w:r>
-          </w:p>
-        </w:tc>
-        <w:tc>
-          <w:tcPr/>
-          <w:p>
-            <w:pPr>
-              <w:pStyle w:val="Compact"/>
-              <w:jc w:val="left"/>
-            </w:pPr>
-            <w:r>
-              <w:t xml:space="preserve">M3 + TCI (main only)</w:t>
-            </w:r>
-          </w:p>
-        </w:tc>
-      </w:tr>
-      <w:tr>
-        <w:tc>
-          <w:tcPr/>
-          <w:p>
-            <w:pPr>
-              <w:pStyle w:val="Compact"/>
-              <w:jc w:val="left"/>
-            </w:pPr>
-            <w:r>
-              <w:t xml:space="preserve">M7</w:t>
-            </w:r>
-          </w:p>
-        </w:tc>
-        <w:tc>
-          <w:tcPr/>
-          <w:p>
-            <w:pPr>
-              <w:pStyle w:val="Compact"/>
-              <w:jc w:val="left"/>
-            </w:pPr>
-            <w:r>
-              <w:t xml:space="preserve">38,051</w:t>
-            </w:r>
-          </w:p>
-        </w:tc>
-        <w:tc>
-          <w:tcPr/>
-          <w:p>
-            <w:pPr>
-              <w:pStyle w:val="Compact"/>
-              <w:jc w:val="left"/>
-            </w:pPr>
-            <w:r>
-              <w:t xml:space="preserve">.025</w:t>
-            </w:r>
-          </w:p>
-        </w:tc>
-        <w:tc>
-          <w:tcPr/>
-          <w:p>
-            <w:pPr>
-              <w:pStyle w:val="Compact"/>
-              <w:jc w:val="left"/>
-            </w:pPr>
-            <w:r>
-              <w:rPr>
-                <w:bCs/>
-                <w:b/>
-              </w:rPr>
-              <w:t xml:space="preserve">33.9</w:t>
-            </w:r>
-          </w:p>
-        </w:tc>
-        <w:tc>
-          <w:tcPr/>
-          <w:p>
-            <w:pPr>
-              <w:pStyle w:val="Compact"/>
-              <w:jc w:val="left"/>
-            </w:pPr>
-            <w:r>
-              <w:t xml:space="preserve">&lt;.001</w:t>
-            </w:r>
-          </w:p>
-        </w:tc>
-        <w:tc>
-          <w:tcPr/>
-          <w:p>
-            <w:pPr>
-              <w:pStyle w:val="Compact"/>
-              <w:jc w:val="left"/>
-            </w:pPr>
-            <w:r>
-              <w:t xml:space="preserve">M6 + FSTS×TCI, FSTS²×TCI</w:t>
-            </w:r>
-          </w:p>
-        </w:tc>
-      </w:tr>
-      <w:tr>
-        <w:tc>
-          <w:tcPr/>
-          <w:p>
-            <w:pPr>
-              <w:pStyle w:val="Compact"/>
-              <w:jc w:val="left"/>
-            </w:pPr>
-            <w:r>
-              <w:t xml:space="preserve">M8</w:t>
-            </w:r>
-          </w:p>
-        </w:tc>
-        <w:tc>
-          <w:tcPr/>
-          <w:p>
-            <w:pPr>
-              <w:pStyle w:val="Compact"/>
-              <w:jc w:val="left"/>
-            </w:pPr>
-            <w:r>
-              <w:t xml:space="preserve">37,940</w:t>
-            </w:r>
-          </w:p>
-        </w:tc>
-        <w:tc>
-          <w:tcPr/>
-          <w:p>
-            <w:pPr>
-              <w:pStyle w:val="Compact"/>
-              <w:jc w:val="left"/>
-            </w:pPr>
-            <w:r>
-              <w:t xml:space="preserve">.030</w:t>
-            </w:r>
-          </w:p>
-        </w:tc>
-        <w:tc>
-          <w:tcPr/>
-          <w:p>
-            <w:pPr>
-              <w:pStyle w:val="Compact"/>
-              <w:jc w:val="left"/>
-            </w:pPr>
-            <w:r>
-              <w:rPr>
-                <w:bCs/>
-                <w:b/>
-              </w:rPr>
-              <w:t xml:space="preserve">33.8</w:t>
-            </w:r>
-          </w:p>
-        </w:tc>
-        <w:tc>
-          <w:tcPr/>
-          <w:p>
-            <w:pPr>
-              <w:pStyle w:val="Compact"/>
-              <w:jc w:val="left"/>
-            </w:pPr>
-            <w:r>
-              <w:t xml:space="preserve">&lt;.001</w:t>
-            </w:r>
-          </w:p>
-        </w:tc>
-        <w:tc>
-          <w:tcPr/>
-          <w:p>
-            <w:pPr>
-              <w:pStyle w:val="Compact"/>
-              <w:jc w:val="left"/>
-            </w:pPr>
-            <w:r>
-              <w:t xml:space="preserve">M7 + DAI + FSTS×DAI, FSTS²×DAI</w:t>
-            </w:r>
-          </w:p>
-        </w:tc>
-      </w:tr>
-      <w:tr>
-        <w:tc>
-          <w:tcPr/>
-          <w:p>
-            <w:pPr>
-              <w:pStyle w:val="Compact"/>
-              <w:jc w:val="left"/>
-            </w:pPr>
-            <w:r>
-              <w:t xml:space="preserve">M9</w:t>
-            </w:r>
-          </w:p>
-        </w:tc>
-        <w:tc>
-          <w:tcPr/>
-          <w:p>
-            <w:pPr>
-              <w:pStyle w:val="Compact"/>
-              <w:jc w:val="left"/>
-            </w:pPr>
-            <w:r>
-              <w:t xml:space="preserve">35,568</w:t>
-            </w:r>
-          </w:p>
-        </w:tc>
-        <w:tc>
-          <w:tcPr/>
-          <w:p>
-            <w:pPr>
-              <w:pStyle w:val="Compact"/>
-              <w:jc w:val="left"/>
-            </w:pPr>
-            <w:r>
-              <w:t xml:space="preserve">.035</w:t>
-            </w:r>
-          </w:p>
-        </w:tc>
-        <w:tc>
-          <w:tcPr/>
-          <w:p>
-            <w:pPr>
-              <w:pStyle w:val="Compact"/>
-              <w:jc w:val="left"/>
-            </w:pPr>
-            <w:r>
-              <w:rPr>
-                <w:bCs/>
-                <w:b/>
-              </w:rPr>
-              <w:t xml:space="preserve">36.1</w:t>
-            </w:r>
-          </w:p>
-        </w:tc>
-        <w:tc>
-          <w:tcPr/>
-          <w:p>
-            <w:pPr>
-              <w:pStyle w:val="Compact"/>
-              <w:jc w:val="left"/>
-            </w:pPr>
-            <w:r>
-              <w:t xml:space="preserve">&lt;.001</w:t>
-            </w:r>
-          </w:p>
-        </w:tc>
-        <w:tc>
-          <w:tcPr/>
-          <w:p>
-            <w:pPr>
-              <w:pStyle w:val="Compact"/>
-              <w:jc w:val="left"/>
-            </w:pPr>
-            <w:r>
-              <w:t xml:space="preserve">M8 + manager + interactions</w:t>
-            </w:r>
-          </w:p>
-        </w:tc>
-      </w:tr>
-      <w:tr>
-        <w:tc>
-          <w:tcPr/>
-          <w:p>
-            <w:pPr>
-              <w:pStyle w:val="Compact"/>
-              <w:jc w:val="left"/>
-            </w:pPr>
-            <w:r>
-              <w:t xml:space="preserve">M10</w:t>
-            </w:r>
-          </w:p>
-        </w:tc>
-        <w:tc>
-          <w:tcPr/>
-          <w:p>
-            <w:pPr>
-              <w:pStyle w:val="Compact"/>
-              <w:jc w:val="left"/>
-            </w:pPr>
-            <w:r>
-              <w:t xml:space="preserve">31,928</w:t>
-            </w:r>
-          </w:p>
-        </w:tc>
-        <w:tc>
-          <w:tcPr/>
-          <w:p>
-            <w:pPr>
-              <w:pStyle w:val="Compact"/>
-              <w:jc w:val="left"/>
-            </w:pPr>
-            <w:r>
-              <w:t xml:space="preserve">.049</w:t>
-            </w:r>
-          </w:p>
-        </w:tc>
-        <w:tc>
-          <w:tcPr/>
-          <w:p>
-            <w:pPr>
-              <w:pStyle w:val="Compact"/>
-              <w:jc w:val="left"/>
+              <w:t xml:space="preserve">VI Pacific SIDS</w:t>
+            </w:r>
+          </w:p>
+        </w:tc>
+        <w:tc>
+          <w:tcPr/>
+          <w:p>
+            <w:pPr>
+              <w:pStyle w:val="Compact"/>
+              <w:jc w:val="right"/>
+            </w:pPr>
+            <w:r>
+              <w:t xml:space="preserve">1,818</w:t>
+            </w:r>
+          </w:p>
+        </w:tc>
+        <w:tc>
+          <w:tcPr/>
+          <w:p>
+            <w:pPr>
+              <w:pStyle w:val="Compact"/>
+              <w:jc w:val="right"/>
+            </w:pPr>
+            <w:r>
+              <w:t xml:space="preserve">−0.681</w:t>
+            </w:r>
+          </w:p>
+        </w:tc>
+        <w:tc>
+          <w:tcPr/>
+          <w:p>
+            <w:pPr>
+              <w:pStyle w:val="Compact"/>
+              <w:jc w:val="right"/>
+            </w:pPr>
+            <w:r>
+              <w:t xml:space="preserve">+0.870</w:t>
+            </w:r>
+          </w:p>
+        </w:tc>
+        <w:tc>
+          <w:tcPr/>
+          <w:p>
+            <w:pPr>
+              <w:pStyle w:val="Compact"/>
+              <w:jc w:val="right"/>
             </w:pPr>
             <w:r>
               <w:t xml:space="preserve">—</w:t>
@@ -3874,97 +5811,7 @@
               <w:jc w:val="left"/>
             </w:pPr>
             <w:r>
-              <w:t xml:space="preserve">n.s.</w:t>
-            </w:r>
-          </w:p>
-        </w:tc>
-        <w:tc>
-          <w:tcPr/>
-          <w:p>
-            <w:pPr>
-              <w:pStyle w:val="Compact"/>
-              <w:jc w:val="left"/>
-            </w:pPr>
-            <w:r>
-              <w:t xml:space="preserve">M8 + ICRV + FSTS×ICRV, FSTS²×ICRV</w:t>
-            </w:r>
-          </w:p>
-        </w:tc>
-      </w:tr>
-      <w:tr>
-        <w:tc>
-          <w:tcPr/>
-          <w:p>
-            <w:pPr>
-              <w:pStyle w:val="Compact"/>
-              <w:jc w:val="left"/>
-            </w:pPr>
-            <w:r>
-              <w:t xml:space="preserve">M11</w:t>
-            </w:r>
-          </w:p>
-        </w:tc>
-        <w:tc>
-          <w:tcPr/>
-          <w:p>
-            <w:pPr>
-              <w:pStyle w:val="Compact"/>
-              <w:jc w:val="left"/>
-            </w:pPr>
-            <w:r>
-              <w:t xml:space="preserve">29,840</w:t>
-            </w:r>
-          </w:p>
-        </w:tc>
-        <w:tc>
-          <w:tcPr/>
-          <w:p>
-            <w:pPr>
-              <w:pStyle w:val="Compact"/>
-              <w:jc w:val="left"/>
-            </w:pPr>
-            <w:r>
-              <w:t xml:space="preserve">.067</w:t>
-            </w:r>
-          </w:p>
-        </w:tc>
-        <w:tc>
-          <w:tcPr/>
-          <w:p>
-            <w:pPr>
-              <w:pStyle w:val="Compact"/>
-              <w:jc w:val="left"/>
-            </w:pPr>
-            <w:r>
-              <w:rPr>
-                <w:bCs/>
-                <w:b/>
-              </w:rPr>
-              <w:t xml:space="preserve">34.6</w:t>
-            </w:r>
-          </w:p>
-        </w:tc>
-        <w:tc>
-          <w:tcPr/>
-          <w:p>
-            <w:pPr>
-              <w:pStyle w:val="Compact"/>
-              <w:jc w:val="left"/>
-            </w:pPr>
-            <w:r>
-              <w:t xml:space="preserve">.002</w:t>
-            </w:r>
-          </w:p>
-        </w:tc>
-        <w:tc>
-          <w:tcPr/>
-          <w:p>
-            <w:pPr>
-              <w:pStyle w:val="Compact"/>
-              <w:jc w:val="left"/>
-            </w:pPr>
-            <w:r>
-              <w:t xml:space="preserve">M10 + three-way DAI×ICRV×FSTS</w:t>
+              <w:t xml:space="preserve">no inverted-U (FIP)</w:t>
             </w:r>
           </w:p>
         </w:tc>
@@ -3985,1240 +5832,7 @@
         <w:t xml:space="preserve"> </w:t>
       </w:r>
       <w:r>
-        <w:t xml:space="preserve">Turning point confirmed by Lind–Mehlum (2010) test (LM p). M10 turning point not identified because ICRV interactions shift the inflection point outside the sample range for some groups. HC1 robust SEs throughout.</w:t>
-      </w:r>
-    </w:p>
-    <w:p>
-      <w:pPr>
-        <w:pStyle w:val="BodyText"/>
-      </w:pPr>
-      <w:r>
-        <w:rPr>
-          <w:bCs/>
-          <w:b/>
-        </w:rPr>
-        <w:t xml:space="preserve">Table 3: Key coefficient estimates (M2, M7, M8, M10)</w:t>
-      </w:r>
-    </w:p>
-    <w:tbl>
-      <w:tblPr>
-        <w:tblStyle w:val="Table"/>
-        <w:tblW w:type="auto" w:w="0"/>
-        <w:tblLook w:firstRow="1" w:lastRow="0" w:firstColumn="0" w:lastColumn="0" w:noHBand="0" w:noVBand="0" w:val="0020"/>
-        <w:jc w:val="start"/>
-      </w:tblPr>
-      <w:tblGrid>
-        <w:gridCol w:w="1320"/>
-        <w:gridCol w:w="1320"/>
-        <w:gridCol w:w="1320"/>
-        <w:gridCol w:w="1320"/>
-        <w:gridCol w:w="1320"/>
-        <w:gridCol w:w="1320"/>
-      </w:tblGrid>
-      <w:tr>
-        <w:trPr>
-          <w:tblHeader w:val="true"/>
-        </w:trPr>
-        <w:tc>
-          <w:tcPr/>
-          <w:p>
-            <w:pPr>
-              <w:pStyle w:val="Compact"/>
-              <w:jc w:val="left"/>
-            </w:pPr>
-            <w:r>
-              <w:t xml:space="preserve">Term</w:t>
-            </w:r>
-          </w:p>
-        </w:tc>
-        <w:tc>
-          <w:tcPr/>
-          <w:p>
-            <w:pPr>
-              <w:pStyle w:val="Compact"/>
-              <w:jc w:val="left"/>
-            </w:pPr>
-            <w:r>
-              <w:t xml:space="preserve">M2</w:t>
-            </w:r>
-          </w:p>
-        </w:tc>
-        <w:tc>
-          <w:tcPr/>
-          <w:p>
-            <w:pPr>
-              <w:pStyle w:val="Compact"/>
-              <w:jc w:val="left"/>
-            </w:pPr>
-            <w:r>
-              <w:t xml:space="preserve">M7</w:t>
-            </w:r>
-          </w:p>
-        </w:tc>
-        <w:tc>
-          <w:tcPr/>
-          <w:p>
-            <w:pPr>
-              <w:pStyle w:val="Compact"/>
-              <w:jc w:val="left"/>
-            </w:pPr>
-            <w:r>
-              <w:t xml:space="preserve">M8</w:t>
-            </w:r>
-          </w:p>
-        </w:tc>
-        <w:tc>
-          <w:tcPr/>
-          <w:p>
-            <w:pPr>
-              <w:pStyle w:val="Compact"/>
-              <w:jc w:val="left"/>
-            </w:pPr>
-            <w:r>
-              <w:t xml:space="preserve">M9</w:t>
-            </w:r>
-          </w:p>
-        </w:tc>
-        <w:tc>
-          <w:tcPr/>
-          <w:p>
-            <w:pPr>
-              <w:pStyle w:val="Compact"/>
-              <w:jc w:val="left"/>
-            </w:pPr>
-            <w:r>
-              <w:t xml:space="preserve">M10</w:t>
-            </w:r>
-          </w:p>
-        </w:tc>
-      </w:tr>
-      <w:tr>
-        <w:tc>
-          <w:tcPr/>
-          <w:p>
-            <w:pPr>
-              <w:pStyle w:val="Compact"/>
-              <w:jc w:val="left"/>
-            </w:pPr>
-            <w:r>
-              <w:t xml:space="preserve">FSTS (β₁)</w:t>
-            </w:r>
-          </w:p>
-        </w:tc>
-        <w:tc>
-          <w:tcPr/>
-          <w:p>
-            <w:pPr>
-              <w:pStyle w:val="Compact"/>
-              <w:jc w:val="left"/>
-            </w:pPr>
-            <w:r>
-              <w:t xml:space="preserve">+1.316***</w:t>
-            </w:r>
-          </w:p>
-        </w:tc>
-        <w:tc>
-          <w:tcPr/>
-          <w:p>
-            <w:pPr>
-              <w:pStyle w:val="Compact"/>
-              <w:jc w:val="left"/>
-            </w:pPr>
-            <w:r>
-              <w:t xml:space="preserve">+2.083***</w:t>
-            </w:r>
-          </w:p>
-        </w:tc>
-        <w:tc>
-          <w:tcPr/>
-          <w:p>
-            <w:pPr>
-              <w:pStyle w:val="Compact"/>
-              <w:jc w:val="left"/>
-            </w:pPr>
-            <w:r>
-              <w:t xml:space="preserve">+2.000***</w:t>
-            </w:r>
-          </w:p>
-        </w:tc>
-        <w:tc>
-          <w:tcPr/>
-          <w:p>
-            <w:pPr>
-              <w:pStyle w:val="Compact"/>
-              <w:jc w:val="left"/>
-            </w:pPr>
-            <w:r>
-              <w:t xml:space="preserve">+2.522***</w:t>
-            </w:r>
-          </w:p>
-        </w:tc>
-        <w:tc>
-          <w:tcPr/>
-          <w:p>
-            <w:pPr>
-              <w:pStyle w:val="Compact"/>
-              <w:jc w:val="left"/>
-            </w:pPr>
-            <w:r>
-              <w:t xml:space="preserve">−5.560***</w:t>
-            </w:r>
-          </w:p>
-        </w:tc>
-      </w:tr>
-      <w:tr>
-        <w:tc>
-          <w:tcPr/>
-          <w:p>
-            <w:pPr>
-              <w:pStyle w:val="Compact"/>
-              <w:jc w:val="left"/>
-            </w:pPr>
-            <w:r>
-              <w:t xml:space="preserve">FSTS² (β₂)</w:t>
-            </w:r>
-          </w:p>
-        </w:tc>
-        <w:tc>
-          <w:tcPr/>
-          <w:p>
-            <w:pPr>
-              <w:pStyle w:val="Compact"/>
-              <w:jc w:val="left"/>
-            </w:pPr>
-            <w:r>
-              <w:t xml:space="preserve">−1.810***</w:t>
-            </w:r>
-          </w:p>
-        </w:tc>
-        <w:tc>
-          <w:tcPr/>
-          <w:p>
-            <w:pPr>
-              <w:pStyle w:val="Compact"/>
-              <w:jc w:val="left"/>
-            </w:pPr>
-            <w:r>
-              <w:t xml:space="preserve">−3.074***</w:t>
-            </w:r>
-          </w:p>
-        </w:tc>
-        <w:tc>
-          <w:tcPr/>
-          <w:p>
-            <w:pPr>
-              <w:pStyle w:val="Compact"/>
-              <w:jc w:val="left"/>
-            </w:pPr>
-            <w:r>
-              <w:t xml:space="preserve">−2.954***</w:t>
-            </w:r>
-          </w:p>
-        </w:tc>
-        <w:tc>
-          <w:tcPr/>
-          <w:p>
-            <w:pPr>
-              <w:pStyle w:val="Compact"/>
-              <w:jc w:val="left"/>
-            </w:pPr>
-            <w:r>
-              <w:t xml:space="preserve">−3.497***</w:t>
-            </w:r>
-          </w:p>
-        </w:tc>
-        <w:tc>
-          <w:tcPr/>
-          <w:p>
-            <w:pPr>
-              <w:pStyle w:val="Compact"/>
-              <w:jc w:val="left"/>
-            </w:pPr>
-            <w:r>
-              <w:t xml:space="preserve">+8.517***</w:t>
-            </w:r>
-          </w:p>
-        </w:tc>
-      </w:tr>
-      <w:tr>
-        <w:tc>
-          <w:tcPr/>
-          <w:p>
-            <w:pPr>
-              <w:pStyle w:val="Compact"/>
-              <w:jc w:val="left"/>
-            </w:pPr>
-            <w:r>
-              <w:t xml:space="preserve">TCI_z</w:t>
-            </w:r>
-          </w:p>
-        </w:tc>
-        <w:tc>
-          <w:tcPr/>
-          <w:p>
-            <w:pPr>
-              <w:pStyle w:val="Compact"/>
-              <w:jc w:val="left"/>
-            </w:pPr>
-            <w:r>
-              <w:t xml:space="preserve">—</w:t>
-            </w:r>
-          </w:p>
-        </w:tc>
-        <w:tc>
-          <w:tcPr/>
-          <w:p>
-            <w:pPr>
-              <w:pStyle w:val="Compact"/>
-              <w:jc w:val="left"/>
-            </w:pPr>
-            <w:r>
-              <w:t xml:space="preserve">+0.344***</w:t>
-            </w:r>
-          </w:p>
-        </w:tc>
-        <w:tc>
-          <w:tcPr/>
-          <w:p>
-            <w:pPr>
-              <w:pStyle w:val="Compact"/>
-              <w:jc w:val="left"/>
-            </w:pPr>
-            <w:r>
-              <w:t xml:space="preserve">+0.307***</w:t>
-            </w:r>
-          </w:p>
-        </w:tc>
-        <w:tc>
-          <w:tcPr/>
-          <w:p>
-            <w:pPr>
-              <w:pStyle w:val="Compact"/>
-              <w:jc w:val="left"/>
-            </w:pPr>
-            <w:r>
-              <w:t xml:space="preserve">+0.304***</w:t>
-            </w:r>
-          </w:p>
-        </w:tc>
-        <w:tc>
-          <w:tcPr/>
-          <w:p>
-            <w:pPr>
-              <w:pStyle w:val="Compact"/>
-              <w:jc w:val="left"/>
-            </w:pPr>
-            <w:r>
-              <w:t xml:space="preserve">+0.256***</w:t>
-            </w:r>
-          </w:p>
-        </w:tc>
-      </w:tr>
-      <w:tr>
-        <w:tc>
-          <w:tcPr/>
-          <w:p>
-            <w:pPr>
-              <w:pStyle w:val="Compact"/>
-              <w:jc w:val="left"/>
-            </w:pPr>
-            <w:r>
-              <w:t xml:space="preserve">FSTS×TCI</w:t>
-            </w:r>
-          </w:p>
-        </w:tc>
-        <w:tc>
-          <w:tcPr/>
-          <w:p>
-            <w:pPr>
-              <w:pStyle w:val="Compact"/>
-              <w:jc w:val="left"/>
-            </w:pPr>
-            <w:r>
-              <w:t xml:space="preserve">—</w:t>
-            </w:r>
-          </w:p>
-        </w:tc>
-        <w:tc>
-          <w:tcPr/>
-          <w:p>
-            <w:pPr>
-              <w:pStyle w:val="Compact"/>
-              <w:jc w:val="left"/>
-            </w:pPr>
-            <w:r>
-              <w:t xml:space="preserve">−0.144</w:t>
-            </w:r>
-          </w:p>
-        </w:tc>
-        <w:tc>
-          <w:tcPr/>
-          <w:p>
-            <w:pPr>
-              <w:pStyle w:val="Compact"/>
-              <w:jc w:val="left"/>
-            </w:pPr>
-            <w:r>
-              <w:t xml:space="preserve">+0.113</w:t>
-            </w:r>
-          </w:p>
-        </w:tc>
-        <w:tc>
-          <w:tcPr/>
-          <w:p>
-            <w:pPr>
-              <w:pStyle w:val="Compact"/>
-              <w:jc w:val="left"/>
-            </w:pPr>
-            <w:r>
-              <w:t xml:space="preserve">+0.134</w:t>
-            </w:r>
-          </w:p>
-        </w:tc>
-        <w:tc>
-          <w:tcPr/>
-          <w:p>
-            <w:pPr>
-              <w:pStyle w:val="Compact"/>
-              <w:jc w:val="left"/>
-            </w:pPr>
-            <w:r>
-              <w:t xml:space="preserve">—</w:t>
-            </w:r>
-          </w:p>
-        </w:tc>
-      </w:tr>
-      <w:tr>
-        <w:tc>
-          <w:tcPr/>
-          <w:p>
-            <w:pPr>
-              <w:pStyle w:val="Compact"/>
-              <w:jc w:val="left"/>
-            </w:pPr>
-            <w:r>
-              <w:t xml:space="preserve">FSTS²×TCI</w:t>
-            </w:r>
-          </w:p>
-        </w:tc>
-        <w:tc>
-          <w:tcPr/>
-          <w:p>
-            <w:pPr>
-              <w:pStyle w:val="Compact"/>
-              <w:jc w:val="left"/>
-            </w:pPr>
-            <w:r>
-              <w:t xml:space="preserve">—</w:t>
-            </w:r>
-          </w:p>
-        </w:tc>
-        <w:tc>
-          <w:tcPr/>
-          <w:p>
-            <w:pPr>
-              <w:pStyle w:val="Compact"/>
-              <w:jc w:val="left"/>
-            </w:pPr>
-            <w:r>
-              <w:t xml:space="preserve">−0.137</w:t>
-            </w:r>
-          </w:p>
-        </w:tc>
-        <w:tc>
-          <w:tcPr/>
-          <w:p>
-            <w:pPr>
-              <w:pStyle w:val="Compact"/>
-              <w:jc w:val="left"/>
-            </w:pPr>
-            <w:r>
-              <w:t xml:space="preserve">−0.418</w:t>
-            </w:r>
-          </w:p>
-        </w:tc>
-        <w:tc>
-          <w:tcPr/>
-          <w:p>
-            <w:pPr>
-              <w:pStyle w:val="Compact"/>
-              <w:jc w:val="left"/>
-            </w:pPr>
-            <w:r>
-              <w:t xml:space="preserve">−0.398</w:t>
-            </w:r>
-          </w:p>
-        </w:tc>
-        <w:tc>
-          <w:tcPr/>
-          <w:p>
-            <w:pPr>
-              <w:pStyle w:val="Compact"/>
-              <w:jc w:val="left"/>
-            </w:pPr>
-            <w:r>
-              <w:t xml:space="preserve">—</w:t>
-            </w:r>
-          </w:p>
-        </w:tc>
-      </w:tr>
-      <w:tr>
-        <w:tc>
-          <w:tcPr/>
-          <w:p>
-            <w:pPr>
-              <w:pStyle w:val="Compact"/>
-              <w:jc w:val="left"/>
-            </w:pPr>
-            <w:r>
-              <w:t xml:space="preserve">DAI_z</w:t>
-            </w:r>
-          </w:p>
-        </w:tc>
-        <w:tc>
-          <w:tcPr/>
-          <w:p>
-            <w:pPr>
-              <w:pStyle w:val="Compact"/>
-              <w:jc w:val="left"/>
-            </w:pPr>
-            <w:r>
-              <w:t xml:space="preserve">—</w:t>
-            </w:r>
-          </w:p>
-        </w:tc>
-        <w:tc>
-          <w:tcPr/>
-          <w:p>
-            <w:pPr>
-              <w:pStyle w:val="Compact"/>
-              <w:jc w:val="left"/>
-            </w:pPr>
-            <w:r>
-              <w:t xml:space="preserve">—</w:t>
-            </w:r>
-          </w:p>
-        </w:tc>
-        <w:tc>
-          <w:tcPr/>
-          <w:p>
-            <w:pPr>
-              <w:pStyle w:val="Compact"/>
-              <w:jc w:val="left"/>
-            </w:pPr>
-            <w:r>
-              <w:t xml:space="preserve">+0.155***</w:t>
-            </w:r>
-          </w:p>
-        </w:tc>
-        <w:tc>
-          <w:tcPr/>
-          <w:p>
-            <w:pPr>
-              <w:pStyle w:val="Compact"/>
-              <w:jc w:val="left"/>
-            </w:pPr>
-            <w:r>
-              <w:t xml:space="preserve">+0.145***</w:t>
-            </w:r>
-          </w:p>
-        </w:tc>
-        <w:tc>
-          <w:tcPr/>
-          <w:p>
-            <w:pPr>
-              <w:pStyle w:val="Compact"/>
-              <w:jc w:val="left"/>
-            </w:pPr>
-            <w:r>
-              <w:t xml:space="preserve">+0.181***</w:t>
-            </w:r>
-          </w:p>
-        </w:tc>
-      </w:tr>
-      <w:tr>
-        <w:tc>
-          <w:tcPr/>
-          <w:p>
-            <w:pPr>
-              <w:pStyle w:val="Compact"/>
-              <w:jc w:val="left"/>
-            </w:pPr>
-            <w:r>
-              <w:t xml:space="preserve">FSTS×DAI</w:t>
-            </w:r>
-          </w:p>
-        </w:tc>
-        <w:tc>
-          <w:tcPr/>
-          <w:p>
-            <w:pPr>
-              <w:pStyle w:val="Compact"/>
-              <w:jc w:val="left"/>
-            </w:pPr>
-            <w:r>
-              <w:t xml:space="preserve">—</w:t>
-            </w:r>
-          </w:p>
-        </w:tc>
-        <w:tc>
-          <w:tcPr/>
-          <w:p>
-            <w:pPr>
-              <w:pStyle w:val="Compact"/>
-              <w:jc w:val="left"/>
-            </w:pPr>
-            <w:r>
-              <w:t xml:space="preserve">—</w:t>
-            </w:r>
-          </w:p>
-        </w:tc>
-        <w:tc>
-          <w:tcPr/>
-          <w:p>
-            <w:pPr>
-              <w:pStyle w:val="Compact"/>
-              <w:jc w:val="left"/>
-            </w:pPr>
-            <w:r>
-              <w:t xml:space="preserve">−0.614***</w:t>
-            </w:r>
-          </w:p>
-        </w:tc>
-        <w:tc>
-          <w:tcPr/>
-          <w:p>
-            <w:pPr>
-              <w:pStyle w:val="Compact"/>
-              <w:jc w:val="left"/>
-            </w:pPr>
-            <w:r>
-              <w:t xml:space="preserve">−0.780***</w:t>
-            </w:r>
-          </w:p>
-        </w:tc>
-        <w:tc>
-          <w:tcPr/>
-          <w:p>
-            <w:pPr>
-              <w:pStyle w:val="Compact"/>
-              <w:jc w:val="left"/>
-            </w:pPr>
-            <w:r>
-              <w:t xml:space="preserve">—</w:t>
-            </w:r>
-          </w:p>
-        </w:tc>
-      </w:tr>
-      <w:tr>
-        <w:tc>
-          <w:tcPr/>
-          <w:p>
-            <w:pPr>
-              <w:pStyle w:val="Compact"/>
-              <w:jc w:val="left"/>
-            </w:pPr>
-            <w:r>
-              <w:t xml:space="preserve">FSTS²×DAI</w:t>
-            </w:r>
-          </w:p>
-        </w:tc>
-        <w:tc>
-          <w:tcPr/>
-          <w:p>
-            <w:pPr>
-              <w:pStyle w:val="Compact"/>
-              <w:jc w:val="left"/>
-            </w:pPr>
-            <w:r>
-              <w:t xml:space="preserve">—</w:t>
-            </w:r>
-          </w:p>
-        </w:tc>
-        <w:tc>
-          <w:tcPr/>
-          <w:p>
-            <w:pPr>
-              <w:pStyle w:val="Compact"/>
-              <w:jc w:val="left"/>
-            </w:pPr>
-            <w:r>
-              <w:t xml:space="preserve">—</w:t>
-            </w:r>
-          </w:p>
-        </w:tc>
-        <w:tc>
-          <w:tcPr/>
-          <w:p>
-            <w:pPr>
-              <w:pStyle w:val="Compact"/>
-              <w:jc w:val="left"/>
-            </w:pPr>
-            <w:r>
-              <w:t xml:space="preserve">+0.766**</w:t>
-            </w:r>
-          </w:p>
-        </w:tc>
-        <w:tc>
-          <w:tcPr/>
-          <w:p>
-            <w:pPr>
-              <w:pStyle w:val="Compact"/>
-              <w:jc w:val="left"/>
-            </w:pPr>
-            <w:r>
-              <w:t xml:space="preserve">+0.994***</w:t>
-            </w:r>
-          </w:p>
-        </w:tc>
-        <w:tc>
-          <w:tcPr/>
-          <w:p>
-            <w:pPr>
-              <w:pStyle w:val="Compact"/>
-              <w:jc w:val="left"/>
-            </w:pPr>
-            <w:r>
-              <w:t xml:space="preserve">—</w:t>
-            </w:r>
-          </w:p>
-        </w:tc>
-      </w:tr>
-      <w:tr>
-        <w:tc>
-          <w:tcPr/>
-          <w:p>
-            <w:pPr>
-              <w:pStyle w:val="Compact"/>
-              <w:jc w:val="left"/>
-            </w:pPr>
-            <w:r>
-              <w:t xml:space="preserve">mgr_experience</w:t>
-            </w:r>
-          </w:p>
-        </w:tc>
-        <w:tc>
-          <w:tcPr/>
-          <w:p>
-            <w:pPr>
-              <w:pStyle w:val="Compact"/>
-              <w:jc w:val="left"/>
-            </w:pPr>
-            <w:r>
-              <w:t xml:space="preserve">—</w:t>
-            </w:r>
-          </w:p>
-        </w:tc>
-        <w:tc>
-          <w:tcPr/>
-          <w:p>
-            <w:pPr>
-              <w:pStyle w:val="Compact"/>
-              <w:jc w:val="left"/>
-            </w:pPr>
-            <w:r>
-              <w:t xml:space="preserve">—</w:t>
-            </w:r>
-          </w:p>
-        </w:tc>
-        <w:tc>
-          <w:tcPr/>
-          <w:p>
-            <w:pPr>
-              <w:pStyle w:val="Compact"/>
-              <w:jc w:val="left"/>
-            </w:pPr>
-            <w:r>
-              <w:t xml:space="preserve">—</w:t>
-            </w:r>
-          </w:p>
-        </w:tc>
-        <w:tc>
-          <w:tcPr/>
-          <w:p>
-            <w:pPr>
-              <w:pStyle w:val="Compact"/>
-              <w:jc w:val="left"/>
-            </w:pPr>
-            <w:r>
-              <w:t xml:space="preserve">+0.007*</w:t>
-            </w:r>
-          </w:p>
-        </w:tc>
-        <w:tc>
-          <w:tcPr/>
-          <w:p>
-            <w:pPr>
-              <w:pStyle w:val="Compact"/>
-              <w:jc w:val="left"/>
-            </w:pPr>
-            <w:r>
-              <w:t xml:space="preserve">—</w:t>
-            </w:r>
-          </w:p>
-        </w:tc>
-      </w:tr>
-      <w:tr>
-        <w:tc>
-          <w:tcPr/>
-          <w:p>
-            <w:pPr>
-              <w:pStyle w:val="Compact"/>
-              <w:jc w:val="left"/>
-            </w:pPr>
-            <w:r>
-              <w:t xml:space="preserve">mgr_female</w:t>
-            </w:r>
-          </w:p>
-        </w:tc>
-        <w:tc>
-          <w:tcPr/>
-          <w:p>
-            <w:pPr>
-              <w:pStyle w:val="Compact"/>
-              <w:jc w:val="left"/>
-            </w:pPr>
-            <w:r>
-              <w:t xml:space="preserve">—</w:t>
-            </w:r>
-          </w:p>
-        </w:tc>
-        <w:tc>
-          <w:tcPr/>
-          <w:p>
-            <w:pPr>
-              <w:pStyle w:val="Compact"/>
-              <w:jc w:val="left"/>
-            </w:pPr>
-            <w:r>
-              <w:t xml:space="preserve">—</w:t>
-            </w:r>
-          </w:p>
-        </w:tc>
-        <w:tc>
-          <w:tcPr/>
-          <w:p>
-            <w:pPr>
-              <w:pStyle w:val="Compact"/>
-              <w:jc w:val="left"/>
-            </w:pPr>
-            <w:r>
-              <w:t xml:space="preserve">—</w:t>
-            </w:r>
-          </w:p>
-        </w:tc>
-        <w:tc>
-          <w:tcPr/>
-          <w:p>
-            <w:pPr>
-              <w:pStyle w:val="Compact"/>
-              <w:jc w:val="left"/>
-            </w:pPr>
-            <w:r>
-              <w:t xml:space="preserve">+0.185***</w:t>
-            </w:r>
-          </w:p>
-        </w:tc>
-        <w:tc>
-          <w:tcPr/>
-          <w:p>
-            <w:pPr>
-              <w:pStyle w:val="Compact"/>
-              <w:jc w:val="left"/>
-            </w:pPr>
-            <w:r>
-              <w:t xml:space="preserve">—</w:t>
-            </w:r>
-          </w:p>
-        </w:tc>
-      </w:tr>
-      <w:tr>
-        <w:tc>
-          <w:tcPr/>
-          <w:p>
-            <w:pPr>
-              <w:pStyle w:val="Compact"/>
-              <w:jc w:val="left"/>
-            </w:pPr>
-            <w:r>
-              <w:t xml:space="preserve">ICRV_group</w:t>
-            </w:r>
-          </w:p>
-        </w:tc>
-        <w:tc>
-          <w:tcPr/>
-          <w:p>
-            <w:pPr>
-              <w:pStyle w:val="Compact"/>
-              <w:jc w:val="left"/>
-            </w:pPr>
-            <w:r>
-              <w:t xml:space="preserve">—</w:t>
-            </w:r>
-          </w:p>
-        </w:tc>
-        <w:tc>
-          <w:tcPr/>
-          <w:p>
-            <w:pPr>
-              <w:pStyle w:val="Compact"/>
-              <w:jc w:val="left"/>
-            </w:pPr>
-            <w:r>
-              <w:t xml:space="preserve">—</w:t>
-            </w:r>
-          </w:p>
-        </w:tc>
-        <w:tc>
-          <w:tcPr/>
-          <w:p>
-            <w:pPr>
-              <w:pStyle w:val="Compact"/>
-              <w:jc w:val="left"/>
-            </w:pPr>
-            <w:r>
-              <w:t xml:space="preserve">—</w:t>
-            </w:r>
-          </w:p>
-        </w:tc>
-        <w:tc>
-          <w:tcPr/>
-          <w:p>
-            <w:pPr>
-              <w:pStyle w:val="Compact"/>
-              <w:jc w:val="left"/>
-            </w:pPr>
-            <w:r>
-              <w:t xml:space="preserve">—</w:t>
-            </w:r>
-          </w:p>
-        </w:tc>
-        <w:tc>
-          <w:tcPr/>
-          <w:p>
-            <w:pPr>
-              <w:pStyle w:val="Compact"/>
-              <w:jc w:val="left"/>
-            </w:pPr>
-            <w:r>
-              <w:t xml:space="preserve">+0.729***</w:t>
-            </w:r>
-          </w:p>
-        </w:tc>
-      </w:tr>
-      <w:tr>
-        <w:tc>
-          <w:tcPr/>
-          <w:p>
-            <w:pPr>
-              <w:pStyle w:val="Compact"/>
-              <w:jc w:val="left"/>
-            </w:pPr>
-            <w:r>
-              <w:t xml:space="preserve">FSTS×ICRV</w:t>
-            </w:r>
-          </w:p>
-        </w:tc>
-        <w:tc>
-          <w:tcPr/>
-          <w:p>
-            <w:pPr>
-              <w:pStyle w:val="Compact"/>
-              <w:jc w:val="left"/>
-            </w:pPr>
-            <w:r>
-              <w:t xml:space="preserve">—</w:t>
-            </w:r>
-          </w:p>
-        </w:tc>
-        <w:tc>
-          <w:tcPr/>
-          <w:p>
-            <w:pPr>
-              <w:pStyle w:val="Compact"/>
-              <w:jc w:val="left"/>
-            </w:pPr>
-            <w:r>
-              <w:t xml:space="preserve">—</w:t>
-            </w:r>
-          </w:p>
-        </w:tc>
-        <w:tc>
-          <w:tcPr/>
-          <w:p>
-            <w:pPr>
-              <w:pStyle w:val="Compact"/>
-              <w:jc w:val="left"/>
-            </w:pPr>
-            <w:r>
-              <w:t xml:space="preserve">—</w:t>
-            </w:r>
-          </w:p>
-        </w:tc>
-        <w:tc>
-          <w:tcPr/>
-          <w:p>
-            <w:pPr>
-              <w:pStyle w:val="Compact"/>
-              <w:jc w:val="left"/>
-            </w:pPr>
-            <w:r>
-              <w:t xml:space="preserve">—</w:t>
-            </w:r>
-          </w:p>
-        </w:tc>
-        <w:tc>
-          <w:tcPr/>
-          <w:p>
-            <w:pPr>
-              <w:pStyle w:val="Compact"/>
-              <w:jc w:val="left"/>
-            </w:pPr>
-            <w:r>
-              <w:t xml:space="preserve">+1.636***</w:t>
-            </w:r>
-          </w:p>
-        </w:tc>
-      </w:tr>
-      <w:tr>
-        <w:tc>
-          <w:tcPr/>
-          <w:p>
-            <w:pPr>
-              <w:pStyle w:val="Compact"/>
-              <w:jc w:val="left"/>
-            </w:pPr>
-            <w:r>
-              <w:t xml:space="preserve">FSTS²×ICRV</w:t>
-            </w:r>
-          </w:p>
-        </w:tc>
-        <w:tc>
-          <w:tcPr/>
-          <w:p>
-            <w:pPr>
-              <w:pStyle w:val="Compact"/>
-              <w:jc w:val="left"/>
-            </w:pPr>
-            <w:r>
-              <w:t xml:space="preserve">—</w:t>
-            </w:r>
-          </w:p>
-        </w:tc>
-        <w:tc>
-          <w:tcPr/>
-          <w:p>
-            <w:pPr>
-              <w:pStyle w:val="Compact"/>
-              <w:jc w:val="left"/>
-            </w:pPr>
-            <w:r>
-              <w:t xml:space="preserve">—</w:t>
-            </w:r>
-          </w:p>
-        </w:tc>
-        <w:tc>
-          <w:tcPr/>
-          <w:p>
-            <w:pPr>
-              <w:pStyle w:val="Compact"/>
-              <w:jc w:val="left"/>
-            </w:pPr>
-            <w:r>
-              <w:t xml:space="preserve">—</w:t>
-            </w:r>
-          </w:p>
-        </w:tc>
-        <w:tc>
-          <w:tcPr/>
-          <w:p>
-            <w:pPr>
-              <w:pStyle w:val="Compact"/>
-              <w:jc w:val="left"/>
-            </w:pPr>
-            <w:r>
-              <w:t xml:space="preserve">—</w:t>
-            </w:r>
-          </w:p>
-        </w:tc>
-        <w:tc>
-          <w:tcPr/>
-          <w:p>
-            <w:pPr>
-              <w:pStyle w:val="Compact"/>
-              <w:jc w:val="left"/>
-            </w:pPr>
-            <w:r>
-              <w:t xml:space="preserve">−2.501***</w:t>
-            </w:r>
-          </w:p>
-        </w:tc>
-      </w:tr>
-      <w:tr>
-        <w:tc>
-          <w:tcPr/>
-          <w:p>
-            <w:pPr>
-              <w:pStyle w:val="Compact"/>
-              <w:jc w:val="left"/>
-            </w:pPr>
-            <w:r>
-              <w:t xml:space="preserve">N</w:t>
-            </w:r>
-          </w:p>
-        </w:tc>
-        <w:tc>
-          <w:tcPr/>
-          <w:p>
-            <w:pPr>
-              <w:pStyle w:val="Compact"/>
-              <w:jc w:val="left"/>
-            </w:pPr>
-            <w:r>
-              <w:t xml:space="preserve">84,910</w:t>
-            </w:r>
-          </w:p>
-        </w:tc>
-        <w:tc>
-          <w:tcPr/>
-          <w:p>
-            <w:pPr>
-              <w:pStyle w:val="Compact"/>
-              <w:jc w:val="left"/>
-            </w:pPr>
-            <w:r>
-              <w:t xml:space="preserve">38,051</w:t>
-            </w:r>
-          </w:p>
-        </w:tc>
-        <w:tc>
-          <w:tcPr/>
-          <w:p>
-            <w:pPr>
-              <w:pStyle w:val="Compact"/>
-              <w:jc w:val="left"/>
-            </w:pPr>
-            <w:r>
-              <w:t xml:space="preserve">37,940</w:t>
-            </w:r>
-          </w:p>
-        </w:tc>
-        <w:tc>
-          <w:tcPr/>
-          <w:p>
-            <w:pPr>
-              <w:pStyle w:val="Compact"/>
-              <w:jc w:val="left"/>
-            </w:pPr>
-            <w:r>
-              <w:t xml:space="preserve">35,568</w:t>
-            </w:r>
-          </w:p>
-        </w:tc>
-        <w:tc>
-          <w:tcPr/>
-          <w:p>
-            <w:pPr>
-              <w:pStyle w:val="Compact"/>
-              <w:jc w:val="left"/>
-            </w:pPr>
-            <w:r>
-              <w:t xml:space="preserve">31,928</w:t>
-            </w:r>
-          </w:p>
-        </w:tc>
-      </w:tr>
-      <w:tr>
-        <w:tc>
-          <w:tcPr/>
-          <w:p>
-            <w:pPr>
-              <w:pStyle w:val="Compact"/>
-              <w:jc w:val="left"/>
-            </w:pPr>
-            <w:r>
-              <w:t xml:space="preserve">Adj R²</w:t>
-            </w:r>
-          </w:p>
-        </w:tc>
-        <w:tc>
-          <w:tcPr/>
-          <w:p>
-            <w:pPr>
-              <w:pStyle w:val="Compact"/>
-              <w:jc w:val="left"/>
-            </w:pPr>
-            <w:r>
-              <w:t xml:space="preserve">.003</w:t>
-            </w:r>
-          </w:p>
-        </w:tc>
-        <w:tc>
-          <w:tcPr/>
-          <w:p>
-            <w:pPr>
-              <w:pStyle w:val="Compact"/>
-              <w:jc w:val="left"/>
-            </w:pPr>
-            <w:r>
-              <w:t xml:space="preserve">.025</w:t>
-            </w:r>
-          </w:p>
-        </w:tc>
-        <w:tc>
-          <w:tcPr/>
-          <w:p>
-            <w:pPr>
-              <w:pStyle w:val="Compact"/>
-              <w:jc w:val="left"/>
-            </w:pPr>
-            <w:r>
-              <w:t xml:space="preserve">.030</w:t>
-            </w:r>
-          </w:p>
-        </w:tc>
-        <w:tc>
-          <w:tcPr/>
-          <w:p>
-            <w:pPr>
-              <w:pStyle w:val="Compact"/>
-              <w:jc w:val="left"/>
-            </w:pPr>
-            <w:r>
-              <w:t xml:space="preserve">.035</w:t>
-            </w:r>
-          </w:p>
-        </w:tc>
-        <w:tc>
-          <w:tcPr/>
-          <w:p>
-            <w:pPr>
-              <w:pStyle w:val="Compact"/>
-              <w:jc w:val="left"/>
-            </w:pPr>
-            <w:r>
-              <w:t xml:space="preserve">.049</w:t>
-            </w:r>
-          </w:p>
-        </w:tc>
-      </w:tr>
-    </w:tbl>
-    <w:p>
-      <w:pPr>
-        <w:pStyle w:val="BodyText"/>
-      </w:pPr>
-      <w:r>
-        <w:rPr>
-          <w:iCs/>
-          <w:i/>
-        </w:rPr>
-        <w:t xml:space="preserve">Note.</w:t>
-      </w:r>
-      <w:r>
-        <w:t xml:space="preserve"> </w:t>
-      </w:r>
-      <w:r>
-        <w:t xml:space="preserve">HC1 robust SEs. *** p &lt; .001, ** p &lt; .01, * p &lt; .05, † p &lt; .10. Controls (female_owner, foreign_own_pct, firm_age, ln_size) included in M7–M10 but not reported for space. M11 (N=29,840, AdjR²=.067, TP=34.6%, LM p=.002): DAI×ICRV=+0.060*, three-way FSTS×DAI×ICRV=−0.001 (NS), mgr_experience=+0.009**, FSTS×mgr=−0.019†, mgr_female=+0.187***, female_owner=+0.128**.</w:t>
+        <w:t xml:space="preserve">Within-group quadratic with controls and two-way FE. The three-zone structure (sharp in the transition regime, near-linear at the top, dissolving at the bottom) is the paper's central institutional finding. Consistent with the dissertation's canonical per-ICRV values.</w:t>
       </w:r>
     </w:p>
     <w:p>
@@ -5228,8 +5842,8 @@
         </w:pict>
       </w:r>
     </w:p>
-    <w:bookmarkEnd w:id="74"/>
-    <w:bookmarkStart w:id="77" w:name="X09b5d89c7c8f35bf9d25d1bfe47da72b2ba58bf"/>
+    <w:bookmarkEnd w:id="75"/>
+    <w:bookmarkStart w:id="78" w:name="X09b5d89c7c8f35bf9d25d1bfe47da72b2ba58bf"/>
     <w:p>
       <w:pPr>
         <w:pStyle w:val="Heading2"/>
@@ -5283,7 +5897,7 @@
         </w:rPr>
         <w:t xml:space="preserve"> </w:t>
       </w:r>
-      <w:hyperlink r:id="rId75">
+      <w:hyperlink r:id="rId76">
         <w:r>
           <w:rPr>
             <w:rStyle w:val="Hyperlink"/>
@@ -5317,7 +5931,7 @@
         </w:rPr>
         <w:t xml:space="preserve"> </w:t>
       </w:r>
-      <w:hyperlink r:id="rId76">
+      <w:hyperlink r:id="rId77">
         <w:r>
           <w:rPr>
             <w:rStyle w:val="Hyperlink"/>
@@ -5335,8 +5949,8 @@
         <w:t xml:space="preserve">, ORCID: 0000-0002-7711-2487</w:t>
       </w:r>
     </w:p>
-    <w:bookmarkEnd w:id="77"/>
     <w:bookmarkEnd w:id="78"/>
+    <w:bookmarkEnd w:id="79"/>
     <w:sectPr>
       <w:pgSz w:h="16838" w:w="11906"/>
       <w:pgMar w:bottom="1417" w:left="1417" w:right="1417" w:top="1417"/>
